--- a/downloads/student/ai-3-week-15.docx
+++ b/downloads/student/ai-3-week-15.docx
@@ -1750,6 +1750,16 @@
     <w:p>
       <w:r>
         <w:t>Authority is declared in this fictional case; real conflicting sources may require the responsible owner’s review.</w:t>
+      </w:r>
+    </w:p>
+    <w:p>
+      <w:r>
+        <w:t>Read the labelled picture: Which source fields must be checked before answering day 9?</w:t>
+      </w:r>
+    </w:p>
+    <w:p>
+      <w:r>
+        <w:t>Change one thing: A signed amendment C explicitly revokes B effective day 12 and restores Hall 1. Predict the result before checking the explanation. What remains the same?</w:t>
       </w:r>
     </w:p>
     <w:p>
@@ -3817,6 +3827,187 @@
     <w:p>
       <w:r>
         <w:t>Attempt the independent case before hints. Record whether you worked alone, used a hint or followed a model. After feedback, fix the first unsupported step and explain why it changed. A later check uses a changed case, not a copied answer.</w:t>
+      </w:r>
+    </w:p>
+    <w:p>
+      <w:pPr>
+        <w:pStyle w:val="Heading1"/>
+      </w:pPr>
+      <w:r>
+        <w:t>15. Your lesson route</w:t>
+      </w:r>
+    </w:p>
+    <w:p>
+      <w:r>
+        <w:t>Start with this question: A fictional Study Buddy answers which room a club is authorised to use.</w:t>
+      </w:r>
+    </w:p>
+    <w:tbl>
+      <w:tblPr>
+        <w:tblStyle w:val="LightShading-Accent1"/>
+        <w:tblW w:type="auto" w:w="0"/>
+        <w:tblLook w:firstColumn="1" w:firstRow="1" w:lastColumn="0" w:lastRow="0" w:noHBand="0" w:noVBand="1" w:val="04A0"/>
+      </w:tblPr>
+      <w:tblGrid>
+        <w:gridCol w:w="5112"/>
+        <w:gridCol w:w="5112"/>
+      </w:tblGrid>
+      <w:tr>
+        <w:trPr>
+          <w:tblHeader/>
+        </w:trPr>
+        <w:tc>
+          <w:tcPr>
+            <w:tcW w:type="dxa" w:w="5112"/>
+          </w:tcPr>
+          <w:p>
+            <w:r>
+              <w:t>By the end, I can</w:t>
+            </w:r>
+          </w:p>
+        </w:tc>
+        <w:tc>
+          <w:tcPr>
+            <w:tcW w:type="dxa" w:w="5112"/>
+          </w:tcPr>
+          <w:p>
+            <w:r>
+              <w:t>How I will show it</w:t>
+            </w:r>
+          </w:p>
+        </w:tc>
+      </w:tr>
+      <w:tr>
+        <w:tc>
+          <w:tcPr>
+            <w:tcW w:type="dxa" w:w="5112"/>
+          </w:tcPr>
+          <w:p>
+            <w:r>
+              <w:t>Explain the mechanism and terminology of conflicting and time-sensitive sources</w:t>
+            </w:r>
+          </w:p>
+        </w:tc>
+        <w:tc>
+          <w:tcPr>
+            <w:tcW w:type="dxa" w:w="5112"/>
+          </w:tcPr>
+          <w:p>
+            <w:r>
+              <w:t>Explain the deciding step, show a trace or test, and state one limit.</w:t>
+            </w:r>
+          </w:p>
+        </w:tc>
+      </w:tr>
+      <w:tr>
+        <w:tc>
+          <w:tcPr>
+            <w:tcW w:type="dxa" w:w="5112"/>
+          </w:tcPr>
+          <w:p>
+            <w:r>
+              <w:t>Apply the stated procedure to a new case with a traceable result</w:t>
+            </w:r>
+          </w:p>
+        </w:tc>
+        <w:tc>
+          <w:tcPr>
+            <w:tcW w:type="dxa" w:w="5112"/>
+          </w:tcPr>
+          <w:p>
+            <w:r>
+              <w:t>Explain the deciding step, show a trace or test, and state one limit.</w:t>
+            </w:r>
+          </w:p>
+        </w:tc>
+      </w:tr>
+      <w:tr>
+        <w:tc>
+          <w:tcPr>
+            <w:tcW w:type="dxa" w:w="5112"/>
+          </w:tcPr>
+          <w:p>
+            <w:r>
+              <w:t>Identify an assumption or limitation and design a revealing follow-up</w:t>
+            </w:r>
+          </w:p>
+        </w:tc>
+        <w:tc>
+          <w:tcPr>
+            <w:tcW w:type="dxa" w:w="5112"/>
+          </w:tcPr>
+          <w:p>
+            <w:r>
+              <w:t>Explain the deciding step, show a trace or test, and state one limit.</w:t>
+            </w:r>
+          </w:p>
+        </w:tc>
+      </w:tr>
+    </w:tbl>
+    <w:p>
+      <w:r>
+        <w:t>Remember → watch and explain → try with help → investigate → try independently → keep project evidence. Your teacher may spread this lesson across several classes.</w:t>
+      </w:r>
+    </w:p>
+    <w:p>
+      <w:r>
+        <w:t>Keep your first prediction. Compare it with what the evidence shows and explain any change.</w:t>
+      </w:r>
+    </w:p>
+    <w:p>
+      <w:pPr>
+        <w:pStyle w:val="Heading1"/>
+      </w:pPr>
+      <w:r>
+        <w:t>16. Finish and return</w:t>
+      </w:r>
+    </w:p>
+    <w:p>
+      <w:r>
+        <w:t>Close your notes. Explain this goal in your own words: Explain the mechanism and terminology of conflicting and time-sensitive sources</w:t>
+      </w:r>
+    </w:p>
+    <w:p>
+      <w:pPr>
+        <w:pStyle w:val="Heading3"/>
+      </w:pPr>
+      <w:r>
+        <w:t>My deciding step, evidence and one remaining question</w:t>
+      </w:r>
+    </w:p>
+    <w:p>
+      <w:r>
+        <w:t>________________________________________________________________</w:t>
+      </w:r>
+    </w:p>
+    <w:p>
+      <w:r>
+        <w:t>________________________________________________________________</w:t>
+      </w:r>
+    </w:p>
+    <w:p>
+      <w:r>
+        <w:t>________________________________________________________________</w:t>
+      </w:r>
+    </w:p>
+    <w:p>
+      <w:r>
+        <w:t>________________________________________________________________</w:t>
+      </w:r>
+    </w:p>
+    <w:p>
+      <w:r>
+        <w:t>________________________________________________________________</w:t>
+      </w:r>
+    </w:p>
+    <w:p>
+      <w:r>
+        <w:t>If you are unsure, return to the worked picture and explain one arrow. If you are ready, change an input or assumption and justify your prediction.</w:t>
+      </w:r>
+    </w:p>
+    <w:p>
+      <w:r>
+        <w:t>Save your workbook evidence. At the next review, try a different case before opening your old answer.</w:t>
       </w:r>
     </w:p>
     <w:sectPr>

--- a/downloads/student/ai-3-week-15.docx
+++ b/downloads/student/ai-3-week-15.docx
@@ -4008,6 +4008,207 @@
     <w:p>
       <w:r>
         <w:t>Save your workbook evidence. At the next review, try a different case before opening your old answer.</w:t>
+      </w:r>
+    </w:p>
+    <w:p>
+      <w:pPr>
+        <w:pStyle w:val="Heading1"/>
+      </w:pPr>
+      <w:r>
+        <w:t>17. Supported practice, repair and portfolio</w:t>
+      </w:r>
+    </w:p>
+    <w:p>
+      <w:r>
+        <w:t>Use this supported practice once, in the browser or on paper. Keep the reserved independent assessment for a separate first attempt before teacher feedback.</w:t>
+      </w:r>
+    </w:p>
+    <w:p>
+      <w:r>
+        <w:t>A fictional Study Buddy answers which room a club is authorised to use.</w:t>
+      </w:r>
+    </w:p>
+    <w:p>
+      <w:pPr>
+        <w:pStyle w:val="Heading3"/>
+      </w:pPr>
+      <w:r>
+        <w:t>Practice 1: explain the deciding evidence</w:t>
+      </w:r>
+    </w:p>
+    <w:p>
+      <w:r>
+        <w:t>Which labelled step matches this detail? Reuploading old A on day 10 does not revoke B.</w:t>
+      </w:r>
+    </w:p>
+    <w:p>
+      <w:r>
+        <w:t>1. Day 9</w:t>
+      </w:r>
+    </w:p>
+    <w:p>
+      <w:r>
+        <w:t>2. Ignore upload shortcut</w:t>
+      </w:r>
+    </w:p>
+    <w:p>
+      <w:r>
+        <w:t>3. Day 6</w:t>
+      </w:r>
+    </w:p>
+    <w:p>
+      <w:r>
+        <w:t>4. Check authority</w:t>
+      </w:r>
+    </w:p>
+    <w:p>
+      <w:pPr>
+        <w:pStyle w:val="Heading3"/>
+      </w:pPr>
+      <w:r>
+        <w:t>My selected conclusion, deciding fact and explanation</w:t>
+      </w:r>
+    </w:p>
+    <w:p>
+      <w:r>
+        <w:t>________________________________________________________________</w:t>
+      </w:r>
+    </w:p>
+    <w:p>
+      <w:r>
+        <w:t>________________________________________________________________</w:t>
+      </w:r>
+    </w:p>
+    <w:p>
+      <w:r>
+        <w:t>________________________________________________________________</w:t>
+      </w:r>
+    </w:p>
+    <w:p>
+      <w:r>
+        <w:t>________________________________________________________________</w:t>
+      </w:r>
+    </w:p>
+    <w:p>
+      <w:r>
+        <w:t>________________________________________________________________</w:t>
+      </w:r>
+    </w:p>
+    <w:p>
+      <w:r>
+        <w:t>Hint if needed: Read the steps in the pictorial case. Match the supplied detail to the stage that performs or records it.</w:t>
+      </w:r>
+    </w:p>
+    <w:p>
+      <w:r>
+        <w:t>After your attempt, compare with the supported explanation: Ignore upload shortcut Reuploading old A on day 10 does not revoke B. A source’s upload time and the time its rule takes effect answer different questions. Preserve version relationships and the query’s intended date. The current authoritative chain gives a consistent answer to both queries. A later filename or timestamp alone cannot establish that an old record supersedes a signed amendment.</w:t>
+      </w:r>
+    </w:p>
+    <w:p>
+      <w:pPr>
+        <w:pStyle w:val="Heading3"/>
+      </w:pPr>
+      <w:r>
+        <w:t>Practice 2: explain the deciding evidence</w:t>
+      </w:r>
+    </w:p>
+    <w:p>
+      <w:r>
+        <w:t>Changed-case practice: A signed amendment C explicitly revokes B effective day 12 and restores Hall 1. Which conclusion is supported by the supplied facts?</w:t>
+      </w:r>
+    </w:p>
+    <w:p>
+      <w:r>
+        <w:t>1. Day 9 stays Hall 3; day 13 becomes Hall 1.</w:t>
+      </w:r>
+    </w:p>
+    <w:p>
+      <w:r>
+        <w:t>2. We can decide the result without examining the changed input or the procedure.</w:t>
+      </w:r>
+    </w:p>
+    <w:p>
+      <w:r>
+        <w:t>3. This one example guarantees correct results for every future input.</w:t>
+      </w:r>
+    </w:p>
+    <w:p>
+      <w:pPr>
+        <w:pStyle w:val="Heading3"/>
+      </w:pPr>
+      <w:r>
+        <w:t>My selected conclusion, deciding fact and explanation</w:t>
+      </w:r>
+    </w:p>
+    <w:p>
+      <w:r>
+        <w:t>________________________________________________________________</w:t>
+      </w:r>
+    </w:p>
+    <w:p>
+      <w:r>
+        <w:t>________________________________________________________________</w:t>
+      </w:r>
+    </w:p>
+    <w:p>
+      <w:r>
+        <w:t>________________________________________________________________</w:t>
+      </w:r>
+    </w:p>
+    <w:p>
+      <w:r>
+        <w:t>________________________________________________________________</w:t>
+      </w:r>
+    </w:p>
+    <w:p>
+      <w:r>
+        <w:t>________________________________________________________________</w:t>
+      </w:r>
+    </w:p>
+    <w:p>
+      <w:r>
+        <w:t>Hint if needed: Use the changed condition and the deciding step in the pictorial trace. The answer must say what follows from those facts.</w:t>
+      </w:r>
+    </w:p>
+    <w:p>
+      <w:r>
+        <w:t>After your attempt, compare with the supported explanation: Day 9 stays Hall 3; day 13 becomes Hall 1. The new authoritative change applies from its stated effective date, not retroactively.</w:t>
+      </w:r>
+    </w:p>
+    <w:p>
+      <w:pPr>
+        <w:pStyle w:val="Heading3"/>
+      </w:pPr>
+      <w:r>
+        <w:t>Repair a missing building block</w:t>
+      </w:r>
+    </w:p>
+    <w:p>
+      <w:r>
+        <w:t>Review Hallucination Failure Types (ai-3/14). Goal: Explain the mechanism and terminology of generation failures and verification. Short practice: Can we conclude there will definitely be no lunch from S alone?. Return to this week and explain what you changed.</w:t>
+      </w:r>
+    </w:p>
+    <w:p>
+      <w:r>
+        <w:t>Review Speech and Audio Systems (ai-3/12). Goal: Explain the mechanism and terminology of speech pipelines and multimodal evidence. Short practice: Which stage was initially wrong, and which stage was correctly operating on a wrong input?. Return to this week and explain what you changed.</w:t>
+      </w:r>
+    </w:p>
+    <w:p>
+      <w:r>
+        <w:t>Review Prompt Evaluation (ai-3/9). Goal: Explain the mechanism and terminology of controlled prompt experiments. Short practice: Why is B’s selection defensible here without calling it universally superior?. Return to this week and explain what you changed.</w:t>
+      </w:r>
+    </w:p>
+    <w:p>
+      <w:pPr>
+        <w:pStyle w:val="Heading3"/>
+      </w:pPr>
+      <w:r>
+        <w:t>Keep your completed work</w:t>
+      </w:r>
+    </w:p>
+    <w:p>
+      <w:r>
+        <w:t>Use Download completed work in the hosted lesson to export your answers, reflections, practice feedback and code-run evidence. Open the HTML copy to read or print it. Drafts stay in this browser when storage is available; clear drafts on a shared device.</w:t>
       </w:r>
     </w:p>
     <w:sectPr>

--- a/downloads/student/ai-3-week-15.docx
+++ b/downloads/student/ai-3-week-15.docx
@@ -42,6 +42,11 @@
       </w:r>
     </w:p>
     <w:p>
+      <w:r>
+        <w:t>Start with the target: Explain the mechanism and terminology of conflicting and time-sensitive sources. Try the recall before opening notes.</w:t>
+      </w:r>
+    </w:p>
+    <w:p>
       <w:pPr>
         <w:pStyle w:val="Heading3"/>
       </w:pPr>
@@ -50,17 +55,47 @@
       </w:r>
     </w:p>
     <w:p>
-      <w:r>
-        <w:t>I can explain the mechanism and terminology of conflicting and time-sensitive sources.</w:t>
-      </w:r>
-    </w:p>
-    <w:p>
-      <w:r>
+      <w:pPr>
+        <w:spacing w:line="336" w:lineRule="auto" w:after="180"/>
+      </w:pPr>
+      <w:r>
+        <w:rPr>
+          <w:b w:val="0"/>
+        </w:rPr>
+        <w:t xml:space="preserve">I can explain the </w:t>
+      </w:r>
+      <w:r>
+        <w:rPr>
+          <w:b/>
+        </w:rPr>
+        <w:t>mechanism</w:t>
+      </w:r>
+      <w:r>
+        <w:rPr>
+          <w:b w:val="0"/>
+        </w:rPr>
+        <w:t xml:space="preserve"> and terminology of conflicting and time-sensitive sources.</w:t>
+      </w:r>
+    </w:p>
+    <w:p>
+      <w:pPr>
+        <w:spacing w:line="336" w:lineRule="auto" w:after="180"/>
+      </w:pPr>
+      <w:r>
+        <w:rPr>
+          <w:b w:val="0"/>
+        </w:rPr>
         <w:t>I can apply the stated procedure to a new case with a traceable result.</w:t>
       </w:r>
     </w:p>
     <w:p>
-      <w:r>
+      <w:pPr>
+        <w:spacing w:line="336" w:lineRule="auto" w:after="180"/>
+      </w:pPr>
+      <w:r>
+        <w:rPr>
+          <w:b w:val="0"/>
+        </w:rPr>
         <w:t>I can identify an assumption or limitation and design a revealing follow-up.</w:t>
       </w:r>
     </w:p>
@@ -73,38 +108,134 @@
       </w:r>
     </w:p>
     <w:p>
-      <w:r>
+      <w:pPr>
+        <w:spacing w:line="336" w:lineRule="auto" w:after="180"/>
+      </w:pPr>
+      <w:r>
+        <w:rPr>
+          <w:b w:val="0"/>
+        </w:rPr>
         <w:t>Close your notes first. A rough first answer helps us choose the right starting point; it is not a score for your ability.</w:t>
       </w:r>
     </w:p>
     <w:p>
-      <w:r>
+      <w:pPr>
+        <w:spacing w:line="336" w:lineRule="auto" w:after="180"/>
+      </w:pPr>
+      <w:r>
+        <w:rPr>
+          <w:b w:val="0"/>
+        </w:rPr>
         <w:t>Without opening the old lesson, explain one key idea from Hallucination Failure Types. Give an example and a mistake that the idea helps you avoid.</w:t>
       </w:r>
     </w:p>
     <w:p>
-      <w:r>
+      <w:pPr>
+        <w:spacing w:line="336" w:lineRule="auto" w:after="180"/>
+      </w:pPr>
+      <w:r>
+        <w:rPr>
+          <w:b w:val="0"/>
+        </w:rPr>
         <w:t>Without opening the old lesson, explain one key idea from Speech and Audio Systems. Give an example and a mistake that the idea helps you avoid.</w:t>
       </w:r>
     </w:p>
     <w:p>
-      <w:r>
+      <w:pPr>
+        <w:spacing w:line="336" w:lineRule="auto" w:after="180"/>
+      </w:pPr>
+      <w:r>
+        <w:rPr>
+          <w:b w:val="0"/>
+        </w:rPr>
         <w:t>Without opening the old lesson, explain one key idea from Prompt Evaluation. Give an example and a mistake that the idea helps you avoid.</w:t>
       </w:r>
     </w:p>
     <w:p>
-      <w:r>
-        <w:t>After trying, check the relevant lesson or ask your teacher. Change the part of your explanation that the evidence shows was wrong.</w:t>
-      </w:r>
-    </w:p>
-    <w:p>
-      <w:r>
+      <w:pPr>
+        <w:spacing w:line="336" w:lineRule="auto" w:after="180"/>
+      </w:pPr>
+      <w:r>
+        <w:rPr>
+          <w:b w:val="0"/>
+        </w:rPr>
+        <w:t xml:space="preserve">After trying, check the relevant lesson or ask your teacher. Change the part of your explanation that the </w:t>
+      </w:r>
+      <w:r>
+        <w:rPr>
+          <w:b/>
+        </w:rPr>
+        <w:t>evidence</w:t>
+      </w:r>
+      <w:r>
+        <w:rPr>
+          <w:b w:val="0"/>
+        </w:rPr>
+        <w:t xml:space="preserve"> shows was wrong.</w:t>
+      </w:r>
+    </w:p>
+    <w:p>
+      <w:pPr>
+        <w:spacing w:line="336" w:lineRule="auto" w:after="180"/>
+      </w:pPr>
+      <w:r>
+        <w:rPr>
+          <w:b w:val="0"/>
+        </w:rPr>
         <w:t>Week 15: Source Quality</w:t>
       </w:r>
     </w:p>
     <w:p>
-      <w:r>
-        <w:t>Authority, relevance, currency, and independence determine source usefulness.</w:t>
+      <w:pPr>
+        <w:spacing w:line="336" w:lineRule="auto" w:after="180"/>
+      </w:pPr>
+      <w:r>
+        <w:rPr>
+          <w:b/>
+        </w:rPr>
+        <w:t>Authority</w:t>
+      </w:r>
+      <w:r>
+        <w:rPr>
+          <w:b w:val="0"/>
+        </w:rPr>
+        <w:t xml:space="preserve">, </w:t>
+      </w:r>
+      <w:r>
+        <w:rPr>
+          <w:b/>
+        </w:rPr>
+        <w:t>relevance</w:t>
+      </w:r>
+      <w:r>
+        <w:rPr>
+          <w:b w:val="0"/>
+        </w:rPr>
+        <w:t xml:space="preserve">, </w:t>
+      </w:r>
+      <w:r>
+        <w:rPr>
+          <w:b/>
+        </w:rPr>
+        <w:t>currency</w:t>
+      </w:r>
+      <w:r>
+        <w:rPr>
+          <w:b w:val="0"/>
+        </w:rPr>
+        <w:t xml:space="preserve">, and </w:t>
+      </w:r>
+      <w:r>
+        <w:rPr>
+          <w:b/>
+        </w:rPr>
+        <w:t>independence</w:t>
+      </w:r>
+      <w:r>
+        <w:rPr>
+          <w:b w:val="0"/>
+        </w:rPr>
+        <w:t xml:space="preserve"> determine source usefulness.</w:t>
       </w:r>
     </w:p>
     <w:p>
@@ -144,17 +275,35 @@
       </w:r>
     </w:p>
     <w:p>
-      <w:r>
+      <w:pPr>
+        <w:spacing w:line="336" w:lineRule="auto" w:after="180"/>
+      </w:pPr>
+      <w:r>
+        <w:rPr>
+          <w:b/>
+        </w:rPr>
         <w:t>CREATOR MISSION</w:t>
       </w:r>
     </w:p>
     <w:p>
-      <w:r>
+      <w:pPr>
+        <w:spacing w:line="336" w:lineRule="auto" w:after="180"/>
+      </w:pPr>
+      <w:r>
+        <w:rPr>
+          <w:b w:val="0"/>
+        </w:rPr>
         <w:t>Rank four sources for a low-risk school research question.</w:t>
       </w:r>
     </w:p>
     <w:p>
-      <w:r>
+      <w:pPr>
+        <w:spacing w:line="336" w:lineRule="auto" w:after="180"/>
+      </w:pPr>
+      <w:r>
+        <w:rPr>
+          <w:b w:val="0"/>
+        </w:rPr>
         <w:t>Creator name and date:</w:t>
       </w:r>
     </w:p>
@@ -200,8 +349,38 @@
       </w:r>
     </w:p>
     <w:p>
-      <w:r>
-        <w:t>Recall Abstention and clarification. Explain why a recorded result needs its input conditions and evidence source before it can support a claim.</w:t>
+      <w:pPr>
+        <w:spacing w:line="336" w:lineRule="auto" w:after="180"/>
+      </w:pPr>
+      <w:r>
+        <w:rPr>
+          <w:b w:val="0"/>
+        </w:rPr>
+        <w:t xml:space="preserve">Recall Abstention and clarification. Explain why a recorded result needs its </w:t>
+      </w:r>
+      <w:r>
+        <w:rPr>
+          <w:b/>
+        </w:rPr>
+        <w:t>input</w:t>
+      </w:r>
+      <w:r>
+        <w:rPr>
+          <w:b w:val="0"/>
+        </w:rPr>
+        <w:t xml:space="preserve"> conditions and </w:t>
+      </w:r>
+      <w:r>
+        <w:rPr>
+          <w:b/>
+        </w:rPr>
+        <w:t>evidence</w:t>
+      </w:r>
+      <w:r>
+        <w:rPr>
+          <w:b w:val="0"/>
+        </w:rPr>
+        <w:t xml:space="preserve"> source before it can support a claim.</w:t>
       </w:r>
     </w:p>
     <w:p>
@@ -213,8 +392,26 @@
       </w:r>
     </w:p>
     <w:p>
-      <w:r>
-        <w:t>By the end, I can apply source authority and effective dates rather than choosing the newest-looking upload.</w:t>
+      <w:pPr>
+        <w:spacing w:line="336" w:lineRule="auto" w:after="180"/>
+      </w:pPr>
+      <w:r>
+        <w:rPr>
+          <w:b w:val="0"/>
+        </w:rPr>
+        <w:t xml:space="preserve">By the end, I can apply source </w:t>
+      </w:r>
+      <w:r>
+        <w:rPr>
+          <w:b/>
+        </w:rPr>
+        <w:t>authority</w:t>
+      </w:r>
+      <w:r>
+        <w:rPr>
+          <w:b w:val="0"/>
+        </w:rPr>
+        <w:t xml:space="preserve"> and effective dates rather than choosing the newest-looking upload.</w:t>
       </w:r>
     </w:p>
     <w:p>
@@ -227,17 +424,52 @@
     </w:p>
     <w:p>
       <w:r>
+        <w:t>Investigate the supplied Source Quality case. Separate observations, given facts and assumptions before choosing an explanation.</w:t>
+      </w:r>
+    </w:p>
+    <w:p>
+      <w:pPr>
+        <w:spacing w:line="336" w:lineRule="auto" w:after="180"/>
+      </w:pPr>
+      <w:r>
+        <w:rPr>
+          <w:b/>
+        </w:rPr>
         <w:t>PICTURE STORY</w:t>
       </w:r>
     </w:p>
     <w:p>
-      <w:r>
+      <w:pPr>
+        <w:spacing w:line="336" w:lineRule="auto" w:after="180"/>
+      </w:pPr>
+      <w:r>
+        <w:rPr>
+          <w:b w:val="0"/>
+        </w:rPr>
         <w:t>Notice → Predict → Explain</w:t>
       </w:r>
     </w:p>
     <w:p>
-      <w:r>
-        <w:t>Begin with visible evidence. Do not explain more than the picture and information support.</w:t>
+      <w:pPr>
+        <w:spacing w:line="336" w:lineRule="auto" w:after="180"/>
+      </w:pPr>
+      <w:r>
+        <w:rPr>
+          <w:b w:val="0"/>
+        </w:rPr>
+        <w:t xml:space="preserve">Begin with visible </w:t>
+      </w:r>
+      <w:r>
+        <w:rPr>
+          <w:b/>
+        </w:rPr>
+        <w:t>evidence</w:t>
+      </w:r>
+      <w:r>
+        <w:rPr>
+          <w:b w:val="0"/>
+        </w:rPr>
+        <w:t>. Do not explain more than the picture and information support.</w:t>
       </w:r>
     </w:p>
     <w:p>
@@ -277,18 +509,70 @@
       </w:r>
     </w:p>
     <w:p>
-      <w:r>
+      <w:pPr>
+        <w:pStyle w:val="Heading3"/>
+      </w:pPr>
+      <w:r>
+        <w:t>Start with this puzzle</w:t>
+      </w:r>
+    </w:p>
+    <w:p>
+      <w:pPr>
+        <w:spacing w:line="336" w:lineRule="auto" w:after="180"/>
+        <w:shd w:fill="F1F6FC"/>
+      </w:pPr>
+      <w:r>
+        <w:rPr>
+          <w:b w:val="0"/>
+        </w:rPr>
         <w:t>MYSTERY</w:t>
       </w:r>
     </w:p>
     <w:p>
-      <w:r>
-        <w:t>The learners must use source quality to solve a problem. What information do they have? What decision or calculation do they make? What would count as evidence that it worked?</w:t>
-      </w:r>
-    </w:p>
-    <w:p>
-      <w:r>
-        <w:t>Three observations (what you can point to):</w:t>
+      <w:pPr>
+        <w:spacing w:line="336" w:lineRule="auto" w:after="180"/>
+        <w:shd w:fill="F5F1FB"/>
+      </w:pPr>
+      <w:r>
+        <w:rPr>
+          <w:b w:val="0"/>
+        </w:rPr>
+        <w:t xml:space="preserve">The learners must use source quality to solve a problem. What information do they have? What decision or calculation do they make? What would count as </w:t>
+      </w:r>
+      <w:r>
+        <w:rPr>
+          <w:b/>
+        </w:rPr>
+        <w:t>evidence</w:t>
+      </w:r>
+      <w:r>
+        <w:rPr>
+          <w:b w:val="0"/>
+        </w:rPr>
+        <w:t xml:space="preserve"> that it worked?</w:t>
+      </w:r>
+    </w:p>
+    <w:p>
+      <w:pPr>
+        <w:spacing w:line="336" w:lineRule="auto" w:after="180"/>
+      </w:pPr>
+      <w:r>
+        <w:rPr>
+          <w:b w:val="0"/>
+        </w:rPr>
+        <w:t xml:space="preserve">Three </w:t>
+      </w:r>
+      <w:r>
+        <w:rPr>
+          <w:b/>
+        </w:rPr>
+        <w:t>observation</w:t>
+      </w:r>
+      <w:r>
+        <w:rPr>
+          <w:b w:val="0"/>
+        </w:rPr>
+        <w:t>s (what you can point to):</w:t>
       </w:r>
     </w:p>
     <w:p>
@@ -325,8 +609,26 @@
       </w:r>
     </w:p>
     <w:p>
-      <w:r>
-        <w:t>My prediction and the clue supporting it:</w:t>
+      <w:pPr>
+        <w:spacing w:line="336" w:lineRule="auto" w:after="180"/>
+      </w:pPr>
+      <w:r>
+        <w:rPr>
+          <w:b w:val="0"/>
+        </w:rPr>
+        <w:t xml:space="preserve">My </w:t>
+      </w:r>
+      <w:r>
+        <w:rPr>
+          <w:b/>
+        </w:rPr>
+        <w:t>prediction</w:t>
+      </w:r>
+      <w:r>
+        <w:rPr>
+          <w:b w:val="0"/>
+        </w:rPr>
+        <w:t xml:space="preserve"> and the clue supporting it:</w:t>
       </w:r>
     </w:p>
     <w:p>
@@ -371,13 +673,48 @@
       </w:r>
     </w:p>
     <w:p>
-      <w:r>
-        <w:t>Changing facts require a stated time and source-version policy. Current-looking records can conflict without enough evidence to choose between them.</w:t>
-      </w:r>
-    </w:p>
-    <w:p>
-      <w:r>
-        <w:t>Begin by writing the question the procedure is intended to answer. Identify the information already supplied, the information it will produce and the information still missing. These are constructed classroom examples; they do not require live accounts, private records or an external service. Do not treat a plausible explanation as a measured outcome.</w:t>
+      <w:pPr>
+        <w:spacing w:line="336" w:lineRule="auto" w:after="180"/>
+      </w:pPr>
+      <w:r>
+        <w:rPr>
+          <w:b w:val="0"/>
+        </w:rPr>
+        <w:t xml:space="preserve">Changing facts require a stated time and source-version policy. Current-looking records can conflict without enough </w:t>
+      </w:r>
+      <w:r>
+        <w:rPr>
+          <w:b/>
+        </w:rPr>
+        <w:t>evidence</w:t>
+      </w:r>
+      <w:r>
+        <w:rPr>
+          <w:b w:val="0"/>
+        </w:rPr>
+        <w:t xml:space="preserve"> to choose between them.</w:t>
+      </w:r>
+    </w:p>
+    <w:p>
+      <w:pPr>
+        <w:spacing w:line="336" w:lineRule="auto" w:after="180"/>
+      </w:pPr>
+      <w:r>
+        <w:rPr>
+          <w:b w:val="0"/>
+        </w:rPr>
+        <w:t>Begin by writing the question the procedure is intended to answer. Identify the information already supplied, the information it will produce and the information still missing.</w:t>
+      </w:r>
+    </w:p>
+    <w:p>
+      <w:pPr>
+        <w:spacing w:line="336" w:lineRule="auto" w:after="180"/>
+      </w:pPr>
+      <w:r>
+        <w:rPr>
+          <w:b w:val="0"/>
+        </w:rPr>
+        <w:t>These are constructed classroom examples; they do not require live accounts, private records or an external service. Do not treat a plausible explanation as a measured outcome.</w:t>
       </w:r>
     </w:p>
     <w:p>
@@ -390,16 +727,69 @@
     </w:p>
     <w:p>
       <w:r>
-        <w:t>VISUAL MECHANISM</w:t>
-      </w:r>
-    </w:p>
-    <w:p>
-      <w:r>
-        <w:t>Input → Process → Output</w:t>
-      </w:r>
-    </w:p>
-    <w:p>
-      <w:r>
+        <w:t>Follow the mechanism for Source Quality. Connect each labelled input, deciding step and result.</w:t>
+      </w:r>
+    </w:p>
+    <w:p>
+      <w:pPr>
+        <w:spacing w:line="336" w:lineRule="auto" w:after="180"/>
+      </w:pPr>
+      <w:r>
+        <w:rPr>
+          <w:b/>
+        </w:rPr>
+        <w:t xml:space="preserve">VISUAL </w:t>
+      </w:r>
+      <w:r>
+        <w:rPr>
+          <w:b/>
+        </w:rPr>
+        <w:t>MECHANISM</w:t>
+      </w:r>
+    </w:p>
+    <w:p>
+      <w:pPr>
+        <w:spacing w:line="336" w:lineRule="auto" w:after="180"/>
+      </w:pPr>
+      <w:r>
+        <w:rPr>
+          <w:b/>
+        </w:rPr>
+        <w:t>Input</w:t>
+      </w:r>
+      <w:r>
+        <w:rPr>
+          <w:b w:val="0"/>
+        </w:rPr>
+        <w:t xml:space="preserve"> → </w:t>
+      </w:r>
+      <w:r>
+        <w:rPr>
+          <w:b/>
+        </w:rPr>
+        <w:t>Process</w:t>
+      </w:r>
+      <w:r>
+        <w:rPr>
+          <w:b w:val="0"/>
+        </w:rPr>
+        <w:t xml:space="preserve"> → </w:t>
+      </w:r>
+      <w:r>
+        <w:rPr>
+          <w:b/>
+        </w:rPr>
+        <w:t>Output</w:t>
+      </w:r>
+    </w:p>
+    <w:p>
+      <w:pPr>
+        <w:spacing w:line="336" w:lineRule="auto" w:after="180"/>
+      </w:pPr>
+      <w:r>
+        <w:rPr>
+          <w:b w:val="0"/>
+        </w:rPr>
         <w:t>Trace the information. At each stage, ask what changed and how you could test it.</w:t>
       </w:r>
     </w:p>
@@ -440,7 +830,13 @@
       </w:r>
     </w:p>
     <w:p>
-      <w:r>
+      <w:pPr>
+        <w:spacing w:line="336" w:lineRule="auto" w:after="180"/>
+      </w:pPr>
+      <w:r>
+        <w:rPr>
+          <w:b w:val="0"/>
+        </w:rPr>
         <w:t>↓</w:t>
       </w:r>
     </w:p>
@@ -481,7 +877,13 @@
       </w:r>
     </w:p>
     <w:p>
-      <w:r>
+      <w:pPr>
+        <w:spacing w:line="336" w:lineRule="auto" w:after="180"/>
+      </w:pPr>
+      <w:r>
+        <w:rPr>
+          <w:b w:val="0"/>
+        </w:rPr>
         <w:t>↓</w:t>
       </w:r>
     </w:p>
@@ -522,7 +924,13 @@
       </w:r>
     </w:p>
     <w:p>
-      <w:r>
+      <w:pPr>
+        <w:spacing w:line="336" w:lineRule="auto" w:after="180"/>
+      </w:pPr>
+      <w:r>
+        <w:rPr>
+          <w:b w:val="0"/>
+        </w:rPr>
         <w:t>Which stage could fail even when the other two are correct? Explain:</w:t>
       </w:r>
     </w:p>
@@ -568,8 +976,38 @@
       </w:r>
     </w:p>
     <w:p>
-      <w:r>
-        <w:t>For this toy task a signed amendment supersedes the referenced original from its effective time. Keep both records. A newer timestamp alone has no authority unless the policy grants it.</w:t>
+      <w:pPr>
+        <w:spacing w:line="336" w:lineRule="auto" w:after="180"/>
+      </w:pPr>
+      <w:r>
+        <w:rPr>
+          <w:b w:val="0"/>
+        </w:rPr>
+        <w:t xml:space="preserve">For this toy task a signed amendment supersedes the referenced original from its </w:t>
+      </w:r>
+      <w:r>
+        <w:rPr>
+          <w:b/>
+        </w:rPr>
+        <w:t>effective time</w:t>
+      </w:r>
+      <w:r>
+        <w:rPr>
+          <w:b w:val="0"/>
+        </w:rPr>
+        <w:t xml:space="preserve">. Keep both records. A newer timestamp alone has no </w:t>
+      </w:r>
+      <w:r>
+        <w:rPr>
+          <w:b/>
+        </w:rPr>
+        <w:t>authority</w:t>
+      </w:r>
+      <w:r>
+        <w:rPr>
+          <w:b w:val="0"/>
+        </w:rPr>
+        <w:t xml:space="preserve"> unless the policy grants it.</w:t>
       </w:r>
     </w:p>
     <w:p>
@@ -665,8 +1103,49 @@
       </w:r>
     </w:p>
     <w:p>
-      <w:r>
-        <w:t>Before applying the procedure, write its units, denominator or decision boundary where relevant. A partner should be able to repeat each step using the same inputs. If a required input is absent or violates the stated contract, record that condition explicitly instead of quietly replacing it with a convenient value.</w:t>
+      <w:pPr>
+        <w:spacing w:line="336" w:lineRule="auto" w:after="180"/>
+      </w:pPr>
+      <w:r>
+        <w:rPr>
+          <w:b w:val="0"/>
+        </w:rPr>
+        <w:t xml:space="preserve">Before applying the procedure, write its units, denominator or decision boundary where relevant. A partner should be able to repeat each step using the same </w:t>
+      </w:r>
+      <w:r>
+        <w:rPr>
+          <w:b/>
+        </w:rPr>
+        <w:t>input</w:t>
+      </w:r>
+      <w:r>
+        <w:rPr>
+          <w:b w:val="0"/>
+        </w:rPr>
+        <w:t>s.</w:t>
+      </w:r>
+    </w:p>
+    <w:p>
+      <w:pPr>
+        <w:spacing w:line="336" w:lineRule="auto" w:after="180"/>
+      </w:pPr>
+      <w:r>
+        <w:rPr>
+          <w:b w:val="0"/>
+        </w:rPr>
+        <w:t xml:space="preserve">If a required </w:t>
+      </w:r>
+      <w:r>
+        <w:rPr>
+          <w:b/>
+        </w:rPr>
+        <w:t>input</w:t>
+      </w:r>
+      <w:r>
+        <w:rPr>
+          <w:b w:val="0"/>
+        </w:rPr>
+        <w:t xml:space="preserve"> is absent or violates the stated contract, record that condition explicitly instead of quietly replacing it with a convenient value.</w:t>
       </w:r>
     </w:p>
     <w:p>
@@ -678,8 +1157,26 @@
       </w:r>
     </w:p>
     <w:p>
-      <w:r>
-        <w:t>Point to the input, the deciding step and the result in this week’s visual. Explain the same step in ordinary words. A picture helps when you can say what each part represents.</w:t>
+      <w:pPr>
+        <w:spacing w:line="336" w:lineRule="auto" w:after="180"/>
+      </w:pPr>
+      <w:r>
+        <w:rPr>
+          <w:b w:val="0"/>
+        </w:rPr>
+        <w:t xml:space="preserve">Point to the </w:t>
+      </w:r>
+      <w:r>
+        <w:rPr>
+          <w:b/>
+        </w:rPr>
+        <w:t>input</w:t>
+      </w:r>
+      <w:r>
+        <w:rPr>
+          <w:b w:val="0"/>
+        </w:rPr>
+        <w:t>, the deciding step and the result in this week’s visual. Explain the same step in ordinary words. A picture helps when you can say what each part represents.</w:t>
       </w:r>
     </w:p>
     <w:p>
@@ -692,16 +1189,54 @@
     </w:p>
     <w:p>
       <w:r>
+        <w:t>Compare the supplied cases for Source Quality. Identify the detail that changes the conclusion.</w:t>
+      </w:r>
+    </w:p>
+    <w:p>
+      <w:pPr>
+        <w:pStyle w:val="Heading3"/>
+      </w:pPr>
+      <w:r>
+        <w:t>The case to investigate</w:t>
+      </w:r>
+    </w:p>
+    <w:p>
+      <w:pPr>
+        <w:spacing w:line="336" w:lineRule="auto" w:after="180"/>
+        <w:shd w:fill="F1F6FC"/>
+      </w:pPr>
+      <w:r>
+        <w:rPr>
+          <w:b w:val="0"/>
+        </w:rPr>
         <w:t>CASE GALLERY</w:t>
       </w:r>
     </w:p>
     <w:p>
-      <w:r>
-        <w:t>Four Tests, Four Kinds of Evidence</w:t>
-      </w:r>
-    </w:p>
-    <w:p>
-      <w:r>
+      <w:pPr>
+        <w:spacing w:line="336" w:lineRule="auto" w:after="180"/>
+      </w:pPr>
+      <w:r>
+        <w:rPr>
+          <w:b w:val="0"/>
+        </w:rPr>
+        <w:t xml:space="preserve">Four Tests, Four Kinds of </w:t>
+      </w:r>
+      <w:r>
+        <w:rPr>
+          <w:b/>
+        </w:rPr>
+        <w:t>Evidence</w:t>
+      </w:r>
+    </w:p>
+    <w:p>
+      <w:pPr>
+        <w:spacing w:line="336" w:lineRule="auto" w:after="180"/>
+      </w:pPr>
+      <w:r>
+        <w:rPr>
+          <w:b w:val="0"/>
+        </w:rPr>
         <w:t>A system is not understood until it survives more than one comfortable example.</w:t>
       </w:r>
     </w:p>
@@ -778,8 +1313,47 @@
       </w:r>
     </w:p>
     <w:p>
-      <w:r>
-        <w:t>NORMAL CASE: predict and name evidence.     BOUNDARY CASE: predict and name evidence.</w:t>
+      <w:pPr>
+        <w:pStyle w:val="Heading3"/>
+      </w:pPr>
+      <w:r>
+        <w:t>The normal case</w:t>
+      </w:r>
+    </w:p>
+    <w:p>
+      <w:pPr>
+        <w:spacing w:line="336" w:lineRule="auto" w:after="180"/>
+        <w:shd w:fill="F1F6FC"/>
+      </w:pPr>
+      <w:r>
+        <w:rPr>
+          <w:b w:val="0"/>
+        </w:rPr>
+        <w:t xml:space="preserve">NORMAL CASE: predict and name </w:t>
+      </w:r>
+      <w:r>
+        <w:rPr>
+          <w:b/>
+        </w:rPr>
+        <w:t>evidence</w:t>
+      </w:r>
+      <w:r>
+        <w:rPr>
+          <w:b w:val="0"/>
+        </w:rPr>
+        <w:t xml:space="preserve">.     BOUNDARY CASE: predict and name </w:t>
+      </w:r>
+      <w:r>
+        <w:rPr>
+          <w:b/>
+        </w:rPr>
+        <w:t>evidence</w:t>
+      </w:r>
+      <w:r>
+        <w:rPr>
+          <w:b w:val="0"/>
+        </w:rPr>
+        <w:t>.</w:t>
       </w:r>
     </w:p>
     <w:p>
@@ -855,12 +1429,58 @@
       </w:r>
     </w:p>
     <w:p>
-      <w:r>
-        <w:t>MISSING INFORMATION: predict and name evidence.     TRANSFER CASE: predict and name evidence.</w:t>
-      </w:r>
-    </w:p>
-    <w:p>
-      <w:r>
+      <w:pPr>
+        <w:pStyle w:val="Heading3"/>
+      </w:pPr>
+      <w:r>
+        <w:t>Check missing information</w:t>
+      </w:r>
+    </w:p>
+    <w:p>
+      <w:pPr>
+        <w:spacing w:line="336" w:lineRule="auto" w:after="180"/>
+        <w:shd w:fill="FFF5E6"/>
+      </w:pPr>
+      <w:r>
+        <w:rPr>
+          <w:b w:val="0"/>
+        </w:rPr>
+        <w:t xml:space="preserve">MISSING INFORMATION: predict and name </w:t>
+      </w:r>
+      <w:r>
+        <w:rPr>
+          <w:b/>
+        </w:rPr>
+        <w:t>evidence</w:t>
+      </w:r>
+      <w:r>
+        <w:rPr>
+          <w:b w:val="0"/>
+        </w:rPr>
+        <w:t xml:space="preserve">.     TRANSFER CASE: predict and name </w:t>
+      </w:r>
+      <w:r>
+        <w:rPr>
+          <w:b/>
+        </w:rPr>
+        <w:t>evidence</w:t>
+      </w:r>
+      <w:r>
+        <w:rPr>
+          <w:b w:val="0"/>
+        </w:rPr>
+        <w:t>.</w:t>
+      </w:r>
+    </w:p>
+    <w:p>
+      <w:pPr>
+        <w:spacing w:line="336" w:lineRule="auto" w:after="180"/>
+        <w:shd w:fill="F5F1FB"/>
+      </w:pPr>
+      <w:r>
+        <w:rPr>
+          <w:b w:val="0"/>
+        </w:rPr>
         <w:t>Which case is most likely to reveal a hidden assumption? Why?</w:t>
       </w:r>
     </w:p>
@@ -906,17 +1526,68 @@
       </w:r>
     </w:p>
     <w:p>
-      <w:r>
+      <w:pPr>
+        <w:pStyle w:val="Heading3"/>
+      </w:pPr>
+      <w:r>
+        <w:t>Change one thing</w:t>
+      </w:r>
+    </w:p>
+    <w:p>
+      <w:pPr>
+        <w:spacing w:line="336" w:lineRule="auto" w:after="180"/>
+        <w:shd w:fill="F5F1FB"/>
+      </w:pPr>
+      <w:r>
+        <w:rPr>
+          <w:b w:val="0"/>
+        </w:rPr>
         <w:t>Change: A signed amendment C explicitly revokes B effective day 12 and restores Hall 1.</w:t>
       </w:r>
     </w:p>
     <w:p>
-      <w:r>
-        <w:t>Prediction: Day 9 stays Hall 3; day 13 becomes Hall 1.</w:t>
-      </w:r>
-    </w:p>
-    <w:p>
-      <w:r>
+      <w:pPr>
+        <w:pStyle w:val="Heading3"/>
+      </w:pPr>
+      <w:r>
+        <w:t>Predicted result</w:t>
+      </w:r>
+    </w:p>
+    <w:p>
+      <w:pPr>
+        <w:spacing w:line="336" w:lineRule="auto" w:after="180"/>
+        <w:shd w:fill="F1F6FC"/>
+      </w:pPr>
+      <w:r>
+        <w:rPr>
+          <w:b/>
+        </w:rPr>
+        <w:t>Prediction</w:t>
+      </w:r>
+      <w:r>
+        <w:rPr>
+          <w:b w:val="0"/>
+        </w:rPr>
+        <w:t>: Day 9 stays Hall 3; day 13 becomes Hall 1.</w:t>
+      </w:r>
+    </w:p>
+    <w:p>
+      <w:pPr>
+        <w:pStyle w:val="Heading3"/>
+      </w:pPr>
+      <w:r>
+        <w:t>Why the result follows</w:t>
+      </w:r>
+    </w:p>
+    <w:p>
+      <w:pPr>
+        <w:spacing w:line="336" w:lineRule="auto" w:after="180"/>
+        <w:shd w:fill="F1F6FC"/>
+      </w:pPr>
+      <w:r>
+        <w:rPr>
+          <w:b w:val="0"/>
+        </w:rPr>
         <w:t>Reason: The new authoritative change applies from its stated effective date, not retroactively.</w:t>
       </w:r>
     </w:p>
@@ -930,16 +1601,39 @@
     </w:p>
     <w:p>
       <w:r>
+        <w:t>Use the vocabulary of Source Quality to explain a concrete decision, rather than only memorising definitions.</w:t>
+      </w:r>
+    </w:p>
+    <w:p>
+      <w:pPr>
+        <w:spacing w:line="336" w:lineRule="auto" w:after="180"/>
+      </w:pPr>
+      <w:r>
+        <w:rPr>
+          <w:b/>
+        </w:rPr>
         <w:t>VOCABULARY LAB</w:t>
       </w:r>
     </w:p>
     <w:p>
-      <w:r>
+      <w:pPr>
+        <w:spacing w:line="336" w:lineRule="auto" w:after="180"/>
+      </w:pPr>
+      <w:r>
+        <w:rPr>
+          <w:b w:val="0"/>
+        </w:rPr>
         <w:t>Words You Can Use to Reason</w:t>
       </w:r>
     </w:p>
     <w:p>
-      <w:r>
+      <w:pPr>
+        <w:spacing w:line="336" w:lineRule="auto" w:after="180"/>
+      </w:pPr>
+      <w:r>
+        <w:rPr>
+          <w:b w:val="0"/>
+        </w:rPr>
         <w:t>A definition matters when you can recognize the idea, use it, and contrast it with a near-miss.</w:t>
       </w:r>
     </w:p>
@@ -1374,17 +2068,58 @@
     </w:p>
     <w:p>
       <w:r>
-        <w:t>WORKED EVIDENCE</w:t>
-      </w:r>
-    </w:p>
-    <w:p>
-      <w:r>
+        <w:t>Follow the worked trace for Source Quality, predict a step, then compare with its explanation.</w:t>
+      </w:r>
+    </w:p>
+    <w:p>
+      <w:pPr>
+        <w:spacing w:line="336" w:lineRule="auto" w:after="180"/>
+      </w:pPr>
+      <w:r>
+        <w:rPr>
+          <w:b/>
+        </w:rPr>
+        <w:t xml:space="preserve">WORKED </w:t>
+      </w:r>
+      <w:r>
+        <w:rPr>
+          <w:b/>
+        </w:rPr>
+        <w:t>EVIDENCE</w:t>
+      </w:r>
+    </w:p>
+    <w:p>
+      <w:pPr>
+        <w:spacing w:line="336" w:lineRule="auto" w:after="180"/>
+      </w:pPr>
+      <w:r>
+        <w:rPr>
+          <w:b w:val="0"/>
+        </w:rPr>
         <w:t>Reason Step by Step</w:t>
       </w:r>
     </w:p>
     <w:p>
-      <w:r>
-        <w:t>Predict first. Then check each step. A correct answer without visible reasoning is incomplete evidence.</w:t>
+      <w:pPr>
+        <w:spacing w:line="336" w:lineRule="auto" w:after="180"/>
+      </w:pPr>
+      <w:r>
+        <w:rPr>
+          <w:b w:val="0"/>
+        </w:rPr>
+        <w:t xml:space="preserve">Predict first. Then check each step. A correct answer without visible reasoning is incomplete </w:t>
+      </w:r>
+      <w:r>
+        <w:rPr>
+          <w:b/>
+        </w:rPr>
+        <w:t>evidence</w:t>
+      </w:r>
+      <w:r>
+        <w:rPr>
+          <w:b w:val="0"/>
+        </w:rPr>
+        <w:t>.</w:t>
       </w:r>
     </w:p>
     <w:p>
@@ -1424,27 +2159,61 @@
       </w:r>
     </w:p>
     <w:p>
-      <w:r>
+      <w:pPr>
+        <w:spacing w:line="336" w:lineRule="auto" w:after="180"/>
+        <w:shd w:fill="F4F9FC"/>
+      </w:pPr>
+      <w:r>
+        <w:rPr>
+          <w:b w:val="0"/>
+        </w:rPr>
         <w:t>1. A museum page may be authoritative for artifact facts.</w:t>
       </w:r>
     </w:p>
     <w:p>
-      <w:r>
+      <w:pPr>
+        <w:spacing w:line="336" w:lineRule="auto" w:after="180"/>
+        <w:shd w:fill="F4F9FC"/>
+      </w:pPr>
+      <w:r>
+        <w:rPr>
+          <w:b w:val="0"/>
+        </w:rPr>
         <w:t>2. A current weather agency page matters more for today’s storm.</w:t>
       </w:r>
     </w:p>
     <w:p>
-      <w:r>
+      <w:pPr>
+        <w:spacing w:line="336" w:lineRule="auto" w:after="180"/>
+        <w:shd w:fill="F4F9FC"/>
+      </w:pPr>
+      <w:r>
+        <w:rPr>
+          <w:b w:val="0"/>
+        </w:rPr>
         <w:t>3. Two articles copying one press release are not independent.</w:t>
       </w:r>
     </w:p>
     <w:p>
-      <w:r>
+      <w:pPr>
+        <w:spacing w:line="336" w:lineRule="auto" w:after="180"/>
+        <w:shd w:fill="F4F9FC"/>
+      </w:pPr>
+      <w:r>
+        <w:rPr>
+          <w:b w:val="0"/>
+        </w:rPr>
         <w:t>4. Rank sources by the actual claim—not by appearance alone.</w:t>
       </w:r>
     </w:p>
     <w:p>
-      <w:r>
+      <w:pPr>
+        <w:spacing w:line="336" w:lineRule="auto" w:after="180"/>
+      </w:pPr>
+      <w:r>
+        <w:rPr>
+          <w:b w:val="0"/>
+        </w:rPr>
         <w:t>Recalculate, retrace, or restate the reasoning in your own representation:</w:t>
       </w:r>
     </w:p>
@@ -1482,8 +2251,27 @@
       </w:r>
     </w:p>
     <w:p>
-      <w:r>
-        <w:t>CHECK  Did the evidence answer the exact question? Did the total, path, or source record stay consistent?</w:t>
+      <w:pPr>
+        <w:spacing w:line="336" w:lineRule="auto" w:after="180"/>
+        <w:shd w:fill="F5F1FB"/>
+      </w:pPr>
+      <w:r>
+        <w:rPr>
+          <w:b w:val="0"/>
+        </w:rPr>
+        <w:t xml:space="preserve">CHECK  Did the </w:t>
+      </w:r>
+      <w:r>
+        <w:rPr>
+          <w:b/>
+        </w:rPr>
+        <w:t>evidence</w:t>
+      </w:r>
+      <w:r>
+        <w:rPr>
+          <w:b w:val="0"/>
+        </w:rPr>
+        <w:t xml:space="preserve"> answer the exact question? Did the total, path, or source record stay consistent?</w:t>
       </w:r>
     </w:p>
     <w:p>
@@ -1495,18 +2283,37 @@
       </w:r>
     </w:p>
     <w:p>
-      <w:r>
+      <w:pPr>
+        <w:spacing w:line="336" w:lineRule="auto" w:after="180"/>
+      </w:pPr>
+      <w:r>
+        <w:rPr>
+          <w:b w:val="0"/>
+        </w:rPr>
         <w:t>Notice N says room A from Monday. Signed amendment M references N and changes to B effective Wednesday. Query asks Tuesday, then Thursday.</w:t>
       </w:r>
     </w:p>
     <w:p>
-      <w:r>
-        <w:t>Tuesday uses A; Thursday uses B. The amendment effective time, not merely upload order, determines the change.</w:t>
-      </w:r>
-    </w:p>
-    <w:p>
-      <w:r>
-        <w:t>Compare the intermediate evidence with the final statement. Explain why each number or decision follows from the stated inputs. The conclusion belongs to this scenario and procedure; changing the inputs, evaluation population or authority can change what it establishes. Retain the raw record so a later revision can be compared honestly.</w:t>
+      <w:pPr>
+        <w:spacing w:line="336" w:lineRule="auto" w:after="180"/>
+      </w:pPr>
+      <w:r>
+        <w:rPr>
+          <w:b w:val="0"/>
+        </w:rPr>
+        <w:t xml:space="preserve">Tuesday uses A; Thursday uses B. The amendment </w:t>
+      </w:r>
+      <w:r>
+        <w:rPr>
+          <w:b/>
+        </w:rPr>
+        <w:t>effective time</w:t>
+      </w:r>
+      <w:r>
+        <w:rPr>
+          <w:b w:val="0"/>
+        </w:rPr>
+        <w:t>, not merely upload order, determines the change.</w:t>
       </w:r>
     </w:p>
     <w:p>
@@ -1514,11 +2321,97 @@
         <w:pStyle w:val="Heading3"/>
       </w:pPr>
       <w:r>
+        <w:t>Worked explanation · Source Quality</w:t>
+      </w:r>
+    </w:p>
+    <w:p>
+      <w:pPr>
+        <w:spacing w:line="336" w:lineRule="auto" w:after="180"/>
+        <w:shd w:fill="F1F6FC"/>
+      </w:pPr>
+      <w:r>
+        <w:rPr>
+          <w:b w:val="0"/>
+        </w:rPr>
+        <w:t xml:space="preserve">Compare the intermediate </w:t>
+      </w:r>
+      <w:r>
+        <w:rPr>
+          <w:b/>
+        </w:rPr>
+        <w:t>evidence</w:t>
+      </w:r>
+      <w:r>
+        <w:rPr>
+          <w:b w:val="0"/>
+        </w:rPr>
+        <w:t xml:space="preserve"> with the final statement. Explain why each number or decision follows from the stated </w:t>
+      </w:r>
+      <w:r>
+        <w:rPr>
+          <w:b/>
+        </w:rPr>
+        <w:t>input</w:t>
+      </w:r>
+      <w:r>
+        <w:rPr>
+          <w:b w:val="0"/>
+        </w:rPr>
+        <w:t>s.</w:t>
+      </w:r>
+    </w:p>
+    <w:p>
+      <w:pPr>
+        <w:spacing w:line="336" w:lineRule="auto" w:after="180"/>
+        <w:shd w:fill="F1F6FC"/>
+      </w:pPr>
+      <w:r>
+        <w:rPr>
+          <w:b w:val="0"/>
+        </w:rPr>
+        <w:t xml:space="preserve">The conclusion belongs to this scenario and procedure; changing the </w:t>
+      </w:r>
+      <w:r>
+        <w:rPr>
+          <w:b/>
+        </w:rPr>
+        <w:t>input</w:t>
+      </w:r>
+      <w:r>
+        <w:rPr>
+          <w:b w:val="0"/>
+        </w:rPr>
+        <w:t xml:space="preserve">s, evaluation population or </w:t>
+      </w:r>
+      <w:r>
+        <w:rPr>
+          <w:b/>
+        </w:rPr>
+        <w:t>authority</w:t>
+      </w:r>
+      <w:r>
+        <w:rPr>
+          <w:b w:val="0"/>
+        </w:rPr>
+        <w:t xml:space="preserve"> can change what it establishes. Retain the raw record so a later revision can be compared honestly.</w:t>
+      </w:r>
+    </w:p>
+    <w:p>
+      <w:pPr>
+        <w:pStyle w:val="Heading3"/>
+      </w:pPr>
+      <w:r>
         <w:t>Learn from the worked case</w:t>
       </w:r>
     </w:p>
     <w:p>
-      <w:r>
+      <w:pPr>
+        <w:spacing w:line="336" w:lineRule="auto" w:after="180"/>
+      </w:pPr>
+      <w:r>
+        <w:rPr>
+          <w:b w:val="0"/>
+        </w:rPr>
         <w:t>Cover the result before checking it. Say what is given, choose the procedure, and follow one step at a time. Then uncover the result and explain your first mismatch. Ask why a step is allowed, not only what number it produces.</w:t>
       </w:r>
     </w:p>
@@ -1531,7 +2424,13 @@
       </w:r>
     </w:p>
     <w:p>
-      <w:r>
+      <w:pPr>
+        <w:spacing w:line="336" w:lineRule="auto" w:after="180"/>
+      </w:pPr>
+      <w:r>
+        <w:rPr>
+          <w:b w:val="0"/>
+        </w:rPr>
         <w:t>A fictional Study Buddy answers which room a club is authorised to use.</w:t>
       </w:r>
     </w:p>
@@ -1544,12 +2443,42 @@
       </w:r>
     </w:p>
     <w:p>
-      <w:r>
+      <w:pPr>
+        <w:pStyle w:val="Heading3"/>
+      </w:pPr>
+      <w:r>
+        <w:t>Supplied facts</w:t>
+      </w:r>
+    </w:p>
+    <w:p>
+      <w:pPr>
+        <w:spacing w:line="336" w:lineRule="auto" w:after="180"/>
+        <w:shd w:fill="F1F6FC"/>
+      </w:pPr>
+      <w:r>
+        <w:rPr>
+          <w:b w:val="0"/>
+        </w:rPr>
         <w:t>Signed notice A: Hall 1 from day 1. Signed amendment B references A and changes to Hall 3 effective day 8.</w:t>
       </w:r>
     </w:p>
     <w:p>
-      <w:r>
+      <w:pPr>
+        <w:pStyle w:val="Heading3"/>
+      </w:pPr>
+      <w:r>
+        <w:t>Supplied facts</w:t>
+      </w:r>
+    </w:p>
+    <w:p>
+      <w:pPr>
+        <w:spacing w:line="336" w:lineRule="auto" w:after="180"/>
+        <w:shd w:fill="F1F6FC"/>
+      </w:pPr>
+      <w:r>
+        <w:rPr>
+          <w:b w:val="0"/>
+        </w:rPr>
         <w:t>An old copy of A is reuploaded on day 10. B remains the authoritative amendment. Queries concern day 6 and day 9.</w:t>
       </w:r>
     </w:p>
@@ -1735,30 +2664,108 @@
       </w:r>
     </w:p>
     <w:p>
-      <w:r>
-        <w:t>A source’s upload time and the time its rule takes effect answer different questions. Preserve version relationships and the query’s intended date. The current authoritative chain gives a consistent answer to both queries. A later filename or timestamp alone cannot establish that an old record supersedes a signed amendment.</w:t>
-      </w:r>
-    </w:p>
-    <w:p>
       <w:pPr>
         <w:pStyle w:val="Heading3"/>
       </w:pPr>
       <w:r>
+        <w:t>Why the result follows</w:t>
+      </w:r>
+    </w:p>
+    <w:p>
+      <w:pPr>
+        <w:spacing w:line="336" w:lineRule="auto" w:after="180"/>
+        <w:shd w:fill="F1F6FC"/>
+      </w:pPr>
+      <w:r>
+        <w:rPr>
+          <w:b w:val="0"/>
+        </w:rPr>
+        <w:t>A source’s upload time and the time its rule takes effect answer different questions. Preserve version relationships and the query’s intended date. The current authoritative chain gives a consistent answer to both queries.</w:t>
+      </w:r>
+    </w:p>
+    <w:p>
+      <w:pPr>
+        <w:spacing w:line="336" w:lineRule="auto" w:after="180"/>
+        <w:shd w:fill="F1F6FC"/>
+      </w:pPr>
+      <w:r>
+        <w:rPr>
+          <w:b w:val="0"/>
+        </w:rPr>
+        <w:t>A later filename or timestamp alone cannot establish that an old record supersedes a signed amendment.</w:t>
+      </w:r>
+    </w:p>
+    <w:p>
+      <w:pPr>
+        <w:pStyle w:val="Heading3"/>
+      </w:pPr>
+      <w:r>
         <w:t>What this example does not establish</w:t>
       </w:r>
     </w:p>
     <w:p>
-      <w:r>
-        <w:t>Authority is declared in this fictional case; real conflicting sources may require the responsible owner’s review.</w:t>
-      </w:r>
-    </w:p>
-    <w:p>
-      <w:r>
+      <w:pPr>
+        <w:pStyle w:val="Heading3"/>
+      </w:pPr>
+      <w:r>
+        <w:t>Keep the stated limit</w:t>
+      </w:r>
+    </w:p>
+    <w:p>
+      <w:pPr>
+        <w:spacing w:line="336" w:lineRule="auto" w:after="180"/>
+        <w:shd w:fill="FFF5E6"/>
+      </w:pPr>
+      <w:r>
+        <w:rPr>
+          <w:b/>
+        </w:rPr>
+        <w:t>Authority</w:t>
+      </w:r>
+      <w:r>
+        <w:rPr>
+          <w:b w:val="0"/>
+        </w:rPr>
+        <w:t xml:space="preserve"> is declared in this fictional case; real conflicting sources may require the responsible owner’s review.</w:t>
+      </w:r>
+    </w:p>
+    <w:p>
+      <w:pPr>
+        <w:pStyle w:val="Heading3"/>
+      </w:pPr>
+      <w:r>
+        <w:t>Keep the stated limit</w:t>
+      </w:r>
+    </w:p>
+    <w:p>
+      <w:pPr>
+        <w:spacing w:line="336" w:lineRule="auto" w:after="180"/>
+        <w:shd w:fill="FFF5E6"/>
+      </w:pPr>
+      <w:r>
+        <w:rPr>
+          <w:b w:val="0"/>
+        </w:rPr>
         <w:t>Read the labelled picture: Which source fields must be checked before answering day 9?</w:t>
       </w:r>
     </w:p>
     <w:p>
-      <w:r>
+      <w:pPr>
+        <w:pStyle w:val="Heading3"/>
+      </w:pPr>
+      <w:r>
+        <w:t>Keep the stated limit</w:t>
+      </w:r>
+    </w:p>
+    <w:p>
+      <w:pPr>
+        <w:spacing w:line="336" w:lineRule="auto" w:after="180"/>
+        <w:shd w:fill="FFF5E6"/>
+      </w:pPr>
+      <w:r>
+        <w:rPr>
+          <w:b w:val="0"/>
+        </w:rPr>
         <w:t>Change one thing: A signed amendment C explicitly revokes B effective day 12 and restores Hall 1. Predict the result before checking the explanation. What remains the same?</w:t>
       </w:r>
     </w:p>
@@ -1772,17 +2779,61 @@
     </w:p>
     <w:p>
       <w:r>
+        <w:t>Find the unsupported step in the Source Quality claim and explain a repair using the supplied evidence.</w:t>
+      </w:r>
+    </w:p>
+    <w:p>
+      <w:pPr>
+        <w:pStyle w:val="Heading3"/>
+      </w:pPr>
+      <w:r>
+        <w:t>Find the first error</w:t>
+      </w:r>
+    </w:p>
+    <w:p>
+      <w:pPr>
+        <w:spacing w:line="336" w:lineRule="auto" w:after="180"/>
+        <w:shd w:fill="FFF5E6"/>
+      </w:pPr>
+      <w:r>
+        <w:rPr>
+          <w:b w:val="0"/>
+        </w:rPr>
         <w:t>ERROR DETECTIVE</w:t>
       </w:r>
     </w:p>
     <w:p>
-      <w:r>
+      <w:pPr>
+        <w:spacing w:line="336" w:lineRule="auto" w:after="180"/>
+      </w:pPr>
+      <w:r>
+        <w:rPr>
+          <w:b w:val="0"/>
+        </w:rPr>
         <w:t>Compare → Diagnose → Repair</w:t>
       </w:r>
     </w:p>
     <w:p>
-      <w:r>
-        <w:t>Do not patch the answer. Find the earliest unsupported assumption, wrong step, or weak evidence.</w:t>
+      <w:pPr>
+        <w:spacing w:line="336" w:lineRule="auto" w:after="180"/>
+      </w:pPr>
+      <w:r>
+        <w:rPr>
+          <w:b w:val="0"/>
+        </w:rPr>
+        <w:t xml:space="preserve">Do not patch the answer. Find the earliest unsupported assumption, wrong step, or weak </w:t>
+      </w:r>
+      <w:r>
+        <w:rPr>
+          <w:b/>
+        </w:rPr>
+        <w:t>evidence</w:t>
+      </w:r>
+      <w:r>
+        <w:rPr>
+          <w:b w:val="0"/>
+        </w:rPr>
+        <w:t>.</w:t>
       </w:r>
     </w:p>
     <w:p>
@@ -2032,7 +3083,14 @@
       </w:tr>
     </w:tbl>
     <w:p>
-      <w:r>
+      <w:pPr>
+        <w:spacing w:line="336" w:lineRule="auto" w:after="180"/>
+        <w:shd w:fill="F5F1FB"/>
+      </w:pPr>
+      <w:r>
+        <w:rPr>
+          <w:b w:val="0"/>
+        </w:rPr>
         <w:t>Repair one cause. Why is this repair better than changing several things?</w:t>
       </w:r>
     </w:p>
@@ -2078,15 +3136,42 @@
       </w:r>
     </w:p>
     <w:p>
-      <w:r>
-        <w:t>Complete the supported workbook tasks before attempting W4 independently. Record any hints or help used. After feedback, use the teacher's fresh retry rather than copying the earlier answer. For a project, select a relevant new case, predict the outcome from the declared rule and preserve the result alongside any revision.</w:t>
-      </w:r>
-    </w:p>
-    <w:p>
       <w:pPr>
         <w:pStyle w:val="Heading3"/>
       </w:pPr>
       <w:r>
+        <w:t>Check the claim against the facts</w:t>
+      </w:r>
+    </w:p>
+    <w:p>
+      <w:pPr>
+        <w:spacing w:line="336" w:lineRule="auto" w:after="180"/>
+        <w:shd w:fill="FFF5E6"/>
+      </w:pPr>
+      <w:r>
+        <w:rPr>
+          <w:b w:val="0"/>
+        </w:rPr>
+        <w:t>Complete the supported workbook tasks before attempting W4 independently. Record any hints or help used. After feedback, use the teacher's fresh retry rather than copying the earlier answer.</w:t>
+      </w:r>
+    </w:p>
+    <w:p>
+      <w:pPr>
+        <w:spacing w:line="336" w:lineRule="auto" w:after="180"/>
+        <w:shd w:fill="FFF5E6"/>
+      </w:pPr>
+      <w:r>
+        <w:rPr>
+          <w:b w:val="0"/>
+        </w:rPr>
+        <w:t>For a project, select a relevant new case, predict the outcome from the declared rule and preserve the result alongside any revision.</w:t>
+      </w:r>
+    </w:p>
+    <w:p>
+      <w:pPr>
+        <w:pStyle w:val="Heading3"/>
+      </w:pPr>
+      <w:r>
         <w:t>Exit: propose one revealing change to the worked scenario. State the expected outcome and the evidence that would make you revise your explanation.</w:t>
       </w:r>
     </w:p>
@@ -2125,16 +3210,39 @@
     </w:p>
     <w:p>
       <w:r>
+        <w:t>Practise Source Quality with support, then explain the deciding step in your own words.</w:t>
+      </w:r>
+    </w:p>
+    <w:p>
+      <w:pPr>
+        <w:spacing w:line="336" w:lineRule="auto" w:after="180"/>
+      </w:pPr>
+      <w:r>
+        <w:rPr>
+          <w:b/>
+        </w:rPr>
         <w:t>LOGIC STUDIO</w:t>
       </w:r>
     </w:p>
     <w:p>
-      <w:r>
+      <w:pPr>
+        <w:spacing w:line="336" w:lineRule="auto" w:after="180"/>
+      </w:pPr>
+      <w:r>
+        <w:rPr>
+          <w:b w:val="0"/>
+        </w:rPr>
         <w:t>Specify Before You Run</w:t>
       </w:r>
     </w:p>
     <w:p>
-      <w:r>
+      <w:pPr>
+        <w:spacing w:line="336" w:lineRule="auto" w:after="180"/>
+      </w:pPr>
+      <w:r>
+        <w:rPr>
+          <w:b w:val="0"/>
+        </w:rPr>
         <w:t>Prompts, schemas, retrieval, tool calls, and code are inspectable parts of one AI product.</w:t>
       </w:r>
     </w:p>
@@ -2175,8 +3283,26 @@
       </w:r>
     </w:p>
     <w:p>
-      <w:r>
-        <w:t>SET task, audience, constraints, output_schema</w:t>
+      <w:pPr>
+        <w:spacing w:line="336" w:lineRule="auto" w:after="180"/>
+      </w:pPr>
+      <w:r>
+        <w:rPr>
+          <w:b w:val="0"/>
+        </w:rPr>
+        <w:t xml:space="preserve">SET task, audience, constraints, </w:t>
+      </w:r>
+      <w:r>
+        <w:rPr>
+          <w:b/>
+        </w:rPr>
+        <w:t>output</w:t>
+      </w:r>
+      <w:r>
+        <w:rPr>
+          <w:b w:val="0"/>
+        </w:rPr>
+        <w:t>_schema</w:t>
         <w:br/>
         <w:t>LOAD approved_context or retrieval_result</w:t>
         <w:br/>
@@ -2184,14 +3310,57 @@
         <w:br/>
         <w:t>VALIDATE fields, claims, citations, and safety</w:t>
         <w:br/>
-        <w:t>IF evidence missing: ask, retrieve, or abstain</w:t>
+        <w:t xml:space="preserve">IF </w:t>
+      </w:r>
+      <w:r>
+        <w:rPr>
+          <w:b/>
+        </w:rPr>
+        <w:t>evidence</w:t>
+      </w:r>
+      <w:r>
+        <w:rPr>
+          <w:b w:val="0"/>
+        </w:rPr>
+        <w:t xml:space="preserve"> missing: ask, retrieve, or abstain</w:t>
         <w:br/>
-        <w:t>RETURN useful output + source trail + limitations</w:t>
-      </w:r>
-    </w:p>
-    <w:p>
-      <w:r>
-        <w:t>Trace one input. Which line changes the state or chooses a path?</w:t>
+        <w:t xml:space="preserve">RETURN useful </w:t>
+      </w:r>
+      <w:r>
+        <w:rPr>
+          <w:b/>
+        </w:rPr>
+        <w:t>output</w:t>
+      </w:r>
+      <w:r>
+        <w:rPr>
+          <w:b w:val="0"/>
+        </w:rPr>
+        <w:t xml:space="preserve"> + source trail + limitations</w:t>
+      </w:r>
+    </w:p>
+    <w:p>
+      <w:pPr>
+        <w:spacing w:line="336" w:lineRule="auto" w:after="180"/>
+        <w:shd w:fill="F5F1FB"/>
+      </w:pPr>
+      <w:r>
+        <w:rPr>
+          <w:b w:val="0"/>
+        </w:rPr>
+        <w:t xml:space="preserve">Trace one </w:t>
+      </w:r>
+      <w:r>
+        <w:rPr>
+          <w:b/>
+        </w:rPr>
+        <w:t>input</w:t>
+      </w:r>
+      <w:r>
+        <w:rPr>
+          <w:b w:val="0"/>
+        </w:rPr>
+        <w:t>. Which line changes the state or chooses a path?</w:t>
       </w:r>
     </w:p>
     <w:p>
@@ -2236,13 +3405,60 @@
       </w:r>
     </w:p>
     <w:p>
-      <w:r>
-        <w:t>An unspecified authority or effective-time rule leaves a conflict unresolved; do not invent precedence.</w:t>
-      </w:r>
-    </w:p>
-    <w:p>
-      <w:r>
-        <w:t>A useful check asks what would make the reasoning fail. Distinguish a failure to execute the declared procedure from a weakness in the procedure itself. The first may require a correction; the second requires an explicitly revised method and new evidence. Preserve unsuccessful cases so an improved result cannot hide the original problem.</w:t>
+      <w:pPr>
+        <w:spacing w:line="336" w:lineRule="auto" w:after="180"/>
+      </w:pPr>
+      <w:r>
+        <w:rPr>
+          <w:b w:val="0"/>
+        </w:rPr>
+        <w:t xml:space="preserve">An unspecified </w:t>
+      </w:r>
+      <w:r>
+        <w:rPr>
+          <w:b/>
+        </w:rPr>
+        <w:t>authority</w:t>
+      </w:r>
+      <w:r>
+        <w:rPr>
+          <w:b w:val="0"/>
+        </w:rPr>
+        <w:t xml:space="preserve"> or effective-time rule leaves a conflict unresolved; do not invent precedence.</w:t>
+      </w:r>
+    </w:p>
+    <w:p>
+      <w:pPr>
+        <w:spacing w:line="336" w:lineRule="auto" w:after="180"/>
+      </w:pPr>
+      <w:r>
+        <w:rPr>
+          <w:b w:val="0"/>
+        </w:rPr>
+        <w:t>A useful check asks what would make the reasoning fail. Distinguish a failure to execute the declared procedure from a weakness in the procedure itself.</w:t>
+      </w:r>
+    </w:p>
+    <w:p>
+      <w:pPr>
+        <w:spacing w:line="336" w:lineRule="auto" w:after="180"/>
+      </w:pPr>
+      <w:r>
+        <w:rPr>
+          <w:b w:val="0"/>
+        </w:rPr>
+        <w:t xml:space="preserve">The first may require a correction; the second requires an explicitly revised method and new </w:t>
+      </w:r>
+      <w:r>
+        <w:rPr>
+          <w:b/>
+        </w:rPr>
+        <w:t>evidence</w:t>
+      </w:r>
+      <w:r>
+        <w:rPr>
+          <w:b w:val="0"/>
+        </w:rPr>
+        <w:t>. Preserve unsuccessful cases so an improved result cannot hide the original problem.</w:t>
       </w:r>
     </w:p>
     <w:p>
@@ -2287,8 +3503,26 @@
       </w:r>
     </w:p>
     <w:p>
-      <w:r>
-        <w:t>Use workbook W2 for the connected example “Conflicting and time-sensitive sources”. First fill the input and rule boxes. Try the middle steps before asking for a hint. After a hint, try the next step yourself.</w:t>
+      <w:pPr>
+        <w:spacing w:line="336" w:lineRule="auto" w:after="180"/>
+      </w:pPr>
+      <w:r>
+        <w:rPr>
+          <w:b w:val="0"/>
+        </w:rPr>
+        <w:t xml:space="preserve">Use workbook W2 for the connected example “Conflicting and time-sensitive sources”. First fill the </w:t>
+      </w:r>
+      <w:r>
+        <w:rPr>
+          <w:b/>
+        </w:rPr>
+        <w:t>input</w:t>
+      </w:r>
+      <w:r>
+        <w:rPr>
+          <w:b w:val="0"/>
+        </w:rPr>
+        <w:t xml:space="preserve"> and rule boxes. Try the middle steps before asking for a hint. After a hint, try the next step yourself.</w:t>
       </w:r>
     </w:p>
     <w:tbl>
@@ -2371,7 +3605,13 @@
       </w:tr>
     </w:tbl>
     <w:p>
-      <w:r>
+      <w:pPr>
+        <w:spacing w:line="336" w:lineRule="auto" w:after="180"/>
+      </w:pPr>
+      <w:r>
+        <w:rPr>
+          <w:b w:val="0"/>
+        </w:rPr>
         <w:t>Explain your trace to a partner. Your partner points to one step to check. Swap roles on the next case. Each person writes their own explanation.</w:t>
       </w:r>
     </w:p>
@@ -2384,12 +3624,35 @@
       </w:r>
     </w:p>
     <w:p>
-      <w:r>
-        <w:t>Use the worked case for Conflicting and time-sensitive sources. Proposed explanation: “The worked result establishes every future case”. Decide whether this explanation is supported. Point to the step or supplied fact that decides; explain your repair if needed.</w:t>
-      </w:r>
-    </w:p>
-    <w:p>
-      <w:r>
+      <w:pPr>
+        <w:spacing w:line="336" w:lineRule="auto" w:after="180"/>
+      </w:pPr>
+      <w:r>
+        <w:rPr>
+          <w:b w:val="0"/>
+        </w:rPr>
+        <w:t>Use the worked case for Conflicting and time-sensitive sources. Proposed explanation: “The worked result establishes every future case”. Decide whether this explanation is supported.</w:t>
+      </w:r>
+    </w:p>
+    <w:p>
+      <w:pPr>
+        <w:spacing w:line="336" w:lineRule="auto" w:after="180"/>
+      </w:pPr>
+      <w:r>
+        <w:rPr>
+          <w:b w:val="0"/>
+        </w:rPr>
+        <w:t>Point to the step or supplied fact that decides; explain your repair if needed.</w:t>
+      </w:r>
+    </w:p>
+    <w:p>
+      <w:pPr>
+        <w:spacing w:line="336" w:lineRule="auto" w:after="180"/>
+      </w:pPr>
+      <w:r>
+        <w:rPr>
+          <w:b w:val="0"/>
+        </w:rPr>
         <w:t>Answer on your own before discussion. If you are unsure, say which step you need help with.</w:t>
       </w:r>
     </w:p>
@@ -2402,7 +3665,14 @@
       </w:r>
     </w:p>
     <w:p>
-      <w:r>
+      <w:pPr>
+        <w:spacing w:line="336" w:lineRule="auto" w:after="180"/>
+        <w:shd w:fill="F5F1FB"/>
+      </w:pPr>
+      <w:r>
+        <w:rPr>
+          <w:b w:val="0"/>
+        </w:rPr>
         <w:t>Which source fields must be checked before answering day 9?</w:t>
       </w:r>
     </w:p>
@@ -2435,7 +3705,13 @@
       </w:r>
     </w:p>
     <w:p>
-      <w:r>
+      <w:pPr>
+        <w:spacing w:line="336" w:lineRule="auto" w:after="180"/>
+      </w:pPr>
+      <w:r>
+        <w:rPr>
+          <w:b w:val="0"/>
+        </w:rPr>
         <w:t>This is supported practice. Keep the separately named independent case for an attempt before feedback.</w:t>
       </w:r>
     </w:p>
@@ -2449,16 +3725,45 @@
     </w:p>
     <w:p>
       <w:r>
-        <w:t>EVIDENCE LAB</w:t>
-      </w:r>
-    </w:p>
-    <w:p>
-      <w:r>
+        <w:t>Investigate Source Quality. Record the prediction, actual observation or labelled paper trace, explanation and next test separately.</w:t>
+      </w:r>
+    </w:p>
+    <w:p>
+      <w:pPr>
+        <w:spacing w:line="336" w:lineRule="auto" w:after="180"/>
+      </w:pPr>
+      <w:r>
+        <w:rPr>
+          <w:b/>
+        </w:rPr>
+        <w:t>EVIDENCE</w:t>
+      </w:r>
+      <w:r>
+        <w:rPr>
+          <w:b/>
+        </w:rPr>
+        <w:t xml:space="preserve"> LAB</w:t>
+      </w:r>
+    </w:p>
+    <w:p>
+      <w:pPr>
+        <w:spacing w:line="336" w:lineRule="auto" w:after="180"/>
+      </w:pPr>
+      <w:r>
+        <w:rPr>
+          <w:b w:val="0"/>
+        </w:rPr>
         <w:t>Predict → Test → Record → Explain</w:t>
       </w:r>
     </w:p>
     <w:p>
-      <w:r>
+      <w:pPr>
+        <w:spacing w:line="336" w:lineRule="auto" w:after="180"/>
+      </w:pPr>
+      <w:r>
+        <w:rPr>
+          <w:b w:val="0"/>
+        </w:rPr>
         <w:t>Keep expected and actual results separate. Surprises are useful data when recorded honestly.</w:t>
       </w:r>
     </w:p>
@@ -2499,7 +3804,13 @@
       </w:r>
     </w:p>
     <w:p>
-      <w:r>
+      <w:pPr>
+        <w:spacing w:line="336" w:lineRule="auto" w:after="180"/>
+      </w:pPr>
+      <w:r>
+        <w:rPr>
+          <w:b w:val="0"/>
+        </w:rPr>
         <w:t>Score four sources against all criteria, trace origin links, and defend the best pair for one precise claim.</w:t>
       </w:r>
     </w:p>
@@ -2749,7 +4060,14 @@
       </w:tr>
     </w:tbl>
     <w:p>
-      <w:r>
+      <w:pPr>
+        <w:spacing w:line="336" w:lineRule="auto" w:after="180"/>
+        <w:shd w:fill="F5F1FB"/>
+      </w:pPr>
+      <w:r>
+        <w:rPr>
+          <w:b w:val="0"/>
+        </w:rPr>
         <w:t>What did the hardest test teach you that the normal test did not?</w:t>
       </w:r>
     </w:p>
@@ -2795,7 +4113,13 @@
       </w:r>
     </w:p>
     <w:p>
-      <w:r>
+      <w:pPr>
+        <w:spacing w:line="336" w:lineRule="auto" w:after="180"/>
+      </w:pPr>
+      <w:r>
+        <w:rPr>
+          <w:b w:val="0"/>
+        </w:rPr>
         <w:t>Before trying: what do I expect, and why? While trying: which step could first go wrong? Afterwards: what did I actually observe, and what should change? Keep “not run” if you only traced the procedure.</w:t>
       </w:r>
     </w:p>
@@ -2809,17 +4133,52 @@
     </w:p>
     <w:p>
       <w:r>
+        <w:t>Move from recall to tracing, diagnosis and transfer in Source Quality. Explain why each step is justified.</w:t>
+      </w:r>
+    </w:p>
+    <w:p>
+      <w:pPr>
+        <w:spacing w:line="336" w:lineRule="auto" w:after="180"/>
+      </w:pPr>
+      <w:r>
+        <w:rPr>
+          <w:b/>
+        </w:rPr>
         <w:t>MASTERY</w:t>
       </w:r>
     </w:p>
     <w:p>
-      <w:r>
+      <w:pPr>
+        <w:spacing w:line="336" w:lineRule="auto" w:after="180"/>
+      </w:pPr>
+      <w:r>
+        <w:rPr>
+          <w:b w:val="0"/>
+        </w:rPr>
         <w:t>From Knowing the Word to Owning the Idea</w:t>
       </w:r>
     </w:p>
     <w:p>
-      <w:r>
-        <w:t>Move upward only when you can produce evidence without copying the worked example.</w:t>
+      <w:pPr>
+        <w:spacing w:line="336" w:lineRule="auto" w:after="180"/>
+      </w:pPr>
+      <w:r>
+        <w:rPr>
+          <w:b w:val="0"/>
+        </w:rPr>
+        <w:t xml:space="preserve">Move upward only when you can produce </w:t>
+      </w:r>
+      <w:r>
+        <w:rPr>
+          <w:b/>
+        </w:rPr>
+        <w:t>evidence</w:t>
+      </w:r>
+      <w:r>
+        <w:rPr>
+          <w:b w:val="0"/>
+        </w:rPr>
+        <w:t xml:space="preserve"> without copying the worked example.</w:t>
       </w:r>
     </w:p>
     <w:p>
@@ -2859,33 +4218,93 @@
       </w:r>
     </w:p>
     <w:p>
-      <w:r>
+      <w:pPr>
+        <w:spacing w:line="336" w:lineRule="auto" w:after="180"/>
+      </w:pPr>
+      <w:r>
+        <w:rPr>
+          <w:b w:val="0"/>
+        </w:rPr>
         <w:t>1 • NAME: Define the concept without repeating the textbook.</w:t>
       </w:r>
     </w:p>
     <w:p>
-      <w:r>
-        <w:t>2 • TRACE: Show the information, state, branch, calculation, or evidence path.</w:t>
-      </w:r>
-    </w:p>
-    <w:p>
-      <w:r>
+      <w:pPr>
+        <w:spacing w:line="336" w:lineRule="auto" w:after="180"/>
+      </w:pPr>
+      <w:r>
+        <w:rPr>
+          <w:b w:val="0"/>
+        </w:rPr>
+        <w:t xml:space="preserve">2 • TRACE: Show the information, state, branch, calculation, or </w:t>
+      </w:r>
+      <w:r>
+        <w:rPr>
+          <w:b/>
+        </w:rPr>
+        <w:t>evidence</w:t>
+      </w:r>
+      <w:r>
+        <w:rPr>
+          <w:b w:val="0"/>
+        </w:rPr>
+        <w:t xml:space="preserve"> path.</w:t>
+      </w:r>
+    </w:p>
+    <w:p>
+      <w:pPr>
+        <w:spacing w:line="336" w:lineRule="auto" w:after="180"/>
+      </w:pPr>
+      <w:r>
+        <w:rPr>
+          <w:b w:val="0"/>
+        </w:rPr>
         <w:t>3 • APPLY: Solve a different example independently.</w:t>
       </w:r>
     </w:p>
     <w:p>
-      <w:r>
+      <w:pPr>
+        <w:spacing w:line="336" w:lineRule="auto" w:after="180"/>
+      </w:pPr>
+      <w:r>
+        <w:rPr>
+          <w:b w:val="0"/>
+        </w:rPr>
         <w:t>4 • CHALLENGE: Find a boundary case, counterexample, or unfair outcome.</w:t>
       </w:r>
     </w:p>
     <w:p>
-      <w:r>
+      <w:pPr>
+        <w:spacing w:line="336" w:lineRule="auto" w:after="180"/>
+      </w:pPr>
+      <w:r>
+        <w:rPr>
+          <w:b w:val="0"/>
+        </w:rPr>
         <w:t>5 • EXPLAIN LIMITS: Say when the result should not be trusted or used alone.</w:t>
       </w:r>
     </w:p>
     <w:p>
-      <w:r>
-        <w:t>My strongest evidence of independent understanding:</w:t>
+      <w:pPr>
+        <w:spacing w:line="336" w:lineRule="auto" w:after="180"/>
+      </w:pPr>
+      <w:r>
+        <w:rPr>
+          <w:b w:val="0"/>
+        </w:rPr>
+        <w:t xml:space="preserve">My strongest </w:t>
+      </w:r>
+      <w:r>
+        <w:rPr>
+          <w:b/>
+        </w:rPr>
+        <w:t>evidence</w:t>
+      </w:r>
+      <w:r>
+        <w:rPr>
+          <w:b w:val="0"/>
+        </w:rPr>
+        <w:t xml:space="preserve"> of independent understanding:</w:t>
       </w:r>
     </w:p>
     <w:p>
@@ -2931,16 +4350,39 @@
     </w:p>
     <w:p>
       <w:r>
+        <w:t>Apply this week’s idea to Verified Study Buddy. Keep an annotated decision and the evidence supporting it.</w:t>
+      </w:r>
+    </w:p>
+    <w:p>
+      <w:pPr>
+        <w:spacing w:line="336" w:lineRule="auto" w:after="180"/>
+      </w:pPr>
+      <w:r>
+        <w:rPr>
+          <w:b/>
+        </w:rPr>
         <w:t>CUMULATIVE PROJECT</w:t>
       </w:r>
     </w:p>
     <w:p>
-      <w:r>
+      <w:pPr>
+        <w:spacing w:line="336" w:lineRule="auto" w:after="180"/>
+      </w:pPr>
+      <w:r>
+        <w:rPr>
+          <w:b w:val="0"/>
+        </w:rPr>
         <w:t>Verified Study Buddy</w:t>
       </w:r>
     </w:p>
     <w:p>
-      <w:r>
+      <w:pPr>
+        <w:spacing w:line="336" w:lineRule="auto" w:after="180"/>
+      </w:pPr>
+      <w:r>
+        <w:rPr>
+          <w:b w:val="0"/>
+        </w:rPr>
         <w:t>Every week adds one inspectable piece. The system must show how it reached a result.</w:t>
       </w:r>
     </w:p>
@@ -2981,17 +4423,51 @@
       </w:r>
     </w:p>
     <w:p>
-      <w:r>
+      <w:pPr>
+        <w:spacing w:line="336" w:lineRule="auto" w:after="180"/>
+      </w:pPr>
+      <w:r>
+        <w:rPr>
+          <w:b w:val="0"/>
+        </w:rPr>
         <w:t>THIS WEEK’S CHECKPOINT  Use an approved source list and record why each source fits the learner’s question.</w:t>
       </w:r>
     </w:p>
     <w:p>
-      <w:r>
-        <w:t>SYSTEM MAP  Learner need → prompt/schema → approved sources/retrieval → model/tool → structured answer → verification → human decision</w:t>
-      </w:r>
-    </w:p>
-    <w:p>
-      <w:r>
+      <w:pPr>
+        <w:pStyle w:val="Heading3"/>
+      </w:pPr>
+      <w:r>
+        <w:t>Trace the system</w:t>
+      </w:r>
+    </w:p>
+    <w:p>
+      <w:pPr>
+        <w:spacing w:line="336" w:lineRule="auto" w:after="180"/>
+        <w:shd w:fill="EDF7F3"/>
+      </w:pPr>
+      <w:r>
+        <w:rPr>
+          <w:b w:val="0"/>
+        </w:rPr>
+        <w:t xml:space="preserve">SYSTEM MAP  Learner need → prompt/schema → approved sources/retrieval → model/tool → structured answer → verification → </w:t>
+      </w:r>
+      <w:r>
+        <w:rPr>
+          <w:b/>
+        </w:rPr>
+        <w:t>human decision</w:t>
+      </w:r>
+    </w:p>
+    <w:p>
+      <w:pPr>
+        <w:spacing w:line="336" w:lineRule="auto" w:after="180"/>
+        <w:shd w:fill="F5F1FB"/>
+      </w:pPr>
+      <w:r>
+        <w:rPr>
+          <w:b w:val="0"/>
+        </w:rPr>
         <w:t>What will you add, change, or verify in the project this week?</w:t>
       </w:r>
     </w:p>
@@ -3029,8 +4505,27 @@
       </w:r>
     </w:p>
     <w:p>
-      <w:r>
-        <w:t>What should remain under human control?</w:t>
+      <w:pPr>
+        <w:spacing w:line="336" w:lineRule="auto" w:after="180"/>
+        <w:shd w:fill="F5F1FB"/>
+      </w:pPr>
+      <w:r>
+        <w:rPr>
+          <w:b w:val="0"/>
+        </w:rPr>
+        <w:t xml:space="preserve">What should remain under </w:t>
+      </w:r>
+      <w:r>
+        <w:rPr>
+          <w:b/>
+        </w:rPr>
+        <w:t>human control</w:t>
+      </w:r>
+      <w:r>
+        <w:rPr>
+          <w:b w:val="0"/>
+        </w:rPr>
+        <w:t>?</w:t>
       </w:r>
     </w:p>
     <w:p>
@@ -3067,21 +4562,66 @@
       </w:r>
     </w:p>
     <w:p>
-      <w:r>
-        <w:t>RESPONSIBLE DESIGN  Collect only necessary information. Show uncertainty and limits. Never confuse fluent output with verified truth.</w:t>
-      </w:r>
-    </w:p>
-    <w:p>
       <w:pPr>
         <w:pStyle w:val="Heading3"/>
       </w:pPr>
       <w:r>
+        <w:t>Responsible design</w:t>
+      </w:r>
+    </w:p>
+    <w:p>
+      <w:pPr>
+        <w:spacing w:line="336" w:lineRule="auto" w:after="180"/>
+        <w:shd w:fill="FFF5E6"/>
+      </w:pPr>
+      <w:r>
+        <w:rPr>
+          <w:b w:val="0"/>
+        </w:rPr>
+        <w:t xml:space="preserve">RESPONSIBLE DESIGN  Collect only necessary information. Show uncertainty and limits. Never confuse fluent </w:t>
+      </w:r>
+      <w:r>
+        <w:rPr>
+          <w:b/>
+        </w:rPr>
+        <w:t>output</w:t>
+      </w:r>
+      <w:r>
+        <w:rPr>
+          <w:b w:val="0"/>
+        </w:rPr>
+        <w:t xml:space="preserve"> with verified truth.</w:t>
+      </w:r>
+    </w:p>
+    <w:p>
+      <w:pPr>
+        <w:pStyle w:val="Heading3"/>
+      </w:pPr>
+      <w:r>
         <w:t>Evidence for your project</w:t>
       </w:r>
     </w:p>
     <w:p>
-      <w:r>
-        <w:t>Store Study Buddy source identity, version, authority and effective date, especially for schedules or changing classroom rules.</w:t>
+      <w:pPr>
+        <w:spacing w:line="336" w:lineRule="auto" w:after="180"/>
+      </w:pPr>
+      <w:r>
+        <w:rPr>
+          <w:b w:val="0"/>
+        </w:rPr>
+        <w:t xml:space="preserve">Store Study Buddy source identity, version, </w:t>
+      </w:r>
+      <w:r>
+        <w:rPr>
+          <w:b/>
+        </w:rPr>
+        <w:t>authority</w:t>
+      </w:r>
+      <w:r>
+        <w:rPr>
+          <w:b w:val="0"/>
+        </w:rPr>
+        <w:t xml:space="preserve"> and effective date, especially for schedules or changing classroom rules.</w:t>
       </w:r>
     </w:p>
     <w:p>
@@ -3094,16 +4634,48 @@
     </w:p>
     <w:p>
       <w:r>
+        <w:t>Use a genuinely new case for independent evidence. Previously discussed examples remain practice; use the separately named independent case before feedback.</w:t>
+      </w:r>
+    </w:p>
+    <w:p>
+      <w:pPr>
+        <w:pStyle w:val="Heading3"/>
+      </w:pPr>
+      <w:r>
+        <w:t>Independent evidence</w:t>
+      </w:r>
+    </w:p>
+    <w:p>
+      <w:pPr>
+        <w:spacing w:line="336" w:lineRule="auto" w:after="180"/>
+        <w:shd w:fill="FFF5E6"/>
+      </w:pPr>
+      <w:r>
+        <w:rPr>
+          <w:b w:val="0"/>
+        </w:rPr>
         <w:t>INDEPENDENT MASTERY PROOF</w:t>
       </w:r>
     </w:p>
     <w:p>
-      <w:r>
+      <w:pPr>
+        <w:spacing w:line="336" w:lineRule="auto" w:after="180"/>
+      </w:pPr>
+      <w:r>
+        <w:rPr>
+          <w:b w:val="0"/>
+        </w:rPr>
         <w:t>Explain • Transfer • Test • Defend</w:t>
       </w:r>
     </w:p>
     <w:p>
-      <w:r>
+      <w:pPr>
+        <w:spacing w:line="336" w:lineRule="auto" w:after="180"/>
+      </w:pPr>
+      <w:r>
+        <w:rPr>
+          <w:b w:val="0"/>
+        </w:rPr>
         <w:t>Complete this page without copying the worked example. Your reasoning matters more than decoration.</w:t>
       </w:r>
     </w:p>
@@ -3144,12 +4716,34 @@
       </w:r>
     </w:p>
     <w:p>
-      <w:r>
+      <w:pPr>
+        <w:pStyle w:val="Heading3"/>
+      </w:pPr>
+      <w:r>
+        <w:t>Try a more demanding case</w:t>
+      </w:r>
+    </w:p>
+    <w:p>
+      <w:pPr>
+        <w:spacing w:line="336" w:lineRule="auto" w:after="180"/>
+        <w:shd w:fill="F5F1FB"/>
+      </w:pPr>
+      <w:r>
+        <w:rPr>
+          <w:b w:val="0"/>
+        </w:rPr>
         <w:t>CHALLENGE  Rank four sources for a low-risk school research question.</w:t>
       </w:r>
     </w:p>
     <w:p>
-      <w:r>
+      <w:pPr>
+        <w:spacing w:line="336" w:lineRule="auto" w:after="180"/>
+        <w:shd w:fill="F4F9FC"/>
+      </w:pPr>
+      <w:r>
+        <w:rPr>
+          <w:b w:val="0"/>
+        </w:rPr>
         <w:t>1. My fresh example, trace, calculation, or design:</w:t>
       </w:r>
     </w:p>
@@ -3187,8 +4781,27 @@
       </w:r>
     </w:p>
     <w:p>
-      <w:r>
-        <w:t>2. My evidence that it works (include a boundary or missing-data case):</w:t>
+      <w:pPr>
+        <w:spacing w:line="336" w:lineRule="auto" w:after="180"/>
+        <w:shd w:fill="F4F9FC"/>
+      </w:pPr>
+      <w:r>
+        <w:rPr>
+          <w:b w:val="0"/>
+        </w:rPr>
+        <w:t xml:space="preserve">2. My </w:t>
+      </w:r>
+      <w:r>
+        <w:rPr>
+          <w:b/>
+        </w:rPr>
+        <w:t>evidence</w:t>
+      </w:r>
+      <w:r>
+        <w:rPr>
+          <w:b w:val="0"/>
+        </w:rPr>
+        <w:t xml:space="preserve"> that it works (include a boundary or missing-data case):</w:t>
       </w:r>
     </w:p>
     <w:p>
@@ -3225,7 +4838,14 @@
       </w:r>
     </w:p>
     <w:p>
-      <w:r>
+      <w:pPr>
+        <w:spacing w:line="336" w:lineRule="auto" w:after="180"/>
+        <w:shd w:fill="F4F9FC"/>
+      </w:pPr>
+      <w:r>
+        <w:rPr>
+          <w:b w:val="0"/>
+        </w:rPr>
         <w:t>3. One limitation, fairness concern, or situation needing human review:</w:t>
       </w:r>
     </w:p>
@@ -3263,8 +4883,47 @@
       </w:r>
     </w:p>
     <w:p>
-      <w:r>
-        <w:t>SELF-CHECK  □ I explained the mechanism  □ I used evidence  □ I tested a fresh case  □ I named a limitation  □ I can answer ‘why?’</w:t>
+      <w:pPr>
+        <w:pStyle w:val="Heading3"/>
+      </w:pPr>
+      <w:r>
+        <w:t>Check your explanation</w:t>
+      </w:r>
+    </w:p>
+    <w:p>
+      <w:pPr>
+        <w:spacing w:line="336" w:lineRule="auto" w:after="180"/>
+        <w:shd w:fill="F5F1FB"/>
+      </w:pPr>
+      <w:r>
+        <w:rPr>
+          <w:b w:val="0"/>
+        </w:rPr>
+        <w:t xml:space="preserve">SELF-CHECK  □ I explained the </w:t>
+      </w:r>
+      <w:r>
+        <w:rPr>
+          <w:b/>
+        </w:rPr>
+        <w:t>mechanism</w:t>
+      </w:r>
+      <w:r>
+        <w:rPr>
+          <w:b w:val="0"/>
+        </w:rPr>
+        <w:t xml:space="preserve">  □ I used </w:t>
+      </w:r>
+      <w:r>
+        <w:rPr>
+          <w:b/>
+        </w:rPr>
+        <w:t>evidence</w:t>
+      </w:r>
+      <w:r>
+        <w:rPr>
+          <w:b w:val="0"/>
+        </w:rPr>
+        <w:t xml:space="preserve">  □ I tested a fresh case  □ I named a limitation  □ I can answer ‘why?’</w:t>
       </w:r>
     </w:p>
     <w:p>
@@ -3276,6 +4935,11 @@
       </w:r>
     </w:p>
     <w:p>
+      <w:r>
+        <w:t>Revisit the complete Source Quality case for supported practice. Repeated examples do not become fresh assessments.</w:t>
+      </w:r>
+    </w:p>
+    <w:p>
       <w:pPr>
         <w:pStyle w:val="Heading3"/>
       </w:pPr>
@@ -3284,7 +4948,13 @@
       </w:r>
     </w:p>
     <w:p>
-      <w:r>
+      <w:pPr>
+        <w:spacing w:line="336" w:lineRule="auto" w:after="180"/>
+      </w:pPr>
+      <w:r>
+        <w:rPr>
+          <w:b w:val="0"/>
+        </w:rPr>
         <w:t>Use the supplied details to practise the weekly concept before attempting the independent question. This case extends the illustrated lesson.</w:t>
       </w:r>
     </w:p>
@@ -3297,7 +4967,13 @@
       </w:r>
     </w:p>
     <w:p>
-      <w:r>
+      <w:pPr>
+        <w:spacing w:line="336" w:lineRule="auto" w:after="180"/>
+      </w:pPr>
+      <w:r>
+        <w:rPr>
+          <w:b w:val="0"/>
+        </w:rPr>
         <w:t>An original experiment report and an anonymous unlinked summary describe a method.</w:t>
       </w:r>
     </w:p>
@@ -3310,7 +4986,14 @@
       </w:r>
     </w:p>
     <w:p>
-      <w:r>
+      <w:pPr>
+        <w:spacing w:line="336" w:lineRule="auto" w:after="180"/>
+        <w:shd w:fill="F5F1FB"/>
+      </w:pPr>
+      <w:r>
+        <w:rPr>
+          <w:b w:val="0"/>
+        </w:rPr>
         <w:t>Where should verification begin?</w:t>
       </w:r>
     </w:p>
@@ -3323,7 +5006,13 @@
       </w:r>
     </w:p>
     <w:p>
-      <w:r>
+      <w:pPr>
+        <w:spacing w:line="336" w:lineRule="auto" w:after="180"/>
+      </w:pPr>
+      <w:r>
+        <w:rPr>
+          <w:b w:val="0"/>
+        </w:rPr>
         <w:t>Read the original method, scope and limitations. Original does not mean infallible; summaries may omit conditions.</w:t>
       </w:r>
     </w:p>
@@ -3336,7 +5025,14 @@
       </w:r>
     </w:p>
     <w:p>
-      <w:r>
+      <w:pPr>
+        <w:spacing w:line="336" w:lineRule="auto" w:after="180"/>
+        <w:shd w:fill="F5F1FB"/>
+      </w:pPr>
+      <w:r>
+        <w:rPr>
+          <w:b w:val="0"/>
+        </w:rPr>
         <w:t>Which detail supports the answer, and why does it matter?</w:t>
       </w:r>
     </w:p>
@@ -3514,17 +5210,36 @@
       </w:tr>
     </w:tbl>
     <w:p>
-      <w:r>
+      <w:pPr>
+        <w:spacing w:line="336" w:lineRule="auto" w:after="180"/>
+      </w:pPr>
+      <w:r>
+        <w:rPr>
+          <w:b w:val="0"/>
+        </w:rPr>
         <w:t>An original experiment report and an anonymous unlinked summary describe a method.</w:t>
       </w:r>
     </w:p>
     <w:p>
-      <w:r>
+      <w:pPr>
+        <w:spacing w:line="336" w:lineRule="auto" w:after="180"/>
+        <w:shd w:fill="F5F1FB"/>
+      </w:pPr>
+      <w:r>
+        <w:rPr>
+          <w:b w:val="0"/>
+        </w:rPr>
         <w:t>Where should verification begin?</w:t>
       </w:r>
     </w:p>
     <w:p>
-      <w:r>
+      <w:pPr>
+        <w:spacing w:line="336" w:lineRule="auto" w:after="180"/>
+      </w:pPr>
+      <w:r>
+        <w:rPr>
+          <w:b w:val="0"/>
+        </w:rPr>
         <w:t>Read the original method, scope and limitations. Original does not mean infallible; summaries may omit conditions.</w:t>
       </w:r>
     </w:p>
@@ -3537,6 +5252,11 @@
       </w:r>
     </w:p>
     <w:p>
+      <w:r>
+        <w:t>Attempt the reserved new case before feedback. Record support; the earlier examples below remain additional practice.</w:t>
+      </w:r>
+    </w:p>
+    <w:p>
       <w:pPr>
         <w:pStyle w:val="Heading3"/>
       </w:pPr>
@@ -3545,7 +5265,13 @@
       </w:r>
     </w:p>
     <w:p>
-      <w:r>
+      <w:pPr>
+        <w:spacing w:line="336" w:lineRule="auto" w:after="180"/>
+      </w:pPr>
+      <w:r>
+        <w:rPr>
+          <w:b w:val="0"/>
+        </w:rPr>
         <w:t>Original allows capacity 14. Signed amendment lowers it to 9 effective day 5. Query concerns days 4 and 6. Trace both and preserve versions.</w:t>
       </w:r>
     </w:p>
@@ -3593,7 +5319,13 @@
       </w:r>
     </w:p>
     <w:p>
-      <w:r>
+      <w:pPr>
+        <w:spacing w:line="336" w:lineRule="auto" w:after="180"/>
+      </w:pPr>
+      <w:r>
+        <w:rPr>
+          <w:b w:val="0"/>
+        </w:rPr>
         <w:t>Attempt this case before feedback. Record any help. Earlier examples below are further practice; a case already practised with feedback cannot establish fresh transfer.</w:t>
       </w:r>
     </w:p>
@@ -3606,18 +5338,43 @@
       </w:r>
     </w:p>
     <w:p>
-      <w:r>
+      <w:pPr>
+        <w:spacing w:line="336" w:lineRule="auto" w:after="180"/>
+      </w:pPr>
+      <w:r>
+        <w:rPr>
+          <w:b w:val="0"/>
+        </w:rPr>
         <w:t>Close the worked explanation. Apply the idea to this different question without copying.</w:t>
       </w:r>
     </w:p>
     <w:p>
-      <w:r>
+      <w:pPr>
+        <w:spacing w:line="336" w:lineRule="auto" w:after="180"/>
+        <w:shd w:fill="F5F1FB"/>
+      </w:pPr>
+      <w:r>
+        <w:rPr>
+          <w:b w:val="0"/>
+        </w:rPr>
         <w:t>For a school's current opening time, compare an undated repost with a dated notice issued by the school. Which is the stronger starting source, and what must still be checked?</w:t>
       </w:r>
     </w:p>
     <w:p>
-      <w:r>
-        <w:t>My answer, with a trace, calculation or supporting evidence</w:t>
+      <w:pPr>
+        <w:spacing w:line="336" w:lineRule="auto" w:after="180"/>
+      </w:pPr>
+      <w:r>
+        <w:rPr>
+          <w:b w:val="0"/>
+        </w:rPr>
+        <w:t xml:space="preserve">My answer, with a trace, calculation or supporting </w:t>
+      </w:r>
+      <w:r>
+        <w:rPr>
+          <w:b/>
+        </w:rPr>
+        <w:t>evidence</w:t>
       </w:r>
     </w:p>
     <w:p>
@@ -3662,13 +5419,37 @@
       </w:r>
     </w:p>
     <w:p>
-      <w:r>
+      <w:pPr>
+        <w:spacing w:line="336" w:lineRule="auto" w:after="180"/>
+      </w:pPr>
+      <w:r>
+        <w:rPr>
+          <w:b w:val="0"/>
+        </w:rPr>
         <w:t>Change one relevant detail. Predict the result before testing. Include a boundary or missing-information case when it helps reveal a limit.</w:t>
       </w:r>
     </w:p>
     <w:p>
-      <w:r>
-        <w:t>My changed input and expected result</w:t>
+      <w:pPr>
+        <w:spacing w:line="336" w:lineRule="auto" w:after="180"/>
+      </w:pPr>
+      <w:r>
+        <w:rPr>
+          <w:b w:val="0"/>
+        </w:rPr>
+        <w:t xml:space="preserve">My changed </w:t>
+      </w:r>
+      <w:r>
+        <w:rPr>
+          <w:b/>
+        </w:rPr>
+        <w:t>input</w:t>
+      </w:r>
+      <w:r>
+        <w:rPr>
+          <w:b w:val="0"/>
+        </w:rPr>
+        <w:t xml:space="preserve"> and expected result</w:t>
       </w:r>
     </w:p>
     <w:p>
@@ -3713,13 +5494,37 @@
       </w:r>
     </w:p>
     <w:p>
-      <w:r>
+      <w:pPr>
+        <w:spacing w:line="336" w:lineRule="auto" w:after="180"/>
+      </w:pPr>
+      <w:r>
+        <w:rPr>
+          <w:b w:val="0"/>
+        </w:rPr>
         <w:t>Use an approved source list and record why each source fits the learner’s question.</w:t>
       </w:r>
     </w:p>
     <w:p>
-      <w:r>
-        <w:t>The evidence I will keep</w:t>
+      <w:pPr>
+        <w:spacing w:line="336" w:lineRule="auto" w:after="180"/>
+      </w:pPr>
+      <w:r>
+        <w:rPr>
+          <w:b w:val="0"/>
+        </w:rPr>
+        <w:t xml:space="preserve">The </w:t>
+      </w:r>
+      <w:r>
+        <w:rPr>
+          <w:b/>
+        </w:rPr>
+        <w:t>evidence</w:t>
+      </w:r>
+      <w:r>
+        <w:rPr>
+          <w:b w:val="0"/>
+        </w:rPr>
+        <w:t xml:space="preserve"> I will keep</w:t>
       </w:r>
     </w:p>
     <w:p>
@@ -3756,8 +5561,26 @@
       </w:r>
     </w:p>
     <w:p>
-      <w:r>
-        <w:t>Your teacher has the independent answer and scoring criteria. Complete the matching workbook week to keep your practice evidence together.</w:t>
+      <w:pPr>
+        <w:spacing w:line="336" w:lineRule="auto" w:after="180"/>
+      </w:pPr>
+      <w:r>
+        <w:rPr>
+          <w:b w:val="0"/>
+        </w:rPr>
+        <w:t xml:space="preserve">Your teacher has the independent answer and scoring criteria. Complete the matching workbook week to keep your practice </w:t>
+      </w:r>
+      <w:r>
+        <w:rPr>
+          <w:b/>
+        </w:rPr>
+        <w:t>evidence</w:t>
+      </w:r>
+      <w:r>
+        <w:rPr>
+          <w:b w:val="0"/>
+        </w:rPr>
+        <w:t xml:space="preserve"> together.</w:t>
       </w:r>
     </w:p>
     <w:p>
@@ -3769,7 +5592,14 @@
       </w:r>
     </w:p>
     <w:p>
-      <w:r>
+      <w:pPr>
+        <w:spacing w:line="336" w:lineRule="auto" w:after="180"/>
+        <w:shd w:fill="F5F1FB"/>
+      </w:pPr>
+      <w:r>
+        <w:rPr>
+          <w:b w:val="0"/>
+        </w:rPr>
         <w:t>A school notice updated Friday conflicts with a blog quoting Monday's notice about a room change. Which source should you inspect first, and why is newest alone not enough?</w:t>
       </w:r>
     </w:p>
@@ -3825,8 +5655,25 @@
       </w:r>
     </w:p>
     <w:p>
-      <w:r>
-        <w:t>Attempt the independent case before hints. Record whether you worked alone, used a hint or followed a model. After feedback, fix the first unsupported step and explain why it changed. A later check uses a changed case, not a copied answer.</w:t>
+      <w:pPr>
+        <w:spacing w:line="336" w:lineRule="auto" w:after="180"/>
+      </w:pPr>
+      <w:r>
+        <w:rPr>
+          <w:b w:val="0"/>
+        </w:rPr>
+        <w:t>Attempt the independent case before hints. Record whether you worked alone, used a hint or followed a model. After feedback, fix the first unsupported step and explain why it changed.</w:t>
+      </w:r>
+    </w:p>
+    <w:p>
+      <w:pPr>
+        <w:spacing w:line="336" w:lineRule="auto" w:after="180"/>
+      </w:pPr>
+      <w:r>
+        <w:rPr>
+          <w:b w:val="0"/>
+        </w:rPr>
+        <w:t>A later check uses a changed case, not a copied answer.</w:t>
       </w:r>
     </w:p>
     <w:p>
@@ -3839,6 +5686,17 @@
     </w:p>
     <w:p>
       <w:r>
+        <w:t>Use this map to navigate Source Quality, connect the goals to tasks and keep one evidence record for each attempt.</w:t>
+      </w:r>
+    </w:p>
+    <w:p>
+      <w:pPr>
+        <w:spacing w:line="336" w:lineRule="auto" w:after="180"/>
+      </w:pPr>
+      <w:r>
+        <w:rPr>
+          <w:b w:val="0"/>
+        </w:rPr>
         <w:t>Start with this question: A fictional Study Buddy answers which room a club is authorised to use.</w:t>
       </w:r>
     </w:p>
@@ -3945,13 +5803,61 @@
       </w:tr>
     </w:tbl>
     <w:p>
-      <w:r>
-        <w:t>Remember → watch and explain → try with help → investigate → try independently → keep project evidence. Your teacher may spread this lesson across several classes.</w:t>
-      </w:r>
-    </w:p>
-    <w:p>
-      <w:r>
-        <w:t>Keep your first prediction. Compare it with what the evidence shows and explain any change.</w:t>
+      <w:pPr>
+        <w:spacing w:line="336" w:lineRule="auto" w:after="180"/>
+      </w:pPr>
+      <w:r>
+        <w:rPr>
+          <w:b w:val="0"/>
+        </w:rPr>
+        <w:t xml:space="preserve">Remember → watch and explain → try with help → investigate → try independently → keep project </w:t>
+      </w:r>
+      <w:r>
+        <w:rPr>
+          <w:b/>
+        </w:rPr>
+        <w:t>evidence</w:t>
+      </w:r>
+      <w:r>
+        <w:rPr>
+          <w:b w:val="0"/>
+        </w:rPr>
+        <w:t>. Your teacher may spread this lesson across several classes.</w:t>
+      </w:r>
+    </w:p>
+    <w:p>
+      <w:pPr>
+        <w:spacing w:line="336" w:lineRule="auto" w:after="180"/>
+      </w:pPr>
+      <w:r>
+        <w:rPr>
+          <w:b w:val="0"/>
+        </w:rPr>
+        <w:t xml:space="preserve">Keep your first </w:t>
+      </w:r>
+      <w:r>
+        <w:rPr>
+          <w:b/>
+        </w:rPr>
+        <w:t>prediction</w:t>
+      </w:r>
+      <w:r>
+        <w:rPr>
+          <w:b w:val="0"/>
+        </w:rPr>
+        <w:t xml:space="preserve">. Compare it with what the </w:t>
+      </w:r>
+      <w:r>
+        <w:rPr>
+          <w:b/>
+        </w:rPr>
+        <w:t>evidence</w:t>
+      </w:r>
+      <w:r>
+        <w:rPr>
+          <w:b w:val="0"/>
+        </w:rPr>
+        <w:t xml:space="preserve"> shows and explain any change.</w:t>
       </w:r>
     </w:p>
     <w:p>
@@ -3964,7 +5870,30 @@
     </w:p>
     <w:p>
       <w:r>
-        <w:t>Close your notes. Explain this goal in your own words: Explain the mechanism and terminology of conflicting and time-sensitive sources</w:t>
+        <w:t>Explain Source Quality without notes, identify a remaining question and plan a later check with a changed case.</w:t>
+      </w:r>
+    </w:p>
+    <w:p>
+      <w:pPr>
+        <w:spacing w:line="336" w:lineRule="auto" w:after="180"/>
+      </w:pPr>
+      <w:r>
+        <w:rPr>
+          <w:b w:val="0"/>
+        </w:rPr>
+        <w:t xml:space="preserve">Close your notes. Explain this goal in your own words: Explain the </w:t>
+      </w:r>
+      <w:r>
+        <w:rPr>
+          <w:b/>
+        </w:rPr>
+        <w:t>mechanism</w:t>
+      </w:r>
+      <w:r>
+        <w:rPr>
+          <w:b w:val="0"/>
+        </w:rPr>
+        <w:t xml:space="preserve"> and terminology of conflicting and time-sensitive sources</w:t>
       </w:r>
     </w:p>
     <w:p>
@@ -4001,13 +5930,61 @@
       </w:r>
     </w:p>
     <w:p>
-      <w:r>
-        <w:t>If you are unsure, return to the worked picture and explain one arrow. If you are ready, change an input or assumption and justify your prediction.</w:t>
-      </w:r>
-    </w:p>
-    <w:p>
-      <w:r>
-        <w:t>Save your workbook evidence. At the next review, try a different case before opening your old answer.</w:t>
+      <w:pPr>
+        <w:spacing w:line="336" w:lineRule="auto" w:after="180"/>
+      </w:pPr>
+      <w:r>
+        <w:rPr>
+          <w:b w:val="0"/>
+        </w:rPr>
+        <w:t xml:space="preserve">If you are unsure, return to the worked picture and explain one arrow. If you are ready, change an </w:t>
+      </w:r>
+      <w:r>
+        <w:rPr>
+          <w:b/>
+        </w:rPr>
+        <w:t>input</w:t>
+      </w:r>
+      <w:r>
+        <w:rPr>
+          <w:b w:val="0"/>
+        </w:rPr>
+        <w:t xml:space="preserve"> or assumption and justify your </w:t>
+      </w:r>
+      <w:r>
+        <w:rPr>
+          <w:b/>
+        </w:rPr>
+        <w:t>prediction</w:t>
+      </w:r>
+      <w:r>
+        <w:rPr>
+          <w:b w:val="0"/>
+        </w:rPr>
+        <w:t>.</w:t>
+      </w:r>
+    </w:p>
+    <w:p>
+      <w:pPr>
+        <w:spacing w:line="336" w:lineRule="auto" w:after="180"/>
+      </w:pPr>
+      <w:r>
+        <w:rPr>
+          <w:b w:val="0"/>
+        </w:rPr>
+        <w:t xml:space="preserve">Save your workbook </w:t>
+      </w:r>
+      <w:r>
+        <w:rPr>
+          <w:b/>
+        </w:rPr>
+        <w:t>evidence</w:t>
+      </w:r>
+      <w:r>
+        <w:rPr>
+          <w:b w:val="0"/>
+        </w:rPr>
+        <w:t>. At the next review, try a different case before opening your old answer.</w:t>
       </w:r>
     </w:p>
     <w:p>
@@ -4020,11 +5997,28 @@
     </w:p>
     <w:p>
       <w:r>
+        <w:t>Attempt supported questions before using hints or feedback. Review a missing building block, then keep the completed work.</w:t>
+      </w:r>
+    </w:p>
+    <w:p>
+      <w:pPr>
+        <w:spacing w:line="336" w:lineRule="auto" w:after="180"/>
+      </w:pPr>
+      <w:r>
+        <w:rPr>
+          <w:b w:val="0"/>
+        </w:rPr>
         <w:t>Use this supported practice once, in the browser or on paper. Keep the reserved independent assessment for a separate first attempt before teacher feedback.</w:t>
       </w:r>
     </w:p>
     <w:p>
-      <w:r>
+      <w:pPr>
+        <w:spacing w:line="336" w:lineRule="auto" w:after="180"/>
+      </w:pPr>
+      <w:r>
+        <w:rPr>
+          <w:b w:val="0"/>
+        </w:rPr>
         <w:t>A fictional Study Buddy answers which room a club is authorised to use.</w:t>
       </w:r>
     </w:p>
@@ -4037,28 +6031,68 @@
       </w:r>
     </w:p>
     <w:p>
-      <w:r>
+      <w:pPr>
+        <w:spacing w:line="336" w:lineRule="auto" w:after="180"/>
+      </w:pPr>
+      <w:r>
+        <w:rPr>
+          <w:b w:val="0"/>
+        </w:rPr>
         <w:t>Which labelled step matches this detail? Reuploading old A on day 10 does not revoke B.</w:t>
       </w:r>
     </w:p>
     <w:p>
-      <w:r>
+      <w:pPr>
+        <w:spacing w:line="336" w:lineRule="auto" w:after="180"/>
+        <w:shd w:fill="F4F9FC"/>
+      </w:pPr>
+      <w:r>
+        <w:rPr>
+          <w:b w:val="0"/>
+        </w:rPr>
         <w:t>1. Day 9</w:t>
       </w:r>
     </w:p>
     <w:p>
-      <w:r>
+      <w:pPr>
+        <w:spacing w:line="336" w:lineRule="auto" w:after="180"/>
+        <w:shd w:fill="F4F9FC"/>
+      </w:pPr>
+      <w:r>
+        <w:rPr>
+          <w:b w:val="0"/>
+        </w:rPr>
         <w:t>2. Ignore upload shortcut</w:t>
       </w:r>
     </w:p>
     <w:p>
-      <w:r>
+      <w:pPr>
+        <w:spacing w:line="336" w:lineRule="auto" w:after="180"/>
+        <w:shd w:fill="F4F9FC"/>
+      </w:pPr>
+      <w:r>
+        <w:rPr>
+          <w:b w:val="0"/>
+        </w:rPr>
         <w:t>3. Day 6</w:t>
       </w:r>
     </w:p>
     <w:p>
-      <w:r>
-        <w:t>4. Check authority</w:t>
+      <w:pPr>
+        <w:spacing w:line="336" w:lineRule="auto" w:after="180"/>
+        <w:shd w:fill="F4F9FC"/>
+      </w:pPr>
+      <w:r>
+        <w:rPr>
+          <w:b w:val="0"/>
+        </w:rPr>
+        <w:t xml:space="preserve">4. Check </w:t>
+      </w:r>
+      <w:r>
+        <w:rPr>
+          <w:b/>
+        </w:rPr>
+        <w:t>authority</w:t>
       </w:r>
     </w:p>
     <w:p>
@@ -4095,41 +6129,155 @@
       </w:r>
     </w:p>
     <w:p>
-      <w:r>
+      <w:pPr>
+        <w:pStyle w:val="Heading3"/>
+      </w:pPr>
+      <w:r>
+        <w:t>Hint · try first</w:t>
+      </w:r>
+    </w:p>
+    <w:p>
+      <w:pPr>
+        <w:spacing w:line="336" w:lineRule="auto" w:after="180"/>
+        <w:shd w:fill="F1F6F8"/>
+      </w:pPr>
+      <w:r>
+        <w:rPr>
+          <w:b w:val="0"/>
+        </w:rPr>
         <w:t>Hint if needed: Read the steps in the pictorial case. Match the supplied detail to the stage that performs or records it.</w:t>
       </w:r>
     </w:p>
     <w:p>
-      <w:r>
-        <w:t>After your attempt, compare with the supported explanation: Ignore upload shortcut Reuploading old A on day 10 does not revoke B. A source’s upload time and the time its rule takes effect answer different questions. Preserve version relationships and the query’s intended date. The current authoritative chain gives a consistent answer to both queries. A later filename or timestamp alone cannot establish that an old record supersedes a signed amendment.</w:t>
-      </w:r>
-    </w:p>
-    <w:p>
       <w:pPr>
         <w:pStyle w:val="Heading3"/>
       </w:pPr>
       <w:r>
+        <w:t>Feedback · compare after trying</w:t>
+      </w:r>
+    </w:p>
+    <w:p>
+      <w:pPr>
+        <w:spacing w:line="336" w:lineRule="auto" w:after="180"/>
+        <w:shd w:fill="F1F6FC"/>
+      </w:pPr>
+      <w:r>
+        <w:rPr>
+          <w:b w:val="0"/>
+        </w:rPr>
+        <w:t>After your attempt, compare with the supported explanation: Ignore upload shortcut Reuploading old A on day 10 does not revoke B. A source’s upload time and the time its rule takes effect answer different questions.</w:t>
+      </w:r>
+    </w:p>
+    <w:p>
+      <w:pPr>
+        <w:spacing w:line="336" w:lineRule="auto" w:after="180"/>
+        <w:shd w:fill="F1F6FC"/>
+      </w:pPr>
+      <w:r>
+        <w:rPr>
+          <w:b w:val="0"/>
+        </w:rPr>
+        <w:t>Preserve version relationships and the query’s intended date. The current authoritative chain gives a consistent answer to both queries.</w:t>
+      </w:r>
+    </w:p>
+    <w:p>
+      <w:pPr>
+        <w:spacing w:line="336" w:lineRule="auto" w:after="180"/>
+        <w:shd w:fill="F1F6FC"/>
+      </w:pPr>
+      <w:r>
+        <w:rPr>
+          <w:b w:val="0"/>
+        </w:rPr>
+        <w:t>A later filename or timestamp alone cannot establish that an old record supersedes a signed amendment.</w:t>
+      </w:r>
+    </w:p>
+    <w:p>
+      <w:pPr>
+        <w:pStyle w:val="Heading3"/>
+      </w:pPr>
+      <w:r>
         <w:t>Practice 2: explain the deciding evidence</w:t>
       </w:r>
     </w:p>
     <w:p>
-      <w:r>
+      <w:pPr>
+        <w:pStyle w:val="Heading3"/>
+      </w:pPr>
+      <w:r>
+        <w:t>Changed case · predict first</w:t>
+      </w:r>
+    </w:p>
+    <w:p>
+      <w:pPr>
+        <w:spacing w:line="336" w:lineRule="auto" w:after="180"/>
+        <w:shd w:fill="F5F1FB"/>
+      </w:pPr>
+      <w:r>
+        <w:rPr>
+          <w:b w:val="0"/>
+        </w:rPr>
         <w:t>Changed-case practice: A signed amendment C explicitly revokes B effective day 12 and restores Hall 1. Which conclusion is supported by the supplied facts?</w:t>
       </w:r>
     </w:p>
     <w:p>
-      <w:r>
+      <w:pPr>
+        <w:spacing w:line="336" w:lineRule="auto" w:after="180"/>
+        <w:shd w:fill="F4F9FC"/>
+      </w:pPr>
+      <w:r>
+        <w:rPr>
+          <w:b w:val="0"/>
+        </w:rPr>
         <w:t>1. Day 9 stays Hall 3; day 13 becomes Hall 1.</w:t>
       </w:r>
     </w:p>
     <w:p>
-      <w:r>
-        <w:t>2. We can decide the result without examining the changed input or the procedure.</w:t>
-      </w:r>
-    </w:p>
-    <w:p>
-      <w:r>
-        <w:t>3. This one example guarantees correct results for every future input.</w:t>
+      <w:pPr>
+        <w:spacing w:line="336" w:lineRule="auto" w:after="180"/>
+        <w:shd w:fill="F4F9FC"/>
+      </w:pPr>
+      <w:r>
+        <w:rPr>
+          <w:b w:val="0"/>
+        </w:rPr>
+        <w:t xml:space="preserve">2. We can decide the result without examining the changed </w:t>
+      </w:r>
+      <w:r>
+        <w:rPr>
+          <w:b/>
+        </w:rPr>
+        <w:t>input</w:t>
+      </w:r>
+      <w:r>
+        <w:rPr>
+          <w:b w:val="0"/>
+        </w:rPr>
+        <w:t xml:space="preserve"> or the procedure.</w:t>
+      </w:r>
+    </w:p>
+    <w:p>
+      <w:pPr>
+        <w:spacing w:line="336" w:lineRule="auto" w:after="180"/>
+        <w:shd w:fill="F4F9FC"/>
+      </w:pPr>
+      <w:r>
+        <w:rPr>
+          <w:b w:val="0"/>
+        </w:rPr>
+        <w:t xml:space="preserve">3. This one example guarantees correct results for every future </w:t>
+      </w:r>
+      <w:r>
+        <w:rPr>
+          <w:b/>
+        </w:rPr>
+        <w:t>input</w:t>
+      </w:r>
+      <w:r>
+        <w:rPr>
+          <w:b w:val="0"/>
+        </w:rPr>
+        <w:t>.</w:t>
       </w:r>
     </w:p>
     <w:p>
@@ -4166,12 +6314,42 @@
       </w:r>
     </w:p>
     <w:p>
-      <w:r>
+      <w:pPr>
+        <w:pStyle w:val="Heading3"/>
+      </w:pPr>
+      <w:r>
+        <w:t>Hint · try first</w:t>
+      </w:r>
+    </w:p>
+    <w:p>
+      <w:pPr>
+        <w:spacing w:line="336" w:lineRule="auto" w:after="180"/>
+        <w:shd w:fill="F1F6F8"/>
+      </w:pPr>
+      <w:r>
+        <w:rPr>
+          <w:b w:val="0"/>
+        </w:rPr>
         <w:t>Hint if needed: Use the changed condition and the deciding step in the pictorial trace. The answer must say what follows from those facts.</w:t>
       </w:r>
     </w:p>
     <w:p>
-      <w:r>
+      <w:pPr>
+        <w:pStyle w:val="Heading3"/>
+      </w:pPr>
+      <w:r>
+        <w:t>Feedback · compare after trying</w:t>
+      </w:r>
+    </w:p>
+    <w:p>
+      <w:pPr>
+        <w:spacing w:line="336" w:lineRule="auto" w:after="180"/>
+        <w:shd w:fill="F1F6FC"/>
+      </w:pPr>
+      <w:r>
+        <w:rPr>
+          <w:b w:val="0"/>
+        </w:rPr>
         <w:t>After your attempt, compare with the supported explanation: Day 9 stays Hall 3; day 13 becomes Hall 1. The new authoritative change applies from its stated effective date, not retroactively.</w:t>
       </w:r>
     </w:p>
@@ -4184,18 +6362,129 @@
       </w:r>
     </w:p>
     <w:p>
-      <w:r>
-        <w:t>Review Hallucination Failure Types (ai-3/14). Goal: Explain the mechanism and terminology of generation failures and verification. Short practice: Can we conclude there will definitely be no lunch from S alone?. Return to this week and explain what you changed.</w:t>
-      </w:r>
-    </w:p>
-    <w:p>
-      <w:r>
-        <w:t>Review Speech and Audio Systems (ai-3/12). Goal: Explain the mechanism and terminology of speech pipelines and multimodal evidence. Short practice: Which stage was initially wrong, and which stage was correctly operating on a wrong input?. Return to this week and explain what you changed.</w:t>
-      </w:r>
-    </w:p>
-    <w:p>
-      <w:r>
-        <w:t>Review Prompt Evaluation (ai-3/9). Goal: Explain the mechanism and terminology of controlled prompt experiments. Short practice: Why is B’s selection defensible here without calling it universally superior?. Return to this week and explain what you changed.</w:t>
+      <w:pPr>
+        <w:spacing w:line="336" w:lineRule="auto" w:after="180"/>
+      </w:pPr>
+      <w:r>
+        <w:rPr>
+          <w:b w:val="0"/>
+        </w:rPr>
+        <w:t xml:space="preserve">Review Hallucination Failure Types (ai-3/14). Goal: Explain the </w:t>
+      </w:r>
+      <w:r>
+        <w:rPr>
+          <w:b/>
+        </w:rPr>
+        <w:t>mechanism</w:t>
+      </w:r>
+      <w:r>
+        <w:rPr>
+          <w:b w:val="0"/>
+        </w:rPr>
+        <w:t xml:space="preserve"> and terminology of generation failures and verification. Short practice: Can we conclude there will definitely be no lunch from S alone?.</w:t>
+      </w:r>
+    </w:p>
+    <w:p>
+      <w:pPr>
+        <w:spacing w:line="336" w:lineRule="auto" w:after="180"/>
+      </w:pPr>
+      <w:r>
+        <w:rPr>
+          <w:b w:val="0"/>
+        </w:rPr>
+        <w:t>Return to this week and explain what you changed.</w:t>
+      </w:r>
+    </w:p>
+    <w:p>
+      <w:pPr>
+        <w:spacing w:line="336" w:lineRule="auto" w:after="180"/>
+      </w:pPr>
+      <w:r>
+        <w:rPr>
+          <w:b w:val="0"/>
+        </w:rPr>
+        <w:t xml:space="preserve">Review Speech and Audio Systems (ai-3/12). Goal: Explain the </w:t>
+      </w:r>
+      <w:r>
+        <w:rPr>
+          <w:b/>
+        </w:rPr>
+        <w:t>mechanism</w:t>
+      </w:r>
+      <w:r>
+        <w:rPr>
+          <w:b w:val="0"/>
+        </w:rPr>
+        <w:t xml:space="preserve"> and terminology of speech pipelines and multimodal </w:t>
+      </w:r>
+      <w:r>
+        <w:rPr>
+          <w:b/>
+        </w:rPr>
+        <w:t>evidence</w:t>
+      </w:r>
+      <w:r>
+        <w:rPr>
+          <w:b w:val="0"/>
+        </w:rPr>
+        <w:t>.</w:t>
+      </w:r>
+    </w:p>
+    <w:p>
+      <w:pPr>
+        <w:spacing w:line="336" w:lineRule="auto" w:after="180"/>
+      </w:pPr>
+      <w:r>
+        <w:rPr>
+          <w:b w:val="0"/>
+        </w:rPr>
+        <w:t xml:space="preserve">Short practice: Which stage was initially wrong, and which stage was correctly operating on a wrong </w:t>
+      </w:r>
+      <w:r>
+        <w:rPr>
+          <w:b/>
+        </w:rPr>
+        <w:t>input</w:t>
+      </w:r>
+      <w:r>
+        <w:rPr>
+          <w:b w:val="0"/>
+        </w:rPr>
+        <w:t>?. Return to this week and explain what you changed.</w:t>
+      </w:r>
+    </w:p>
+    <w:p>
+      <w:pPr>
+        <w:spacing w:line="336" w:lineRule="auto" w:after="180"/>
+      </w:pPr>
+      <w:r>
+        <w:rPr>
+          <w:b w:val="0"/>
+        </w:rPr>
+        <w:t xml:space="preserve">Review Prompt Evaluation (ai-3/9). Goal: Explain the </w:t>
+      </w:r>
+      <w:r>
+        <w:rPr>
+          <w:b/>
+        </w:rPr>
+        <w:t>mechanism</w:t>
+      </w:r>
+      <w:r>
+        <w:rPr>
+          <w:b w:val="0"/>
+        </w:rPr>
+        <w:t xml:space="preserve"> and terminology of controlled prompt experiments. Short practice: Why is B’s selection defensible here without calling it universally superior?.</w:t>
+      </w:r>
+    </w:p>
+    <w:p>
+      <w:pPr>
+        <w:spacing w:line="336" w:lineRule="auto" w:after="180"/>
+      </w:pPr>
+      <w:r>
+        <w:rPr>
+          <w:b w:val="0"/>
+        </w:rPr>
+        <w:t>Return to this week and explain what you changed.</w:t>
       </w:r>
     </w:p>
     <w:p>
@@ -4207,8 +6496,640 @@
       </w:r>
     </w:p>
     <w:p>
-      <w:r>
-        <w:t>Use Download completed work in the hosted lesson to export your answers, reflections, practice feedback and code-run evidence. Open the HTML copy to read or print it. Drafts stay in this browser when storage is available; clear drafts on a shared device.</w:t>
+      <w:pPr>
+        <w:spacing w:line="336" w:lineRule="auto" w:after="180"/>
+      </w:pPr>
+      <w:r>
+        <w:rPr>
+          <w:b w:val="0"/>
+        </w:rPr>
+        <w:t xml:space="preserve">Use Download completed work in the hosted lesson to export your answers, reflections, practice feedback and code-run </w:t>
+      </w:r>
+      <w:r>
+        <w:rPr>
+          <w:b/>
+        </w:rPr>
+        <w:t>evidence</w:t>
+      </w:r>
+      <w:r>
+        <w:rPr>
+          <w:b w:val="0"/>
+        </w:rPr>
+        <w:t>. Open the HTML copy to read or print it.</w:t>
+      </w:r>
+    </w:p>
+    <w:p>
+      <w:pPr>
+        <w:spacing w:line="336" w:lineRule="auto" w:after="180"/>
+      </w:pPr>
+      <w:r>
+        <w:rPr>
+          <w:b w:val="0"/>
+        </w:rPr>
+        <w:t>Drafts stay in this browser when storage is available; clear drafts on a shared device.</w:t>
+      </w:r>
+    </w:p>
+    <w:p>
+      <w:pPr>
+        <w:pStyle w:val="Heading1"/>
+      </w:pPr>
+      <w:r>
+        <w:t>18. Visual concept journey</w:t>
+      </w:r>
+    </w:p>
+    <w:p>
+      <w:r>
+        <w:t>Explain each Source Quality graphic using its labels, deciding evidence and relevant limitation.</w:t>
+      </w:r>
+    </w:p>
+    <w:p>
+      <w:pPr>
+        <w:pStyle w:val="Heading3"/>
+      </w:pPr>
+      <w:r>
+        <w:t>01. Source Quality: the case</w:t>
+      </w:r>
+    </w:p>
+    <w:p>
+      <w:r>
+        <w:drawing>
+          <wp:inline xmlns:a="http://schemas.openxmlformats.org/drawingml/2006/main" xmlns:pic="http://schemas.openxmlformats.org/drawingml/2006/picture">
+            <wp:extent cx="5486400" cy="3142488"/>
+            <wp:docPr id="22" name="Picture 22" descr="A fictional Study Buddy answers which room a club is authorised to use. Supplied facts: Signed notice A: Hall 1 from day 1. Signed amendment B references A and changes to Hall 3 effective day 8. An old copy of A is reuploaded on day 10. B remains the authoritative amendment. Queries concern day 6 and day 9."/>
+            <wp:cNvGraphicFramePr>
+              <a:graphicFrameLocks noChangeAspect="1"/>
+            </wp:cNvGraphicFramePr>
+            <a:graphic>
+              <a:graphicData uri="http://schemas.openxmlformats.org/drawingml/2006/picture">
+                <pic:pic>
+                  <pic:nvPicPr>
+                    <pic:cNvPr id="0" name="academy-story-ai-3-15-01.png"/>
+                    <pic:cNvPicPr/>
+                  </pic:nvPicPr>
+                  <pic:blipFill>
+                    <a:blip r:embed="rId29"/>
+                    <a:stretch>
+                      <a:fillRect/>
+                    </a:stretch>
+                  </pic:blipFill>
+                  <pic:spPr>
+                    <a:xfrm>
+                      <a:off x="0" y="0"/>
+                      <a:ext cx="5486400" cy="3142488"/>
+                    </a:xfrm>
+                    <a:prstGeom prst="rect"/>
+                  </pic:spPr>
+                </pic:pic>
+              </a:graphicData>
+            </a:graphic>
+          </wp:inline>
+        </w:drawing>
+      </w:r>
+    </w:p>
+    <w:p>
+      <w:pPr>
+        <w:spacing w:line="336" w:lineRule="auto" w:after="180"/>
+      </w:pPr>
+      <w:r>
+        <w:rPr>
+          <w:b w:val="0"/>
+        </w:rPr>
+        <w:t>A fictional Study Buddy answers which room a club is authorised to use. Supplied facts: Signed notice A: Hall 1 from day 1. Signed amendment B references A and changes to Hall 3 effective day 8.</w:t>
+      </w:r>
+    </w:p>
+    <w:p>
+      <w:pPr>
+        <w:spacing w:line="336" w:lineRule="auto" w:after="180"/>
+      </w:pPr>
+      <w:r>
+        <w:rPr>
+          <w:b w:val="0"/>
+        </w:rPr>
+        <w:t>An old copy of A is reuploaded on day 10. B remains the authoritative amendment. Queries concern day 6 and day 9.</w:t>
+      </w:r>
+    </w:p>
+    <w:p>
+      <w:pPr>
+        <w:spacing w:line="336" w:lineRule="auto" w:after="180"/>
+        <w:shd w:fill="F5F1FB"/>
+      </w:pPr>
+      <w:r>
+        <w:rPr>
+          <w:b w:val="0"/>
+        </w:rPr>
+        <w:t>Point to the given fact that matters most. Explain why it matters.</w:t>
+      </w:r>
+    </w:p>
+    <w:p>
+      <w:pPr>
+        <w:pStyle w:val="Heading3"/>
+      </w:pPr>
+      <w:r>
+        <w:t>02. Follow the deciding steps</w:t>
+      </w:r>
+    </w:p>
+    <w:p>
+      <w:r>
+        <w:drawing>
+          <wp:inline xmlns:a="http://schemas.openxmlformats.org/drawingml/2006/main" xmlns:pic="http://schemas.openxmlformats.org/drawingml/2006/picture">
+            <wp:extent cx="5486400" cy="4005072"/>
+            <wp:docPr id="23" name="Picture 23" descr="Check authority: B is a signed amendment to A, not an unrelated comment. → Day 6: Before effective day 8, authorised room is Hall 1. → Day 9: From day 8 onward, authorised room is Hall 3. → Ignore upload shortcut: Reuploading old A on day 10 does not revoke B."/>
+            <wp:cNvGraphicFramePr>
+              <a:graphicFrameLocks noChangeAspect="1"/>
+            </wp:cNvGraphicFramePr>
+            <a:graphic>
+              <a:graphicData uri="http://schemas.openxmlformats.org/drawingml/2006/picture">
+                <pic:pic>
+                  <pic:nvPicPr>
+                    <pic:cNvPr id="0" name="academy-story-ai-3-15-02.png"/>
+                    <pic:cNvPicPr/>
+                  </pic:nvPicPr>
+                  <pic:blipFill>
+                    <a:blip r:embed="rId30"/>
+                    <a:stretch>
+                      <a:fillRect/>
+                    </a:stretch>
+                  </pic:blipFill>
+                  <pic:spPr>
+                    <a:xfrm>
+                      <a:off x="0" y="0"/>
+                      <a:ext cx="5486400" cy="4005072"/>
+                    </a:xfrm>
+                    <a:prstGeom prst="rect"/>
+                  </pic:spPr>
+                </pic:pic>
+              </a:graphicData>
+            </a:graphic>
+          </wp:inline>
+        </w:drawing>
+      </w:r>
+    </w:p>
+    <w:p>
+      <w:pPr>
+        <w:spacing w:line="336" w:lineRule="auto" w:after="180"/>
+      </w:pPr>
+      <w:r>
+        <w:rPr>
+          <w:b w:val="0"/>
+        </w:rPr>
+        <w:t xml:space="preserve">Check </w:t>
+      </w:r>
+      <w:r>
+        <w:rPr>
+          <w:b/>
+        </w:rPr>
+        <w:t>authority</w:t>
+      </w:r>
+      <w:r>
+        <w:rPr>
+          <w:b w:val="0"/>
+        </w:rPr>
+        <w:t>: B is a signed amendment to A, not an unrelated comment. → Day 6: Before effective day 8, authorised room is Hall 1. → Day 9: From day 8 onward, authorised room is Hall 3. → Ignore upload shortcut: Reuploading old A on day 10 does not revoke B.</w:t>
+      </w:r>
+    </w:p>
+    <w:p>
+      <w:pPr>
+        <w:spacing w:line="336" w:lineRule="auto" w:after="180"/>
+        <w:shd w:fill="F5F1FB"/>
+      </w:pPr>
+      <w:r>
+        <w:rPr>
+          <w:b w:val="0"/>
+        </w:rPr>
+        <w:t xml:space="preserve">Point to each numbered stage and explain which recorded </w:t>
+      </w:r>
+      <w:r>
+        <w:rPr>
+          <w:b/>
+        </w:rPr>
+        <w:t>input</w:t>
+      </w:r>
+      <w:r>
+        <w:rPr>
+          <w:b w:val="0"/>
+        </w:rPr>
+        <w:t xml:space="preserve"> it uses.</w:t>
+      </w:r>
+    </w:p>
+    <w:p>
+      <w:pPr>
+        <w:pStyle w:val="Heading3"/>
+      </w:pPr>
+      <w:r>
+        <w:t>03. Conflicting and time-sensitive sources — evidence trace</w:t>
+      </w:r>
+    </w:p>
+    <w:p>
+      <w:r>
+        <w:drawing>
+          <wp:inline xmlns:a="http://schemas.openxmlformats.org/drawingml/2006/main" xmlns:pic="http://schemas.openxmlformats.org/drawingml/2006/picture">
+            <wp:extent cx="5486400" cy="2996184"/>
+            <wp:docPr id="24" name="Picture 24" descr="Conflicting and time-sensitive sources — evidence trace. Notice N says room A from Monday. Signed amendment M references N and changes to B effective Wednesday. Query asks Tuesday, then Thursday. | For this toy task a signed amendment supersedes the referenced original from its effective time. Keep both records. A newer timestamp alone has no authority unless the policy grants it. | Tuesday uses A; Thursday uses B. The amendment effective time, not merely upload order, determines the change."/>
+            <wp:cNvGraphicFramePr>
+              <a:graphicFrameLocks noChangeAspect="1"/>
+            </wp:cNvGraphicFramePr>
+            <a:graphic>
+              <a:graphicData uri="http://schemas.openxmlformats.org/drawingml/2006/picture">
+                <pic:pic>
+                  <pic:nvPicPr>
+                    <pic:cNvPr id="0" name="academy-story-ai-3-15-03.png"/>
+                    <pic:cNvPicPr/>
+                  </pic:nvPicPr>
+                  <pic:blipFill>
+                    <a:blip r:embed="rId31"/>
+                    <a:stretch>
+                      <a:fillRect/>
+                    </a:stretch>
+                  </pic:blipFill>
+                  <pic:spPr>
+                    <a:xfrm>
+                      <a:off x="0" y="0"/>
+                      <a:ext cx="5486400" cy="2996184"/>
+                    </a:xfrm>
+                    <a:prstGeom prst="rect"/>
+                  </pic:spPr>
+                </pic:pic>
+              </a:graphicData>
+            </a:graphic>
+          </wp:inline>
+        </w:drawing>
+      </w:r>
+    </w:p>
+    <w:p>
+      <w:pPr>
+        <w:spacing w:line="336" w:lineRule="auto" w:after="180"/>
+      </w:pPr>
+      <w:r>
+        <w:rPr>
+          <w:b w:val="0"/>
+        </w:rPr>
+        <w:t xml:space="preserve">Conflicting and time-sensitive sources — </w:t>
+      </w:r>
+      <w:r>
+        <w:rPr>
+          <w:b/>
+        </w:rPr>
+        <w:t>evidence</w:t>
+      </w:r>
+      <w:r>
+        <w:rPr>
+          <w:b w:val="0"/>
+        </w:rPr>
+        <w:t xml:space="preserve"> trace. Notice N says room A from Monday. Signed amendment M references N and changes to B effective Wednesday.</w:t>
+      </w:r>
+    </w:p>
+    <w:p>
+      <w:pPr>
+        <w:spacing w:line="336" w:lineRule="auto" w:after="180"/>
+      </w:pPr>
+      <w:r>
+        <w:rPr>
+          <w:b w:val="0"/>
+        </w:rPr>
+        <w:t xml:space="preserve">Query asks Tuesday, then Thursday. | For this toy task a signed amendment supersedes the referenced original from its </w:t>
+      </w:r>
+      <w:r>
+        <w:rPr>
+          <w:b/>
+        </w:rPr>
+        <w:t>effective time</w:t>
+      </w:r>
+      <w:r>
+        <w:rPr>
+          <w:b w:val="0"/>
+        </w:rPr>
+        <w:t>. Keep both records.</w:t>
+      </w:r>
+    </w:p>
+    <w:p>
+      <w:pPr>
+        <w:spacing w:line="336" w:lineRule="auto" w:after="180"/>
+      </w:pPr>
+      <w:r>
+        <w:rPr>
+          <w:b w:val="0"/>
+        </w:rPr>
+        <w:t xml:space="preserve">A newer timestamp alone has no </w:t>
+      </w:r>
+      <w:r>
+        <w:rPr>
+          <w:b/>
+        </w:rPr>
+        <w:t>authority</w:t>
+      </w:r>
+      <w:r>
+        <w:rPr>
+          <w:b w:val="0"/>
+        </w:rPr>
+        <w:t xml:space="preserve"> unless the policy grants it. | Tuesday uses A; Thursday uses B. The amendment </w:t>
+      </w:r>
+      <w:r>
+        <w:rPr>
+          <w:b/>
+        </w:rPr>
+        <w:t>effective time</w:t>
+      </w:r>
+      <w:r>
+        <w:rPr>
+          <w:b w:val="0"/>
+        </w:rPr>
+        <w:t>, not merely upload order, determines the change.</w:t>
+      </w:r>
+    </w:p>
+    <w:p>
+      <w:pPr>
+        <w:spacing w:line="336" w:lineRule="auto" w:after="180"/>
+        <w:shd w:fill="F5F1FB"/>
+      </w:pPr>
+      <w:r>
+        <w:rPr>
+          <w:b w:val="0"/>
+        </w:rPr>
+        <w:t>Read the labels and values. Explain the relationship the model shows.</w:t>
+      </w:r>
+    </w:p>
+    <w:p>
+      <w:pPr>
+        <w:pStyle w:val="Heading3"/>
+      </w:pPr>
+      <w:r>
+        <w:t>04. Change one thing. Trace what follows.</w:t>
+      </w:r>
+    </w:p>
+    <w:p>
+      <w:r>
+        <w:drawing>
+          <wp:inline xmlns:a="http://schemas.openxmlformats.org/drawingml/2006/main" xmlns:pic="http://schemas.openxmlformats.org/drawingml/2006/picture">
+            <wp:extent cx="5486400" cy="3026664"/>
+            <wp:docPr id="25" name="Picture 25" descr="Original case: Reuploading old A on day 10 does not revoke B. Changed condition: A signed amendment C explicitly revokes B effective day 12 and restores Hall 1. Expected result: Day 9 stays Hall 3; day 13 becomes Hall 1. Reason: The new authoritative change applies from its stated effective date, not retroactively."/>
+            <wp:cNvGraphicFramePr>
+              <a:graphicFrameLocks noChangeAspect="1"/>
+            </wp:cNvGraphicFramePr>
+            <a:graphic>
+              <a:graphicData uri="http://schemas.openxmlformats.org/drawingml/2006/picture">
+                <pic:pic>
+                  <pic:nvPicPr>
+                    <pic:cNvPr id="0" name="academy-story-ai-3-15-04.png"/>
+                    <pic:cNvPicPr/>
+                  </pic:nvPicPr>
+                  <pic:blipFill>
+                    <a:blip r:embed="rId32"/>
+                    <a:stretch>
+                      <a:fillRect/>
+                    </a:stretch>
+                  </pic:blipFill>
+                  <pic:spPr>
+                    <a:xfrm>
+                      <a:off x="0" y="0"/>
+                      <a:ext cx="5486400" cy="3026664"/>
+                    </a:xfrm>
+                    <a:prstGeom prst="rect"/>
+                  </pic:spPr>
+                </pic:pic>
+              </a:graphicData>
+            </a:graphic>
+          </wp:inline>
+        </w:drawing>
+      </w:r>
+    </w:p>
+    <w:p>
+      <w:pPr>
+        <w:spacing w:line="336" w:lineRule="auto" w:after="180"/>
+      </w:pPr>
+      <w:r>
+        <w:rPr>
+          <w:b w:val="0"/>
+        </w:rPr>
+        <w:t>Original case: Reuploading old A on day 10 does not revoke B. Changed condition: A signed amendment C explicitly revokes B effective day 12 and restores Hall 1. Expected result: Day 9 stays Hall 3; day 13 becomes Hall 1.</w:t>
+      </w:r>
+    </w:p>
+    <w:p>
+      <w:pPr>
+        <w:spacing w:line="336" w:lineRule="auto" w:after="180"/>
+      </w:pPr>
+      <w:r>
+        <w:rPr>
+          <w:b w:val="0"/>
+        </w:rPr>
+        <w:t>Reason: The new authoritative change applies from its stated effective date, not retroactively.</w:t>
+      </w:r>
+    </w:p>
+    <w:p>
+      <w:pPr>
+        <w:spacing w:line="336" w:lineRule="auto" w:after="180"/>
+        <w:shd w:fill="F5F1FB"/>
+      </w:pPr>
+      <w:r>
+        <w:rPr>
+          <w:b w:val="0"/>
+        </w:rPr>
+        <w:t>Predict before checking the worked changed-case result. Name what changed and what the supplied facts allow you to conclude.</w:t>
+      </w:r>
+    </w:p>
+    <w:p>
+      <w:pPr>
+        <w:pStyle w:val="Heading3"/>
+      </w:pPr>
+      <w:r>
+        <w:t>05. Connect the explanation to its limit</w:t>
+      </w:r>
+    </w:p>
+    <w:p>
+      <w:r>
+        <w:drawing>
+          <wp:inline xmlns:a="http://schemas.openxmlformats.org/drawingml/2006/main" xmlns:pic="http://schemas.openxmlformats.org/drawingml/2006/picture">
+            <wp:extent cx="5486400" cy="2834640"/>
+            <wp:docPr id="26" name="Picture 26" descr="A source’s upload time and the time its rule takes effect answer different questions. Preserve version relationships and the query’s intended date. The current authoritative chain gives a consistent answer to both queries. A later filename or timestamp alone cannot establish that an old record supersedes a signed amendment. Limit: Authority is declared in this fictional case; real conflicting sources may require the responsible owner’s review."/>
+            <wp:cNvGraphicFramePr>
+              <a:graphicFrameLocks noChangeAspect="1"/>
+            </wp:cNvGraphicFramePr>
+            <a:graphic>
+              <a:graphicData uri="http://schemas.openxmlformats.org/drawingml/2006/picture">
+                <pic:pic>
+                  <pic:nvPicPr>
+                    <pic:cNvPr id="0" name="academy-story-ai-3-15-05.png"/>
+                    <pic:cNvPicPr/>
+                  </pic:nvPicPr>
+                  <pic:blipFill>
+                    <a:blip r:embed="rId33"/>
+                    <a:stretch>
+                      <a:fillRect/>
+                    </a:stretch>
+                  </pic:blipFill>
+                  <pic:spPr>
+                    <a:xfrm>
+                      <a:off x="0" y="0"/>
+                      <a:ext cx="5486400" cy="2834640"/>
+                    </a:xfrm>
+                    <a:prstGeom prst="rect"/>
+                  </pic:spPr>
+                </pic:pic>
+              </a:graphicData>
+            </a:graphic>
+          </wp:inline>
+        </w:drawing>
+      </w:r>
+    </w:p>
+    <w:p>
+      <w:pPr>
+        <w:spacing w:line="336" w:lineRule="auto" w:after="180"/>
+      </w:pPr>
+      <w:r>
+        <w:rPr>
+          <w:b w:val="0"/>
+        </w:rPr>
+        <w:t>A source’s upload time and the time its rule takes effect answer different questions. Preserve version relationships and the query’s intended date. The current authoritative chain gives a consistent answer to both queries.</w:t>
+      </w:r>
+    </w:p>
+    <w:p>
+      <w:pPr>
+        <w:spacing w:line="336" w:lineRule="auto" w:after="180"/>
+      </w:pPr>
+      <w:r>
+        <w:rPr>
+          <w:b w:val="0"/>
+        </w:rPr>
+        <w:t xml:space="preserve">A later filename or timestamp alone cannot establish that an old record supersedes a signed amendment. Limit: </w:t>
+      </w:r>
+      <w:r>
+        <w:rPr>
+          <w:b/>
+        </w:rPr>
+        <w:t>Authority</w:t>
+      </w:r>
+      <w:r>
+        <w:rPr>
+          <w:b w:val="0"/>
+        </w:rPr>
+        <w:t xml:space="preserve"> is declared in this fictional case; real conflicting sources may require the responsible owner’s review.</w:t>
+      </w:r>
+    </w:p>
+    <w:p>
+      <w:pPr>
+        <w:spacing w:line="336" w:lineRule="auto" w:after="180"/>
+        <w:shd w:fill="F5F1FB"/>
+      </w:pPr>
+      <w:r>
+        <w:rPr>
+          <w:b w:val="0"/>
+        </w:rPr>
+        <w:t>Explain the case, then point to a limit on the claim.</w:t>
+      </w:r>
+    </w:p>
+    <w:p>
+      <w:pPr>
+        <w:pStyle w:val="Heading3"/>
+      </w:pPr>
+      <w:r>
+        <w:t>06. Make the idea visible in your project</w:t>
+      </w:r>
+    </w:p>
+    <w:p>
+      <w:r>
+        <w:drawing>
+          <wp:inline xmlns:a="http://schemas.openxmlformats.org/drawingml/2006/main" xmlns:pic="http://schemas.openxmlformats.org/drawingml/2006/picture">
+            <wp:extent cx="5486400" cy="3380232"/>
+            <wp:docPr id="27" name="Picture 27" descr="Store Study Buddy source identity, version, authority and effective date, especially for schedules or changing classroom rules. Draw your input, deciding step, result and limit. Supported question: Which source fields must be checked before answering day 9?"/>
+            <wp:cNvGraphicFramePr>
+              <a:graphicFrameLocks noChangeAspect="1"/>
+            </wp:cNvGraphicFramePr>
+            <a:graphic>
+              <a:graphicData uri="http://schemas.openxmlformats.org/drawingml/2006/picture">
+                <pic:pic>
+                  <pic:nvPicPr>
+                    <pic:cNvPr id="0" name="academy-story-ai-3-15-06.png"/>
+                    <pic:cNvPicPr/>
+                  </pic:nvPicPr>
+                  <pic:blipFill>
+                    <a:blip r:embed="rId34"/>
+                    <a:stretch>
+                      <a:fillRect/>
+                    </a:stretch>
+                  </pic:blipFill>
+                  <pic:spPr>
+                    <a:xfrm>
+                      <a:off x="0" y="0"/>
+                      <a:ext cx="5486400" cy="3380232"/>
+                    </a:xfrm>
+                    <a:prstGeom prst="rect"/>
+                  </pic:spPr>
+                </pic:pic>
+              </a:graphicData>
+            </a:graphic>
+          </wp:inline>
+        </w:drawing>
+      </w:r>
+    </w:p>
+    <w:p>
+      <w:pPr>
+        <w:spacing w:line="336" w:lineRule="auto" w:after="180"/>
+        <w:shd w:fill="F5F1FB"/>
+      </w:pPr>
+      <w:r>
+        <w:rPr>
+          <w:b w:val="0"/>
+        </w:rPr>
+        <w:t xml:space="preserve">Store Study Buddy source identity, version, </w:t>
+      </w:r>
+      <w:r>
+        <w:rPr>
+          <w:b/>
+        </w:rPr>
+        <w:t>authority</w:t>
+      </w:r>
+      <w:r>
+        <w:rPr>
+          <w:b w:val="0"/>
+        </w:rPr>
+        <w:t xml:space="preserve"> and effective date, especially for schedules or changing classroom rules. Draw your </w:t>
+      </w:r>
+      <w:r>
+        <w:rPr>
+          <w:b/>
+        </w:rPr>
+        <w:t>input</w:t>
+      </w:r>
+      <w:r>
+        <w:rPr>
+          <w:b w:val="0"/>
+        </w:rPr>
+        <w:t>, deciding step, result and limit.</w:t>
+      </w:r>
+    </w:p>
+    <w:p>
+      <w:pPr>
+        <w:spacing w:line="336" w:lineRule="auto" w:after="180"/>
+        <w:shd w:fill="F5F1FB"/>
+      </w:pPr>
+      <w:r>
+        <w:rPr>
+          <w:b w:val="0"/>
+        </w:rPr>
+        <w:t>Supported question: Which source fields must be checked before answering day 9?</w:t>
+      </w:r>
+    </w:p>
+    <w:p>
+      <w:pPr>
+        <w:spacing w:line="336" w:lineRule="auto" w:after="180"/>
+        <w:shd w:fill="F5F1FB"/>
+      </w:pPr>
+      <w:r>
+        <w:rPr>
+          <w:b w:val="0"/>
+        </w:rPr>
+        <w:t xml:space="preserve">Draw your project trace and justify the deciding step using </w:t>
+      </w:r>
+      <w:r>
+        <w:rPr>
+          <w:b/>
+        </w:rPr>
+        <w:t>evidence</w:t>
+      </w:r>
+      <w:r>
+        <w:rPr>
+          <w:b w:val="0"/>
+        </w:rPr>
+        <w:t>.</w:t>
       </w:r>
     </w:p>
     <w:sectPr>

--- a/downloads/student/ai-3-week-15.docx
+++ b/downloads/student/ai-3-week-15.docx
@@ -25,12 +25,17 @@
         <w:pStyle w:val="Heading1"/>
       </w:pPr>
       <w:r>
-        <w:t>Before you start</w:t>
-      </w:r>
-    </w:p>
-    <w:p>
-      <w:r>
-        <w:t>AI-2 Week 29: identify the exact record that supports a claim.</w:t>
+        <w:t>State the claim. Follow the chain. Apply the effective date.</w:t>
+      </w:r>
+    </w:p>
+    <w:p>
+      <w:r>
+        <w:t>Judge source quality through authority,relevance,currency and origin rather than appearance or upload order.</w:t>
+      </w:r>
+    </w:p>
+    <w:p>
+      <w:r>
+        <w:t>Source policy → timeline → four complete source cards → applicability grid → independent version task.</w:t>
       </w:r>
     </w:p>
     <w:p>
@@ -38,20 +43,20 @@
         <w:pStyle w:val="Heading1"/>
       </w:pPr>
       <w:r>
-        <w:t>01. Your mission</w:t>
-      </w:r>
-    </w:p>
-    <w:p>
-      <w:r>
-        <w:t>Start with the target: Explain the mechanism and terminology of conflicting and time-sensitive sources. Try the recall before opening notes.</w:t>
-      </w:r>
-    </w:p>
-    <w:p>
-      <w:pPr>
-        <w:pStyle w:val="Heading3"/>
-      </w:pPr>
-      <w:r>
-        <w:t>Your learning target</w:t>
+        <w:t>01. Which source answers this question at this time?</w:t>
+      </w:r>
+    </w:p>
+    <w:p>
+      <w:r>
+        <w:t>Check authority,relevance,effective dates and source origins rather than appearance alone.</w:t>
+      </w:r>
+    </w:p>
+    <w:p>
+      <w:pPr>
+        <w:pStyle w:val="Heading2"/>
+      </w:pPr>
+      <w:r>
+        <w:t>Your learning goals</w:t>
       </w:r>
     </w:p>
     <w:p>
@@ -101,10 +106,34 @@
     </w:p>
     <w:p>
       <w:pPr>
-        <w:pStyle w:val="Heading3"/>
-      </w:pPr>
-      <w:r>
-        <w:t>Remember before reading</w:t>
+        <w:pStyle w:val="Heading2"/>
+      </w:pPr>
+      <w:r>
+        <w:t>Recall evidence and unresolved claims</w:t>
+      </w:r>
+    </w:p>
+    <w:p>
+      <w:pPr>
+        <w:pStyle w:val="ListBullet"/>
+      </w:pPr>
+      <w:r>
+        <w:t>Close your notes first. A rough first answer helps us choose the right starting point; it is not a score for your ability.</w:t>
+      </w:r>
+    </w:p>
+    <w:p>
+      <w:pPr>
+        <w:pStyle w:val="ListBullet"/>
+      </w:pPr>
+      <w:r>
+        <w:t>Recall Hallucination Failure Types: a missing source does not prove the opposite claim. Before choosing among conflicting records, state which question, time and authority policy apply.</w:t>
+      </w:r>
+    </w:p>
+    <w:p>
+      <w:pPr>
+        <w:pStyle w:val="Heading2"/>
+      </w:pPr>
+      <w:r>
+        <w:t>Your end goal</w:t>
       </w:r>
     </w:p>
     <w:p>
@@ -115,7 +144,43 @@
         <w:rPr>
           <w:b w:val="0"/>
         </w:rPr>
-        <w:t>Close your notes first. A rough first answer helps us choose the right starting point; it is not a score for your ability.</w:t>
+        <w:t xml:space="preserve">By the end, I can apply source </w:t>
+      </w:r>
+      <w:r>
+        <w:rPr>
+          <w:b/>
+        </w:rPr>
+        <w:t>authority</w:t>
+      </w:r>
+      <w:r>
+        <w:rPr>
+          <w:b w:val="0"/>
+        </w:rPr>
+        <w:t xml:space="preserve"> and effective dates rather than choosing the newest-looking upload.</w:t>
+      </w:r>
+    </w:p>
+    <w:p>
+      <w:pPr>
+        <w:pStyle w:val="Heading2"/>
+      </w:pPr>
+      <w:r>
+        <w:t>Earlier wording, alternatives and picture transcripts · reference / check after trying</w:t>
+      </w:r>
+    </w:p>
+    <w:p>
+      <w:pPr>
+        <w:pStyle w:val="Heading3"/>
+      </w:pPr>
+      <w:r>
+        <w:t>Your learning target</w:t>
+      </w:r>
+    </w:p>
+    <w:p>
+      <w:pPr>
+        <w:pStyle w:val="Heading3"/>
+      </w:pPr>
+      <w:r>
+        <w:t>Remember before reading</w:t>
       </w:r>
     </w:p>
     <w:p>
@@ -280,7 +345,7 @@
       </w:pPr>
       <w:r>
         <w:rPr>
-          <w:b/>
+          <w:b w:val="0"/>
         </w:rPr>
         <w:t>CREATOR MISSION</w:t>
       </w:r>
@@ -350,25 +415,42 @@
     </w:p>
     <w:p>
       <w:pPr>
+        <w:pStyle w:val="Heading3"/>
+      </w:pPr>
+      <w:r>
+        <w:t>This week’s end goal</w:t>
+      </w:r>
+    </w:p>
+    <w:p>
+      <w:pPr>
+        <w:pStyle w:val="Heading1"/>
+      </w:pPr>
+      <w:r>
+        <w:t>02. A newer-looking copy is not automatically a new rule</w:t>
+      </w:r>
+    </w:p>
+    <w:p>
+      <w:r>
+        <w:t>The question’s date and the record’s effective date matter.</w:t>
+      </w:r>
+    </w:p>
+    <w:p>
+      <w:pPr>
+        <w:pStyle w:val="Heading2"/>
+      </w:pPr>
+      <w:r>
+        <w:t>The time-sensitive source problem</w:t>
+      </w:r>
+    </w:p>
+    <w:p>
+      <w:pPr>
         <w:spacing w:line="336" w:lineRule="auto" w:after="180"/>
       </w:pPr>
       <w:r>
         <w:rPr>
           <w:b w:val="0"/>
         </w:rPr>
-        <w:t xml:space="preserve">Recall Abstention and clarification. Explain why a recorded result needs its </w:t>
-      </w:r>
-      <w:r>
-        <w:rPr>
-          <w:b/>
-        </w:rPr>
-        <w:t>input</w:t>
-      </w:r>
-      <w:r>
-        <w:rPr>
-          <w:b w:val="0"/>
-        </w:rPr>
-        <w:t xml:space="preserve"> conditions and </w:t>
+        <w:t xml:space="preserve">Changing facts require a stated time and source-version policy. Current-looking records can conflict without enough </w:t>
       </w:r>
       <w:r>
         <w:rPr>
@@ -380,15 +462,15 @@
         <w:rPr>
           <w:b w:val="0"/>
         </w:rPr>
-        <w:t xml:space="preserve"> source before it can support a claim.</w:t>
-      </w:r>
-    </w:p>
-    <w:p>
-      <w:pPr>
-        <w:pStyle w:val="Heading3"/>
-      </w:pPr>
-      <w:r>
-        <w:t>This week’s end goal</w:t>
+        <w:t xml:space="preserve"> to choose between them.</w:t>
+      </w:r>
+    </w:p>
+    <w:p>
+      <w:pPr>
+        <w:pStyle w:val="Heading2"/>
+      </w:pPr>
+      <w:r>
+        <w:t>Use declared fictional authority without inventing missing policy</w:t>
       </w:r>
     </w:p>
     <w:p>
@@ -399,32 +481,26 @@
         <w:rPr>
           <w:b w:val="0"/>
         </w:rPr>
-        <w:t xml:space="preserve">By the end, I can apply source </w:t>
-      </w:r>
-      <w:r>
-        <w:rPr>
-          <w:b/>
-        </w:rPr>
-        <w:t>authority</w:t>
-      </w:r>
+        <w:t>Begin by writing the question the procedure is intended to answer. Identify the information already supplied, the information it will produce and the information still missing.</w:t>
+      </w:r>
+    </w:p>
+    <w:p>
+      <w:pPr>
+        <w:spacing w:line="336" w:lineRule="auto" w:after="180"/>
+      </w:pPr>
       <w:r>
         <w:rPr>
           <w:b w:val="0"/>
         </w:rPr>
-        <w:t xml:space="preserve"> and effective dates rather than choosing the newest-looking upload.</w:t>
-      </w:r>
-    </w:p>
-    <w:p>
-      <w:pPr>
-        <w:pStyle w:val="Heading1"/>
-      </w:pPr>
-      <w:r>
-        <w:t>02. Notice the evidence</w:t>
-      </w:r>
-    </w:p>
-    <w:p>
-      <w:r>
-        <w:t>Investigate the supplied Source Quality case. Separate observations, given facts and assumptions before choosing an explanation.</w:t>
+        <w:t>These are constructed classroom examples; they do not require live accounts, private records or an external service. Do not treat a plausible explanation as a measured outcome.</w:t>
+      </w:r>
+    </w:p>
+    <w:p>
+      <w:pPr>
+        <w:pStyle w:val="Heading2"/>
+      </w:pPr>
+      <w:r>
+        <w:t>Earlier wording, alternatives and picture transcripts · reference / check after trying</w:t>
       </w:r>
     </w:p>
     <w:p>
@@ -433,7 +509,7 @@
       </w:pPr>
       <w:r>
         <w:rPr>
-          <w:b/>
+          <w:b w:val="0"/>
         </w:rPr>
         <w:t>PICTURE STORY</w:t>
       </w:r>
@@ -510,16 +586,7 @@
     </w:p>
     <w:p>
       <w:pPr>
-        <w:pStyle w:val="Heading3"/>
-      </w:pPr>
-      <w:r>
-        <w:t>Start with this puzzle</w:t>
-      </w:r>
-    </w:p>
-    <w:p>
-      <w:pPr>
         <w:spacing w:line="336" w:lineRule="auto" w:after="180"/>
-        <w:shd w:fill="F1F6FC"/>
       </w:pPr>
       <w:r>
         <w:rPr>
@@ -531,7 +598,6 @@
     <w:p>
       <w:pPr>
         <w:spacing w:line="336" w:lineRule="auto" w:after="180"/>
-        <w:shd w:fill="F5F1FB"/>
       </w:pPr>
       <w:r>
         <w:rPr>
@@ -674,36 +740,66 @@
     </w:p>
     <w:p>
       <w:pPr>
+        <w:pStyle w:val="Heading1"/>
+      </w:pPr>
+      <w:r>
+        <w:t>03. Read the declared version relationship before selecting a value</w:t>
+      </w:r>
+    </w:p>
+    <w:p>
+      <w:r>
+        <w:t>Preserve original and amendment together.</w:t>
+      </w:r>
+    </w:p>
+    <w:p>
+      <w:pPr>
+        <w:pStyle w:val="Heading2"/>
+      </w:pPr>
+      <w:r>
+        <w:t>The amendment rule</w:t>
+      </w:r>
+    </w:p>
+    <w:p>
+      <w:pPr>
         <w:spacing w:line="336" w:lineRule="auto" w:after="180"/>
       </w:pPr>
       <w:r>
         <w:rPr>
           <w:b w:val="0"/>
         </w:rPr>
-        <w:t xml:space="preserve">Changing facts require a stated time and source-version policy. Current-looking records can conflict without enough </w:t>
+        <w:t xml:space="preserve">For this toy task a signed amendment supersedes the referenced original from its </w:t>
       </w:r>
       <w:r>
         <w:rPr>
           <w:b/>
         </w:rPr>
-        <w:t>evidence</w:t>
+        <w:t>effective time</w:t>
       </w:r>
       <w:r>
         <w:rPr>
           <w:b w:val="0"/>
         </w:rPr>
-        <w:t xml:space="preserve"> to choose between them.</w:t>
-      </w:r>
-    </w:p>
-    <w:p>
-      <w:pPr>
-        <w:spacing w:line="336" w:lineRule="auto" w:after="180"/>
-      </w:pPr>
+        <w:t xml:space="preserve">. Keep both records. A newer timestamp alone has no </w:t>
+      </w:r>
+      <w:r>
+        <w:rPr>
+          <w:b/>
+        </w:rPr>
+        <w:t>authority</w:t>
+      </w:r>
       <w:r>
         <w:rPr>
           <w:b w:val="0"/>
         </w:rPr>
-        <w:t>Begin by writing the question the procedure is intended to answer. Identify the information already supplied, the information it will produce and the information still missing.</w:t>
+        <w:t xml:space="preserve"> unless the policy grants it.</w:t>
+      </w:r>
+    </w:p>
+    <w:p>
+      <w:pPr>
+        <w:pStyle w:val="Heading2"/>
+      </w:pPr>
+      <w:r>
+        <w:t>Complete the inclusive effective-day contract</w:t>
       </w:r>
     </w:p>
     <w:p>
@@ -714,29 +810,94 @@
         <w:rPr>
           <w:b w:val="0"/>
         </w:rPr>
-        <w:t>These are constructed classroom examples; they do not require live accounts, private records or an external service. Do not treat a plausible explanation as a measured outcome.</w:t>
-      </w:r>
-    </w:p>
-    <w:p>
-      <w:pPr>
-        <w:pStyle w:val="Heading1"/>
-      </w:pPr>
-      <w:r>
-        <w:t>03. See how it works</w:t>
-      </w:r>
-    </w:p>
-    <w:p>
-      <w:r>
-        <w:t>Follow the mechanism for Source Quality. Connect each labelled input, deciding step and result.</w:t>
+        <w:t>Classroom policy: the supplied signed amendment supersedes its referenced original from the start of the stated effective day, including that day. An old record reuploaded later does not revoke the amendment. Signed status and issuer authority are givens for this exercise; no real signature or document authenticity is verified. Keep issued/uploaded dates, effective dates and version links as separate fields.</w:t>
+      </w:r>
+    </w:p>
+    <w:p>
+      <w:pPr>
+        <w:pStyle w:val="Heading2"/>
+      </w:pPr>
+      <w:r>
+        <w:t>Keep the query’s temporal scope</w:t>
       </w:r>
     </w:p>
     <w:p>
       <w:pPr>
         <w:spacing w:line="336" w:lineRule="auto" w:after="180"/>
       </w:pPr>
+      <w:r>
+        <w:rPr>
+          <w:b w:val="0"/>
+        </w:rPr>
+        <w:t xml:space="preserve">Before applying the procedure, write its units, denominator or decision boundary where relevant. A partner should be able to repeat each step using the same </w:t>
+      </w:r>
       <w:r>
         <w:rPr>
           <w:b/>
+        </w:rPr>
+        <w:t>input</w:t>
+      </w:r>
+      <w:r>
+        <w:rPr>
+          <w:b w:val="0"/>
+        </w:rPr>
+        <w:t>s.</w:t>
+      </w:r>
+    </w:p>
+    <w:p>
+      <w:pPr>
+        <w:spacing w:line="336" w:lineRule="auto" w:after="180"/>
+      </w:pPr>
+      <w:r>
+        <w:rPr>
+          <w:b w:val="0"/>
+        </w:rPr>
+        <w:t xml:space="preserve">If a required </w:t>
+      </w:r>
+      <w:r>
+        <w:rPr>
+          <w:b/>
+        </w:rPr>
+        <w:t>input</w:t>
+      </w:r>
+      <w:r>
+        <w:rPr>
+          <w:b w:val="0"/>
+        </w:rPr>
+        <w:t xml:space="preserve"> is absent or violates the stated contract, record that condition explicitly instead of quietly replacing it with a convenient value.</w:t>
+      </w:r>
+    </w:p>
+    <w:p>
+      <w:pPr>
+        <w:pStyle w:val="Heading2"/>
+      </w:pPr>
+      <w:r>
+        <w:t>Explain the deciding evidence</w:t>
+      </w:r>
+    </w:p>
+    <w:p>
+      <w:pPr>
+        <w:pStyle w:val="ListBullet"/>
+      </w:pPr>
+      <w:r>
+        <w:t>Point to the input, the deciding step and the result in this week’s visual. Explain the same step in ordinary words. A picture helps when you can say what each part represents.</w:t>
+      </w:r>
+    </w:p>
+    <w:p>
+      <w:pPr>
+        <w:pStyle w:val="Heading2"/>
+      </w:pPr>
+      <w:r>
+        <w:t>Earlier wording, alternatives and picture transcripts · reference / check after trying</w:t>
+      </w:r>
+    </w:p>
+    <w:p>
+      <w:pPr>
+        <w:spacing w:line="336" w:lineRule="auto" w:after="180"/>
+      </w:pPr>
+      <w:r>
+        <w:rPr>
+          <w:b w:val="0"/>
         </w:rPr>
         <w:t xml:space="preserve">VISUAL </w:t>
       </w:r>
@@ -973,41 +1134,6 @@
       </w:pPr>
       <w:r>
         <w:t>A closer explanation</w:t>
-      </w:r>
-    </w:p>
-    <w:p>
-      <w:pPr>
-        <w:spacing w:line="336" w:lineRule="auto" w:after="180"/>
-      </w:pPr>
-      <w:r>
-        <w:rPr>
-          <w:b w:val="0"/>
-        </w:rPr>
-        <w:t xml:space="preserve">For this toy task a signed amendment supersedes the referenced original from its </w:t>
-      </w:r>
-      <w:r>
-        <w:rPr>
-          <w:b/>
-        </w:rPr>
-        <w:t>effective time</w:t>
-      </w:r>
-      <w:r>
-        <w:rPr>
-          <w:b w:val="0"/>
-        </w:rPr>
-        <w:t xml:space="preserve">. Keep both records. A newer timestamp alone has no </w:t>
-      </w:r>
-      <w:r>
-        <w:rPr>
-          <w:b/>
-        </w:rPr>
-        <w:t>authority</w:t>
-      </w:r>
-      <w:r>
-        <w:rPr>
-          <w:b w:val="0"/>
-        </w:rPr>
-        <w:t xml:space="preserve"> unless the policy grants it.</w:t>
       </w:r>
     </w:p>
     <w:p>
@@ -1104,52 +1230,6 @@
     </w:p>
     <w:p>
       <w:pPr>
-        <w:spacing w:line="336" w:lineRule="auto" w:after="180"/>
-      </w:pPr>
-      <w:r>
-        <w:rPr>
-          <w:b w:val="0"/>
-        </w:rPr>
-        <w:t xml:space="preserve">Before applying the procedure, write its units, denominator or decision boundary where relevant. A partner should be able to repeat each step using the same </w:t>
-      </w:r>
-      <w:r>
-        <w:rPr>
-          <w:b/>
-        </w:rPr>
-        <w:t>input</w:t>
-      </w:r>
-      <w:r>
-        <w:rPr>
-          <w:b w:val="0"/>
-        </w:rPr>
-        <w:t>s.</w:t>
-      </w:r>
-    </w:p>
-    <w:p>
-      <w:pPr>
-        <w:spacing w:line="336" w:lineRule="auto" w:after="180"/>
-      </w:pPr>
-      <w:r>
-        <w:rPr>
-          <w:b w:val="0"/>
-        </w:rPr>
-        <w:t xml:space="preserve">If a required </w:t>
-      </w:r>
-      <w:r>
-        <w:rPr>
-          <w:b/>
-        </w:rPr>
-        <w:t>input</w:t>
-      </w:r>
-      <w:r>
-        <w:rPr>
-          <w:b w:val="0"/>
-        </w:rPr>
-        <w:t xml:space="preserve"> is absent or violates the stated contract, record that condition explicitly instead of quietly replacing it with a convenient value.</w:t>
-      </w:r>
-    </w:p>
-    <w:p>
-      <w:pPr>
         <w:pStyle w:val="Heading3"/>
       </w:pPr>
       <w:r>
@@ -1158,86 +1238,23 @@
     </w:p>
     <w:p>
       <w:pPr>
-        <w:spacing w:line="336" w:lineRule="auto" w:after="180"/>
-      </w:pPr>
-      <w:r>
-        <w:rPr>
-          <w:b w:val="0"/>
-        </w:rPr>
-        <w:t xml:space="preserve">Point to the </w:t>
-      </w:r>
-      <w:r>
-        <w:rPr>
-          <w:b/>
-        </w:rPr>
-        <w:t>input</w:t>
-      </w:r>
-      <w:r>
-        <w:rPr>
-          <w:b w:val="0"/>
-        </w:rPr>
-        <w:t>, the deciding step and the result in this week’s visual. Explain the same step in ordinary words. A picture helps when you can say what each part represents.</w:t>
-      </w:r>
-    </w:p>
-    <w:p>
-      <w:pPr>
         <w:pStyle w:val="Heading1"/>
       </w:pPr>
       <w:r>
-        <w:t>04. Compare the cases</w:t>
-      </w:r>
-    </w:p>
-    <w:p>
-      <w:r>
-        <w:t>Compare the supplied cases for Source Quality. Identify the detail that changes the conclusion.</w:t>
-      </w:r>
-    </w:p>
-    <w:p>
-      <w:pPr>
-        <w:pStyle w:val="Heading3"/>
-      </w:pPr>
-      <w:r>
-        <w:t>The case to investigate</w:t>
-      </w:r>
-    </w:p>
-    <w:p>
-      <w:pPr>
-        <w:spacing w:line="336" w:lineRule="auto" w:after="180"/>
-        <w:shd w:fill="F1F6FC"/>
-      </w:pPr>
-      <w:r>
-        <w:rPr>
-          <w:b w:val="0"/>
-        </w:rPr>
-        <w:t>CASE GALLERY</w:t>
-      </w:r>
-    </w:p>
-    <w:p>
-      <w:pPr>
-        <w:spacing w:line="336" w:lineRule="auto" w:after="180"/>
-      </w:pPr>
-      <w:r>
-        <w:rPr>
-          <w:b w:val="0"/>
-        </w:rPr>
-        <w:t xml:space="preserve">Four Tests, Four Kinds of </w:t>
-      </w:r>
-      <w:r>
-        <w:rPr>
-          <w:b/>
-        </w:rPr>
-        <w:t>Evidence</w:t>
-      </w:r>
-    </w:p>
-    <w:p>
-      <w:pPr>
-        <w:spacing w:line="336" w:lineRule="auto" w:after="180"/>
-      </w:pPr>
-      <w:r>
-        <w:rPr>
-          <w:b w:val="0"/>
-        </w:rPr>
-        <w:t>A system is not understood until it survives more than one comfortable example.</w:t>
+        <w:t>04. Compare relevance and authority with upload recency</w:t>
+      </w:r>
+    </w:p>
+    <w:p>
+      <w:r>
+        <w:t>A current official record can concern a different question.</w:t>
+      </w:r>
+    </w:p>
+    <w:p>
+      <w:pPr>
+        <w:pStyle w:val="Heading2"/>
+      </w:pPr>
+      <w:r>
+        <w:t>Four pictures with a purpose</w:t>
       </w:r>
     </w:p>
     <w:p>
@@ -1278,6 +1295,11 @@
     </w:p>
     <w:p>
       <w:r>
+        <w:t>Normal case: predict the result and deciding evidence.</w:t>
+      </w:r>
+    </w:p>
+    <w:p>
+      <w:r>
         <w:drawing>
           <wp:inline xmlns:a="http://schemas.openxmlformats.org/drawingml/2006/main" xmlns:pic="http://schemas.openxmlformats.org/drawingml/2006/picture">
             <wp:extent cx="5486400" cy="3200400"/>
@@ -1313,47 +1335,8 @@
       </w:r>
     </w:p>
     <w:p>
-      <w:pPr>
-        <w:pStyle w:val="Heading3"/>
-      </w:pPr>
-      <w:r>
-        <w:t>The normal case</w:t>
-      </w:r>
-    </w:p>
-    <w:p>
-      <w:pPr>
-        <w:spacing w:line="336" w:lineRule="auto" w:after="180"/>
-        <w:shd w:fill="F1F6FC"/>
-      </w:pPr>
-      <w:r>
-        <w:rPr>
-          <w:b w:val="0"/>
-        </w:rPr>
-        <w:t xml:space="preserve">NORMAL CASE: predict and name </w:t>
-      </w:r>
-      <w:r>
-        <w:rPr>
-          <w:b/>
-        </w:rPr>
-        <w:t>evidence</w:t>
-      </w:r>
-      <w:r>
-        <w:rPr>
-          <w:b w:val="0"/>
-        </w:rPr>
-        <w:t xml:space="preserve">.     BOUNDARY CASE: predict and name </w:t>
-      </w:r>
-      <w:r>
-        <w:rPr>
-          <w:b/>
-        </w:rPr>
-        <w:t>evidence</w:t>
-      </w:r>
-      <w:r>
-        <w:rPr>
-          <w:b w:val="0"/>
-        </w:rPr>
-        <w:t>.</w:t>
+      <w:r>
+        <w:t>Boundary case: identify the exact limit.</w:t>
       </w:r>
     </w:p>
     <w:p>
@@ -1394,6 +1377,11 @@
     </w:p>
     <w:p>
       <w:r>
+        <w:t>Missing information: name what must be clarified.</w:t>
+      </w:r>
+    </w:p>
+    <w:p>
+      <w:r>
         <w:drawing>
           <wp:inline xmlns:a="http://schemas.openxmlformats.org/drawingml/2006/main" xmlns:pic="http://schemas.openxmlformats.org/drawingml/2006/picture">
             <wp:extent cx="5486400" cy="3200400"/>
@@ -1429,134 +1417,86 @@
       </w:r>
     </w:p>
     <w:p>
+      <w:r>
+        <w:t>Transfer case: explain which procedure still applies.</w:t>
+      </w:r>
+    </w:p>
+    <w:p>
+      <w:pPr>
+        <w:pStyle w:val="Heading2"/>
+      </w:pPr>
+      <w:r>
+        <w:t>Choose a revealing case</w:t>
+      </w:r>
+    </w:p>
+    <w:p>
+      <w:pPr>
+        <w:pStyle w:val="ListBullet"/>
+      </w:pPr>
+      <w:r>
+        <w:t>Which case is most likely to reveal a hidden assumption? Why?</w:t>
+      </w:r>
+    </w:p>
+    <w:p>
       <w:pPr>
         <w:pStyle w:val="Heading3"/>
       </w:pPr>
       <w:r>
-        <w:t>Check missing information</w:t>
+        <w:t>Write or draw your reasoning and evidence.</w:t>
+      </w:r>
+    </w:p>
+    <w:p>
+      <w:r>
+        <w:t>________________________________________________________________</w:t>
+      </w:r>
+    </w:p>
+    <w:p>
+      <w:r>
+        <w:t>________________________________________________________________</w:t>
+      </w:r>
+    </w:p>
+    <w:p>
+      <w:r>
+        <w:t>________________________________________________________________</w:t>
+      </w:r>
+    </w:p>
+    <w:p>
+      <w:r>
+        <w:t>________________________________________________________________</w:t>
+      </w:r>
+    </w:p>
+    <w:p>
+      <w:r>
+        <w:t>________________________________________________________________</w:t>
+      </w:r>
+    </w:p>
+    <w:p>
+      <w:pPr>
+        <w:pStyle w:val="Heading2"/>
+      </w:pPr>
+      <w:r>
+        <w:t>Predict the supplied changed case</w:t>
+      </w:r>
+    </w:p>
+    <w:p>
+      <w:pPr>
+        <w:pStyle w:val="ListBullet"/>
+      </w:pPr>
+      <w:r>
+        <w:t>Change: A signed amendment C explicitly revokes B effective day 12 and restores Hall 1.</w:t>
+      </w:r>
+    </w:p>
+    <w:p>
+      <w:pPr>
+        <w:pStyle w:val="Heading2"/>
+      </w:pPr>
+      <w:r>
+        <w:t>Check after predicting · reference / check after trying</w:t>
       </w:r>
     </w:p>
     <w:p>
       <w:pPr>
         <w:spacing w:line="336" w:lineRule="auto" w:after="180"/>
-        <w:shd w:fill="FFF5E6"/>
-      </w:pPr>
-      <w:r>
-        <w:rPr>
-          <w:b w:val="0"/>
-        </w:rPr>
-        <w:t xml:space="preserve">MISSING INFORMATION: predict and name </w:t>
-      </w:r>
-      <w:r>
-        <w:rPr>
-          <w:b/>
-        </w:rPr>
-        <w:t>evidence</w:t>
-      </w:r>
-      <w:r>
-        <w:rPr>
-          <w:b w:val="0"/>
-        </w:rPr>
-        <w:t xml:space="preserve">.     TRANSFER CASE: predict and name </w:t>
-      </w:r>
-      <w:r>
-        <w:rPr>
-          <w:b/>
-        </w:rPr>
-        <w:t>evidence</w:t>
-      </w:r>
-      <w:r>
-        <w:rPr>
-          <w:b w:val="0"/>
-        </w:rPr>
-        <w:t>.</w:t>
-      </w:r>
-    </w:p>
-    <w:p>
-      <w:pPr>
-        <w:spacing w:line="336" w:lineRule="auto" w:after="180"/>
-        <w:shd w:fill="F5F1FB"/>
-      </w:pPr>
-      <w:r>
-        <w:rPr>
-          <w:b w:val="0"/>
-        </w:rPr>
-        <w:t>Which case is most likely to reveal a hidden assumption? Why?</w:t>
-      </w:r>
-    </w:p>
-    <w:p>
-      <w:pPr>
-        <w:pStyle w:val="Heading3"/>
-      </w:pPr>
-      <w:r>
-        <w:t>Write or draw your reasoning and evidence.</w:t>
-      </w:r>
-    </w:p>
-    <w:p>
-      <w:r>
-        <w:t>________________________________________________________________</w:t>
-      </w:r>
-    </w:p>
-    <w:p>
-      <w:r>
-        <w:t>________________________________________________________________</w:t>
-      </w:r>
-    </w:p>
-    <w:p>
-      <w:r>
-        <w:t>________________________________________________________________</w:t>
-      </w:r>
-    </w:p>
-    <w:p>
-      <w:r>
-        <w:t>________________________________________________________________</w:t>
-      </w:r>
-    </w:p>
-    <w:p>
-      <w:r>
-        <w:t>________________________________________________________________</w:t>
-      </w:r>
-    </w:p>
-    <w:p>
-      <w:pPr>
-        <w:pStyle w:val="Heading3"/>
-      </w:pPr>
-      <w:r>
-        <w:t>Change one thing in the pictured case</w:t>
-      </w:r>
-    </w:p>
-    <w:p>
-      <w:pPr>
-        <w:pStyle w:val="Heading3"/>
-      </w:pPr>
-      <w:r>
-        <w:t>Change one thing</w:t>
-      </w:r>
-    </w:p>
-    <w:p>
-      <w:pPr>
-        <w:spacing w:line="336" w:lineRule="auto" w:after="180"/>
-        <w:shd w:fill="F5F1FB"/>
-      </w:pPr>
-      <w:r>
-        <w:rPr>
-          <w:b w:val="0"/>
-        </w:rPr>
-        <w:t>Change: A signed amendment C explicitly revokes B effective day 12 and restores Hall 1.</w:t>
-      </w:r>
-    </w:p>
-    <w:p>
-      <w:pPr>
-        <w:pStyle w:val="Heading3"/>
-      </w:pPr>
-      <w:r>
-        <w:t>Predicted result</w:t>
-      </w:r>
-    </w:p>
-    <w:p>
-      <w:pPr>
-        <w:spacing w:line="336" w:lineRule="auto" w:after="180"/>
-        <w:shd w:fill="F1F6FC"/>
       </w:pPr>
       <w:r>
         <w:rPr>
@@ -1573,16 +1513,7 @@
     </w:p>
     <w:p>
       <w:pPr>
-        <w:pStyle w:val="Heading3"/>
-      </w:pPr>
-      <w:r>
-        <w:t>Why the result follows</w:t>
-      </w:r>
-    </w:p>
-    <w:p>
-      <w:pPr>
         <w:spacing w:line="336" w:lineRule="auto" w:after="180"/>
-        <w:shd w:fill="F1F6FC"/>
       </w:pPr>
       <w:r>
         <w:rPr>
@@ -1593,26 +1524,38 @@
     </w:p>
     <w:p>
       <w:pPr>
-        <w:pStyle w:val="Heading1"/>
-      </w:pPr>
-      <w:r>
-        <w:t>05. Words that unlock the idea</w:t>
-      </w:r>
-    </w:p>
-    <w:p>
-      <w:r>
-        <w:t>Use the vocabulary of Source Quality to explain a concrete decision, rather than only memorising definitions.</w:t>
+        <w:pStyle w:val="Heading2"/>
+      </w:pPr>
+      <w:r>
+        <w:t>Earlier wording, alternatives and picture transcripts · reference / check after trying</w:t>
       </w:r>
     </w:p>
     <w:p>
       <w:pPr>
         <w:spacing w:line="336" w:lineRule="auto" w:after="180"/>
       </w:pPr>
+      <w:r>
+        <w:rPr>
+          <w:b w:val="0"/>
+        </w:rPr>
+        <w:t>CASE GALLERY</w:t>
+      </w:r>
+    </w:p>
+    <w:p>
+      <w:pPr>
+        <w:spacing w:line="336" w:lineRule="auto" w:after="180"/>
+      </w:pPr>
+      <w:r>
+        <w:rPr>
+          <w:b w:val="0"/>
+        </w:rPr>
+        <w:t xml:space="preserve">Four Tests, Four Kinds of </w:t>
+      </w:r>
       <w:r>
         <w:rPr>
           <w:b/>
         </w:rPr>
-        <w:t>VOCABULARY LAB</w:t>
+        <w:t>Evidence</w:t>
       </w:r>
     </w:p>
     <w:p>
@@ -1623,18 +1566,7 @@
         <w:rPr>
           <w:b w:val="0"/>
         </w:rPr>
-        <w:t>Words You Can Use to Reason</w:t>
-      </w:r>
-    </w:p>
-    <w:p>
-      <w:pPr>
-        <w:spacing w:line="336" w:lineRule="auto" w:after="180"/>
-      </w:pPr>
-      <w:r>
-        <w:rPr>
-          <w:b w:val="0"/>
-        </w:rPr>
-        <w:t>A definition matters when you can recognize the idea, use it, and contrast it with a near-miss.</w:t>
+        <w:t>A system is not understood until it survives more than one comfortable example.</w:t>
       </w:r>
     </w:p>
     <w:p>
@@ -1642,7 +1574,7 @@
         <w:drawing>
           <wp:inline xmlns:a="http://schemas.openxmlformats.org/drawingml/2006/main" xmlns:pic="http://schemas.openxmlformats.org/drawingml/2006/picture">
             <wp:extent cx="5486400" cy="3200400"/>
-            <wp:docPr id="10" name="Picture 10" descr="Vocabulary badge: authority"/>
+            <wp:docPr id="10" name="Picture 10" descr="NORMAL CASE illustration"/>
             <wp:cNvGraphicFramePr>
               <a:graphicFrameLocks noChangeAspect="1"/>
             </wp:cNvGraphicFramePr>
@@ -1650,11 +1582,11 @@
               <a:graphicData uri="http://schemas.openxmlformats.org/drawingml/2006/picture">
                 <pic:pic>
                   <pic:nvPicPr>
-                    <pic:cNvPr id="0" name="782d023bf3df5e09de4688d8ddc8fdb1de1f07c65d9dd3f85d877fb67c075bf4.png"/>
+                    <pic:cNvPr id="0" name="baa081bb74d63b3556ecfd5951cdc8779d64ec1813de34614621c4e969a973f1.png"/>
                     <pic:cNvPicPr/>
                   </pic:nvPicPr>
                   <pic:blipFill>
-                    <a:blip r:embed="rId17"/>
+                    <a:blip r:embed="rId13"/>
                     <a:stretch>
                       <a:fillRect/>
                     </a:stretch>
@@ -1678,7 +1610,7 @@
         <w:drawing>
           <wp:inline xmlns:a="http://schemas.openxmlformats.org/drawingml/2006/main" xmlns:pic="http://schemas.openxmlformats.org/drawingml/2006/picture">
             <wp:extent cx="5486400" cy="3200400"/>
-            <wp:docPr id="11" name="Picture 11" descr="Vocabulary badge: relevance"/>
+            <wp:docPr id="11" name="Picture 11" descr="BOUNDARY CASE illustration"/>
             <wp:cNvGraphicFramePr>
               <a:graphicFrameLocks noChangeAspect="1"/>
             </wp:cNvGraphicFramePr>
@@ -1686,11 +1618,11 @@
               <a:graphicData uri="http://schemas.openxmlformats.org/drawingml/2006/picture">
                 <pic:pic>
                   <pic:nvPicPr>
-                    <pic:cNvPr id="0" name="fa4f30abdf80dcaad0bfdbd3cf13ad7d9ec8385b4385726c4077543ab040783a.png"/>
+                    <pic:cNvPr id="0" name="5e6557194a1470352d07b6a509da5d673d81767981996dd1b685f799a5582b76.png"/>
                     <pic:cNvPicPr/>
                   </pic:nvPicPr>
                   <pic:blipFill>
-                    <a:blip r:embed="rId18"/>
+                    <a:blip r:embed="rId14"/>
                     <a:stretch>
                       <a:fillRect/>
                     </a:stretch>
@@ -1710,11 +1642,46 @@
       </w:r>
     </w:p>
     <w:p>
+      <w:pPr>
+        <w:spacing w:line="336" w:lineRule="auto" w:after="180"/>
+      </w:pPr>
+      <w:r>
+        <w:rPr>
+          <w:b w:val="0"/>
+        </w:rPr>
+        <w:t xml:space="preserve">NORMAL CASE: predict and name </w:t>
+      </w:r>
+      <w:r>
+        <w:rPr>
+          <w:b/>
+        </w:rPr>
+        <w:t>evidence</w:t>
+      </w:r>
+      <w:r>
+        <w:rPr>
+          <w:b w:val="0"/>
+        </w:rPr>
+        <w:t xml:space="preserve">.     BOUNDARY CASE: predict and name </w:t>
+      </w:r>
+      <w:r>
+        <w:rPr>
+          <w:b/>
+        </w:rPr>
+        <w:t>evidence</w:t>
+      </w:r>
+      <w:r>
+        <w:rPr>
+          <w:b w:val="0"/>
+        </w:rPr>
+        <w:t>.</w:t>
+      </w:r>
+    </w:p>
+    <w:p>
       <w:r>
         <w:drawing>
           <wp:inline xmlns:a="http://schemas.openxmlformats.org/drawingml/2006/main" xmlns:pic="http://schemas.openxmlformats.org/drawingml/2006/picture">
             <wp:extent cx="5486400" cy="3200400"/>
-            <wp:docPr id="12" name="Picture 12" descr="Vocabulary badge: currency"/>
+            <wp:docPr id="12" name="Picture 12" descr="MISSING INFORMATION illustration"/>
             <wp:cNvGraphicFramePr>
               <a:graphicFrameLocks noChangeAspect="1"/>
             </wp:cNvGraphicFramePr>
@@ -1722,11 +1689,11 @@
               <a:graphicData uri="http://schemas.openxmlformats.org/drawingml/2006/picture">
                 <pic:pic>
                   <pic:nvPicPr>
-                    <pic:cNvPr id="0" name="3f2185295b39e03738496f99e913cf0a1a707e93c1371fa944d15f5ec96e117a.png"/>
+                    <pic:cNvPr id="0" name="8e1f2e3affdd81449df265675243cda4511c1e88dd8cd9583d4ea42f6083c297.png"/>
                     <pic:cNvPicPr/>
                   </pic:nvPicPr>
                   <pic:blipFill>
-                    <a:blip r:embed="rId19"/>
+                    <a:blip r:embed="rId15"/>
                     <a:stretch>
                       <a:fillRect/>
                     </a:stretch>
@@ -1750,7 +1717,7 @@
         <w:drawing>
           <wp:inline xmlns:a="http://schemas.openxmlformats.org/drawingml/2006/main" xmlns:pic="http://schemas.openxmlformats.org/drawingml/2006/picture">
             <wp:extent cx="5486400" cy="3200400"/>
-            <wp:docPr id="13" name="Picture 13" descr="Vocabulary badge: independence"/>
+            <wp:docPr id="13" name="Picture 13" descr="TRANSFER CASE illustration"/>
             <wp:cNvGraphicFramePr>
               <a:graphicFrameLocks noChangeAspect="1"/>
             </wp:cNvGraphicFramePr>
@@ -1758,11 +1725,11 @@
               <a:graphicData uri="http://schemas.openxmlformats.org/drawingml/2006/picture">
                 <pic:pic>
                   <pic:nvPicPr>
-                    <pic:cNvPr id="0" name="9c3164a8fd5245f28aa99eda088f2bc8c1d182909ccf95c2d1bd1443a246433b.png"/>
+                    <pic:cNvPr id="0" name="a54f0c40e48e47ca92a4c36ebbc98f08b4a78c72cd385d85b0a5a7f07f558757.png"/>
                     <pic:cNvPicPr/>
                   </pic:nvPicPr>
                   <pic:blipFill>
-                    <a:blip r:embed="rId20"/>
+                    <a:blip r:embed="rId16"/>
                     <a:stretch>
                       <a:fillRect/>
                     </a:stretch>
@@ -1781,313 +1748,6 @@
         </w:drawing>
       </w:r>
     </w:p>
-    <w:tbl>
-      <w:tblPr>
-        <w:tblStyle w:val="LightShading-Accent1"/>
-        <w:tblW w:type="auto" w:w="0"/>
-        <w:tblLook w:firstColumn="1" w:firstRow="1" w:lastColumn="0" w:lastRow="0" w:noHBand="0" w:noVBand="1" w:val="04A0"/>
-      </w:tblPr>
-      <w:tblGrid>
-        <w:gridCol w:w="3408"/>
-        <w:gridCol w:w="3408"/>
-        <w:gridCol w:w="3408"/>
-      </w:tblGrid>
-      <w:tr>
-        <w:trPr>
-          <w:tblHeader/>
-        </w:trPr>
-        <w:tc>
-          <w:tcPr>
-            <w:tcW w:type="dxa" w:w="3408"/>
-          </w:tcPr>
-          <w:p>
-            <w:r>
-              <w:t>Word</w:t>
-            </w:r>
-          </w:p>
-        </w:tc>
-        <w:tc>
-          <w:tcPr>
-            <w:tcW w:type="dxa" w:w="3408"/>
-          </w:tcPr>
-          <w:p>
-            <w:r>
-              <w:t>My own example</w:t>
-            </w:r>
-          </w:p>
-        </w:tc>
-        <w:tc>
-          <w:tcPr>
-            <w:tcW w:type="dxa" w:w="3408"/>
-          </w:tcPr>
-          <w:p>
-            <w:r>
-              <w:t>Not this / boundary</w:t>
-            </w:r>
-          </w:p>
-        </w:tc>
-      </w:tr>
-      <w:tr>
-        <w:tc>
-          <w:tcPr>
-            <w:tcW w:type="dxa" w:w="3408"/>
-          </w:tcPr>
-          <w:p>
-            <w:r>
-              <w:t>authority</w:t>
-            </w:r>
-          </w:p>
-        </w:tc>
-        <w:tc>
-          <w:tcPr>
-            <w:tcW w:type="dxa" w:w="3408"/>
-          </w:tcPr>
-          <w:p>
-            <w:r>
-              <w:t>A person or source with relevant responsibility or evidence for a particular decision or claim.</w:t>
-            </w:r>
-          </w:p>
-        </w:tc>
-        <w:tc>
-          <w:tcPr>
-            <w:tcW w:type="dxa" w:w="3408"/>
-          </w:tcPr>
-          <w:p>
-            <w:r/>
-          </w:p>
-        </w:tc>
-      </w:tr>
-      <w:tr>
-        <w:tc>
-          <w:tcPr>
-            <w:tcW w:type="dxa" w:w="3408"/>
-          </w:tcPr>
-          <w:p>
-            <w:r>
-              <w:t>relevance</w:t>
-            </w:r>
-          </w:p>
-        </w:tc>
-        <w:tc>
-          <w:tcPr>
-            <w:tcW w:type="dxa" w:w="3408"/>
-          </w:tcPr>
-          <w:p>
-            <w:r>
-              <w:t>How directly information helps answer the stated question or perform the task.</w:t>
-            </w:r>
-          </w:p>
-        </w:tc>
-        <w:tc>
-          <w:tcPr>
-            <w:tcW w:type="dxa" w:w="3408"/>
-          </w:tcPr>
-          <w:p>
-            <w:r/>
-          </w:p>
-        </w:tc>
-      </w:tr>
-      <w:tr>
-        <w:tc>
-          <w:tcPr>
-            <w:tcW w:type="dxa" w:w="3408"/>
-          </w:tcPr>
-          <w:p>
-            <w:r>
-              <w:t>currency</w:t>
-            </w:r>
-          </w:p>
-        </w:tc>
-        <w:tc>
-          <w:tcPr>
-            <w:tcW w:type="dxa" w:w="3408"/>
-          </w:tcPr>
-          <w:p>
-            <w:r>
-              <w:t>How up to date information is for the task and time concerned.</w:t>
-            </w:r>
-          </w:p>
-        </w:tc>
-        <w:tc>
-          <w:tcPr>
-            <w:tcW w:type="dxa" w:w="3408"/>
-          </w:tcPr>
-          <w:p>
-            <w:r/>
-          </w:p>
-        </w:tc>
-      </w:tr>
-      <w:tr>
-        <w:tc>
-          <w:tcPr>
-            <w:tcW w:type="dxa" w:w="3408"/>
-          </w:tcPr>
-          <w:p>
-            <w:r>
-              <w:t>independence</w:t>
-            </w:r>
-          </w:p>
-        </w:tc>
-        <w:tc>
-          <w:tcPr>
-            <w:tcW w:type="dxa" w:w="3408"/>
-          </w:tcPr>
-          <w:p>
-            <w:r>
-              <w:t>Separation from influences relevant to a judgment, such as keeping final test cases out of model selection.</w:t>
-            </w:r>
-          </w:p>
-        </w:tc>
-        <w:tc>
-          <w:tcPr>
-            <w:tcW w:type="dxa" w:w="3408"/>
-          </w:tcPr>
-          <w:p>
-            <w:r/>
-          </w:p>
-        </w:tc>
-      </w:tr>
-    </w:tbl>
-    <w:p>
-      <w:pPr>
-        <w:pStyle w:val="Heading3"/>
-      </w:pPr>
-      <w:r>
-        <w:t>Words used in the closer explanation</w:t>
-      </w:r>
-    </w:p>
-    <w:tbl>
-      <w:tblPr>
-        <w:tblStyle w:val="LightShading-Accent1"/>
-        <w:tblW w:type="auto" w:w="0"/>
-        <w:tblLook w:firstColumn="1" w:firstRow="1" w:lastColumn="0" w:lastRow="0" w:noHBand="0" w:noVBand="1" w:val="04A0"/>
-      </w:tblPr>
-      <w:tblGrid>
-        <w:gridCol w:w="5112"/>
-        <w:gridCol w:w="5112"/>
-      </w:tblGrid>
-      <w:tr>
-        <w:trPr>
-          <w:tblHeader/>
-        </w:trPr>
-        <w:tc>
-          <w:tcPr>
-            <w:tcW w:type="dxa" w:w="5112"/>
-          </w:tcPr>
-          <w:p>
-            <w:r>
-              <w:t>Word</w:t>
-            </w:r>
-          </w:p>
-        </w:tc>
-        <w:tc>
-          <w:tcPr>
-            <w:tcW w:type="dxa" w:w="5112"/>
-          </w:tcPr>
-          <w:p>
-            <w:r>
-              <w:t>Meaning</w:t>
-            </w:r>
-          </w:p>
-        </w:tc>
-      </w:tr>
-      <w:tr>
-        <w:tc>
-          <w:tcPr>
-            <w:tcW w:type="dxa" w:w="5112"/>
-          </w:tcPr>
-          <w:p>
-            <w:r>
-              <w:t>Effective time</w:t>
-            </w:r>
-          </w:p>
-        </w:tc>
-        <w:tc>
-          <w:tcPr>
-            <w:tcW w:type="dxa" w:w="5112"/>
-          </w:tcPr>
-          <w:p>
-            <w:r>
-              <w:t>When a declared change begins to apply</w:t>
-            </w:r>
-          </w:p>
-        </w:tc>
-      </w:tr>
-      <w:tr>
-        <w:tc>
-          <w:tcPr>
-            <w:tcW w:type="dxa" w:w="5112"/>
-          </w:tcPr>
-          <w:p>
-            <w:r>
-              <w:t>Supersession</w:t>
-            </w:r>
-          </w:p>
-        </w:tc>
-        <w:tc>
-          <w:tcPr>
-            <w:tcW w:type="dxa" w:w="5112"/>
-          </w:tcPr>
-          <w:p>
-            <w:r>
-              <w:t>A documented replacement relationship between versions</w:t>
-            </w:r>
-          </w:p>
-        </w:tc>
-      </w:tr>
-      <w:tr>
-        <w:tc>
-          <w:tcPr>
-            <w:tcW w:type="dxa" w:w="5112"/>
-          </w:tcPr>
-          <w:p>
-            <w:r>
-              <w:t>Temporal scope</w:t>
-            </w:r>
-          </w:p>
-        </w:tc>
-        <w:tc>
-          <w:tcPr>
-            <w:tcW w:type="dxa" w:w="5112"/>
-          </w:tcPr>
-          <w:p>
-            <w:r>
-              <w:t>The time conditions a claim concerns</w:t>
-            </w:r>
-          </w:p>
-        </w:tc>
-      </w:tr>
-    </w:tbl>
-    <w:p>
-      <w:pPr>
-        <w:pStyle w:val="Heading1"/>
-      </w:pPr>
-      <w:r>
-        <w:t>06. Follow a worked example</w:t>
-      </w:r>
-    </w:p>
-    <w:p>
-      <w:r>
-        <w:t>Follow the worked trace for Source Quality, predict a step, then compare with its explanation.</w:t>
-      </w:r>
-    </w:p>
-    <w:p>
-      <w:pPr>
-        <w:spacing w:line="336" w:lineRule="auto" w:after="180"/>
-      </w:pPr>
-      <w:r>
-        <w:rPr>
-          <w:b/>
-        </w:rPr>
-        <w:t xml:space="preserve">WORKED </w:t>
-      </w:r>
-      <w:r>
-        <w:rPr>
-          <w:b/>
-        </w:rPr>
-        <w:t>EVIDENCE</w:t>
-      </w:r>
-    </w:p>
     <w:p>
       <w:pPr>
         <w:spacing w:line="336" w:lineRule="auto" w:after="180"/>
@@ -2096,18 +1756,7 @@
         <w:rPr>
           <w:b w:val="0"/>
         </w:rPr>
-        <w:t>Reason Step by Step</w:t>
-      </w:r>
-    </w:p>
-    <w:p>
-      <w:pPr>
-        <w:spacing w:line="336" w:lineRule="auto" w:after="180"/>
-      </w:pPr>
-      <w:r>
-        <w:rPr>
-          <w:b w:val="0"/>
-        </w:rPr>
-        <w:t xml:space="preserve">Predict first. Then check each step. A correct answer without visible reasoning is incomplete </w:t>
+        <w:t xml:space="preserve">MISSING INFORMATION: predict and name </w:t>
       </w:r>
       <w:r>
         <w:rPr>
@@ -2119,15 +1768,97 @@
         <w:rPr>
           <w:b w:val="0"/>
         </w:rPr>
+        <w:t xml:space="preserve">.     TRANSFER CASE: predict and name </w:t>
+      </w:r>
+      <w:r>
+        <w:rPr>
+          <w:b/>
+        </w:rPr>
+        <w:t>evidence</w:t>
+      </w:r>
+      <w:r>
+        <w:rPr>
+          <w:b w:val="0"/>
+        </w:rPr>
         <w:t>.</w:t>
+      </w:r>
+    </w:p>
+    <w:p>
+      <w:pPr>
+        <w:pStyle w:val="Heading3"/>
+      </w:pPr>
+      <w:r>
+        <w:t>Change one thing in the pictured case</w:t>
+      </w:r>
+    </w:p>
+    <w:p>
+      <w:pPr>
+        <w:pStyle w:val="Heading1"/>
+      </w:pPr>
+      <w:r>
+        <w:t>06. Trace a separate numbered-day authority chain</w:t>
+      </w:r>
+    </w:p>
+    <w:p>
+      <w:r>
+        <w:t>Keep the weekday N/M review separate from the A/B/C timeline.</w:t>
+      </w:r>
+    </w:p>
+    <w:p>
+      <w:pPr>
+        <w:pStyle w:val="Heading2"/>
+      </w:pPr>
+      <w:r>
+        <w:t>Read A,B and the later old-copy upload</w:t>
+      </w:r>
+    </w:p>
+    <w:p>
+      <w:pPr>
+        <w:spacing w:line="336" w:lineRule="auto" w:after="180"/>
+      </w:pPr>
+      <w:r>
+        <w:rPr>
+          <w:b w:val="0"/>
+        </w:rPr>
+        <w:t>A fictional Study Buddy answers which room a club is authorised to use.</w:t>
+      </w:r>
+    </w:p>
+    <w:p>
+      <w:pPr>
+        <w:spacing w:line="336" w:lineRule="auto" w:after="180"/>
+      </w:pPr>
+      <w:r>
+        <w:rPr>
+          <w:b w:val="0"/>
+        </w:rPr>
+        <w:t>Signed notice A: Hall 1 from day 1. Signed amendment B references A and changes to Hall 3 effective day 8.</w:t>
+      </w:r>
+    </w:p>
+    <w:p>
+      <w:pPr>
+        <w:spacing w:line="336" w:lineRule="auto" w:after="180"/>
+      </w:pPr>
+      <w:r>
+        <w:rPr>
+          <w:b w:val="0"/>
+        </w:rPr>
+        <w:t>An old copy of A is reuploaded on day 10. B remains the authoritative amendment. Queries concern day 6 and day 9.</w:t>
+      </w:r>
+    </w:p>
+    <w:p>
+      <w:pPr>
+        <w:pStyle w:val="Heading2"/>
+      </w:pPr>
+      <w:r>
+        <w:t>Trace authority and the query dates</w:t>
       </w:r>
     </w:p>
     <w:p>
       <w:r>
         <w:drawing>
           <wp:inline xmlns:a="http://schemas.openxmlformats.org/drawingml/2006/main" xmlns:pic="http://schemas.openxmlformats.org/drawingml/2006/picture">
-            <wp:extent cx="5486400" cy="2377440"/>
-            <wp:docPr id="14" name="Picture 14" descr="Worked evidence for Source Quality"/>
+            <wp:extent cx="5486400" cy="4005072"/>
+            <wp:docPr id="14" name="Picture 14" descr="Check authority: B is a signed amendment to A, not an unrelated comment. → Day 6: Before effective day 8, authorised room is Hall 1. → Day 9: From day 8 onward, authorised room is Hall 3. → Ignore upload shortcut: Reuploading old A on day 10 does not revoke B."/>
             <wp:cNvGraphicFramePr>
               <a:graphicFrameLocks noChangeAspect="1"/>
             </wp:cNvGraphicFramePr>
@@ -2135,11 +1866,11 @@
               <a:graphicData uri="http://schemas.openxmlformats.org/drawingml/2006/picture">
                 <pic:pic>
                   <pic:nvPicPr>
-                    <pic:cNvPr id="0" name="a51676e266f289c29dd99f96213260db076d88346835823d033e91de213ede09.png"/>
+                    <pic:cNvPr id="0" name="academy-story-ai-3-15-02.png"/>
                     <pic:cNvPicPr/>
                   </pic:nvPicPr>
                   <pic:blipFill>
-                    <a:blip r:embed="rId21"/>
+                    <a:blip r:embed="rId17"/>
                     <a:stretch>
                       <a:fillRect/>
                     </a:stretch>
@@ -2147,367 +1878,7 @@
                   <pic:spPr>
                     <a:xfrm>
                       <a:off x="0" y="0"/>
-                      <a:ext cx="5486400" cy="2377440"/>
-                    </a:xfrm>
-                    <a:prstGeom prst="rect"/>
-                  </pic:spPr>
-                </pic:pic>
-              </a:graphicData>
-            </a:graphic>
-          </wp:inline>
-        </w:drawing>
-      </w:r>
-    </w:p>
-    <w:p>
-      <w:pPr>
-        <w:spacing w:line="336" w:lineRule="auto" w:after="180"/>
-        <w:shd w:fill="F4F9FC"/>
-      </w:pPr>
-      <w:r>
-        <w:rPr>
-          <w:b w:val="0"/>
-        </w:rPr>
-        <w:t>1. A museum page may be authoritative for artifact facts.</w:t>
-      </w:r>
-    </w:p>
-    <w:p>
-      <w:pPr>
-        <w:spacing w:line="336" w:lineRule="auto" w:after="180"/>
-        <w:shd w:fill="F4F9FC"/>
-      </w:pPr>
-      <w:r>
-        <w:rPr>
-          <w:b w:val="0"/>
-        </w:rPr>
-        <w:t>2. A current weather agency page matters more for today’s storm.</w:t>
-      </w:r>
-    </w:p>
-    <w:p>
-      <w:pPr>
-        <w:spacing w:line="336" w:lineRule="auto" w:after="180"/>
-        <w:shd w:fill="F4F9FC"/>
-      </w:pPr>
-      <w:r>
-        <w:rPr>
-          <w:b w:val="0"/>
-        </w:rPr>
-        <w:t>3. Two articles copying one press release are not independent.</w:t>
-      </w:r>
-    </w:p>
-    <w:p>
-      <w:pPr>
-        <w:spacing w:line="336" w:lineRule="auto" w:after="180"/>
-        <w:shd w:fill="F4F9FC"/>
-      </w:pPr>
-      <w:r>
-        <w:rPr>
-          <w:b w:val="0"/>
-        </w:rPr>
-        <w:t>4. Rank sources by the actual claim—not by appearance alone.</w:t>
-      </w:r>
-    </w:p>
-    <w:p>
-      <w:pPr>
-        <w:spacing w:line="336" w:lineRule="auto" w:after="180"/>
-      </w:pPr>
-      <w:r>
-        <w:rPr>
-          <w:b w:val="0"/>
-        </w:rPr>
-        <w:t>Recalculate, retrace, or restate the reasoning in your own representation:</w:t>
-      </w:r>
-    </w:p>
-    <w:p>
-      <w:pPr>
-        <w:pStyle w:val="Heading3"/>
-      </w:pPr>
-      <w:r>
-        <w:t>Write or draw your reasoning and evidence.</w:t>
-      </w:r>
-    </w:p>
-    <w:p>
-      <w:r>
-        <w:t>________________________________________________________________</w:t>
-      </w:r>
-    </w:p>
-    <w:p>
-      <w:r>
-        <w:t>________________________________________________________________</w:t>
-      </w:r>
-    </w:p>
-    <w:p>
-      <w:r>
-        <w:t>________________________________________________________________</w:t>
-      </w:r>
-    </w:p>
-    <w:p>
-      <w:r>
-        <w:t>________________________________________________________________</w:t>
-      </w:r>
-    </w:p>
-    <w:p>
-      <w:r>
-        <w:t>________________________________________________________________</w:t>
-      </w:r>
-    </w:p>
-    <w:p>
-      <w:pPr>
-        <w:spacing w:line="336" w:lineRule="auto" w:after="180"/>
-        <w:shd w:fill="F5F1FB"/>
-      </w:pPr>
-      <w:r>
-        <w:rPr>
-          <w:b w:val="0"/>
-        </w:rPr>
-        <w:t xml:space="preserve">CHECK  Did the </w:t>
-      </w:r>
-      <w:r>
-        <w:rPr>
-          <w:b/>
-        </w:rPr>
-        <w:t>evidence</w:t>
-      </w:r>
-      <w:r>
-        <w:rPr>
-          <w:b w:val="0"/>
-        </w:rPr>
-        <w:t xml:space="preserve"> answer the exact question? Did the total, path, or source record stay consistent?</w:t>
-      </w:r>
-    </w:p>
-    <w:p>
-      <w:pPr>
-        <w:pStyle w:val="Heading3"/>
-      </w:pPr>
-      <w:r>
-        <w:t>A closer explanation</w:t>
-      </w:r>
-    </w:p>
-    <w:p>
-      <w:pPr>
-        <w:spacing w:line="336" w:lineRule="auto" w:after="180"/>
-      </w:pPr>
-      <w:r>
-        <w:rPr>
-          <w:b w:val="0"/>
-        </w:rPr>
-        <w:t>Notice N says room A from Monday. Signed amendment M references N and changes to B effective Wednesday. Query asks Tuesday, then Thursday.</w:t>
-      </w:r>
-    </w:p>
-    <w:p>
-      <w:pPr>
-        <w:spacing w:line="336" w:lineRule="auto" w:after="180"/>
-      </w:pPr>
-      <w:r>
-        <w:rPr>
-          <w:b w:val="0"/>
-        </w:rPr>
-        <w:t xml:space="preserve">Tuesday uses A; Thursday uses B. The amendment </w:t>
-      </w:r>
-      <w:r>
-        <w:rPr>
-          <w:b/>
-        </w:rPr>
-        <w:t>effective time</w:t>
-      </w:r>
-      <w:r>
-        <w:rPr>
-          <w:b w:val="0"/>
-        </w:rPr>
-        <w:t>, not merely upload order, determines the change.</w:t>
-      </w:r>
-    </w:p>
-    <w:p>
-      <w:pPr>
-        <w:pStyle w:val="Heading3"/>
-      </w:pPr>
-      <w:r>
-        <w:t>Worked explanation · Source Quality</w:t>
-      </w:r>
-    </w:p>
-    <w:p>
-      <w:pPr>
-        <w:spacing w:line="336" w:lineRule="auto" w:after="180"/>
-        <w:shd w:fill="F1F6FC"/>
-      </w:pPr>
-      <w:r>
-        <w:rPr>
-          <w:b w:val="0"/>
-        </w:rPr>
-        <w:t xml:space="preserve">Compare the intermediate </w:t>
-      </w:r>
-      <w:r>
-        <w:rPr>
-          <w:b/>
-        </w:rPr>
-        <w:t>evidence</w:t>
-      </w:r>
-      <w:r>
-        <w:rPr>
-          <w:b w:val="0"/>
-        </w:rPr>
-        <w:t xml:space="preserve"> with the final statement. Explain why each number or decision follows from the stated </w:t>
-      </w:r>
-      <w:r>
-        <w:rPr>
-          <w:b/>
-        </w:rPr>
-        <w:t>input</w:t>
-      </w:r>
-      <w:r>
-        <w:rPr>
-          <w:b w:val="0"/>
-        </w:rPr>
-        <w:t>s.</w:t>
-      </w:r>
-    </w:p>
-    <w:p>
-      <w:pPr>
-        <w:spacing w:line="336" w:lineRule="auto" w:after="180"/>
-        <w:shd w:fill="F1F6FC"/>
-      </w:pPr>
-      <w:r>
-        <w:rPr>
-          <w:b w:val="0"/>
-        </w:rPr>
-        <w:t xml:space="preserve">The conclusion belongs to this scenario and procedure; changing the </w:t>
-      </w:r>
-      <w:r>
-        <w:rPr>
-          <w:b/>
-        </w:rPr>
-        <w:t>input</w:t>
-      </w:r>
-      <w:r>
-        <w:rPr>
-          <w:b w:val="0"/>
-        </w:rPr>
-        <w:t xml:space="preserve">s, evaluation population or </w:t>
-      </w:r>
-      <w:r>
-        <w:rPr>
-          <w:b/>
-        </w:rPr>
-        <w:t>authority</w:t>
-      </w:r>
-      <w:r>
-        <w:rPr>
-          <w:b w:val="0"/>
-        </w:rPr>
-        <w:t xml:space="preserve"> can change what it establishes. Retain the raw record so a later revision can be compared honestly.</w:t>
-      </w:r>
-    </w:p>
-    <w:p>
-      <w:pPr>
-        <w:pStyle w:val="Heading3"/>
-      </w:pPr>
-      <w:r>
-        <w:t>Learn from the worked case</w:t>
-      </w:r>
-    </w:p>
-    <w:p>
-      <w:pPr>
-        <w:spacing w:line="336" w:lineRule="auto" w:after="180"/>
-      </w:pPr>
-      <w:r>
-        <w:rPr>
-          <w:b w:val="0"/>
-        </w:rPr>
-        <w:t>Cover the result before checking it. Say what is given, choose the procedure, and follow one step at a time. Then uncover the result and explain your first mismatch. Ask why a step is allowed, not only what number it produces.</w:t>
-      </w:r>
-    </w:p>
-    <w:p>
-      <w:pPr>
-        <w:pStyle w:val="Heading3"/>
-      </w:pPr>
-      <w:r>
-        <w:t>A pictorial worked case: Source Quality</w:t>
-      </w:r>
-    </w:p>
-    <w:p>
-      <w:pPr>
-        <w:spacing w:line="336" w:lineRule="auto" w:after="180"/>
-      </w:pPr>
-      <w:r>
-        <w:rPr>
-          <w:b w:val="0"/>
-        </w:rPr>
-        <w:t>A fictional Study Buddy answers which room a club is authorised to use.</w:t>
-      </w:r>
-    </w:p>
-    <w:p>
-      <w:pPr>
-        <w:pStyle w:val="Heading3"/>
-      </w:pPr>
-      <w:r>
-        <w:t>The facts we will use</w:t>
-      </w:r>
-    </w:p>
-    <w:p>
-      <w:pPr>
-        <w:pStyle w:val="Heading3"/>
-      </w:pPr>
-      <w:r>
-        <w:t>Supplied facts</w:t>
-      </w:r>
-    </w:p>
-    <w:p>
-      <w:pPr>
-        <w:spacing w:line="336" w:lineRule="auto" w:after="180"/>
-        <w:shd w:fill="F1F6FC"/>
-      </w:pPr>
-      <w:r>
-        <w:rPr>
-          <w:b w:val="0"/>
-        </w:rPr>
-        <w:t>Signed notice A: Hall 1 from day 1. Signed amendment B references A and changes to Hall 3 effective day 8.</w:t>
-      </w:r>
-    </w:p>
-    <w:p>
-      <w:pPr>
-        <w:pStyle w:val="Heading3"/>
-      </w:pPr>
-      <w:r>
-        <w:t>Supplied facts</w:t>
-      </w:r>
-    </w:p>
-    <w:p>
-      <w:pPr>
-        <w:spacing w:line="336" w:lineRule="auto" w:after="180"/>
-        <w:shd w:fill="F1F6FC"/>
-      </w:pPr>
-      <w:r>
-        <w:rPr>
-          <w:b w:val="0"/>
-        </w:rPr>
-        <w:t>An old copy of A is reuploaded on day 10. B remains the authoritative amendment. Queries concern day 6 and day 9.</w:t>
-      </w:r>
-    </w:p>
-    <w:p>
-      <w:r>
-        <w:drawing>
-          <wp:inline xmlns:a="http://schemas.openxmlformats.org/drawingml/2006/main" xmlns:pic="http://schemas.openxmlformats.org/drawingml/2006/picture">
-            <wp:extent cx="5381271" cy="5943599"/>
-            <wp:docPr id="15" name="Picture 15" descr="Source Quality. Check authority: B is a signed amendment to A, not an unrelated comment.. Day 6: Before effective day 8, authorised room is Hall 1.. Day 9: From day 8 onward, authorised room is Hall 3.. Ignore upload shortcut: Reuploading old A on day 10 does not revoke B."/>
-            <wp:cNvGraphicFramePr>
-              <a:graphicFrameLocks noChangeAspect="1"/>
-            </wp:cNvGraphicFramePr>
-            <a:graphic>
-              <a:graphicData uri="http://schemas.openxmlformats.org/drawingml/2006/picture">
-                <pic:pic>
-                  <pic:nvPicPr>
-                    <pic:cNvPr id="0" name="academy-visual-ai-3-15.png"/>
-                    <pic:cNvPicPr/>
-                  </pic:nvPicPr>
-                  <pic:blipFill>
-                    <a:blip r:embed="rId22"/>
-                    <a:stretch>
-                      <a:fillRect/>
-                    </a:stretch>
-                  </pic:blipFill>
-                  <pic:spPr>
-                    <a:xfrm>
-                      <a:off x="0" y="0"/>
-                      <a:ext cx="5381271" cy="5943599"/>
+                      <a:ext cx="5486400" cy="4005072"/>
                     </a:xfrm>
                     <a:prstGeom prst="rect"/>
                   </pic:spPr>
@@ -2657,24 +2028,7 @@
     </w:p>
     <w:p>
       <w:pPr>
-        <w:pStyle w:val="Heading3"/>
-      </w:pPr>
-      <w:r>
-        <w:t>Why this result follows</w:t>
-      </w:r>
-    </w:p>
-    <w:p>
-      <w:pPr>
-        <w:pStyle w:val="Heading3"/>
-      </w:pPr>
-      <w:r>
-        <w:t>Why the result follows</w:t>
-      </w:r>
-    </w:p>
-    <w:p>
-      <w:pPr>
         <w:spacing w:line="336" w:lineRule="auto" w:after="180"/>
-        <w:shd w:fill="F1F6FC"/>
       </w:pPr>
       <w:r>
         <w:rPr>
@@ -2686,7 +2040,6 @@
     <w:p>
       <w:pPr>
         <w:spacing w:line="336" w:lineRule="auto" w:after="180"/>
-        <w:shd w:fill="F1F6FC"/>
       </w:pPr>
       <w:r>
         <w:rPr>
@@ -2697,76 +2050,543 @@
     </w:p>
     <w:p>
       <w:pPr>
-        <w:pStyle w:val="Heading3"/>
-      </w:pPr>
-      <w:r>
-        <w:t>What this example does not establish</w:t>
-      </w:r>
-    </w:p>
-    <w:p>
-      <w:pPr>
-        <w:pStyle w:val="Heading3"/>
-      </w:pPr>
-      <w:r>
-        <w:t>Keep the stated limit</w:t>
+        <w:pStyle w:val="Heading2"/>
+      </w:pPr>
+      <w:r>
+        <w:t>Inspect the effective-date timeline</w:t>
+      </w:r>
+    </w:p>
+    <w:p>
+      <w:r>
+        <w:drawing>
+          <wp:inline xmlns:a="http://schemas.openxmlformats.org/drawingml/2006/main" xmlns:pic="http://schemas.openxmlformats.org/drawingml/2006/picture">
+            <wp:extent cx="5486400" cy="2992582"/>
+            <wp:docPr id="15" name="Picture 15" descr="Fictional effective-date timeline: original notice A assigns Hall 1 from day1; amendment B assigns Hall 3 from day8. Day6 uses Hall 1,day9 Hall 3. Reuploading old A on day10 does not change the rule. In the separately changed case C restores Hall 1 from day12;day9 stays Hall 3 andday13 uses Hall 1."/>
+            <wp:cNvGraphicFramePr>
+              <a:graphicFrameLocks noChangeAspect="1"/>
+            </wp:cNvGraphicFramePr>
+            <a:graphic>
+              <a:graphicData uri="http://schemas.openxmlformats.org/drawingml/2006/picture">
+                <pic:pic>
+                  <pic:nvPicPr>
+                    <pic:cNvPr id="0" name="ai-3-15-authority-timeline.png"/>
+                    <pic:cNvPicPr/>
+                  </pic:nvPicPr>
+                  <pic:blipFill>
+                    <a:blip r:embed="rId18"/>
+                    <a:stretch>
+                      <a:fillRect/>
+                    </a:stretch>
+                  </pic:blipFill>
+                  <pic:spPr>
+                    <a:xfrm>
+                      <a:off x="0" y="0"/>
+                      <a:ext cx="5486400" cy="2992582"/>
+                    </a:xfrm>
+                    <a:prstGeom prst="rect"/>
+                  </pic:spPr>
+                </pic:pic>
+              </a:graphicData>
+            </a:graphic>
+          </wp:inline>
+        </w:drawing>
+      </w:r>
+    </w:p>
+    <w:p>
+      <w:pPr>
+        <w:pStyle w:val="Heading2"/>
+      </w:pPr>
+      <w:r>
+        <w:t>Predict adding the explicit revocation C</w:t>
+      </w:r>
+    </w:p>
+    <w:p>
+      <w:pPr>
+        <w:pStyle w:val="ListBullet"/>
+      </w:pPr>
+      <w:r>
+        <w:t>Change one thing: A signed amendment C explicitly revokes B effective day 12 and restores Hall 1. Predict the result before checking the explanation. What remains the same?</w:t>
+      </w:r>
+    </w:p>
+    <w:p>
+      <w:pPr>
+        <w:pStyle w:val="Heading2"/>
+      </w:pPr>
+      <w:r>
+        <w:t>Check after predicting · reference / check after trying</w:t>
+      </w:r>
+    </w:p>
+    <w:p>
+      <w:r>
+        <w:drawing>
+          <wp:inline xmlns:a="http://schemas.openxmlformats.org/drawingml/2006/main" xmlns:pic="http://schemas.openxmlformats.org/drawingml/2006/picture">
+            <wp:extent cx="5486400" cy="3026664"/>
+            <wp:docPr id="16" name="Picture 16" descr="Original case: Reuploading old A on day 10 does not revoke B. Changed condition: A signed amendment C explicitly revokes B effective day 12 and restores Hall 1. Expected result: Day 9 stays Hall 3; day 13 becomes Hall 1. Reason: The new authoritative change applies from its stated effective date, not retroactively."/>
+            <wp:cNvGraphicFramePr>
+              <a:graphicFrameLocks noChangeAspect="1"/>
+            </wp:cNvGraphicFramePr>
+            <a:graphic>
+              <a:graphicData uri="http://schemas.openxmlformats.org/drawingml/2006/picture">
+                <pic:pic>
+                  <pic:nvPicPr>
+                    <pic:cNvPr id="0" name="academy-story-ai-3-15-04.png"/>
+                    <pic:cNvPicPr/>
+                  </pic:nvPicPr>
+                  <pic:blipFill>
+                    <a:blip r:embed="rId19"/>
+                    <a:stretch>
+                      <a:fillRect/>
+                    </a:stretch>
+                  </pic:blipFill>
+                  <pic:spPr>
+                    <a:xfrm>
+                      <a:off x="0" y="0"/>
+                      <a:ext cx="5486400" cy="3026664"/>
+                    </a:xfrm>
+                    <a:prstGeom prst="rect"/>
+                  </pic:spPr>
+                </pic:pic>
+              </a:graphicData>
+            </a:graphic>
+          </wp:inline>
+        </w:drawing>
+      </w:r>
+    </w:p>
+    <w:p>
+      <w:pPr>
+        <w:pStyle w:val="Heading2"/>
+      </w:pPr>
+      <w:r>
+        <w:t>State the fictional-authority limit</w:t>
+      </w:r>
+    </w:p>
+    <w:p>
+      <w:pPr>
+        <w:pStyle w:val="ListBullet"/>
+      </w:pPr>
+      <w:r>
+        <w:t>Authority is declared in this fictional case; real conflicting sources may require the responsible owner’s review.</w:t>
+      </w:r>
+    </w:p>
+    <w:p>
+      <w:pPr>
+        <w:pStyle w:val="ListBullet"/>
+      </w:pPr>
+      <w:r>
+        <w:t>Read the labelled picture: Which source fields must be checked before answering day 9?</w:t>
+      </w:r>
+    </w:p>
+    <w:p>
+      <w:pPr>
+        <w:pStyle w:val="Heading2"/>
+      </w:pPr>
+      <w:r>
+        <w:t>Review · Earlier weekday N/M case · reference / check after trying</w:t>
       </w:r>
     </w:p>
     <w:p>
       <w:pPr>
         <w:spacing w:line="336" w:lineRule="auto" w:after="180"/>
-        <w:shd w:fill="FFF5E6"/>
-      </w:pPr>
+      </w:pPr>
+      <w:r>
+        <w:rPr>
+          <w:b w:val="0"/>
+        </w:rPr>
+        <w:t>Notice N says room A from Monday. Signed amendment M references N and changes to B effective Wednesday. Query asks Tuesday, then Thursday.</w:t>
+      </w:r>
+    </w:p>
+    <w:p>
+      <w:pPr>
+        <w:spacing w:line="336" w:lineRule="auto" w:after="180"/>
+      </w:pPr>
+      <w:r>
+        <w:rPr>
+          <w:b w:val="0"/>
+        </w:rPr>
+        <w:t xml:space="preserve">Tuesday uses A; Thursday uses B. The amendment </w:t>
+      </w:r>
       <w:r>
         <w:rPr>
           <w:b/>
         </w:rPr>
-        <w:t>Authority</w:t>
+        <w:t>effective time</w:t>
       </w:r>
       <w:r>
         <w:rPr>
           <w:b w:val="0"/>
         </w:rPr>
-        <w:t xml:space="preserve"> is declared in this fictional case; real conflicting sources may require the responsible owner’s review.</w:t>
-      </w:r>
-    </w:p>
-    <w:p>
-      <w:pPr>
-        <w:pStyle w:val="Heading3"/>
-      </w:pPr>
-      <w:r>
-        <w:t>Keep the stated limit</w:t>
+        <w:t>, not merely upload order, determines the change.</w:t>
+      </w:r>
+    </w:p>
+    <w:p>
+      <w:pPr>
+        <w:pStyle w:val="Heading2"/>
+      </w:pPr>
+      <w:r>
+        <w:t>Earlier wording, alternatives and picture transcripts · reference / check after trying</w:t>
       </w:r>
     </w:p>
     <w:p>
       <w:pPr>
         <w:spacing w:line="336" w:lineRule="auto" w:after="180"/>
-        <w:shd w:fill="FFF5E6"/>
       </w:pPr>
       <w:r>
         <w:rPr>
           <w:b w:val="0"/>
         </w:rPr>
-        <w:t>Read the labelled picture: Which source fields must be checked before answering day 9?</w:t>
-      </w:r>
-    </w:p>
-    <w:p>
-      <w:pPr>
-        <w:pStyle w:val="Heading3"/>
-      </w:pPr>
-      <w:r>
-        <w:t>Keep the stated limit</w:t>
+        <w:t xml:space="preserve">WORKED </w:t>
+      </w:r>
+      <w:r>
+        <w:rPr>
+          <w:b/>
+        </w:rPr>
+        <w:t>EVIDENCE</w:t>
       </w:r>
     </w:p>
     <w:p>
       <w:pPr>
         <w:spacing w:line="336" w:lineRule="auto" w:after="180"/>
-        <w:shd w:fill="FFF5E6"/>
       </w:pPr>
       <w:r>
         <w:rPr>
           <w:b w:val="0"/>
         </w:rPr>
-        <w:t>Change one thing: A signed amendment C explicitly revokes B effective day 12 and restores Hall 1. Predict the result before checking the explanation. What remains the same?</w:t>
+        <w:t>Reason Step by Step</w:t>
+      </w:r>
+    </w:p>
+    <w:p>
+      <w:pPr>
+        <w:spacing w:line="336" w:lineRule="auto" w:after="180"/>
+      </w:pPr>
+      <w:r>
+        <w:rPr>
+          <w:b w:val="0"/>
+        </w:rPr>
+        <w:t xml:space="preserve">Predict first. Then check each step. A correct answer without visible reasoning is incomplete </w:t>
+      </w:r>
+      <w:r>
+        <w:rPr>
+          <w:b/>
+        </w:rPr>
+        <w:t>evidence</w:t>
+      </w:r>
+      <w:r>
+        <w:rPr>
+          <w:b w:val="0"/>
+        </w:rPr>
+        <w:t>.</w:t>
+      </w:r>
+    </w:p>
+    <w:p>
+      <w:r>
+        <w:drawing>
+          <wp:inline xmlns:a="http://schemas.openxmlformats.org/drawingml/2006/main" xmlns:pic="http://schemas.openxmlformats.org/drawingml/2006/picture">
+            <wp:extent cx="5486400" cy="2377440"/>
+            <wp:docPr id="17" name="Picture 17" descr="Worked evidence for Source Quality"/>
+            <wp:cNvGraphicFramePr>
+              <a:graphicFrameLocks noChangeAspect="1"/>
+            </wp:cNvGraphicFramePr>
+            <a:graphic>
+              <a:graphicData uri="http://schemas.openxmlformats.org/drawingml/2006/picture">
+                <pic:pic>
+                  <pic:nvPicPr>
+                    <pic:cNvPr id="0" name="a51676e266f289c29dd99f96213260db076d88346835823d033e91de213ede09.png"/>
+                    <pic:cNvPicPr/>
+                  </pic:nvPicPr>
+                  <pic:blipFill>
+                    <a:blip r:embed="rId20"/>
+                    <a:stretch>
+                      <a:fillRect/>
+                    </a:stretch>
+                  </pic:blipFill>
+                  <pic:spPr>
+                    <a:xfrm>
+                      <a:off x="0" y="0"/>
+                      <a:ext cx="5486400" cy="2377440"/>
+                    </a:xfrm>
+                    <a:prstGeom prst="rect"/>
+                  </pic:spPr>
+                </pic:pic>
+              </a:graphicData>
+            </a:graphic>
+          </wp:inline>
+        </w:drawing>
+      </w:r>
+    </w:p>
+    <w:p>
+      <w:pPr>
+        <w:spacing w:line="336" w:lineRule="auto" w:after="180"/>
+      </w:pPr>
+      <w:r>
+        <w:rPr>
+          <w:b w:val="0"/>
+        </w:rPr>
+        <w:t>1. A museum page may be authoritative for artifact facts.</w:t>
+      </w:r>
+    </w:p>
+    <w:p>
+      <w:pPr>
+        <w:spacing w:line="336" w:lineRule="auto" w:after="180"/>
+      </w:pPr>
+      <w:r>
+        <w:rPr>
+          <w:b w:val="0"/>
+        </w:rPr>
+        <w:t>2. A current weather agency page matters more for today’s storm.</w:t>
+      </w:r>
+    </w:p>
+    <w:p>
+      <w:pPr>
+        <w:spacing w:line="336" w:lineRule="auto" w:after="180"/>
+      </w:pPr>
+      <w:r>
+        <w:rPr>
+          <w:b w:val="0"/>
+        </w:rPr>
+        <w:t>3. Two articles copying one press release are not independent.</w:t>
+      </w:r>
+    </w:p>
+    <w:p>
+      <w:pPr>
+        <w:spacing w:line="336" w:lineRule="auto" w:after="180"/>
+      </w:pPr>
+      <w:r>
+        <w:rPr>
+          <w:b w:val="0"/>
+        </w:rPr>
+        <w:t>4. Rank sources by the actual claim—not by appearance alone.</w:t>
+      </w:r>
+    </w:p>
+    <w:p>
+      <w:pPr>
+        <w:spacing w:line="336" w:lineRule="auto" w:after="180"/>
+      </w:pPr>
+      <w:r>
+        <w:rPr>
+          <w:b w:val="0"/>
+        </w:rPr>
+        <w:t>Recalculate, retrace, or restate the reasoning in your own representation:</w:t>
+      </w:r>
+    </w:p>
+    <w:p>
+      <w:pPr>
+        <w:pStyle w:val="Heading3"/>
+      </w:pPr>
+      <w:r>
+        <w:t>Write or draw your reasoning and evidence.</w:t>
+      </w:r>
+    </w:p>
+    <w:p>
+      <w:r>
+        <w:t>________________________________________________________________</w:t>
+      </w:r>
+    </w:p>
+    <w:p>
+      <w:r>
+        <w:t>________________________________________________________________</w:t>
+      </w:r>
+    </w:p>
+    <w:p>
+      <w:r>
+        <w:t>________________________________________________________________</w:t>
+      </w:r>
+    </w:p>
+    <w:p>
+      <w:r>
+        <w:t>________________________________________________________________</w:t>
+      </w:r>
+    </w:p>
+    <w:p>
+      <w:r>
+        <w:t>________________________________________________________________</w:t>
+      </w:r>
+    </w:p>
+    <w:p>
+      <w:pPr>
+        <w:spacing w:line="336" w:lineRule="auto" w:after="180"/>
+      </w:pPr>
+      <w:r>
+        <w:rPr>
+          <w:b w:val="0"/>
+        </w:rPr>
+        <w:t xml:space="preserve">CHECK  Did the </w:t>
+      </w:r>
+      <w:r>
+        <w:rPr>
+          <w:b/>
+        </w:rPr>
+        <w:t>evidence</w:t>
+      </w:r>
+      <w:r>
+        <w:rPr>
+          <w:b w:val="0"/>
+        </w:rPr>
+        <w:t xml:space="preserve"> answer the exact question? Did the total, path, or source record stay consistent?</w:t>
+      </w:r>
+    </w:p>
+    <w:p>
+      <w:pPr>
+        <w:pStyle w:val="Heading3"/>
+      </w:pPr>
+      <w:r>
+        <w:t>A closer explanation</w:t>
+      </w:r>
+    </w:p>
+    <w:p>
+      <w:pPr>
+        <w:spacing w:line="336" w:lineRule="auto" w:after="180"/>
+      </w:pPr>
+      <w:r>
+        <w:rPr>
+          <w:b w:val="0"/>
+        </w:rPr>
+        <w:t xml:space="preserve">Compare the intermediate </w:t>
+      </w:r>
+      <w:r>
+        <w:rPr>
+          <w:b/>
+        </w:rPr>
+        <w:t>evidence</w:t>
+      </w:r>
+      <w:r>
+        <w:rPr>
+          <w:b w:val="0"/>
+        </w:rPr>
+        <w:t xml:space="preserve"> with the final statement. Explain why each number or decision follows from the stated </w:t>
+      </w:r>
+      <w:r>
+        <w:rPr>
+          <w:b/>
+        </w:rPr>
+        <w:t>input</w:t>
+      </w:r>
+      <w:r>
+        <w:rPr>
+          <w:b w:val="0"/>
+        </w:rPr>
+        <w:t>s.</w:t>
+      </w:r>
+    </w:p>
+    <w:p>
+      <w:pPr>
+        <w:spacing w:line="336" w:lineRule="auto" w:after="180"/>
+      </w:pPr>
+      <w:r>
+        <w:rPr>
+          <w:b w:val="0"/>
+        </w:rPr>
+        <w:t xml:space="preserve">The conclusion belongs to this scenario and procedure; changing the </w:t>
+      </w:r>
+      <w:r>
+        <w:rPr>
+          <w:b/>
+        </w:rPr>
+        <w:t>input</w:t>
+      </w:r>
+      <w:r>
+        <w:rPr>
+          <w:b w:val="0"/>
+        </w:rPr>
+        <w:t xml:space="preserve">s, evaluation population or </w:t>
+      </w:r>
+      <w:r>
+        <w:rPr>
+          <w:b/>
+        </w:rPr>
+        <w:t>authority</w:t>
+      </w:r>
+      <w:r>
+        <w:rPr>
+          <w:b w:val="0"/>
+        </w:rPr>
+        <w:t xml:space="preserve"> can change what it establishes. Retain the raw record so a later revision can be compared honestly.</w:t>
+      </w:r>
+    </w:p>
+    <w:p>
+      <w:pPr>
+        <w:pStyle w:val="Heading3"/>
+      </w:pPr>
+      <w:r>
+        <w:t>Learn from the worked case</w:t>
+      </w:r>
+    </w:p>
+    <w:p>
+      <w:pPr>
+        <w:spacing w:line="336" w:lineRule="auto" w:after="180"/>
+      </w:pPr>
+      <w:r>
+        <w:rPr>
+          <w:b w:val="0"/>
+        </w:rPr>
+        <w:t>Cover the result before checking it. Say what is given, choose the procedure, and follow one step at a time. Then uncover the result and explain your first mismatch. Ask why a step is allowed, not only what number it produces.</w:t>
+      </w:r>
+    </w:p>
+    <w:p>
+      <w:pPr>
+        <w:pStyle w:val="Heading3"/>
+      </w:pPr>
+      <w:r>
+        <w:t>A pictorial worked case: Source Quality</w:t>
+      </w:r>
+    </w:p>
+    <w:p>
+      <w:pPr>
+        <w:pStyle w:val="Heading3"/>
+      </w:pPr>
+      <w:r>
+        <w:t>The facts we will use</w:t>
+      </w:r>
+    </w:p>
+    <w:p>
+      <w:r>
+        <w:drawing>
+          <wp:inline xmlns:a="http://schemas.openxmlformats.org/drawingml/2006/main" xmlns:pic="http://schemas.openxmlformats.org/drawingml/2006/picture">
+            <wp:extent cx="5381271" cy="5943599"/>
+            <wp:docPr id="18" name="Picture 18" descr="Source Quality. Check authority: B is a signed amendment to A, not an unrelated comment.. Day 6: Before effective day 8, authorised room is Hall 1.. Day 9: From day 8 onward, authorised room is Hall 3.. Ignore upload shortcut: Reuploading old A on day 10 does not revoke B."/>
+            <wp:cNvGraphicFramePr>
+              <a:graphicFrameLocks noChangeAspect="1"/>
+            </wp:cNvGraphicFramePr>
+            <a:graphic>
+              <a:graphicData uri="http://schemas.openxmlformats.org/drawingml/2006/picture">
+                <pic:pic>
+                  <pic:nvPicPr>
+                    <pic:cNvPr id="0" name="academy-visual-ai-3-15.png"/>
+                    <pic:cNvPicPr/>
+                  </pic:nvPicPr>
+                  <pic:blipFill>
+                    <a:blip r:embed="rId21"/>
+                    <a:stretch>
+                      <a:fillRect/>
+                    </a:stretch>
+                  </pic:blipFill>
+                  <pic:spPr>
+                    <a:xfrm>
+                      <a:off x="0" y="0"/>
+                      <a:ext cx="5381271" cy="5943599"/>
+                    </a:xfrm>
+                    <a:prstGeom prst="rect"/>
+                  </pic:spPr>
+                </pic:pic>
+              </a:graphicData>
+            </a:graphic>
+          </wp:inline>
+        </w:drawing>
+      </w:r>
+    </w:p>
+    <w:p>
+      <w:pPr>
+        <w:pStyle w:val="Heading3"/>
+      </w:pPr>
+      <w:r>
+        <w:t>Why this result follows</w:t>
+      </w:r>
+    </w:p>
+    <w:p>
+      <w:pPr>
+        <w:pStyle w:val="Heading3"/>
+      </w:pPr>
+      <w:r>
+        <w:t>What this example does not establish</w:t>
       </w:r>
     </w:p>
     <w:p>
@@ -2774,12 +2594,39 @@
         <w:pStyle w:val="Heading1"/>
       </w:pPr>
       <w:r>
-        <w:t>07. Find and repair a mistake</w:t>
-      </w:r>
-    </w:p>
-    <w:p>
-      <w:r>
-        <w:t>Find the unsupported step in the Source Quality claim and explain a repair using the supplied evidence.</w:t>
+        <w:t>07. Find the field used as a shortcut for authority</w:t>
+      </w:r>
+    </w:p>
+    <w:p>
+      <w:r>
+        <w:t>A timestamp answers when a file appeared,not necessarily when a rule applies.</w:t>
+      </w:r>
+    </w:p>
+    <w:p>
+      <w:pPr>
+        <w:pStyle w:val="Heading2"/>
+      </w:pPr>
+      <w:r>
+        <w:t>Repair the latest-upload argument</w:t>
+      </w:r>
+    </w:p>
+    <w:p>
+      <w:pPr>
+        <w:spacing w:line="336" w:lineRule="auto" w:after="180"/>
+      </w:pPr>
+      <w:r>
+        <w:rPr>
+          <w:b w:val="0"/>
+        </w:rPr>
+        <w:t>Claim to repair: Old A was uploaded on day10,so it must control the day9 answer. Uploading a copy does not create an authorised supersession. In the stated chain,B changes the assignment from day8;day9 therefore uses B. A later signed C would apply only from its own effective day. Do not invent a signature,issuer rule or retroactive effect when the sources do not supply one.</w:t>
+      </w:r>
+    </w:p>
+    <w:p>
+      <w:pPr>
+        <w:pStyle w:val="Heading2"/>
+      </w:pPr>
+      <w:r>
+        <w:t>Design a revealing version check</w:t>
       </w:r>
     </w:p>
     <w:p>
@@ -2787,13 +2634,45 @@
         <w:pStyle w:val="Heading3"/>
       </w:pPr>
       <w:r>
-        <w:t>Find the first error</w:t>
+        <w:t>Exit: propose one revealing change to the worked scenario. State the expected outcome and the evidence that would make you revise your explanation.</w:t>
+      </w:r>
+    </w:p>
+    <w:p>
+      <w:r>
+        <w:t>________________________________________________________________</w:t>
+      </w:r>
+    </w:p>
+    <w:p>
+      <w:r>
+        <w:t>________________________________________________________________</w:t>
+      </w:r>
+    </w:p>
+    <w:p>
+      <w:r>
+        <w:t>________________________________________________________________</w:t>
+      </w:r>
+    </w:p>
+    <w:p>
+      <w:r>
+        <w:t>________________________________________________________________</w:t>
+      </w:r>
+    </w:p>
+    <w:p>
+      <w:r>
+        <w:t>________________________________________________________________</w:t>
+      </w:r>
+    </w:p>
+    <w:p>
+      <w:pPr>
+        <w:pStyle w:val="Heading2"/>
+      </w:pPr>
+      <w:r>
+        <w:t>Earlier wording, alternatives and picture transcripts · reference / check after trying</w:t>
       </w:r>
     </w:p>
     <w:p>
       <w:pPr>
         <w:spacing w:line="336" w:lineRule="auto" w:after="180"/>
-        <w:shd w:fill="FFF5E6"/>
       </w:pPr>
       <w:r>
         <w:rPr>
@@ -2841,7 +2720,7 @@
         <w:drawing>
           <wp:inline xmlns:a="http://schemas.openxmlformats.org/drawingml/2006/main" xmlns:pic="http://schemas.openxmlformats.org/drawingml/2006/picture">
             <wp:extent cx="5486400" cy="1901952"/>
-            <wp:docPr id="16" name="Picture 16" descr="Misconception diagnosis for Source Quality"/>
+            <wp:docPr id="19" name="Picture 19" descr="Misconception diagnosis for Source Quality"/>
             <wp:cNvGraphicFramePr>
               <a:graphicFrameLocks noChangeAspect="1"/>
             </wp:cNvGraphicFramePr>
@@ -2853,7 +2732,7 @@
                     <pic:cNvPicPr/>
                   </pic:nvPicPr>
                   <pic:blipFill>
-                    <a:blip r:embed="rId23"/>
+                    <a:blip r:embed="rId22"/>
                     <a:stretch>
                       <a:fillRect/>
                     </a:stretch>
@@ -3085,7 +2964,6 @@
     <w:p>
       <w:pPr>
         <w:spacing w:line="336" w:lineRule="auto" w:after="180"/>
-        <w:shd w:fill="F5F1FB"/>
       </w:pPr>
       <w:r>
         <w:rPr>
@@ -3137,16 +3015,7 @@
     </w:p>
     <w:p>
       <w:pPr>
-        <w:pStyle w:val="Heading3"/>
-      </w:pPr>
-      <w:r>
-        <w:t>Check the claim against the facts</w:t>
-      </w:r>
-    </w:p>
-    <w:p>
-      <w:pPr>
         <w:spacing w:line="336" w:lineRule="auto" w:after="180"/>
-        <w:shd w:fill="FFF5E6"/>
       </w:pPr>
       <w:r>
         <w:rPr>
@@ -3158,7 +3027,6 @@
     <w:p>
       <w:pPr>
         <w:spacing w:line="336" w:lineRule="auto" w:after="180"/>
-        <w:shd w:fill="FFF5E6"/>
       </w:pPr>
       <w:r>
         <w:rPr>
@@ -3169,239 +3037,23 @@
     </w:p>
     <w:p>
       <w:pPr>
-        <w:pStyle w:val="Heading3"/>
-      </w:pPr>
-      <w:r>
-        <w:t>Exit: propose one revealing change to the worked scenario. State the expected outcome and the evidence that would make you revise your explanation.</w:t>
-      </w:r>
-    </w:p>
-    <w:p>
-      <w:r>
-        <w:t>________________________________________________________________</w:t>
-      </w:r>
-    </w:p>
-    <w:p>
-      <w:r>
-        <w:t>________________________________________________________________</w:t>
-      </w:r>
-    </w:p>
-    <w:p>
-      <w:r>
-        <w:t>________________________________________________________________</w:t>
-      </w:r>
-    </w:p>
-    <w:p>
-      <w:r>
-        <w:t>________________________________________________________________</w:t>
-      </w:r>
-    </w:p>
-    <w:p>
-      <w:r>
-        <w:t>________________________________________________________________</w:t>
-      </w:r>
-    </w:p>
-    <w:p>
-      <w:pPr>
         <w:pStyle w:val="Heading1"/>
       </w:pPr>
       <w:r>
-        <w:t>08. Practise together</w:t>
-      </w:r>
-    </w:p>
-    <w:p>
-      <w:r>
-        <w:t>Practise Source Quality with support, then explain the deciding step in your own words.</w:t>
-      </w:r>
-    </w:p>
-    <w:p>
-      <w:pPr>
-        <w:spacing w:line="336" w:lineRule="auto" w:after="180"/>
-      </w:pPr>
-      <w:r>
-        <w:rPr>
-          <w:b/>
-        </w:rPr>
-        <w:t>LOGIC STUDIO</w:t>
-      </w:r>
-    </w:p>
-    <w:p>
-      <w:pPr>
-        <w:spacing w:line="336" w:lineRule="auto" w:after="180"/>
-      </w:pPr>
-      <w:r>
-        <w:rPr>
-          <w:b w:val="0"/>
-        </w:rPr>
-        <w:t>Specify Before You Run</w:t>
-      </w:r>
-    </w:p>
-    <w:p>
-      <w:pPr>
-        <w:spacing w:line="336" w:lineRule="auto" w:after="180"/>
-      </w:pPr>
-      <w:r>
-        <w:rPr>
-          <w:b w:val="0"/>
-        </w:rPr>
-        <w:t>Prompts, schemas, retrieval, tool calls, and code are inspectable parts of one AI product.</w:t>
-      </w:r>
-    </w:p>
-    <w:p>
-      <w:r>
-        <w:drawing>
-          <wp:inline xmlns:a="http://schemas.openxmlformats.org/drawingml/2006/main" xmlns:pic="http://schemas.openxmlformats.org/drawingml/2006/picture">
-            <wp:extent cx="5486400" cy="1901952"/>
-            <wp:docPr id="17" name="Picture 17" descr="Logic tracing graphic for Source Quality"/>
-            <wp:cNvGraphicFramePr>
-              <a:graphicFrameLocks noChangeAspect="1"/>
-            </wp:cNvGraphicFramePr>
-            <a:graphic>
-              <a:graphicData uri="http://schemas.openxmlformats.org/drawingml/2006/picture">
-                <pic:pic>
-                  <pic:nvPicPr>
-                    <pic:cNvPr id="0" name="112c89216380e7327670e715cf532346aeed10eee4e4400b610a219e3e4bc9f9.png"/>
-                    <pic:cNvPicPr/>
-                  </pic:nvPicPr>
-                  <pic:blipFill>
-                    <a:blip r:embed="rId24"/>
-                    <a:stretch>
-                      <a:fillRect/>
-                    </a:stretch>
-                  </pic:blipFill>
-                  <pic:spPr>
-                    <a:xfrm>
-                      <a:off x="0" y="0"/>
-                      <a:ext cx="5486400" cy="1901952"/>
-                    </a:xfrm>
-                    <a:prstGeom prst="rect"/>
-                  </pic:spPr>
-                </pic:pic>
-              </a:graphicData>
-            </a:graphic>
-          </wp:inline>
-        </w:drawing>
-      </w:r>
-    </w:p>
-    <w:p>
-      <w:pPr>
-        <w:spacing w:line="336" w:lineRule="auto" w:after="180"/>
-      </w:pPr>
-      <w:r>
-        <w:rPr>
-          <w:b w:val="0"/>
-        </w:rPr>
-        <w:t xml:space="preserve">SET task, audience, constraints, </w:t>
-      </w:r>
-      <w:r>
-        <w:rPr>
-          <w:b/>
-        </w:rPr>
-        <w:t>output</w:t>
-      </w:r>
-      <w:r>
-        <w:rPr>
-          <w:b w:val="0"/>
-        </w:rPr>
-        <w:t>_schema</w:t>
-        <w:br/>
-        <w:t>LOAD approved_context or retrieval_result</w:t>
-        <w:br/>
-        <w:t>CALL model or allowed_tool</w:t>
-        <w:br/>
-        <w:t>VALIDATE fields, claims, citations, and safety</w:t>
-        <w:br/>
-        <w:t xml:space="preserve">IF </w:t>
-      </w:r>
-      <w:r>
-        <w:rPr>
-          <w:b/>
-        </w:rPr>
-        <w:t>evidence</w:t>
-      </w:r>
-      <w:r>
-        <w:rPr>
-          <w:b w:val="0"/>
-        </w:rPr>
-        <w:t xml:space="preserve"> missing: ask, retrieve, or abstain</w:t>
-        <w:br/>
-        <w:t xml:space="preserve">RETURN useful </w:t>
-      </w:r>
-      <w:r>
-        <w:rPr>
-          <w:b/>
-        </w:rPr>
-        <w:t>output</w:t>
-      </w:r>
-      <w:r>
-        <w:rPr>
-          <w:b w:val="0"/>
-        </w:rPr>
-        <w:t xml:space="preserve"> + source trail + limitations</w:t>
-      </w:r>
-    </w:p>
-    <w:p>
-      <w:pPr>
-        <w:spacing w:line="336" w:lineRule="auto" w:after="180"/>
-        <w:shd w:fill="F5F1FB"/>
-      </w:pPr>
-      <w:r>
-        <w:rPr>
-          <w:b w:val="0"/>
-        </w:rPr>
-        <w:t xml:space="preserve">Trace one </w:t>
-      </w:r>
-      <w:r>
-        <w:rPr>
-          <w:b/>
-        </w:rPr>
-        <w:t>input</w:t>
-      </w:r>
-      <w:r>
-        <w:rPr>
-          <w:b w:val="0"/>
-        </w:rPr>
-        <w:t>. Which line changes the state or chooses a path?</w:t>
-      </w:r>
-    </w:p>
-    <w:p>
-      <w:pPr>
-        <w:pStyle w:val="Heading3"/>
-      </w:pPr>
-      <w:r>
-        <w:t>Write or draw your reasoning and evidence.</w:t>
-      </w:r>
-    </w:p>
-    <w:p>
-      <w:r>
-        <w:t>________________________________________________________________</w:t>
-      </w:r>
-    </w:p>
-    <w:p>
-      <w:r>
-        <w:t>________________________________________________________________</w:t>
-      </w:r>
-    </w:p>
-    <w:p>
-      <w:r>
-        <w:t>________________________________________________________________</w:t>
-      </w:r>
-    </w:p>
-    <w:p>
-      <w:r>
-        <w:t>________________________________________________________________</w:t>
-      </w:r>
-    </w:p>
-    <w:p>
-      <w:r>
-        <w:t>________________________________________________________________</w:t>
-      </w:r>
-    </w:p>
-    <w:p>
-      <w:pPr>
-        <w:pStyle w:val="Heading3"/>
-      </w:pPr>
-      <w:r>
-        <w:t>A closer explanation</w:t>
+        <w:t>08. Practise the weekday source chain with less help</w:t>
+      </w:r>
+    </w:p>
+    <w:p>
+      <w:r>
+        <w:t>Use the effective-time rule for the current record set.</w:t>
+      </w:r>
+    </w:p>
+    <w:p>
+      <w:pPr>
+        <w:pStyle w:val="Heading2"/>
+      </w:pPr>
+      <w:r>
+        <w:t>The unresolved-policy boundary</w:t>
       </w:r>
     </w:p>
     <w:p>
@@ -3429,69 +3081,10 @@
     </w:p>
     <w:p>
       <w:pPr>
-        <w:spacing w:line="336" w:lineRule="auto" w:after="180"/>
-      </w:pPr>
-      <w:r>
-        <w:rPr>
-          <w:b w:val="0"/>
-        </w:rPr>
-        <w:t>A useful check asks what would make the reasoning fail. Distinguish a failure to execute the declared procedure from a weakness in the procedure itself.</w:t>
-      </w:r>
-    </w:p>
-    <w:p>
-      <w:pPr>
-        <w:spacing w:line="336" w:lineRule="auto" w:after="180"/>
-      </w:pPr>
-      <w:r>
-        <w:rPr>
-          <w:b w:val="0"/>
-        </w:rPr>
-        <w:t xml:space="preserve">The first may require a correction; the second requires an explicitly revised method and new </w:t>
-      </w:r>
-      <w:r>
-        <w:rPr>
-          <w:b/>
-        </w:rPr>
-        <w:t>evidence</w:t>
-      </w:r>
-      <w:r>
-        <w:rPr>
-          <w:b w:val="0"/>
-        </w:rPr>
-        <w:t>. Preserve unsuccessful cases so an improved result cannot hide the original problem.</w:t>
-      </w:r>
-    </w:p>
-    <w:p>
-      <w:pPr>
-        <w:pStyle w:val="Heading3"/>
-      </w:pPr>
-      <w:r>
-        <w:t>Guided: restate the worked result, then name the assumption or limitation that prevents a broader conclusion.</w:t>
-      </w:r>
-    </w:p>
-    <w:p>
-      <w:r>
-        <w:t>________________________________________________________________</w:t>
-      </w:r>
-    </w:p>
-    <w:p>
-      <w:r>
-        <w:t>________________________________________________________________</w:t>
-      </w:r>
-    </w:p>
-    <w:p>
-      <w:r>
-        <w:t>________________________________________________________________</w:t>
-      </w:r>
-    </w:p>
-    <w:p>
-      <w:r>
-        <w:t>________________________________________________________________</w:t>
-      </w:r>
-    </w:p>
-    <w:p>
-      <w:r>
-        <w:t>________________________________________________________________</w:t>
+        <w:pStyle w:val="Heading2"/>
+      </w:pPr>
+      <w:r>
+        <w:t>Complete N/M weekday W2</w:t>
       </w:r>
     </w:p>
     <w:p>
@@ -3606,13 +3199,10 @@
     </w:tbl>
     <w:p>
       <w:pPr>
-        <w:spacing w:line="336" w:lineRule="auto" w:after="180"/>
-      </w:pPr>
-      <w:r>
-        <w:rPr>
-          <w:b w:val="0"/>
-        </w:rPr>
-        <w:t>Explain your trace to a partner. Your partner points to one step to check. Swap roles on the next case. Each person writes their own explanation.</w:t>
+        <w:pStyle w:val="Heading2"/>
+      </w:pPr>
+      <w:r>
+        <w:t>Repair an all-future-cases claim</w:t>
       </w:r>
     </w:p>
     <w:p>
@@ -3625,39 +3215,30 @@
     </w:p>
     <w:p>
       <w:pPr>
-        <w:spacing w:line="336" w:lineRule="auto" w:after="180"/>
-      </w:pPr>
-      <w:r>
-        <w:rPr>
-          <w:b w:val="0"/>
-        </w:rPr>
-        <w:t>Use the worked case for Conflicting and time-sensitive sources. Proposed explanation: “The worked result establishes every future case”. Decide whether this explanation is supported.</w:t>
-      </w:r>
-    </w:p>
-    <w:p>
-      <w:pPr>
-        <w:spacing w:line="336" w:lineRule="auto" w:after="180"/>
-      </w:pPr>
-      <w:r>
-        <w:rPr>
-          <w:b w:val="0"/>
-        </w:rPr>
-        <w:t>Point to the step or supplied fact that decides; explain your repair if needed.</w:t>
-      </w:r>
-    </w:p>
-    <w:p>
-      <w:pPr>
-        <w:spacing w:line="336" w:lineRule="auto" w:after="180"/>
-      </w:pPr>
-      <w:r>
-        <w:rPr>
-          <w:b w:val="0"/>
-        </w:rPr>
+        <w:pStyle w:val="ListBullet"/>
+      </w:pPr>
+      <w:r>
+        <w:t>Use the worked case for Conflicting and time-sensitive sources. Proposed explanation: “The worked result establishes every future case”. Decide whether this explanation is supported. Point to the step or supplied fact that decides; explain your repair if needed.</w:t>
+      </w:r>
+    </w:p>
+    <w:p>
+      <w:pPr>
+        <w:pStyle w:val="ListBullet"/>
+      </w:pPr>
+      <w:r>
         <w:t>Answer on your own before discussion. If you are unsure, say which step you need help with.</w:t>
       </w:r>
     </w:p>
     <w:p>
       <w:pPr>
+        <w:pStyle w:val="Heading2"/>
+      </w:pPr>
+      <w:r>
+        <w:t>Explain the numbered-day fields</w:t>
+      </w:r>
+    </w:p>
+    <w:p>
+      <w:pPr>
         <w:pStyle w:val="Heading3"/>
       </w:pPr>
       <w:r>
@@ -3666,13 +3247,9 @@
     </w:p>
     <w:p>
       <w:pPr>
-        <w:spacing w:line="336" w:lineRule="auto" w:after="180"/>
-        <w:shd w:fill="F5F1FB"/>
-      </w:pPr>
-      <w:r>
-        <w:rPr>
-          <w:b w:val="0"/>
-        </w:rPr>
+        <w:pStyle w:val="ListBullet"/>
+      </w:pPr>
+      <w:r>
         <w:t>Which source fields must be checked before answering day 9?</w:t>
       </w:r>
     </w:p>
@@ -3702,6 +3279,14 @@
     <w:p>
       <w:r>
         <w:t>________________________________________________________________</w:t>
+      </w:r>
+    </w:p>
+    <w:p>
+      <w:pPr>
+        <w:pStyle w:val="Heading2"/>
+      </w:pPr>
+      <w:r>
+        <w:t>Keep the capacity-amendment task independent</w:t>
       </w:r>
     </w:p>
     <w:p>
@@ -3717,32 +3302,10 @@
     </w:p>
     <w:p>
       <w:pPr>
-        <w:pStyle w:val="Heading1"/>
-      </w:pPr>
-      <w:r>
-        <w:t>09. Run the investigation</w:t>
-      </w:r>
-    </w:p>
-    <w:p>
-      <w:r>
-        <w:t>Investigate Source Quality. Record the prediction, actual observation or labelled paper trace, explanation and next test separately.</w:t>
-      </w:r>
-    </w:p>
-    <w:p>
-      <w:pPr>
-        <w:spacing w:line="336" w:lineRule="auto" w:after="180"/>
-      </w:pPr>
-      <w:r>
-        <w:rPr>
-          <w:b/>
-        </w:rPr>
-        <w:t>EVIDENCE</w:t>
-      </w:r>
-      <w:r>
-        <w:rPr>
-          <w:b/>
-        </w:rPr>
-        <w:t xml:space="preserve"> LAB</w:t>
+        <w:pStyle w:val="Heading2"/>
+      </w:pPr>
+      <w:r>
+        <w:t>Earlier wording, alternatives and picture transcripts · reference / check after trying</w:t>
       </w:r>
     </w:p>
     <w:p>
@@ -3753,7 +3316,7 @@
         <w:rPr>
           <w:b w:val="0"/>
         </w:rPr>
-        <w:t>Predict → Test → Record → Explain</w:t>
+        <w:t>LOGIC STUDIO</w:t>
       </w:r>
     </w:p>
     <w:p>
@@ -3764,7 +3327,18 @@
         <w:rPr>
           <w:b w:val="0"/>
         </w:rPr>
-        <w:t>Keep expected and actual results separate. Surprises are useful data when recorded honestly.</w:t>
+        <w:t>Specify Before You Run</w:t>
+      </w:r>
+    </w:p>
+    <w:p>
+      <w:pPr>
+        <w:spacing w:line="336" w:lineRule="auto" w:after="180"/>
+      </w:pPr>
+      <w:r>
+        <w:rPr>
+          <w:b w:val="0"/>
+        </w:rPr>
+        <w:t>Prompts, schemas, retrieval, tool calls, and code are inspectable parts of one AI product.</w:t>
       </w:r>
     </w:p>
     <w:p>
@@ -3772,7 +3346,7 @@
         <w:drawing>
           <wp:inline xmlns:a="http://schemas.openxmlformats.org/drawingml/2006/main" xmlns:pic="http://schemas.openxmlformats.org/drawingml/2006/picture">
             <wp:extent cx="5486400" cy="1901952"/>
-            <wp:docPr id="18" name="Picture 18" descr="Evidence lab graphic for Source Quality"/>
+            <wp:docPr id="20" name="Picture 20" descr="Logic tracing graphic for Source Quality"/>
             <wp:cNvGraphicFramePr>
               <a:graphicFrameLocks noChangeAspect="1"/>
             </wp:cNvGraphicFramePr>
@@ -3780,11 +3354,11 @@
               <a:graphicData uri="http://schemas.openxmlformats.org/drawingml/2006/picture">
                 <pic:pic>
                   <pic:nvPicPr>
-                    <pic:cNvPr id="0" name="86257a36af0f43635d938d089ef65da38da010ddf68e8aa4ddd6db0b7576e1b1.png"/>
+                    <pic:cNvPr id="0" name="112c89216380e7327670e715cf532346aeed10eee4e4400b610a219e3e4bc9f9.png"/>
                     <pic:cNvPicPr/>
                   </pic:nvPicPr>
                   <pic:blipFill>
-                    <a:blip r:embed="rId25"/>
+                    <a:blip r:embed="rId23"/>
                     <a:stretch>
                       <a:fillRect/>
                     </a:stretch>
@@ -3811,7 +3385,415 @@
         <w:rPr>
           <w:b w:val="0"/>
         </w:rPr>
-        <w:t>Score four sources against all criteria, trace origin links, and defend the best pair for one precise claim.</w:t>
+        <w:t xml:space="preserve">SET task, audience, constraints, </w:t>
+      </w:r>
+      <w:r>
+        <w:rPr>
+          <w:b/>
+        </w:rPr>
+        <w:t>output</w:t>
+      </w:r>
+      <w:r>
+        <w:rPr>
+          <w:b w:val="0"/>
+        </w:rPr>
+        <w:t>_schema</w:t>
+        <w:br/>
+        <w:t>LOAD approved_context or retrieval_result</w:t>
+        <w:br/>
+        <w:t>CALL model or allowed_tool</w:t>
+        <w:br/>
+        <w:t>VALIDATE fields, claims, citations, and safety</w:t>
+        <w:br/>
+        <w:t xml:space="preserve">IF </w:t>
+      </w:r>
+      <w:r>
+        <w:rPr>
+          <w:b/>
+        </w:rPr>
+        <w:t>evidence</w:t>
+      </w:r>
+      <w:r>
+        <w:rPr>
+          <w:b w:val="0"/>
+        </w:rPr>
+        <w:t xml:space="preserve"> missing: ask, retrieve, or abstain</w:t>
+        <w:br/>
+        <w:t xml:space="preserve">RETURN useful </w:t>
+      </w:r>
+      <w:r>
+        <w:rPr>
+          <w:b/>
+        </w:rPr>
+        <w:t>output</w:t>
+      </w:r>
+      <w:r>
+        <w:rPr>
+          <w:b w:val="0"/>
+        </w:rPr>
+        <w:t xml:space="preserve"> + source trail + limitations</w:t>
+      </w:r>
+    </w:p>
+    <w:p>
+      <w:pPr>
+        <w:spacing w:line="336" w:lineRule="auto" w:after="180"/>
+      </w:pPr>
+      <w:r>
+        <w:rPr>
+          <w:b w:val="0"/>
+        </w:rPr>
+        <w:t xml:space="preserve">Trace one </w:t>
+      </w:r>
+      <w:r>
+        <w:rPr>
+          <w:b/>
+        </w:rPr>
+        <w:t>input</w:t>
+      </w:r>
+      <w:r>
+        <w:rPr>
+          <w:b w:val="0"/>
+        </w:rPr>
+        <w:t>. Which line changes the state or chooses a path?</w:t>
+      </w:r>
+    </w:p>
+    <w:p>
+      <w:pPr>
+        <w:pStyle w:val="Heading3"/>
+      </w:pPr>
+      <w:r>
+        <w:t>Write or draw your reasoning and evidence.</w:t>
+      </w:r>
+    </w:p>
+    <w:p>
+      <w:r>
+        <w:t>________________________________________________________________</w:t>
+      </w:r>
+    </w:p>
+    <w:p>
+      <w:r>
+        <w:t>________________________________________________________________</w:t>
+      </w:r>
+    </w:p>
+    <w:p>
+      <w:r>
+        <w:t>________________________________________________________________</w:t>
+      </w:r>
+    </w:p>
+    <w:p>
+      <w:r>
+        <w:t>________________________________________________________________</w:t>
+      </w:r>
+    </w:p>
+    <w:p>
+      <w:r>
+        <w:t>________________________________________________________________</w:t>
+      </w:r>
+    </w:p>
+    <w:p>
+      <w:pPr>
+        <w:pStyle w:val="Heading3"/>
+      </w:pPr>
+      <w:r>
+        <w:t>A closer explanation</w:t>
+      </w:r>
+    </w:p>
+    <w:p>
+      <w:pPr>
+        <w:spacing w:line="336" w:lineRule="auto" w:after="180"/>
+      </w:pPr>
+      <w:r>
+        <w:rPr>
+          <w:b w:val="0"/>
+        </w:rPr>
+        <w:t>A useful check asks what would make the reasoning fail. Distinguish a failure to execute the declared procedure from a weakness in the procedure itself.</w:t>
+      </w:r>
+    </w:p>
+    <w:p>
+      <w:pPr>
+        <w:spacing w:line="336" w:lineRule="auto" w:after="180"/>
+      </w:pPr>
+      <w:r>
+        <w:rPr>
+          <w:b w:val="0"/>
+        </w:rPr>
+        <w:t xml:space="preserve">The first may require a correction; the second requires an explicitly revised method and new </w:t>
+      </w:r>
+      <w:r>
+        <w:rPr>
+          <w:b/>
+        </w:rPr>
+        <w:t>evidence</w:t>
+      </w:r>
+      <w:r>
+        <w:rPr>
+          <w:b w:val="0"/>
+        </w:rPr>
+        <w:t>. Preserve unsuccessful cases so an improved result cannot hide the original problem.</w:t>
+      </w:r>
+    </w:p>
+    <w:p>
+      <w:pPr>
+        <w:pStyle w:val="Heading3"/>
+      </w:pPr>
+      <w:r>
+        <w:t>Guided: restate the worked result, then name the assumption or limitation that prevents a broader conclusion.</w:t>
+      </w:r>
+    </w:p>
+    <w:p>
+      <w:r>
+        <w:t>________________________________________________________________</w:t>
+      </w:r>
+    </w:p>
+    <w:p>
+      <w:r>
+        <w:t>________________________________________________________________</w:t>
+      </w:r>
+    </w:p>
+    <w:p>
+      <w:r>
+        <w:t>________________________________________________________________</w:t>
+      </w:r>
+    </w:p>
+    <w:p>
+      <w:r>
+        <w:t>________________________________________________________________</w:t>
+      </w:r>
+    </w:p>
+    <w:p>
+      <w:r>
+        <w:t>________________________________________________________________</w:t>
+      </w:r>
+    </w:p>
+    <w:p>
+      <w:pPr>
+        <w:spacing w:line="336" w:lineRule="auto" w:after="180"/>
+      </w:pPr>
+      <w:r>
+        <w:rPr>
+          <w:b w:val="0"/>
+        </w:rPr>
+        <w:t>Explain your trace to a partner. Your partner points to one step to check. Swap roles on the next case. Each person writes their own explanation.</w:t>
+      </w:r>
+    </w:p>
+    <w:p>
+      <w:pPr>
+        <w:pStyle w:val="Heading1"/>
+      </w:pPr>
+      <w:r>
+        <w:t>09. Rank four complete sources for one exact claim</w:t>
+      </w:r>
+    </w:p>
+    <w:p>
+      <w:r>
+        <w:t>All issuer,time,origin and relevance facts are supplied.</w:t>
+      </w:r>
+    </w:p>
+    <w:p>
+      <w:pPr>
+        <w:pStyle w:val="Heading2"/>
+      </w:pPr>
+      <w:r>
+        <w:t>The four source cards</w:t>
+      </w:r>
+    </w:p>
+    <w:tbl>
+      <w:tblPr>
+        <w:tblStyle w:val="LightShading-Accent1"/>
+        <w:tblW w:type="auto" w:w="0"/>
+        <w:tblLook w:firstColumn="1" w:firstRow="1" w:lastColumn="0" w:lastRow="0" w:noHBand="0" w:noVBand="1" w:val="04A0"/>
+      </w:tblPr>
+      <w:tblGrid>
+        <w:gridCol w:w="3408"/>
+        <w:gridCol w:w="3408"/>
+        <w:gridCol w:w="3408"/>
+      </w:tblGrid>
+      <w:tr>
+        <w:trPr>
+          <w:tblHeader/>
+        </w:trPr>
+        <w:tc>
+          <w:tcPr>
+            <w:tcW w:type="dxa" w:w="3408"/>
+          </w:tcPr>
+          <w:p>
+            <w:r>
+              <w:t>Source</w:t>
+            </w:r>
+          </w:p>
+        </w:tc>
+        <w:tc>
+          <w:tcPr>
+            <w:tcW w:type="dxa" w:w="3408"/>
+          </w:tcPr>
+          <w:p>
+            <w:r>
+              <w:t>Complete fictional content and metadata</w:t>
+            </w:r>
+          </w:p>
+        </w:tc>
+        <w:tc>
+          <w:tcPr>
+            <w:tcW w:type="dxa" w:w="3408"/>
+          </w:tcPr>
+          <w:p>
+            <w:r>
+              <w:t>Origin or scope</w:t>
+            </w:r>
+          </w:p>
+        </w:tc>
+      </w:tr>
+      <w:tr>
+        <w:tc>
+          <w:tcPr>
+            <w:tcW w:type="dxa" w:w="3408"/>
+          </w:tcPr>
+          <w:p>
+            <w:r>
+              <w:t>A</w:t>
+            </w:r>
+          </w:p>
+        </w:tc>
+        <w:tc>
+          <w:tcPr>
+            <w:tcW w:type="dxa" w:w="3408"/>
+          </w:tcPr>
+          <w:p>
+            <w:r>
+              <w:t>Club owner’s signed notice: club C7uses Hall 1 from day1. Issued day1.</w:t>
+            </w:r>
+          </w:p>
+        </w:tc>
+        <w:tc>
+          <w:tcPr>
+            <w:tcW w:type="dxa" w:w="3408"/>
+          </w:tcPr>
+          <w:p>
+            <w:r>
+              <w:t>Original assignment authority</w:t>
+            </w:r>
+          </w:p>
+        </w:tc>
+      </w:tr>
+      <w:tr>
+        <w:tc>
+          <w:tcPr>
+            <w:tcW w:type="dxa" w:w="3408"/>
+          </w:tcPr>
+          <w:p>
+            <w:r>
+              <w:t>B</w:t>
+            </w:r>
+          </w:p>
+        </w:tc>
+        <w:tc>
+          <w:tcPr>
+            <w:tcW w:type="dxa" w:w="3408"/>
+          </w:tcPr>
+          <w:p>
+            <w:r>
+              <w:t>Same owner’s signed amendment: references A;club C7uses Hall 3 from day8. Issued day7. No later revocation in this base case.</w:t>
+            </w:r>
+          </w:p>
+        </w:tc>
+        <w:tc>
+          <w:tcPr>
+            <w:tcW w:type="dxa" w:w="3408"/>
+          </w:tcPr>
+          <w:p>
+            <w:r>
+              <w:t>Amendment in the same authority chain</w:t>
+            </w:r>
+          </w:p>
+        </w:tc>
+      </w:tr>
+      <w:tr>
+        <w:tc>
+          <w:tcPr>
+            <w:tcW w:type="dxa" w:w="3408"/>
+          </w:tcPr>
+          <w:p>
+            <w:r>
+              <w:t>C</w:t>
+            </w:r>
+          </w:p>
+        </w:tc>
+        <w:tc>
+          <w:tcPr>
+            <w:tcW w:type="dxa" w:w="3408"/>
+          </w:tcPr>
+          <w:p>
+            <w:r>
+              <w:t>Unsigned blog uploaded day10 copies A’s Hall 1 text. It declares no authority to amend club assignments.</w:t>
+            </w:r>
+          </w:p>
+        </w:tc>
+        <w:tc>
+          <w:tcPr>
+            <w:tcW w:type="dxa" w:w="3408"/>
+          </w:tcPr>
+          <w:p>
+            <w:r>
+              <w:t>Copy of A,not independent confirmation</w:t>
+            </w:r>
+          </w:p>
+        </w:tc>
+      </w:tr>
+      <w:tr>
+        <w:tc>
+          <w:tcPr>
+            <w:tcW w:type="dxa" w:w="3408"/>
+          </w:tcPr>
+          <w:p>
+            <w:r>
+              <w:t>D</w:t>
+            </w:r>
+          </w:p>
+        </w:tc>
+        <w:tc>
+          <w:tcPr>
+            <w:tcW w:type="dxa" w:w="3408"/>
+          </w:tcPr>
+          <w:p>
+            <w:r>
+              <w:t>Facilities sheet issued day9: Hall 1 is available that day. It makes no club C7assignment.</w:t>
+            </w:r>
+          </w:p>
+        </w:tc>
+        <w:tc>
+          <w:tcPr>
+            <w:tcW w:type="dxa" w:w="3408"/>
+          </w:tcPr>
+          <w:p>
+            <w:r>
+              <w:t>Separate origin,but answers availability rather than authorisation</w:t>
+            </w:r>
+          </w:p>
+        </w:tc>
+      </w:tr>
+    </w:tbl>
+    <w:p>
+      <w:pPr>
+        <w:pStyle w:val="Heading2"/>
+      </w:pPr>
+      <w:r>
+        <w:t>Build a quality grid and defend the relevant chain</w:t>
+      </w:r>
+    </w:p>
+    <w:p>
+      <w:pPr>
+        <w:pStyle w:val="ListNumber"/>
+      </w:pPr>
+      <w:r>
+        <w:t>Precise research question: under the declared club-owner policy,which hall may club C7use on day9? Audit each of the four supplied sources for issuer authority,claim relevance,query/effective-date fit and origin dependence. Use an evidence grid instead of inventing numeric weights. Defend A+B as the version chain supporting the assignment. C adds no independent confirmation; D can be current and official for availability without authorising this club. Retrieval may happen after day10 while the question concerns day9; preserve that historical scope. The pair A+B establishes a declared chain,not two independent observations. Propose what to request if B’s authority,reference link or effective date is absent. No real school policy or website is being inspected. Keep the independent capacity14/9record withheld.</w:t>
+      </w:r>
+    </w:p>
+    <w:p>
+      <w:pPr>
+        <w:pStyle w:val="Heading2"/>
+      </w:pPr>
+      <w:r>
+        <w:t>Keep the evidence record</w:t>
       </w:r>
     </w:p>
     <w:tbl>
@@ -4062,7 +4044,6 @@
     <w:p>
       <w:pPr>
         <w:spacing w:line="336" w:lineRule="auto" w:after="180"/>
-        <w:shd w:fill="F5F1FB"/>
       </w:pPr>
       <w:r>
         <w:rPr>
@@ -4106,14 +4087,6 @@
     </w:p>
     <w:p>
       <w:pPr>
-        <w:pStyle w:val="Heading3"/>
-      </w:pPr>
-      <w:r>
-        <w:t>Plan → try → check</w:t>
-      </w:r>
-    </w:p>
-    <w:p>
-      <w:pPr>
         <w:spacing w:line="336" w:lineRule="auto" w:after="180"/>
       </w:pPr>
       <w:r>
@@ -4125,15 +4098,10 @@
     </w:p>
     <w:p>
       <w:pPr>
-        <w:pStyle w:val="Heading1"/>
-      </w:pPr>
-      <w:r>
-        <w:t>10. Build your understanding</w:t>
-      </w:r>
-    </w:p>
-    <w:p>
-      <w:r>
-        <w:t>Move from recall to tracing, diagnosis and transfer in Source Quality. Explain why each step is justified.</w:t>
+        <w:pStyle w:val="Heading2"/>
+      </w:pPr>
+      <w:r>
+        <w:t>Earlier wording, alternatives and picture transcripts · reference / check after trying</w:t>
       </w:r>
     </w:p>
     <w:p>
@@ -4143,6 +4111,1621 @@
       <w:r>
         <w:rPr>
           <w:b/>
+        </w:rPr>
+        <w:t>EVIDENCE</w:t>
+      </w:r>
+      <w:r>
+        <w:rPr>
+          <w:b w:val="0"/>
+        </w:rPr>
+        <w:t xml:space="preserve"> LAB</w:t>
+      </w:r>
+    </w:p>
+    <w:p>
+      <w:pPr>
+        <w:spacing w:line="336" w:lineRule="auto" w:after="180"/>
+      </w:pPr>
+      <w:r>
+        <w:rPr>
+          <w:b w:val="0"/>
+        </w:rPr>
+        <w:t>Predict → Test → Record → Explain</w:t>
+      </w:r>
+    </w:p>
+    <w:p>
+      <w:pPr>
+        <w:spacing w:line="336" w:lineRule="auto" w:after="180"/>
+      </w:pPr>
+      <w:r>
+        <w:rPr>
+          <w:b w:val="0"/>
+        </w:rPr>
+        <w:t>Keep expected and actual results separate. Surprises are useful data when recorded honestly.</w:t>
+      </w:r>
+    </w:p>
+    <w:p>
+      <w:r>
+        <w:drawing>
+          <wp:inline xmlns:a="http://schemas.openxmlformats.org/drawingml/2006/main" xmlns:pic="http://schemas.openxmlformats.org/drawingml/2006/picture">
+            <wp:extent cx="5486400" cy="1901952"/>
+            <wp:docPr id="21" name="Picture 21" descr="Evidence lab graphic for Source Quality"/>
+            <wp:cNvGraphicFramePr>
+              <a:graphicFrameLocks noChangeAspect="1"/>
+            </wp:cNvGraphicFramePr>
+            <a:graphic>
+              <a:graphicData uri="http://schemas.openxmlformats.org/drawingml/2006/picture">
+                <pic:pic>
+                  <pic:nvPicPr>
+                    <pic:cNvPr id="0" name="86257a36af0f43635d938d089ef65da38da010ddf68e8aa4ddd6db0b7576e1b1.png"/>
+                    <pic:cNvPicPr/>
+                  </pic:nvPicPr>
+                  <pic:blipFill>
+                    <a:blip r:embed="rId24"/>
+                    <a:stretch>
+                      <a:fillRect/>
+                    </a:stretch>
+                  </pic:blipFill>
+                  <pic:spPr>
+                    <a:xfrm>
+                      <a:off x="0" y="0"/>
+                      <a:ext cx="5486400" cy="1901952"/>
+                    </a:xfrm>
+                    <a:prstGeom prst="rect"/>
+                  </pic:spPr>
+                </pic:pic>
+              </a:graphicData>
+            </a:graphic>
+          </wp:inline>
+        </w:drawing>
+      </w:r>
+    </w:p>
+    <w:p>
+      <w:pPr>
+        <w:spacing w:line="336" w:lineRule="auto" w:after="180"/>
+      </w:pPr>
+      <w:r>
+        <w:rPr>
+          <w:b w:val="0"/>
+        </w:rPr>
+        <w:t>Audit the four supplied fictional source cards for the club C7day9assignment. Record authority,relevance,effective dates and origin links without inventing numeric weights. Distinguish an amendment chain from independent corroboration and availability from authorisation.</w:t>
+      </w:r>
+    </w:p>
+    <w:p>
+      <w:pPr>
+        <w:pStyle w:val="Heading3"/>
+      </w:pPr>
+      <w:r>
+        <w:t>Plan → try → check</w:t>
+      </w:r>
+    </w:p>
+    <w:p>
+      <w:pPr>
+        <w:pStyle w:val="Heading1"/>
+      </w:pPr>
+      <w:r>
+        <w:t>14. Try alone: trace the fresh capacity amendment</w:t>
+      </w:r>
+    </w:p>
+    <w:p>
+      <w:r>
+        <w:t>Select the applicable version for each query day.</w:t>
+      </w:r>
+    </w:p>
+    <w:p>
+      <w:pPr>
+        <w:pStyle w:val="Heading2"/>
+      </w:pPr>
+      <w:r>
+        <w:t>Independent records and policy scope</w:t>
+      </w:r>
+    </w:p>
+    <w:p>
+      <w:pPr>
+        <w:spacing w:line="336" w:lineRule="auto" w:after="180"/>
+      </w:pPr>
+      <w:r>
+        <w:rPr>
+          <w:b w:val="0"/>
+        </w:rPr>
+        <w:t>Original allows capacity 14. Signed amendment lowers it to 9 effective day 5. Query concerns days 4 and 6. Trace both and preserve versions.</w:t>
+      </w:r>
+    </w:p>
+    <w:p>
+      <w:pPr>
+        <w:spacing w:line="336" w:lineRule="auto" w:after="180"/>
+      </w:pPr>
+      <w:r>
+        <w:rPr>
+          <w:b w:val="0"/>
+        </w:rPr>
+        <w:t>Apply the supplied classroom amendment policy,including its effective-day boundary. Use only the original and signed amendment described in this task,and retain their relationship. No real room inspection,extra version or new authority rule is supplied.</w:t>
+      </w:r>
+    </w:p>
+    <w:p>
+      <w:pPr>
+        <w:pStyle w:val="Heading2"/>
+      </w:pPr>
+      <w:r>
+        <w:t>Your first attempt and help record</w:t>
+      </w:r>
+    </w:p>
+    <w:p>
+      <w:pPr>
+        <w:pStyle w:val="Heading3"/>
+      </w:pPr>
+      <w:r>
+        <w:t>My independent explanation, trace and limits</w:t>
+      </w:r>
+    </w:p>
+    <w:p>
+      <w:r>
+        <w:t>________________________________________________________________</w:t>
+      </w:r>
+    </w:p>
+    <w:p>
+      <w:r>
+        <w:t>________________________________________________________________</w:t>
+      </w:r>
+    </w:p>
+    <w:p>
+      <w:r>
+        <w:t>________________________________________________________________</w:t>
+      </w:r>
+    </w:p>
+    <w:p>
+      <w:r>
+        <w:t>________________________________________________________________</w:t>
+      </w:r>
+    </w:p>
+    <w:p>
+      <w:r>
+        <w:t>________________________________________________________________</w:t>
+      </w:r>
+    </w:p>
+    <w:p>
+      <w:r>
+        <w:t>________________________________________________________________</w:t>
+      </w:r>
+    </w:p>
+    <w:p>
+      <w:r>
+        <w:t>________________________________________________________________</w:t>
+      </w:r>
+    </w:p>
+    <w:p>
+      <w:pPr>
+        <w:spacing w:line="336" w:lineRule="auto" w:after="180"/>
+      </w:pPr>
+      <w:r>
+        <w:rPr>
+          <w:b w:val="0"/>
+        </w:rPr>
+        <w:t>Attempt this case before feedback. Record any help. Earlier examples below are further practice; a case already practised with feedback cannot establish fresh transfer.</w:t>
+      </w:r>
+    </w:p>
+    <w:p>
+      <w:pPr>
+        <w:spacing w:line="336" w:lineRule="auto" w:after="180"/>
+      </w:pPr>
+      <w:r>
+        <w:rPr>
+          <w:b w:val="0"/>
+        </w:rPr>
+        <w:t xml:space="preserve">Your teacher has the independent answer and scoring criteria. Complete the matching workbook week to keep your practice </w:t>
+      </w:r>
+      <w:r>
+        <w:rPr>
+          <w:b/>
+        </w:rPr>
+        <w:t>evidence</w:t>
+      </w:r>
+      <w:r>
+        <w:rPr>
+          <w:b w:val="0"/>
+        </w:rPr>
+        <w:t xml:space="preserve"> together.</w:t>
+      </w:r>
+    </w:p>
+    <w:p>
+      <w:pPr>
+        <w:pStyle w:val="Heading2"/>
+      </w:pPr>
+      <w:r>
+        <w:t>Use feedback afterwards</w:t>
+      </w:r>
+    </w:p>
+    <w:p>
+      <w:pPr>
+        <w:spacing w:line="336" w:lineRule="auto" w:after="180"/>
+      </w:pPr>
+      <w:r>
+        <w:rPr>
+          <w:b w:val="0"/>
+        </w:rPr>
+        <w:t>Attempt the independent case before hints. Record whether you worked alone, used a hint or followed a model. After feedback, fix the first unsupported step and explain why it changed.</w:t>
+      </w:r>
+    </w:p>
+    <w:p>
+      <w:pPr>
+        <w:spacing w:line="336" w:lineRule="auto" w:after="180"/>
+      </w:pPr>
+      <w:r>
+        <w:rPr>
+          <w:b w:val="0"/>
+        </w:rPr>
+        <w:t>A later check uses a changed case, not a copied answer.</w:t>
+      </w:r>
+    </w:p>
+    <w:p>
+      <w:pPr>
+        <w:pStyle w:val="Heading2"/>
+      </w:pPr>
+      <w:r>
+        <w:t>Earlier wording, alternatives and picture transcripts · reference / check after trying</w:t>
+      </w:r>
+    </w:p>
+    <w:p>
+      <w:pPr>
+        <w:pStyle w:val="Heading3"/>
+      </w:pPr>
+      <w:r>
+        <w:t>Independent case: Apply a new case independently</w:t>
+      </w:r>
+    </w:p>
+    <w:p>
+      <w:pPr>
+        <w:pStyle w:val="Heading3"/>
+      </w:pPr>
+      <w:r>
+        <w:t>Week 15 Independent application</w:t>
+      </w:r>
+    </w:p>
+    <w:p>
+      <w:pPr>
+        <w:spacing w:line="336" w:lineRule="auto" w:after="180"/>
+      </w:pPr>
+      <w:r>
+        <w:rPr>
+          <w:b w:val="0"/>
+        </w:rPr>
+        <w:t>Close the worked explanation. Apply the idea to this different question without copying.</w:t>
+      </w:r>
+    </w:p>
+    <w:p>
+      <w:pPr>
+        <w:spacing w:line="336" w:lineRule="auto" w:after="180"/>
+      </w:pPr>
+      <w:r>
+        <w:rPr>
+          <w:b w:val="0"/>
+        </w:rPr>
+        <w:t>For a school's current opening time, compare an undated repost with a dated notice issued by the school. Which is the stronger starting source, and what must still be checked?</w:t>
+      </w:r>
+    </w:p>
+    <w:p>
+      <w:pPr>
+        <w:spacing w:line="336" w:lineRule="auto" w:after="180"/>
+      </w:pPr>
+      <w:r>
+        <w:rPr>
+          <w:b w:val="0"/>
+        </w:rPr>
+        <w:t xml:space="preserve">My answer, with a trace, calculation or supporting </w:t>
+      </w:r>
+      <w:r>
+        <w:rPr>
+          <w:b/>
+        </w:rPr>
+        <w:t>evidence</w:t>
+      </w:r>
+    </w:p>
+    <w:p>
+      <w:pPr>
+        <w:pStyle w:val="Heading3"/>
+      </w:pPr>
+      <w:r>
+        <w:t>Write or draw your reasoning and evidence.</w:t>
+      </w:r>
+    </w:p>
+    <w:p>
+      <w:r>
+        <w:t>________________________________________________________________</w:t>
+      </w:r>
+    </w:p>
+    <w:p>
+      <w:r>
+        <w:t>________________________________________________________________</w:t>
+      </w:r>
+    </w:p>
+    <w:p>
+      <w:r>
+        <w:t>________________________________________________________________</w:t>
+      </w:r>
+    </w:p>
+    <w:p>
+      <w:r>
+        <w:t>________________________________________________________________</w:t>
+      </w:r>
+    </w:p>
+    <w:p>
+      <w:r>
+        <w:t>________________________________________________________________</w:t>
+      </w:r>
+    </w:p>
+    <w:p>
+      <w:pPr>
+        <w:pStyle w:val="Heading3"/>
+      </w:pPr>
+      <w:r>
+        <w:t>Create and test</w:t>
+      </w:r>
+    </w:p>
+    <w:p>
+      <w:pPr>
+        <w:spacing w:line="336" w:lineRule="auto" w:after="180"/>
+      </w:pPr>
+      <w:r>
+        <w:rPr>
+          <w:b w:val="0"/>
+        </w:rPr>
+        <w:t>Change one relevant detail. Predict the result before testing. Include a boundary or missing-information case when it helps reveal a limit.</w:t>
+      </w:r>
+    </w:p>
+    <w:p>
+      <w:pPr>
+        <w:spacing w:line="336" w:lineRule="auto" w:after="180"/>
+      </w:pPr>
+      <w:r>
+        <w:rPr>
+          <w:b w:val="0"/>
+        </w:rPr>
+        <w:t xml:space="preserve">My changed </w:t>
+      </w:r>
+      <w:r>
+        <w:rPr>
+          <w:b/>
+        </w:rPr>
+        <w:t>input</w:t>
+      </w:r>
+      <w:r>
+        <w:rPr>
+          <w:b w:val="0"/>
+        </w:rPr>
+        <w:t xml:space="preserve"> and expected result</w:t>
+      </w:r>
+    </w:p>
+    <w:p>
+      <w:pPr>
+        <w:pStyle w:val="Heading3"/>
+      </w:pPr>
+      <w:r>
+        <w:t>Write or draw your reasoning and evidence.</w:t>
+      </w:r>
+    </w:p>
+    <w:p>
+      <w:r>
+        <w:t>________________________________________________________________</w:t>
+      </w:r>
+    </w:p>
+    <w:p>
+      <w:r>
+        <w:t>________________________________________________________________</w:t>
+      </w:r>
+    </w:p>
+    <w:p>
+      <w:r>
+        <w:t>________________________________________________________________</w:t>
+      </w:r>
+    </w:p>
+    <w:p>
+      <w:r>
+        <w:t>________________________________________________________________</w:t>
+      </w:r>
+    </w:p>
+    <w:p>
+      <w:r>
+        <w:t>________________________________________________________________</w:t>
+      </w:r>
+    </w:p>
+    <w:p>
+      <w:pPr>
+        <w:pStyle w:val="Heading3"/>
+      </w:pPr>
+      <w:r>
+        <w:t>Connect to your project</w:t>
+      </w:r>
+    </w:p>
+    <w:p>
+      <w:pPr>
+        <w:spacing w:line="336" w:lineRule="auto" w:after="180"/>
+      </w:pPr>
+      <w:r>
+        <w:rPr>
+          <w:b w:val="0"/>
+        </w:rPr>
+        <w:t>Use an approved source list and record why each source fits the learner’s question.</w:t>
+      </w:r>
+    </w:p>
+    <w:p>
+      <w:pPr>
+        <w:spacing w:line="336" w:lineRule="auto" w:after="180"/>
+      </w:pPr>
+      <w:r>
+        <w:rPr>
+          <w:b w:val="0"/>
+        </w:rPr>
+        <w:t xml:space="preserve">The </w:t>
+      </w:r>
+      <w:r>
+        <w:rPr>
+          <w:b/>
+        </w:rPr>
+        <w:t>evidence</w:t>
+      </w:r>
+      <w:r>
+        <w:rPr>
+          <w:b w:val="0"/>
+        </w:rPr>
+        <w:t xml:space="preserve"> I will keep</w:t>
+      </w:r>
+    </w:p>
+    <w:p>
+      <w:pPr>
+        <w:pStyle w:val="Heading3"/>
+      </w:pPr>
+      <w:r>
+        <w:t>Write or draw your reasoning and evidence.</w:t>
+      </w:r>
+    </w:p>
+    <w:p>
+      <w:r>
+        <w:t>________________________________________________________________</w:t>
+      </w:r>
+    </w:p>
+    <w:p>
+      <w:r>
+        <w:t>________________________________________________________________</w:t>
+      </w:r>
+    </w:p>
+    <w:p>
+      <w:r>
+        <w:t>________________________________________________________________</w:t>
+      </w:r>
+    </w:p>
+    <w:p>
+      <w:r>
+        <w:t>________________________________________________________________</w:t>
+      </w:r>
+    </w:p>
+    <w:p>
+      <w:r>
+        <w:t>________________________________________________________________</w:t>
+      </w:r>
+    </w:p>
+    <w:p>
+      <w:pPr>
+        <w:pStyle w:val="Heading3"/>
+      </w:pPr>
+      <w:r>
+        <w:t>Transfer practice from the original programme</w:t>
+      </w:r>
+    </w:p>
+    <w:p>
+      <w:pPr>
+        <w:spacing w:line="336" w:lineRule="auto" w:after="180"/>
+      </w:pPr>
+      <w:r>
+        <w:rPr>
+          <w:b w:val="0"/>
+        </w:rPr>
+        <w:t>A school notice updated Friday conflicts with a blog quoting Monday's notice about a room change. Which source should you inspect first, and why is newest alone not enough?</w:t>
+      </w:r>
+    </w:p>
+    <w:p>
+      <w:pPr>
+        <w:pStyle w:val="Heading3"/>
+      </w:pPr>
+      <w:r>
+        <w:t>Explain the mechanism, evidence and one limit.</w:t>
+      </w:r>
+    </w:p>
+    <w:p>
+      <w:r>
+        <w:t>________________________________________________________________</w:t>
+      </w:r>
+    </w:p>
+    <w:p>
+      <w:r>
+        <w:t>________________________________________________________________</w:t>
+      </w:r>
+    </w:p>
+    <w:p>
+      <w:r>
+        <w:t>________________________________________________________________</w:t>
+      </w:r>
+    </w:p>
+    <w:p>
+      <w:r>
+        <w:t>________________________________________________________________</w:t>
+      </w:r>
+    </w:p>
+    <w:p>
+      <w:r>
+        <w:t>________________________________________________________________</w:t>
+      </w:r>
+    </w:p>
+    <w:p>
+      <w:r>
+        <w:t>________________________________________________________________</w:t>
+      </w:r>
+    </w:p>
+    <w:p>
+      <w:r>
+        <w:t>________________________________________________________________</w:t>
+      </w:r>
+    </w:p>
+    <w:p>
+      <w:pPr>
+        <w:pStyle w:val="Heading3"/>
+      </w:pPr>
+      <w:r>
+        <w:t>Use feedback to improve</w:t>
+      </w:r>
+    </w:p>
+    <w:p>
+      <w:pPr>
+        <w:pStyle w:val="Heading1"/>
+      </w:pPr>
+      <w:r>
+        <w:t>11. Keep the project’s source selection explainable</w:t>
+      </w:r>
+    </w:p>
+    <w:p>
+      <w:r>
+        <w:t>State why each source supports this question at this time.</w:t>
+      </w:r>
+    </w:p>
+    <w:p>
+      <w:pPr>
+        <w:pStyle w:val="Heading2"/>
+      </w:pPr>
+      <w:r>
+        <w:t>This week’s concrete contribution</w:t>
+      </w:r>
+    </w:p>
+    <w:p>
+      <w:pPr>
+        <w:spacing w:line="336" w:lineRule="auto" w:after="180"/>
+      </w:pPr>
+      <w:r>
+        <w:rPr>
+          <w:b w:val="0"/>
+        </w:rPr>
+        <w:t>For the Verified Study Buddy,record the claim being answered,source owner/ID,version relationship,issued/uploaded date,effective date and relevant scope. Keep copies linked to their origin;several copies are not independent evidence. An official source may be authoritative for one fact and irrelevant to another.</w:t>
+      </w:r>
+    </w:p>
+    <w:p>
+      <w:pPr>
+        <w:spacing w:line="336" w:lineRule="auto" w:after="180"/>
+      </w:pPr>
+      <w:r>
+        <w:rPr>
+          <w:b w:val="0"/>
+        </w:rPr>
+        <w:t>If the precedence policy or current applicability is missing,preserve the conflict and ask the responsible source owner rather than choosing a convenient value.</w:t>
+      </w:r>
+    </w:p>
+    <w:p>
+      <w:pPr>
+        <w:spacing w:line="336" w:lineRule="auto" w:after="180"/>
+      </w:pPr>
+      <w:r>
+        <w:rPr>
+          <w:b w:val="0"/>
+        </w:rPr>
+        <w:t xml:space="preserve">Store Study Buddy source identity, version, </w:t>
+      </w:r>
+      <w:r>
+        <w:rPr>
+          <w:b/>
+        </w:rPr>
+        <w:t>authority</w:t>
+      </w:r>
+      <w:r>
+        <w:rPr>
+          <w:b w:val="0"/>
+        </w:rPr>
+        <w:t xml:space="preserve"> and effective date, especially for schedules or changing classroom rules.</w:t>
+      </w:r>
+    </w:p>
+    <w:p>
+      <w:pPr>
+        <w:pStyle w:val="Heading2"/>
+      </w:pPr>
+      <w:r>
+        <w:t>Keep the checkpoint and human choice</w:t>
+      </w:r>
+    </w:p>
+    <w:p>
+      <w:pPr>
+        <w:spacing w:line="336" w:lineRule="auto" w:after="180"/>
+      </w:pPr>
+      <w:r>
+        <w:rPr>
+          <w:b w:val="0"/>
+        </w:rPr>
+        <w:t>THIS WEEK’S CHECKPOINT  Use an approved source list and record why each source fits the learner’s question.</w:t>
+      </w:r>
+    </w:p>
+    <w:p>
+      <w:pPr>
+        <w:spacing w:line="336" w:lineRule="auto" w:after="180"/>
+      </w:pPr>
+      <w:r>
+        <w:rPr>
+          <w:b w:val="0"/>
+        </w:rPr>
+        <w:t xml:space="preserve">SYSTEM MAP  Learner need → prompt/schema → approved sources/retrieval → model/tool → structured answer → verification → </w:t>
+      </w:r>
+      <w:r>
+        <w:rPr>
+          <w:b/>
+        </w:rPr>
+        <w:t>human decision</w:t>
+      </w:r>
+    </w:p>
+    <w:p>
+      <w:pPr>
+        <w:spacing w:line="336" w:lineRule="auto" w:after="180"/>
+      </w:pPr>
+      <w:r>
+        <w:rPr>
+          <w:b w:val="0"/>
+        </w:rPr>
+        <w:t>What will you add, change, or verify in the project this week?</w:t>
+      </w:r>
+    </w:p>
+    <w:p>
+      <w:pPr>
+        <w:pStyle w:val="Heading3"/>
+      </w:pPr>
+      <w:r>
+        <w:t>Write or draw your reasoning and evidence.</w:t>
+      </w:r>
+    </w:p>
+    <w:p>
+      <w:r>
+        <w:t>________________________________________________________________</w:t>
+      </w:r>
+    </w:p>
+    <w:p>
+      <w:r>
+        <w:t>________________________________________________________________</w:t>
+      </w:r>
+    </w:p>
+    <w:p>
+      <w:r>
+        <w:t>________________________________________________________________</w:t>
+      </w:r>
+    </w:p>
+    <w:p>
+      <w:r>
+        <w:t>________________________________________________________________</w:t>
+      </w:r>
+    </w:p>
+    <w:p>
+      <w:r>
+        <w:t>________________________________________________________________</w:t>
+      </w:r>
+    </w:p>
+    <w:p>
+      <w:pPr>
+        <w:spacing w:line="336" w:lineRule="auto" w:after="180"/>
+      </w:pPr>
+      <w:r>
+        <w:rPr>
+          <w:b w:val="0"/>
+        </w:rPr>
+        <w:t xml:space="preserve">What should remain under </w:t>
+      </w:r>
+      <w:r>
+        <w:rPr>
+          <w:b/>
+        </w:rPr>
+        <w:t>human control</w:t>
+      </w:r>
+      <w:r>
+        <w:rPr>
+          <w:b w:val="0"/>
+        </w:rPr>
+        <w:t>?</w:t>
+      </w:r>
+    </w:p>
+    <w:p>
+      <w:pPr>
+        <w:pStyle w:val="Heading3"/>
+      </w:pPr>
+      <w:r>
+        <w:t>Write or draw your reasoning and evidence.</w:t>
+      </w:r>
+    </w:p>
+    <w:p>
+      <w:r>
+        <w:t>________________________________________________________________</w:t>
+      </w:r>
+    </w:p>
+    <w:p>
+      <w:r>
+        <w:t>________________________________________________________________</w:t>
+      </w:r>
+    </w:p>
+    <w:p>
+      <w:r>
+        <w:t>________________________________________________________________</w:t>
+      </w:r>
+    </w:p>
+    <w:p>
+      <w:r>
+        <w:t>________________________________________________________________</w:t>
+      </w:r>
+    </w:p>
+    <w:p>
+      <w:r>
+        <w:t>________________________________________________________________</w:t>
+      </w:r>
+    </w:p>
+    <w:p>
+      <w:pPr>
+        <w:spacing w:line="336" w:lineRule="auto" w:after="180"/>
+      </w:pPr>
+      <w:r>
+        <w:rPr>
+          <w:b w:val="0"/>
+        </w:rPr>
+        <w:t xml:space="preserve">RESPONSIBLE DESIGN  Collect only necessary information. Show uncertainty and limits. Never confuse fluent </w:t>
+      </w:r>
+      <w:r>
+        <w:rPr>
+          <w:b/>
+        </w:rPr>
+        <w:t>output</w:t>
+      </w:r>
+      <w:r>
+        <w:rPr>
+          <w:b w:val="0"/>
+        </w:rPr>
+        <w:t xml:space="preserve"> with verified truth.</w:t>
+      </w:r>
+    </w:p>
+    <w:p>
+      <w:pPr>
+        <w:pStyle w:val="Heading2"/>
+      </w:pPr>
+      <w:r>
+        <w:t>Earlier wording, alternatives and picture transcripts · reference / check after trying</w:t>
+      </w:r>
+    </w:p>
+    <w:p>
+      <w:pPr>
+        <w:spacing w:line="336" w:lineRule="auto" w:after="180"/>
+      </w:pPr>
+      <w:r>
+        <w:rPr>
+          <w:b w:val="0"/>
+        </w:rPr>
+        <w:t>CUMULATIVE PROJECT</w:t>
+      </w:r>
+    </w:p>
+    <w:p>
+      <w:pPr>
+        <w:spacing w:line="336" w:lineRule="auto" w:after="180"/>
+      </w:pPr>
+      <w:r>
+        <w:rPr>
+          <w:b w:val="0"/>
+        </w:rPr>
+        <w:t>Verified Study Buddy</w:t>
+      </w:r>
+    </w:p>
+    <w:p>
+      <w:pPr>
+        <w:spacing w:line="336" w:lineRule="auto" w:after="180"/>
+      </w:pPr>
+      <w:r>
+        <w:rPr>
+          <w:b w:val="0"/>
+        </w:rPr>
+        <w:t>Every week adds one inspectable piece. The system must show how it reached a result.</w:t>
+      </w:r>
+    </w:p>
+    <w:p>
+      <w:r>
+        <w:drawing>
+          <wp:inline xmlns:a="http://schemas.openxmlformats.org/drawingml/2006/main" xmlns:pic="http://schemas.openxmlformats.org/drawingml/2006/picture">
+            <wp:extent cx="5486400" cy="1901952"/>
+            <wp:docPr id="22" name="Picture 22" descr="Book recommender connection for Source Quality"/>
+            <wp:cNvGraphicFramePr>
+              <a:graphicFrameLocks noChangeAspect="1"/>
+            </wp:cNvGraphicFramePr>
+            <a:graphic>
+              <a:graphicData uri="http://schemas.openxmlformats.org/drawingml/2006/picture">
+                <pic:pic>
+                  <pic:nvPicPr>
+                    <pic:cNvPr id="0" name="cfc2c815225553071d869ff8f4d7086cb7a5babb0bbc1dbe3ab1d7c86cf37d3c.png"/>
+                    <pic:cNvPicPr/>
+                  </pic:nvPicPr>
+                  <pic:blipFill>
+                    <a:blip r:embed="rId25"/>
+                    <a:stretch>
+                      <a:fillRect/>
+                    </a:stretch>
+                  </pic:blipFill>
+                  <pic:spPr>
+                    <a:xfrm>
+                      <a:off x="0" y="0"/>
+                      <a:ext cx="5486400" cy="1901952"/>
+                    </a:xfrm>
+                    <a:prstGeom prst="rect"/>
+                  </pic:spPr>
+                </pic:pic>
+              </a:graphicData>
+            </a:graphic>
+          </wp:inline>
+        </w:drawing>
+      </w:r>
+    </w:p>
+    <w:p>
+      <w:pPr>
+        <w:pStyle w:val="Heading3"/>
+      </w:pPr>
+      <w:r>
+        <w:t>Evidence for your project</w:t>
+      </w:r>
+    </w:p>
+    <w:p>
+      <w:pPr>
+        <w:pStyle w:val="Heading1"/>
+      </w:pPr>
+      <w:r>
+        <w:t>16. Finish: name the claim,date,authority and version link</w:t>
+      </w:r>
+    </w:p>
+    <w:p>
+      <w:r>
+        <w:t>A newer upload is not a substitute for the applicable evidence chain.</w:t>
+      </w:r>
+    </w:p>
+    <w:p>
+      <w:pPr>
+        <w:pStyle w:val="Heading2"/>
+      </w:pPr>
+      <w:r>
+        <w:t>Explain without notes</w:t>
+      </w:r>
+    </w:p>
+    <w:p>
+      <w:pPr>
+        <w:pStyle w:val="ListBullet"/>
+      </w:pPr>
+      <w:r>
+        <w:t>Close your notes. Explain this goal in your own words: Explain the mechanism and terminology of conflicting and time-sensitive sources</w:t>
+      </w:r>
+    </w:p>
+    <w:p>
+      <w:pPr>
+        <w:pStyle w:val="Heading3"/>
+      </w:pPr>
+      <w:r>
+        <w:t>My deciding step, evidence and one remaining question</w:t>
+      </w:r>
+    </w:p>
+    <w:p>
+      <w:r>
+        <w:t>________________________________________________________________</w:t>
+      </w:r>
+    </w:p>
+    <w:p>
+      <w:r>
+        <w:t>________________________________________________________________</w:t>
+      </w:r>
+    </w:p>
+    <w:p>
+      <w:r>
+        <w:t>________________________________________________________________</w:t>
+      </w:r>
+    </w:p>
+    <w:p>
+      <w:r>
+        <w:t>________________________________________________________________</w:t>
+      </w:r>
+    </w:p>
+    <w:p>
+      <w:r>
+        <w:t>________________________________________________________________</w:t>
+      </w:r>
+    </w:p>
+    <w:p>
+      <w:pPr>
+        <w:pStyle w:val="Heading2"/>
+      </w:pPr>
+      <w:r>
+        <w:t>Plan a changed-case return</w:t>
+      </w:r>
+    </w:p>
+    <w:p>
+      <w:pPr>
+        <w:spacing w:line="336" w:lineRule="auto" w:after="180"/>
+      </w:pPr>
+      <w:r>
+        <w:rPr>
+          <w:b w:val="0"/>
+        </w:rPr>
+        <w:t xml:space="preserve">If you are unsure, return to the worked picture and explain one arrow. If you are ready, change an </w:t>
+      </w:r>
+      <w:r>
+        <w:rPr>
+          <w:b/>
+        </w:rPr>
+        <w:t>input</w:t>
+      </w:r>
+      <w:r>
+        <w:rPr>
+          <w:b w:val="0"/>
+        </w:rPr>
+        <w:t xml:space="preserve"> or assumption and justify your </w:t>
+      </w:r>
+      <w:r>
+        <w:rPr>
+          <w:b/>
+        </w:rPr>
+        <w:t>prediction</w:t>
+      </w:r>
+      <w:r>
+        <w:rPr>
+          <w:b w:val="0"/>
+        </w:rPr>
+        <w:t>.</w:t>
+      </w:r>
+    </w:p>
+    <w:p>
+      <w:pPr>
+        <w:spacing w:line="336" w:lineRule="auto" w:after="180"/>
+      </w:pPr>
+      <w:r>
+        <w:rPr>
+          <w:b w:val="0"/>
+        </w:rPr>
+        <w:t xml:space="preserve">Save your workbook </w:t>
+      </w:r>
+      <w:r>
+        <w:rPr>
+          <w:b/>
+        </w:rPr>
+        <w:t>evidence</w:t>
+      </w:r>
+      <w:r>
+        <w:rPr>
+          <w:b w:val="0"/>
+        </w:rPr>
+        <w:t>. At the next review, try a different case before opening your old answer.</w:t>
+      </w:r>
+    </w:p>
+    <w:p>
+      <w:pPr>
+        <w:pStyle w:val="Heading1"/>
+      </w:pPr>
+      <w:r>
+        <w:t>Reference bank and extra practice</w:t>
+      </w:r>
+    </w:p>
+    <w:p>
+      <w:pPr>
+        <w:pStyle w:val="Heading1"/>
+      </w:pPr>
+      <w:r>
+        <w:t>05. Your quick word guide</w:t>
+      </w:r>
+    </w:p>
+    <w:p>
+      <w:r>
+        <w:t>Use the words to explain a particular step, record or limit.</w:t>
+      </w:r>
+    </w:p>
+    <w:p>
+      <w:pPr>
+        <w:pStyle w:val="Heading2"/>
+      </w:pPr>
+      <w:r>
+        <w:t>Core vocabulary</w:t>
+      </w:r>
+    </w:p>
+    <w:tbl>
+      <w:tblPr>
+        <w:tblStyle w:val="LightShading-Accent1"/>
+        <w:tblW w:type="auto" w:w="0"/>
+        <w:tblLook w:firstColumn="1" w:firstRow="1" w:lastColumn="0" w:lastRow="0" w:noHBand="0" w:noVBand="1" w:val="04A0"/>
+      </w:tblPr>
+      <w:tblGrid>
+        <w:gridCol w:w="3408"/>
+        <w:gridCol w:w="3408"/>
+        <w:gridCol w:w="3408"/>
+      </w:tblGrid>
+      <w:tr>
+        <w:trPr>
+          <w:tblHeader/>
+        </w:trPr>
+        <w:tc>
+          <w:tcPr>
+            <w:tcW w:type="dxa" w:w="3408"/>
+          </w:tcPr>
+          <w:p>
+            <w:r>
+              <w:t>Word</w:t>
+            </w:r>
+          </w:p>
+        </w:tc>
+        <w:tc>
+          <w:tcPr>
+            <w:tcW w:type="dxa" w:w="3408"/>
+          </w:tcPr>
+          <w:p>
+            <w:r>
+              <w:t>My own example</w:t>
+            </w:r>
+          </w:p>
+        </w:tc>
+        <w:tc>
+          <w:tcPr>
+            <w:tcW w:type="dxa" w:w="3408"/>
+          </w:tcPr>
+          <w:p>
+            <w:r>
+              <w:t>Not this / boundary</w:t>
+            </w:r>
+          </w:p>
+        </w:tc>
+      </w:tr>
+      <w:tr>
+        <w:tc>
+          <w:tcPr>
+            <w:tcW w:type="dxa" w:w="3408"/>
+          </w:tcPr>
+          <w:p>
+            <w:r>
+              <w:t>authority</w:t>
+            </w:r>
+          </w:p>
+        </w:tc>
+        <w:tc>
+          <w:tcPr>
+            <w:tcW w:type="dxa" w:w="3408"/>
+          </w:tcPr>
+          <w:p>
+            <w:r>
+              <w:t>A person or source with relevant responsibility or evidence for a particular decision or claim.</w:t>
+            </w:r>
+          </w:p>
+        </w:tc>
+        <w:tc>
+          <w:tcPr>
+            <w:tcW w:type="dxa" w:w="3408"/>
+          </w:tcPr>
+          <w:p>
+            <w:r/>
+          </w:p>
+        </w:tc>
+      </w:tr>
+      <w:tr>
+        <w:tc>
+          <w:tcPr>
+            <w:tcW w:type="dxa" w:w="3408"/>
+          </w:tcPr>
+          <w:p>
+            <w:r>
+              <w:t>relevance</w:t>
+            </w:r>
+          </w:p>
+        </w:tc>
+        <w:tc>
+          <w:tcPr>
+            <w:tcW w:type="dxa" w:w="3408"/>
+          </w:tcPr>
+          <w:p>
+            <w:r>
+              <w:t>How directly information helps answer the stated question or perform the task.</w:t>
+            </w:r>
+          </w:p>
+        </w:tc>
+        <w:tc>
+          <w:tcPr>
+            <w:tcW w:type="dxa" w:w="3408"/>
+          </w:tcPr>
+          <w:p>
+            <w:r/>
+          </w:p>
+        </w:tc>
+      </w:tr>
+      <w:tr>
+        <w:tc>
+          <w:tcPr>
+            <w:tcW w:type="dxa" w:w="3408"/>
+          </w:tcPr>
+          <w:p>
+            <w:r>
+              <w:t>currency</w:t>
+            </w:r>
+          </w:p>
+        </w:tc>
+        <w:tc>
+          <w:tcPr>
+            <w:tcW w:type="dxa" w:w="3408"/>
+          </w:tcPr>
+          <w:p>
+            <w:r>
+              <w:t>How up to date information is for the task and time concerned.</w:t>
+            </w:r>
+          </w:p>
+        </w:tc>
+        <w:tc>
+          <w:tcPr>
+            <w:tcW w:type="dxa" w:w="3408"/>
+          </w:tcPr>
+          <w:p>
+            <w:r/>
+          </w:p>
+        </w:tc>
+      </w:tr>
+      <w:tr>
+        <w:tc>
+          <w:tcPr>
+            <w:tcW w:type="dxa" w:w="3408"/>
+          </w:tcPr>
+          <w:p>
+            <w:r>
+              <w:t>independence</w:t>
+            </w:r>
+          </w:p>
+        </w:tc>
+        <w:tc>
+          <w:tcPr>
+            <w:tcW w:type="dxa" w:w="3408"/>
+          </w:tcPr>
+          <w:p>
+            <w:r>
+              <w:t>Separation from influences relevant to a judgment, such as keeping final test cases out of model selection.</w:t>
+            </w:r>
+          </w:p>
+        </w:tc>
+        <w:tc>
+          <w:tcPr>
+            <w:tcW w:type="dxa" w:w="3408"/>
+          </w:tcPr>
+          <w:p>
+            <w:r/>
+          </w:p>
+        </w:tc>
+      </w:tr>
+    </w:tbl>
+    <w:p>
+      <w:pPr>
+        <w:pStyle w:val="Heading2"/>
+      </w:pPr>
+      <w:r>
+        <w:t>Terms for the connected explanation</w:t>
+      </w:r>
+    </w:p>
+    <w:tbl>
+      <w:tblPr>
+        <w:tblStyle w:val="LightShading-Accent1"/>
+        <w:tblW w:type="auto" w:w="0"/>
+        <w:tblLook w:firstColumn="1" w:firstRow="1" w:lastColumn="0" w:lastRow="0" w:noHBand="0" w:noVBand="1" w:val="04A0"/>
+      </w:tblPr>
+      <w:tblGrid>
+        <w:gridCol w:w="5112"/>
+        <w:gridCol w:w="5112"/>
+      </w:tblGrid>
+      <w:tr>
+        <w:trPr>
+          <w:tblHeader/>
+        </w:trPr>
+        <w:tc>
+          <w:tcPr>
+            <w:tcW w:type="dxa" w:w="5112"/>
+          </w:tcPr>
+          <w:p>
+            <w:r>
+              <w:t>Word</w:t>
+            </w:r>
+          </w:p>
+        </w:tc>
+        <w:tc>
+          <w:tcPr>
+            <w:tcW w:type="dxa" w:w="5112"/>
+          </w:tcPr>
+          <w:p>
+            <w:r>
+              <w:t>Meaning</w:t>
+            </w:r>
+          </w:p>
+        </w:tc>
+      </w:tr>
+      <w:tr>
+        <w:tc>
+          <w:tcPr>
+            <w:tcW w:type="dxa" w:w="5112"/>
+          </w:tcPr>
+          <w:p>
+            <w:r>
+              <w:t>Effective time</w:t>
+            </w:r>
+          </w:p>
+        </w:tc>
+        <w:tc>
+          <w:tcPr>
+            <w:tcW w:type="dxa" w:w="5112"/>
+          </w:tcPr>
+          <w:p>
+            <w:r>
+              <w:t>When a declared change begins to apply</w:t>
+            </w:r>
+          </w:p>
+        </w:tc>
+      </w:tr>
+      <w:tr>
+        <w:tc>
+          <w:tcPr>
+            <w:tcW w:type="dxa" w:w="5112"/>
+          </w:tcPr>
+          <w:p>
+            <w:r>
+              <w:t>Supersession</w:t>
+            </w:r>
+          </w:p>
+        </w:tc>
+        <w:tc>
+          <w:tcPr>
+            <w:tcW w:type="dxa" w:w="5112"/>
+          </w:tcPr>
+          <w:p>
+            <w:r>
+              <w:t>A documented replacement relationship between versions</w:t>
+            </w:r>
+          </w:p>
+        </w:tc>
+      </w:tr>
+      <w:tr>
+        <w:tc>
+          <w:tcPr>
+            <w:tcW w:type="dxa" w:w="5112"/>
+          </w:tcPr>
+          <w:p>
+            <w:r>
+              <w:t>Temporal scope</w:t>
+            </w:r>
+          </w:p>
+        </w:tc>
+        <w:tc>
+          <w:tcPr>
+            <w:tcW w:type="dxa" w:w="5112"/>
+          </w:tcPr>
+          <w:p>
+            <w:r>
+              <w:t>The time conditions a claim concerns</w:t>
+            </w:r>
+          </w:p>
+        </w:tc>
+      </w:tr>
+    </w:tbl>
+    <w:p>
+      <w:pPr>
+        <w:pStyle w:val="Heading2"/>
+      </w:pPr>
+      <w:r>
+        <w:t>Earlier wording, alternatives and picture transcripts · reference / check after trying</w:t>
+      </w:r>
+    </w:p>
+    <w:p>
+      <w:pPr>
+        <w:spacing w:line="336" w:lineRule="auto" w:after="180"/>
+      </w:pPr>
+      <w:r>
+        <w:rPr>
+          <w:b w:val="0"/>
+        </w:rPr>
+        <w:t>VOCABULARY LAB</w:t>
+      </w:r>
+    </w:p>
+    <w:p>
+      <w:pPr>
+        <w:spacing w:line="336" w:lineRule="auto" w:after="180"/>
+      </w:pPr>
+      <w:r>
+        <w:rPr>
+          <w:b w:val="0"/>
+        </w:rPr>
+        <w:t>Words You Can Use to Reason</w:t>
+      </w:r>
+    </w:p>
+    <w:p>
+      <w:pPr>
+        <w:spacing w:line="336" w:lineRule="auto" w:after="180"/>
+      </w:pPr>
+      <w:r>
+        <w:rPr>
+          <w:b w:val="0"/>
+        </w:rPr>
+        <w:t>A definition matters when you can recognize the idea, use it, and contrast it with a near-miss.</w:t>
+      </w:r>
+    </w:p>
+    <w:p>
+      <w:r>
+        <w:drawing>
+          <wp:inline xmlns:a="http://schemas.openxmlformats.org/drawingml/2006/main" xmlns:pic="http://schemas.openxmlformats.org/drawingml/2006/picture">
+            <wp:extent cx="5486400" cy="3200400"/>
+            <wp:docPr id="23" name="Picture 23" descr="Vocabulary badge: authority"/>
+            <wp:cNvGraphicFramePr>
+              <a:graphicFrameLocks noChangeAspect="1"/>
+            </wp:cNvGraphicFramePr>
+            <a:graphic>
+              <a:graphicData uri="http://schemas.openxmlformats.org/drawingml/2006/picture">
+                <pic:pic>
+                  <pic:nvPicPr>
+                    <pic:cNvPr id="0" name="782d023bf3df5e09de4688d8ddc8fdb1de1f07c65d9dd3f85d877fb67c075bf4.png"/>
+                    <pic:cNvPicPr/>
+                  </pic:nvPicPr>
+                  <pic:blipFill>
+                    <a:blip r:embed="rId26"/>
+                    <a:stretch>
+                      <a:fillRect/>
+                    </a:stretch>
+                  </pic:blipFill>
+                  <pic:spPr>
+                    <a:xfrm>
+                      <a:off x="0" y="0"/>
+                      <a:ext cx="5486400" cy="3200400"/>
+                    </a:xfrm>
+                    <a:prstGeom prst="rect"/>
+                  </pic:spPr>
+                </pic:pic>
+              </a:graphicData>
+            </a:graphic>
+          </wp:inline>
+        </w:drawing>
+      </w:r>
+    </w:p>
+    <w:p>
+      <w:r>
+        <w:drawing>
+          <wp:inline xmlns:a="http://schemas.openxmlformats.org/drawingml/2006/main" xmlns:pic="http://schemas.openxmlformats.org/drawingml/2006/picture">
+            <wp:extent cx="5486400" cy="3200400"/>
+            <wp:docPr id="24" name="Picture 24" descr="Vocabulary badge: relevance"/>
+            <wp:cNvGraphicFramePr>
+              <a:graphicFrameLocks noChangeAspect="1"/>
+            </wp:cNvGraphicFramePr>
+            <a:graphic>
+              <a:graphicData uri="http://schemas.openxmlformats.org/drawingml/2006/picture">
+                <pic:pic>
+                  <pic:nvPicPr>
+                    <pic:cNvPr id="0" name="fa4f30abdf80dcaad0bfdbd3cf13ad7d9ec8385b4385726c4077543ab040783a.png"/>
+                    <pic:cNvPicPr/>
+                  </pic:nvPicPr>
+                  <pic:blipFill>
+                    <a:blip r:embed="rId27"/>
+                    <a:stretch>
+                      <a:fillRect/>
+                    </a:stretch>
+                  </pic:blipFill>
+                  <pic:spPr>
+                    <a:xfrm>
+                      <a:off x="0" y="0"/>
+                      <a:ext cx="5486400" cy="3200400"/>
+                    </a:xfrm>
+                    <a:prstGeom prst="rect"/>
+                  </pic:spPr>
+                </pic:pic>
+              </a:graphicData>
+            </a:graphic>
+          </wp:inline>
+        </w:drawing>
+      </w:r>
+    </w:p>
+    <w:p>
+      <w:r>
+        <w:drawing>
+          <wp:inline xmlns:a="http://schemas.openxmlformats.org/drawingml/2006/main" xmlns:pic="http://schemas.openxmlformats.org/drawingml/2006/picture">
+            <wp:extent cx="5486400" cy="3200400"/>
+            <wp:docPr id="25" name="Picture 25" descr="Vocabulary badge: currency"/>
+            <wp:cNvGraphicFramePr>
+              <a:graphicFrameLocks noChangeAspect="1"/>
+            </wp:cNvGraphicFramePr>
+            <a:graphic>
+              <a:graphicData uri="http://schemas.openxmlformats.org/drawingml/2006/picture">
+                <pic:pic>
+                  <pic:nvPicPr>
+                    <pic:cNvPr id="0" name="3f2185295b39e03738496f99e913cf0a1a707e93c1371fa944d15f5ec96e117a.png"/>
+                    <pic:cNvPicPr/>
+                  </pic:nvPicPr>
+                  <pic:blipFill>
+                    <a:blip r:embed="rId28"/>
+                    <a:stretch>
+                      <a:fillRect/>
+                    </a:stretch>
+                  </pic:blipFill>
+                  <pic:spPr>
+                    <a:xfrm>
+                      <a:off x="0" y="0"/>
+                      <a:ext cx="5486400" cy="3200400"/>
+                    </a:xfrm>
+                    <a:prstGeom prst="rect"/>
+                  </pic:spPr>
+                </pic:pic>
+              </a:graphicData>
+            </a:graphic>
+          </wp:inline>
+        </w:drawing>
+      </w:r>
+    </w:p>
+    <w:p>
+      <w:r>
+        <w:drawing>
+          <wp:inline xmlns:a="http://schemas.openxmlformats.org/drawingml/2006/main" xmlns:pic="http://schemas.openxmlformats.org/drawingml/2006/picture">
+            <wp:extent cx="5486400" cy="3200400"/>
+            <wp:docPr id="26" name="Picture 26" descr="Vocabulary badge: independence"/>
+            <wp:cNvGraphicFramePr>
+              <a:graphicFrameLocks noChangeAspect="1"/>
+            </wp:cNvGraphicFramePr>
+            <a:graphic>
+              <a:graphicData uri="http://schemas.openxmlformats.org/drawingml/2006/picture">
+                <pic:pic>
+                  <pic:nvPicPr>
+                    <pic:cNvPr id="0" name="9c3164a8fd5245f28aa99eda088f2bc8c1d182909ccf95c2d1bd1443a246433b.png"/>
+                    <pic:cNvPicPr/>
+                  </pic:nvPicPr>
+                  <pic:blipFill>
+                    <a:blip r:embed="rId29"/>
+                    <a:stretch>
+                      <a:fillRect/>
+                    </a:stretch>
+                  </pic:blipFill>
+                  <pic:spPr>
+                    <a:xfrm>
+                      <a:off x="0" y="0"/>
+                      <a:ext cx="5486400" cy="3200400"/>
+                    </a:xfrm>
+                    <a:prstGeom prst="rect"/>
+                  </pic:spPr>
+                </pic:pic>
+              </a:graphicData>
+            </a:graphic>
+          </wp:inline>
+        </w:drawing>
+      </w:r>
+    </w:p>
+    <w:p>
+      <w:pPr>
+        <w:pStyle w:val="Heading3"/>
+      </w:pPr>
+      <w:r>
+        <w:t>Words used in the closer explanation</w:t>
+      </w:r>
+    </w:p>
+    <w:p>
+      <w:pPr>
+        <w:pStyle w:val="Heading1"/>
+      </w:pPr>
+      <w:r>
+        <w:t>10. Choose a stronger thinking challenge</w:t>
+      </w:r>
+    </w:p>
+    <w:p>
+      <w:r>
+        <w:t>Choose the next useful challenge rather than treating the whole ladder as compulsory.</w:t>
+      </w:r>
+    </w:p>
+    <w:p>
+      <w:pPr>
+        <w:pStyle w:val="Heading2"/>
+      </w:pPr>
+      <w:r>
+        <w:t>Pick your next step</w:t>
+      </w:r>
+    </w:p>
+    <w:p>
+      <w:pPr>
+        <w:pStyle w:val="ListBullet"/>
+      </w:pPr>
+      <w:r>
+        <w:t>1 • NAME: Define the concept without repeating the textbook.</w:t>
+      </w:r>
+    </w:p>
+    <w:p>
+      <w:pPr>
+        <w:pStyle w:val="ListBullet"/>
+      </w:pPr>
+      <w:r>
+        <w:t>2 • TRACE: Show the information, state, branch, calculation, or evidence path.</w:t>
+      </w:r>
+    </w:p>
+    <w:p>
+      <w:pPr>
+        <w:pStyle w:val="ListBullet"/>
+      </w:pPr>
+      <w:r>
+        <w:t>3 • APPLY: Solve a different example independently.</w:t>
+      </w:r>
+    </w:p>
+    <w:p>
+      <w:pPr>
+        <w:pStyle w:val="ListBullet"/>
+      </w:pPr>
+      <w:r>
+        <w:t>4 • CHALLENGE: Find a boundary case, counterexample, or unfair outcome.</w:t>
+      </w:r>
+    </w:p>
+    <w:p>
+      <w:pPr>
+        <w:pStyle w:val="ListBullet"/>
+      </w:pPr>
+      <w:r>
+        <w:t>5 • EXPLAIN LIMITS: Say when the result should not be trusted or used alone.</w:t>
+      </w:r>
+    </w:p>
+    <w:p>
+      <w:pPr>
+        <w:pStyle w:val="ListBullet"/>
+      </w:pPr>
+      <w:r>
+        <w:t>My strongest evidence of independent understanding:</w:t>
+      </w:r>
+    </w:p>
+    <w:p>
+      <w:pPr>
+        <w:pStyle w:val="Heading3"/>
+      </w:pPr>
+      <w:r>
+        <w:t>Write or draw your reasoning and evidence.</w:t>
+      </w:r>
+    </w:p>
+    <w:p>
+      <w:r>
+        <w:t>________________________________________________________________</w:t>
+      </w:r>
+    </w:p>
+    <w:p>
+      <w:r>
+        <w:t>________________________________________________________________</w:t>
+      </w:r>
+    </w:p>
+    <w:p>
+      <w:r>
+        <w:t>________________________________________________________________</w:t>
+      </w:r>
+    </w:p>
+    <w:p>
+      <w:r>
+        <w:t>________________________________________________________________</w:t>
+      </w:r>
+    </w:p>
+    <w:p>
+      <w:r>
+        <w:t>________________________________________________________________</w:t>
+      </w:r>
+    </w:p>
+    <w:p>
+      <w:pPr>
+        <w:pStyle w:val="Heading2"/>
+      </w:pPr>
+      <w:r>
+        <w:t>Earlier wording, alternatives and picture transcripts · reference / check after trying</w:t>
+      </w:r>
+    </w:p>
+    <w:p>
+      <w:pPr>
+        <w:spacing w:line="336" w:lineRule="auto" w:after="180"/>
+      </w:pPr>
+      <w:r>
+        <w:rPr>
+          <w:b w:val="0"/>
         </w:rPr>
         <w:t>MASTERY</w:t>
       </w:r>
@@ -4186,7 +5769,7 @@
         <w:drawing>
           <wp:inline xmlns:a="http://schemas.openxmlformats.org/drawingml/2006/main" xmlns:pic="http://schemas.openxmlformats.org/drawingml/2006/picture">
             <wp:extent cx="5486400" cy="1719072"/>
-            <wp:docPr id="19" name="Picture 19" descr="Mastery ladder for Source Quality"/>
+            <wp:docPr id="27" name="Picture 27" descr="Mastery ladder for Source Quality"/>
             <wp:cNvGraphicFramePr>
               <a:graphicFrameLocks noChangeAspect="1"/>
             </wp:cNvGraphicFramePr>
@@ -4198,7 +5781,7 @@
                     <pic:cNvPicPr/>
                   </pic:nvPicPr>
                   <pic:blipFill>
-                    <a:blip r:embed="rId26"/>
+                    <a:blip r:embed="rId30"/>
                     <a:stretch>
                       <a:fillRect/>
                     </a:stretch>
@@ -4219,24 +5802,144 @@
     </w:p>
     <w:p>
       <w:pPr>
+        <w:pStyle w:val="Heading1"/>
+      </w:pPr>
+      <w:r>
+        <w:t>12. Reference: check your explanation</w:t>
+      </w:r>
+    </w:p>
+    <w:p>
+      <w:r>
+        <w:t>Use after practice. Trace a new capacity version independently is the selected independent case.</w:t>
+      </w:r>
+    </w:p>
+    <w:p>
+      <w:pPr>
+        <w:pStyle w:val="Heading2"/>
+      </w:pPr>
+      <w:r>
+        <w:t>Check the evidence and its limit</w:t>
+      </w:r>
+    </w:p>
+    <w:p>
+      <w:pPr>
+        <w:pStyle w:val="ListBullet"/>
+      </w:pPr>
+      <w:r>
+        <w:t>1. My fresh example, trace, calculation, or design:</w:t>
+      </w:r>
+    </w:p>
+    <w:p>
+      <w:pPr>
+        <w:pStyle w:val="Heading3"/>
+      </w:pPr>
+      <w:r>
+        <w:t>Write or draw your reasoning and evidence.</w:t>
+      </w:r>
+    </w:p>
+    <w:p>
+      <w:r>
+        <w:t>________________________________________________________________</w:t>
+      </w:r>
+    </w:p>
+    <w:p>
+      <w:r>
+        <w:t>________________________________________________________________</w:t>
+      </w:r>
+    </w:p>
+    <w:p>
+      <w:r>
+        <w:t>________________________________________________________________</w:t>
+      </w:r>
+    </w:p>
+    <w:p>
+      <w:r>
+        <w:t>________________________________________________________________</w:t>
+      </w:r>
+    </w:p>
+    <w:p>
+      <w:r>
+        <w:t>________________________________________________________________</w:t>
+      </w:r>
+    </w:p>
+    <w:p>
+      <w:pPr>
+        <w:pStyle w:val="ListBullet"/>
+      </w:pPr>
+      <w:r>
+        <w:t>2. My evidence that it works (include a boundary or missing-data case):</w:t>
+      </w:r>
+    </w:p>
+    <w:p>
+      <w:pPr>
+        <w:pStyle w:val="Heading3"/>
+      </w:pPr>
+      <w:r>
+        <w:t>Write or draw your reasoning and evidence.</w:t>
+      </w:r>
+    </w:p>
+    <w:p>
+      <w:r>
+        <w:t>________________________________________________________________</w:t>
+      </w:r>
+    </w:p>
+    <w:p>
+      <w:r>
+        <w:t>________________________________________________________________</w:t>
+      </w:r>
+    </w:p>
+    <w:p>
+      <w:r>
+        <w:t>________________________________________________________________</w:t>
+      </w:r>
+    </w:p>
+    <w:p>
+      <w:r>
+        <w:t>________________________________________________________________</w:t>
+      </w:r>
+    </w:p>
+    <w:p>
+      <w:r>
+        <w:t>________________________________________________________________</w:t>
+      </w:r>
+    </w:p>
+    <w:p>
+      <w:pPr>
+        <w:pStyle w:val="ListBullet"/>
+      </w:pPr>
+      <w:r>
+        <w:t>3. One limitation, fairness concern, or situation needing human review:</w:t>
+      </w:r>
+    </w:p>
+    <w:p>
+      <w:pPr>
+        <w:pStyle w:val="Heading2"/>
+      </w:pPr>
+      <w:r>
+        <w:t>Self-check and record</w:t>
+      </w:r>
+    </w:p>
+    <w:p>
+      <w:pPr>
         <w:spacing w:line="336" w:lineRule="auto" w:after="180"/>
       </w:pPr>
       <w:r>
         <w:rPr>
           <w:b w:val="0"/>
         </w:rPr>
-        <w:t>1 • NAME: Define the concept without repeating the textbook.</w:t>
-      </w:r>
-    </w:p>
-    <w:p>
-      <w:pPr>
-        <w:spacing w:line="336" w:lineRule="auto" w:after="180"/>
-      </w:pPr>
+        <w:t xml:space="preserve">SELF-CHECK  □ I explained the </w:t>
+      </w:r>
+      <w:r>
+        <w:rPr>
+          <w:b/>
+        </w:rPr>
+        <w:t>mechanism</w:t>
+      </w:r>
       <w:r>
         <w:rPr>
           <w:b w:val="0"/>
         </w:rPr>
-        <w:t xml:space="preserve">2 • TRACE: Show the information, state, branch, calculation, or </w:t>
+        <w:t xml:space="preserve">  □ I used </w:t>
       </w:r>
       <w:r>
         <w:rPr>
@@ -4248,7 +5951,15 @@
         <w:rPr>
           <w:b w:val="0"/>
         </w:rPr>
-        <w:t xml:space="preserve"> path.</w:t>
+        <w:t xml:space="preserve">  □ I tested a fresh case  □ I named a limitation  □ I can answer ‘why?’</w:t>
+      </w:r>
+    </w:p>
+    <w:p>
+      <w:pPr>
+        <w:pStyle w:val="Heading2"/>
+      </w:pPr>
+      <w:r>
+        <w:t>Earlier wording, alternatives and picture transcripts · reference / check after trying</w:t>
       </w:r>
     </w:p>
     <w:p>
@@ -4259,7 +5970,7 @@
         <w:rPr>
           <w:b w:val="0"/>
         </w:rPr>
-        <w:t>3 • APPLY: Solve a different example independently.</w:t>
+        <w:t>INDEPENDENT MASTERY PROOF</w:t>
       </w:r>
     </w:p>
     <w:p>
@@ -4270,7 +5981,7 @@
         <w:rPr>
           <w:b w:val="0"/>
         </w:rPr>
-        <w:t>4 • CHALLENGE: Find a boundary case, counterexample, or unfair outcome.</w:t>
+        <w:t>Checklist for explaining this week’s idea</w:t>
       </w:r>
     </w:p>
     <w:p>
@@ -4281,109 +5992,7 @@
         <w:rPr>
           <w:b w:val="0"/>
         </w:rPr>
-        <w:t>5 • EXPLAIN LIMITS: Say when the result should not be trusted or used alone.</w:t>
-      </w:r>
-    </w:p>
-    <w:p>
-      <w:pPr>
-        <w:spacing w:line="336" w:lineRule="auto" w:after="180"/>
-      </w:pPr>
-      <w:r>
-        <w:rPr>
-          <w:b w:val="0"/>
-        </w:rPr>
-        <w:t xml:space="preserve">My strongest </w:t>
-      </w:r>
-      <w:r>
-        <w:rPr>
-          <w:b/>
-        </w:rPr>
-        <w:t>evidence</w:t>
-      </w:r>
-      <w:r>
-        <w:rPr>
-          <w:b w:val="0"/>
-        </w:rPr>
-        <w:t xml:space="preserve"> of independent understanding:</w:t>
-      </w:r>
-    </w:p>
-    <w:p>
-      <w:pPr>
-        <w:pStyle w:val="Heading3"/>
-      </w:pPr>
-      <w:r>
-        <w:t>Write or draw your reasoning and evidence.</w:t>
-      </w:r>
-    </w:p>
-    <w:p>
-      <w:r>
-        <w:t>________________________________________________________________</w:t>
-      </w:r>
-    </w:p>
-    <w:p>
-      <w:r>
-        <w:t>________________________________________________________________</w:t>
-      </w:r>
-    </w:p>
-    <w:p>
-      <w:r>
-        <w:t>________________________________________________________________</w:t>
-      </w:r>
-    </w:p>
-    <w:p>
-      <w:r>
-        <w:t>________________________________________________________________</w:t>
-      </w:r>
-    </w:p>
-    <w:p>
-      <w:r>
-        <w:t>________________________________________________________________</w:t>
-      </w:r>
-    </w:p>
-    <w:p>
-      <w:pPr>
-        <w:pStyle w:val="Heading1"/>
-      </w:pPr>
-      <w:r>
-        <w:t>11. Connect your project</w:t>
-      </w:r>
-    </w:p>
-    <w:p>
-      <w:r>
-        <w:t>Apply this week’s idea to Verified Study Buddy. Keep an annotated decision and the evidence supporting it.</w:t>
-      </w:r>
-    </w:p>
-    <w:p>
-      <w:pPr>
-        <w:spacing w:line="336" w:lineRule="auto" w:after="180"/>
-      </w:pPr>
-      <w:r>
-        <w:rPr>
-          <w:b/>
-        </w:rPr>
-        <w:t>CUMULATIVE PROJECT</w:t>
-      </w:r>
-    </w:p>
-    <w:p>
-      <w:pPr>
-        <w:spacing w:line="336" w:lineRule="auto" w:after="180"/>
-      </w:pPr>
-      <w:r>
-        <w:rPr>
-          <w:b w:val="0"/>
-        </w:rPr>
-        <w:t>Verified Study Buddy</w:t>
-      </w:r>
-    </w:p>
-    <w:p>
-      <w:pPr>
-        <w:spacing w:line="336" w:lineRule="auto" w:after="180"/>
-      </w:pPr>
-      <w:r>
-        <w:rPr>
-          <w:b w:val="0"/>
-        </w:rPr>
-        <w:t>Every week adds one inspectable piece. The system must show how it reached a result.</w:t>
+        <w:t>Use after practice. Trace a new capacity version independently is the selected independent case.</w:t>
       </w:r>
     </w:p>
     <w:p>
@@ -4391,7 +6000,7 @@
         <w:drawing>
           <wp:inline xmlns:a="http://schemas.openxmlformats.org/drawingml/2006/main" xmlns:pic="http://schemas.openxmlformats.org/drawingml/2006/picture">
             <wp:extent cx="5486400" cy="1901952"/>
-            <wp:docPr id="20" name="Picture 20" descr="Book recommender connection for Source Quality"/>
+            <wp:docPr id="28" name="Picture 28" descr="Independent proof graphic for Source Quality"/>
             <wp:cNvGraphicFramePr>
               <a:graphicFrameLocks noChangeAspect="1"/>
             </wp:cNvGraphicFramePr>
@@ -4399,11 +6008,11 @@
               <a:graphicData uri="http://schemas.openxmlformats.org/drawingml/2006/picture">
                 <pic:pic>
                   <pic:nvPicPr>
-                    <pic:cNvPr id="0" name="cfc2c815225553071d869ff8f4d7086cb7a5babb0bbc1dbe3ab1d7c86cf37d3c.png"/>
+                    <pic:cNvPr id="0" name="6ef95f7a6797dbef60f8a1e4213bf98973a607a4ffcea47bdfaae61d8f20a502.png"/>
                     <pic:cNvPicPr/>
                   </pic:nvPicPr>
                   <pic:blipFill>
-                    <a:blip r:embed="rId27"/>
+                    <a:blip r:embed="rId31"/>
                     <a:stretch>
                       <a:fillRect/>
                     </a:stretch>
@@ -4430,7 +6039,7 @@
         <w:rPr>
           <w:b w:val="0"/>
         </w:rPr>
-        <w:t>THIS WEEK’S CHECKPOINT  Use an approved source list and record why each source fits the learner’s question.</w:t>
+        <w:t>EXPLANATION CHECK  Require the stated authority chain,effective-time boundary,applicable version and unresolved-policy limit.</w:t>
       </w:r>
     </w:p>
     <w:p>
@@ -4438,44 +6047,6 @@
         <w:pStyle w:val="Heading3"/>
       </w:pPr>
       <w:r>
-        <w:t>Trace the system</w:t>
-      </w:r>
-    </w:p>
-    <w:p>
-      <w:pPr>
-        <w:spacing w:line="336" w:lineRule="auto" w:after="180"/>
-        <w:shd w:fill="EDF7F3"/>
-      </w:pPr>
-      <w:r>
-        <w:rPr>
-          <w:b w:val="0"/>
-        </w:rPr>
-        <w:t xml:space="preserve">SYSTEM MAP  Learner need → prompt/schema → approved sources/retrieval → model/tool → structured answer → verification → </w:t>
-      </w:r>
-      <w:r>
-        <w:rPr>
-          <w:b/>
-        </w:rPr>
-        <w:t>human decision</w:t>
-      </w:r>
-    </w:p>
-    <w:p>
-      <w:pPr>
-        <w:spacing w:line="336" w:lineRule="auto" w:after="180"/>
-        <w:shd w:fill="F5F1FB"/>
-      </w:pPr>
-      <w:r>
-        <w:rPr>
-          <w:b w:val="0"/>
-        </w:rPr>
-        <w:t>What will you add, change, or verify in the project this week?</w:t>
-      </w:r>
-    </w:p>
-    <w:p>
-      <w:pPr>
-        <w:pStyle w:val="Heading3"/>
-      </w:pPr>
-      <w:r>
         <w:t>Write or draw your reasoning and evidence.</w:t>
       </w:r>
     </w:p>
@@ -4506,464 +6077,23 @@
     </w:p>
     <w:p>
       <w:pPr>
-        <w:spacing w:line="336" w:lineRule="auto" w:after="180"/>
-        <w:shd w:fill="F5F1FB"/>
-      </w:pPr>
-      <w:r>
-        <w:rPr>
-          <w:b w:val="0"/>
-        </w:rPr>
-        <w:t xml:space="preserve">What should remain under </w:t>
-      </w:r>
-      <w:r>
-        <w:rPr>
-          <w:b/>
-        </w:rPr>
-        <w:t>human control</w:t>
-      </w:r>
-      <w:r>
-        <w:rPr>
-          <w:b w:val="0"/>
-        </w:rPr>
-        <w:t>?</w:t>
-      </w:r>
-    </w:p>
-    <w:p>
-      <w:pPr>
-        <w:pStyle w:val="Heading3"/>
-      </w:pPr>
-      <w:r>
-        <w:t>Write or draw your reasoning and evidence.</w:t>
-      </w:r>
-    </w:p>
-    <w:p>
-      <w:r>
-        <w:t>________________________________________________________________</w:t>
-      </w:r>
-    </w:p>
-    <w:p>
-      <w:r>
-        <w:t>________________________________________________________________</w:t>
-      </w:r>
-    </w:p>
-    <w:p>
-      <w:r>
-        <w:t>________________________________________________________________</w:t>
-      </w:r>
-    </w:p>
-    <w:p>
-      <w:r>
-        <w:t>________________________________________________________________</w:t>
-      </w:r>
-    </w:p>
-    <w:p>
-      <w:r>
-        <w:t>________________________________________________________________</w:t>
-      </w:r>
-    </w:p>
-    <w:p>
-      <w:pPr>
-        <w:pStyle w:val="Heading3"/>
-      </w:pPr>
-      <w:r>
-        <w:t>Responsible design</w:t>
-      </w:r>
-    </w:p>
-    <w:p>
-      <w:pPr>
-        <w:spacing w:line="336" w:lineRule="auto" w:after="180"/>
-        <w:shd w:fill="FFF5E6"/>
-      </w:pPr>
-      <w:r>
-        <w:rPr>
-          <w:b w:val="0"/>
-        </w:rPr>
-        <w:t xml:space="preserve">RESPONSIBLE DESIGN  Collect only necessary information. Show uncertainty and limits. Never confuse fluent </w:t>
-      </w:r>
-      <w:r>
-        <w:rPr>
-          <w:b/>
-        </w:rPr>
-        <w:t>output</w:t>
-      </w:r>
-      <w:r>
-        <w:rPr>
-          <w:b w:val="0"/>
-        </w:rPr>
-        <w:t xml:space="preserve"> with verified truth.</w:t>
-      </w:r>
-    </w:p>
-    <w:p>
-      <w:pPr>
-        <w:pStyle w:val="Heading3"/>
-      </w:pPr>
-      <w:r>
-        <w:t>Evidence for your project</w:t>
-      </w:r>
-    </w:p>
-    <w:p>
-      <w:pPr>
-        <w:spacing w:line="336" w:lineRule="auto" w:after="180"/>
-      </w:pPr>
-      <w:r>
-        <w:rPr>
-          <w:b w:val="0"/>
-        </w:rPr>
-        <w:t xml:space="preserve">Store Study Buddy source identity, version, </w:t>
-      </w:r>
-      <w:r>
-        <w:rPr>
-          <w:b/>
-        </w:rPr>
-        <w:t>authority</w:t>
-      </w:r>
-      <w:r>
-        <w:rPr>
-          <w:b w:val="0"/>
-        </w:rPr>
-        <w:t xml:space="preserve"> and effective date, especially for schedules or changing classroom rules.</w:t>
-      </w:r>
-    </w:p>
-    <w:p>
-      <w:pPr>
         <w:pStyle w:val="Heading1"/>
       </w:pPr>
       <w:r>
-        <w:t>12. Show what you know</w:t>
-      </w:r>
-    </w:p>
-    <w:p>
-      <w:r>
-        <w:t>Use a genuinely new case for independent evidence. Previously discussed examples remain practice; use the separately named independent case before feedback.</w:t>
-      </w:r>
-    </w:p>
-    <w:p>
-      <w:pPr>
-        <w:pStyle w:val="Heading3"/>
-      </w:pPr>
-      <w:r>
-        <w:t>Independent evidence</w:t>
-      </w:r>
-    </w:p>
-    <w:p>
-      <w:pPr>
-        <w:spacing w:line="336" w:lineRule="auto" w:after="180"/>
-        <w:shd w:fill="FFF5E6"/>
-      </w:pPr>
-      <w:r>
-        <w:rPr>
-          <w:b w:val="0"/>
-        </w:rPr>
-        <w:t>INDEPENDENT MASTERY PROOF</w:t>
-      </w:r>
-    </w:p>
-    <w:p>
-      <w:pPr>
-        <w:spacing w:line="336" w:lineRule="auto" w:after="180"/>
-      </w:pPr>
-      <w:r>
-        <w:rPr>
-          <w:b w:val="0"/>
-        </w:rPr>
-        <w:t>Explain • Transfer • Test • Defend</w:t>
-      </w:r>
-    </w:p>
-    <w:p>
-      <w:pPr>
-        <w:spacing w:line="336" w:lineRule="auto" w:after="180"/>
-      </w:pPr>
-      <w:r>
-        <w:rPr>
-          <w:b w:val="0"/>
-        </w:rPr>
-        <w:t>Complete this page without copying the worked example. Your reasoning matters more than decoration.</w:t>
-      </w:r>
-    </w:p>
-    <w:p>
-      <w:r>
-        <w:drawing>
-          <wp:inline xmlns:a="http://schemas.openxmlformats.org/drawingml/2006/main" xmlns:pic="http://schemas.openxmlformats.org/drawingml/2006/picture">
-            <wp:extent cx="5486400" cy="1901952"/>
-            <wp:docPr id="21" name="Picture 21" descr="Independent proof graphic for Source Quality"/>
-            <wp:cNvGraphicFramePr>
-              <a:graphicFrameLocks noChangeAspect="1"/>
-            </wp:cNvGraphicFramePr>
-            <a:graphic>
-              <a:graphicData uri="http://schemas.openxmlformats.org/drawingml/2006/picture">
-                <pic:pic>
-                  <pic:nvPicPr>
-                    <pic:cNvPr id="0" name="6ef95f7a6797dbef60f8a1e4213bf98973a607a4ffcea47bdfaae61d8f20a502.png"/>
-                    <pic:cNvPicPr/>
-                  </pic:nvPicPr>
-                  <pic:blipFill>
-                    <a:blip r:embed="rId28"/>
-                    <a:stretch>
-                      <a:fillRect/>
-                    </a:stretch>
-                  </pic:blipFill>
-                  <pic:spPr>
-                    <a:xfrm>
-                      <a:off x="0" y="0"/>
-                      <a:ext cx="5486400" cy="1901952"/>
-                    </a:xfrm>
-                    <a:prstGeom prst="rect"/>
-                  </pic:spPr>
-                </pic:pic>
-              </a:graphicData>
-            </a:graphic>
-          </wp:inline>
-        </w:drawing>
-      </w:r>
-    </w:p>
-    <w:p>
-      <w:pPr>
-        <w:pStyle w:val="Heading3"/>
-      </w:pPr>
-      <w:r>
-        <w:t>Try a more demanding case</w:t>
-      </w:r>
-    </w:p>
-    <w:p>
-      <w:pPr>
-        <w:spacing w:line="336" w:lineRule="auto" w:after="180"/>
-        <w:shd w:fill="F5F1FB"/>
-      </w:pPr>
-      <w:r>
-        <w:rPr>
-          <w:b w:val="0"/>
-        </w:rPr>
-        <w:t>CHALLENGE  Rank four sources for a low-risk school research question.</w:t>
-      </w:r>
-    </w:p>
-    <w:p>
-      <w:pPr>
-        <w:spacing w:line="336" w:lineRule="auto" w:after="180"/>
-        <w:shd w:fill="F4F9FC"/>
-      </w:pPr>
-      <w:r>
-        <w:rPr>
-          <w:b w:val="0"/>
-        </w:rPr>
-        <w:t>1. My fresh example, trace, calculation, or design:</w:t>
-      </w:r>
-    </w:p>
-    <w:p>
-      <w:pPr>
-        <w:pStyle w:val="Heading3"/>
-      </w:pPr>
-      <w:r>
-        <w:t>Write or draw your reasoning and evidence.</w:t>
-      </w:r>
-    </w:p>
-    <w:p>
-      <w:r>
-        <w:t>________________________________________________________________</w:t>
-      </w:r>
-    </w:p>
-    <w:p>
-      <w:r>
-        <w:t>________________________________________________________________</w:t>
-      </w:r>
-    </w:p>
-    <w:p>
-      <w:r>
-        <w:t>________________________________________________________________</w:t>
-      </w:r>
-    </w:p>
-    <w:p>
-      <w:r>
-        <w:t>________________________________________________________________</w:t>
-      </w:r>
-    </w:p>
-    <w:p>
-      <w:r>
-        <w:t>________________________________________________________________</w:t>
-      </w:r>
-    </w:p>
-    <w:p>
-      <w:pPr>
-        <w:spacing w:line="336" w:lineRule="auto" w:after="180"/>
-        <w:shd w:fill="F4F9FC"/>
-      </w:pPr>
-      <w:r>
-        <w:rPr>
-          <w:b w:val="0"/>
-        </w:rPr>
-        <w:t xml:space="preserve">2. My </w:t>
-      </w:r>
-      <w:r>
-        <w:rPr>
-          <w:b/>
-        </w:rPr>
-        <w:t>evidence</w:t>
-      </w:r>
-      <w:r>
-        <w:rPr>
-          <w:b w:val="0"/>
-        </w:rPr>
-        <w:t xml:space="preserve"> that it works (include a boundary or missing-data case):</w:t>
-      </w:r>
-    </w:p>
-    <w:p>
-      <w:pPr>
-        <w:pStyle w:val="Heading3"/>
-      </w:pPr>
-      <w:r>
-        <w:t>Write or draw your reasoning and evidence.</w:t>
-      </w:r>
-    </w:p>
-    <w:p>
-      <w:r>
-        <w:t>________________________________________________________________</w:t>
-      </w:r>
-    </w:p>
-    <w:p>
-      <w:r>
-        <w:t>________________________________________________________________</w:t>
-      </w:r>
-    </w:p>
-    <w:p>
-      <w:r>
-        <w:t>________________________________________________________________</w:t>
-      </w:r>
-    </w:p>
-    <w:p>
-      <w:r>
-        <w:t>________________________________________________________________</w:t>
-      </w:r>
-    </w:p>
-    <w:p>
-      <w:r>
-        <w:t>________________________________________________________________</w:t>
-      </w:r>
-    </w:p>
-    <w:p>
-      <w:pPr>
-        <w:spacing w:line="336" w:lineRule="auto" w:after="180"/>
-        <w:shd w:fill="F4F9FC"/>
-      </w:pPr>
-      <w:r>
-        <w:rPr>
-          <w:b w:val="0"/>
-        </w:rPr>
-        <w:t>3. One limitation, fairness concern, or situation needing human review:</w:t>
-      </w:r>
-    </w:p>
-    <w:p>
-      <w:pPr>
-        <w:pStyle w:val="Heading3"/>
-      </w:pPr>
-      <w:r>
-        <w:t>Write or draw your reasoning and evidence.</w:t>
-      </w:r>
-    </w:p>
-    <w:p>
-      <w:r>
-        <w:t>________________________________________________________________</w:t>
-      </w:r>
-    </w:p>
-    <w:p>
-      <w:r>
-        <w:t>________________________________________________________________</w:t>
-      </w:r>
-    </w:p>
-    <w:p>
-      <w:r>
-        <w:t>________________________________________________________________</w:t>
-      </w:r>
-    </w:p>
-    <w:p>
-      <w:r>
-        <w:t>________________________________________________________________</w:t>
-      </w:r>
-    </w:p>
-    <w:p>
-      <w:r>
-        <w:t>________________________________________________________________</w:t>
-      </w:r>
-    </w:p>
-    <w:p>
-      <w:pPr>
-        <w:pStyle w:val="Heading3"/>
-      </w:pPr>
-      <w:r>
-        <w:t>Check your explanation</w:t>
-      </w:r>
-    </w:p>
-    <w:p>
-      <w:pPr>
-        <w:spacing w:line="336" w:lineRule="auto" w:after="180"/>
-        <w:shd w:fill="F5F1FB"/>
-      </w:pPr>
-      <w:r>
-        <w:rPr>
-          <w:b w:val="0"/>
-        </w:rPr>
-        <w:t xml:space="preserve">SELF-CHECK  □ I explained the </w:t>
-      </w:r>
-      <w:r>
-        <w:rPr>
-          <w:b/>
-        </w:rPr>
-        <w:t>mechanism</w:t>
-      </w:r>
-      <w:r>
-        <w:rPr>
-          <w:b w:val="0"/>
-        </w:rPr>
-        <w:t xml:space="preserve">  □ I used </w:t>
-      </w:r>
-      <w:r>
-        <w:rPr>
-          <w:b/>
-        </w:rPr>
-        <w:t>evidence</w:t>
-      </w:r>
-      <w:r>
-        <w:rPr>
-          <w:b w:val="0"/>
-        </w:rPr>
-        <w:t xml:space="preserve">  □ I tested a fresh case  □ I named a limitation  □ I can answer ‘why?’</w:t>
-      </w:r>
-    </w:p>
-    <w:p>
-      <w:pPr>
-        <w:pStyle w:val="Heading1"/>
-      </w:pPr>
-      <w:r>
-        <w:t>13. Study a complete case</w:t>
-      </w:r>
-    </w:p>
-    <w:p>
-      <w:r>
-        <w:t>Revisit the complete Source Quality case for supported practice. Repeated examples do not become fresh assessments.</w:t>
-      </w:r>
-    </w:p>
-    <w:p>
-      <w:pPr>
-        <w:pStyle w:val="Heading3"/>
-      </w:pPr>
-      <w:r>
-        <w:t>Week 15 Worked case</w:t>
-      </w:r>
-    </w:p>
-    <w:p>
-      <w:pPr>
-        <w:spacing w:line="336" w:lineRule="auto" w:after="180"/>
-      </w:pPr>
-      <w:r>
-        <w:rPr>
-          <w:b w:val="0"/>
-        </w:rPr>
-        <w:t>Use the supplied details to practise the weekly concept before attempting the independent question. This case extends the illustrated lesson.</w:t>
-      </w:r>
-    </w:p>
-    <w:p>
-      <w:pPr>
-        <w:pStyle w:val="Heading3"/>
-      </w:pPr>
-      <w:r>
-        <w:t>The situation</w:t>
+        <w:t>13. Extra practice: Follow a summary back to its evidence</w:t>
+      </w:r>
+    </w:p>
+    <w:p>
+      <w:r>
+        <w:t>Try the question before opening its worked explanation.</w:t>
+      </w:r>
+    </w:p>
+    <w:p>
+      <w:pPr>
+        <w:pStyle w:val="Heading2"/>
+      </w:pPr>
+      <w:r>
+        <w:t>Read the supplied case and question</w:t>
       </w:r>
     </w:p>
     <w:p>
@@ -4979,16 +6109,7 @@
     </w:p>
     <w:p>
       <w:pPr>
-        <w:pStyle w:val="Heading3"/>
-      </w:pPr>
-      <w:r>
-        <w:t>The question</w:t>
-      </w:r>
-    </w:p>
-    <w:p>
-      <w:pPr>
         <w:spacing w:line="336" w:lineRule="auto" w:after="180"/>
-        <w:shd w:fill="F5F1FB"/>
       </w:pPr>
       <w:r>
         <w:rPr>
@@ -4999,10 +6120,59 @@
     </w:p>
     <w:p>
       <w:pPr>
+        <w:pStyle w:val="Heading2"/>
+      </w:pPr>
+      <w:r>
+        <w:t>Your explanation</w:t>
+      </w:r>
+    </w:p>
+    <w:p>
+      <w:pPr>
+        <w:pStyle w:val="ListBullet"/>
+      </w:pPr>
+      <w:r>
+        <w:t>Which detail supports the answer, and why does it matter?</w:t>
+      </w:r>
+    </w:p>
+    <w:p>
+      <w:pPr>
         <w:pStyle w:val="Heading3"/>
       </w:pPr>
       <w:r>
-        <w:t>Worked explanation</w:t>
+        <w:t>Write or draw your reasoning and evidence.</w:t>
+      </w:r>
+    </w:p>
+    <w:p>
+      <w:r>
+        <w:t>________________________________________________________________</w:t>
+      </w:r>
+    </w:p>
+    <w:p>
+      <w:r>
+        <w:t>________________________________________________________________</w:t>
+      </w:r>
+    </w:p>
+    <w:p>
+      <w:r>
+        <w:t>________________________________________________________________</w:t>
+      </w:r>
+    </w:p>
+    <w:p>
+      <w:r>
+        <w:t>________________________________________________________________</w:t>
+      </w:r>
+    </w:p>
+    <w:p>
+      <w:r>
+        <w:t>________________________________________________________________</w:t>
+      </w:r>
+    </w:p>
+    <w:p>
+      <w:pPr>
+        <w:pStyle w:val="Heading2"/>
+      </w:pPr>
+      <w:r>
+        <w:t>Check after trying · reference / check after trying</w:t>
       </w:r>
     </w:p>
     <w:p>
@@ -5014,75 +6184,6 @@
           <w:b w:val="0"/>
         </w:rPr>
         <w:t>Read the original method, scope and limitations. Original does not mean infallible; summaries may omit conditions.</w:t>
-      </w:r>
-    </w:p>
-    <w:p>
-      <w:pPr>
-        <w:pStyle w:val="Heading3"/>
-      </w:pPr>
-      <w:r>
-        <w:t>Explain it in your own words</w:t>
-      </w:r>
-    </w:p>
-    <w:p>
-      <w:pPr>
-        <w:spacing w:line="336" w:lineRule="auto" w:after="180"/>
-        <w:shd w:fill="F5F1FB"/>
-      </w:pPr>
-      <w:r>
-        <w:rPr>
-          <w:b w:val="0"/>
-        </w:rPr>
-        <w:t>Which detail supports the answer, and why does it matter?</w:t>
-      </w:r>
-    </w:p>
-    <w:p>
-      <w:pPr>
-        <w:pStyle w:val="Heading3"/>
-      </w:pPr>
-      <w:r>
-        <w:t>Write or draw your reasoning and evidence.</w:t>
-      </w:r>
-    </w:p>
-    <w:p>
-      <w:r>
-        <w:t>________________________________________________________________</w:t>
-      </w:r>
-    </w:p>
-    <w:p>
-      <w:r>
-        <w:t>________________________________________________________________</w:t>
-      </w:r>
-    </w:p>
-    <w:p>
-      <w:r>
-        <w:t>________________________________________________________________</w:t>
-      </w:r>
-    </w:p>
-    <w:p>
-      <w:r>
-        <w:t>________________________________________________________________</w:t>
-      </w:r>
-    </w:p>
-    <w:p>
-      <w:r>
-        <w:t>________________________________________________________________</w:t>
-      </w:r>
-    </w:p>
-    <w:p>
-      <w:pPr>
-        <w:pStyle w:val="Heading3"/>
-      </w:pPr>
-      <w:r>
-        <w:t>Trace the supplied case visually</w:t>
-      </w:r>
-    </w:p>
-    <w:p>
-      <w:pPr>
-        <w:pStyle w:val="Heading3"/>
-      </w:pPr>
-      <w:r>
-        <w:t>Follow a summary back to its evidence</w:t>
       </w:r>
     </w:p>
     <w:tbl>
@@ -5211,6 +6312,81 @@
     </w:tbl>
     <w:p>
       <w:pPr>
+        <w:pStyle w:val="Heading2"/>
+      </w:pPr>
+      <w:r>
+        <w:t>Earlier wording, alternatives and picture transcripts · reference / check after trying</w:t>
+      </w:r>
+    </w:p>
+    <w:p>
+      <w:pPr>
+        <w:pStyle w:val="Heading3"/>
+      </w:pPr>
+      <w:r>
+        <w:t>Week 15 Worked case</w:t>
+      </w:r>
+    </w:p>
+    <w:p>
+      <w:pPr>
+        <w:spacing w:line="336" w:lineRule="auto" w:after="180"/>
+      </w:pPr>
+      <w:r>
+        <w:rPr>
+          <w:b w:val="0"/>
+        </w:rPr>
+        <w:t>Use the supplied details to practise the weekly concept before attempting the independent question. This case extends the illustrated lesson.</w:t>
+      </w:r>
+    </w:p>
+    <w:p>
+      <w:pPr>
+        <w:pStyle w:val="Heading3"/>
+      </w:pPr>
+      <w:r>
+        <w:t>The situation</w:t>
+      </w:r>
+    </w:p>
+    <w:p>
+      <w:pPr>
+        <w:pStyle w:val="Heading3"/>
+      </w:pPr>
+      <w:r>
+        <w:t>The question</w:t>
+      </w:r>
+    </w:p>
+    <w:p>
+      <w:pPr>
+        <w:pStyle w:val="Heading3"/>
+      </w:pPr>
+      <w:r>
+        <w:t>Worked explanation</w:t>
+      </w:r>
+    </w:p>
+    <w:p>
+      <w:pPr>
+        <w:pStyle w:val="Heading3"/>
+      </w:pPr>
+      <w:r>
+        <w:t>Explain it in your own words</w:t>
+      </w:r>
+    </w:p>
+    <w:p>
+      <w:pPr>
+        <w:pStyle w:val="Heading3"/>
+      </w:pPr>
+      <w:r>
+        <w:t>Trace the supplied case visually</w:t>
+      </w:r>
+    </w:p>
+    <w:p>
+      <w:pPr>
+        <w:pStyle w:val="Heading3"/>
+      </w:pPr>
+      <w:r>
+        <w:t>Follow a summary back to its evidence</w:t>
+      </w:r>
+    </w:p>
+    <w:p>
+      <w:pPr>
         <w:spacing w:line="336" w:lineRule="auto" w:after="180"/>
       </w:pPr>
       <w:r>
@@ -5223,7 +6399,6 @@
     <w:p>
       <w:pPr>
         <w:spacing w:line="336" w:lineRule="auto" w:after="180"/>
-        <w:shd w:fill="F5F1FB"/>
       </w:pPr>
       <w:r>
         <w:rPr>
@@ -5248,456 +6423,20 @@
         <w:pStyle w:val="Heading1"/>
       </w:pPr>
       <w:r>
-        <w:t>14. Try a new case independently</w:t>
-      </w:r>
-    </w:p>
-    <w:p>
-      <w:r>
-        <w:t>Attempt the reserved new case before feedback. Record support; the earlier examples below remain additional practice.</w:t>
-      </w:r>
-    </w:p>
-    <w:p>
-      <w:pPr>
-        <w:pStyle w:val="Heading3"/>
-      </w:pPr>
-      <w:r>
-        <w:t>Independent case: Apply a new case independently</w:t>
-      </w:r>
-    </w:p>
-    <w:p>
-      <w:pPr>
-        <w:spacing w:line="336" w:lineRule="auto" w:after="180"/>
-      </w:pPr>
-      <w:r>
-        <w:rPr>
-          <w:b w:val="0"/>
-        </w:rPr>
-        <w:t>Original allows capacity 14. Signed amendment lowers it to 9 effective day 5. Query concerns days 4 and 6. Trace both and preserve versions.</w:t>
-      </w:r>
-    </w:p>
-    <w:p>
-      <w:pPr>
-        <w:pStyle w:val="Heading3"/>
-      </w:pPr>
-      <w:r>
-        <w:t>My independent explanation, trace and limits</w:t>
-      </w:r>
-    </w:p>
-    <w:p>
-      <w:r>
-        <w:t>________________________________________________________________</w:t>
-      </w:r>
-    </w:p>
-    <w:p>
-      <w:r>
-        <w:t>________________________________________________________________</w:t>
-      </w:r>
-    </w:p>
-    <w:p>
-      <w:r>
-        <w:t>________________________________________________________________</w:t>
-      </w:r>
-    </w:p>
-    <w:p>
-      <w:r>
-        <w:t>________________________________________________________________</w:t>
-      </w:r>
-    </w:p>
-    <w:p>
-      <w:r>
-        <w:t>________________________________________________________________</w:t>
-      </w:r>
-    </w:p>
-    <w:p>
-      <w:r>
-        <w:t>________________________________________________________________</w:t>
-      </w:r>
-    </w:p>
-    <w:p>
-      <w:r>
-        <w:t>________________________________________________________________</w:t>
-      </w:r>
-    </w:p>
-    <w:p>
-      <w:pPr>
-        <w:spacing w:line="336" w:lineRule="auto" w:after="180"/>
-      </w:pPr>
-      <w:r>
-        <w:rPr>
-          <w:b w:val="0"/>
-        </w:rPr>
-        <w:t>Attempt this case before feedback. Record any help. Earlier examples below are further practice; a case already practised with feedback cannot establish fresh transfer.</w:t>
-      </w:r>
-    </w:p>
-    <w:p>
-      <w:pPr>
-        <w:pStyle w:val="Heading3"/>
-      </w:pPr>
-      <w:r>
-        <w:t>Week 15 Independent application</w:t>
-      </w:r>
-    </w:p>
-    <w:p>
-      <w:pPr>
-        <w:spacing w:line="336" w:lineRule="auto" w:after="180"/>
-      </w:pPr>
-      <w:r>
-        <w:rPr>
-          <w:b w:val="0"/>
-        </w:rPr>
-        <w:t>Close the worked explanation. Apply the idea to this different question without copying.</w:t>
-      </w:r>
-    </w:p>
-    <w:p>
-      <w:pPr>
-        <w:spacing w:line="336" w:lineRule="auto" w:after="180"/>
-        <w:shd w:fill="F5F1FB"/>
-      </w:pPr>
-      <w:r>
-        <w:rPr>
-          <w:b w:val="0"/>
-        </w:rPr>
-        <w:t>For a school's current opening time, compare an undated repost with a dated notice issued by the school. Which is the stronger starting source, and what must still be checked?</w:t>
-      </w:r>
-    </w:p>
-    <w:p>
-      <w:pPr>
-        <w:spacing w:line="336" w:lineRule="auto" w:after="180"/>
-      </w:pPr>
-      <w:r>
-        <w:rPr>
-          <w:b w:val="0"/>
-        </w:rPr>
-        <w:t xml:space="preserve">My answer, with a trace, calculation or supporting </w:t>
-      </w:r>
-      <w:r>
-        <w:rPr>
-          <w:b/>
-        </w:rPr>
-        <w:t>evidence</w:t>
-      </w:r>
-    </w:p>
-    <w:p>
-      <w:pPr>
-        <w:pStyle w:val="Heading3"/>
-      </w:pPr>
-      <w:r>
-        <w:t>Write or draw your reasoning and evidence.</w:t>
-      </w:r>
-    </w:p>
-    <w:p>
-      <w:r>
-        <w:t>________________________________________________________________</w:t>
-      </w:r>
-    </w:p>
-    <w:p>
-      <w:r>
-        <w:t>________________________________________________________________</w:t>
-      </w:r>
-    </w:p>
-    <w:p>
-      <w:r>
-        <w:t>________________________________________________________________</w:t>
-      </w:r>
-    </w:p>
-    <w:p>
-      <w:r>
-        <w:t>________________________________________________________________</w:t>
-      </w:r>
-    </w:p>
-    <w:p>
-      <w:r>
-        <w:t>________________________________________________________________</w:t>
-      </w:r>
-    </w:p>
-    <w:p>
-      <w:pPr>
-        <w:pStyle w:val="Heading3"/>
-      </w:pPr>
-      <w:r>
-        <w:t>Create and test</w:t>
-      </w:r>
-    </w:p>
-    <w:p>
-      <w:pPr>
-        <w:spacing w:line="336" w:lineRule="auto" w:after="180"/>
-      </w:pPr>
-      <w:r>
-        <w:rPr>
-          <w:b w:val="0"/>
-        </w:rPr>
-        <w:t>Change one relevant detail. Predict the result before testing. Include a boundary or missing-information case when it helps reveal a limit.</w:t>
-      </w:r>
-    </w:p>
-    <w:p>
-      <w:pPr>
-        <w:spacing w:line="336" w:lineRule="auto" w:after="180"/>
-      </w:pPr>
-      <w:r>
-        <w:rPr>
-          <w:b w:val="0"/>
-        </w:rPr>
-        <w:t xml:space="preserve">My changed </w:t>
-      </w:r>
-      <w:r>
-        <w:rPr>
-          <w:b/>
-        </w:rPr>
-        <w:t>input</w:t>
-      </w:r>
-      <w:r>
-        <w:rPr>
-          <w:b w:val="0"/>
-        </w:rPr>
-        <w:t xml:space="preserve"> and expected result</w:t>
-      </w:r>
-    </w:p>
-    <w:p>
-      <w:pPr>
-        <w:pStyle w:val="Heading3"/>
-      </w:pPr>
-      <w:r>
-        <w:t>Write or draw your reasoning and evidence.</w:t>
-      </w:r>
-    </w:p>
-    <w:p>
-      <w:r>
-        <w:t>________________________________________________________________</w:t>
-      </w:r>
-    </w:p>
-    <w:p>
-      <w:r>
-        <w:t>________________________________________________________________</w:t>
-      </w:r>
-    </w:p>
-    <w:p>
-      <w:r>
-        <w:t>________________________________________________________________</w:t>
-      </w:r>
-    </w:p>
-    <w:p>
-      <w:r>
-        <w:t>________________________________________________________________</w:t>
-      </w:r>
-    </w:p>
-    <w:p>
-      <w:r>
-        <w:t>________________________________________________________________</w:t>
-      </w:r>
-    </w:p>
-    <w:p>
-      <w:pPr>
-        <w:pStyle w:val="Heading3"/>
-      </w:pPr>
-      <w:r>
-        <w:t>Connect to your project</w:t>
-      </w:r>
-    </w:p>
-    <w:p>
-      <w:pPr>
-        <w:spacing w:line="336" w:lineRule="auto" w:after="180"/>
-      </w:pPr>
-      <w:r>
-        <w:rPr>
-          <w:b w:val="0"/>
-        </w:rPr>
-        <w:t>Use an approved source list and record why each source fits the learner’s question.</w:t>
-      </w:r>
-    </w:p>
-    <w:p>
-      <w:pPr>
-        <w:spacing w:line="336" w:lineRule="auto" w:after="180"/>
-      </w:pPr>
-      <w:r>
-        <w:rPr>
-          <w:b w:val="0"/>
-        </w:rPr>
-        <w:t xml:space="preserve">The </w:t>
-      </w:r>
-      <w:r>
-        <w:rPr>
-          <w:b/>
-        </w:rPr>
-        <w:t>evidence</w:t>
-      </w:r>
-      <w:r>
-        <w:rPr>
-          <w:b w:val="0"/>
-        </w:rPr>
-        <w:t xml:space="preserve"> I will keep</w:t>
-      </w:r>
-    </w:p>
-    <w:p>
-      <w:pPr>
-        <w:pStyle w:val="Heading3"/>
-      </w:pPr>
-      <w:r>
-        <w:t>Write or draw your reasoning and evidence.</w:t>
-      </w:r>
-    </w:p>
-    <w:p>
-      <w:r>
-        <w:t>________________________________________________________________</w:t>
-      </w:r>
-    </w:p>
-    <w:p>
-      <w:r>
-        <w:t>________________________________________________________________</w:t>
-      </w:r>
-    </w:p>
-    <w:p>
-      <w:r>
-        <w:t>________________________________________________________________</w:t>
-      </w:r>
-    </w:p>
-    <w:p>
-      <w:r>
-        <w:t>________________________________________________________________</w:t>
-      </w:r>
-    </w:p>
-    <w:p>
-      <w:r>
-        <w:t>________________________________________________________________</w:t>
-      </w:r>
-    </w:p>
-    <w:p>
-      <w:pPr>
-        <w:spacing w:line="336" w:lineRule="auto" w:after="180"/>
-      </w:pPr>
-      <w:r>
-        <w:rPr>
-          <w:b w:val="0"/>
-        </w:rPr>
-        <w:t xml:space="preserve">Your teacher has the independent answer and scoring criteria. Complete the matching workbook week to keep your practice </w:t>
-      </w:r>
-      <w:r>
-        <w:rPr>
-          <w:b/>
-        </w:rPr>
-        <w:t>evidence</w:t>
-      </w:r>
-      <w:r>
-        <w:rPr>
-          <w:b w:val="0"/>
-        </w:rPr>
-        <w:t xml:space="preserve"> together.</w:t>
-      </w:r>
-    </w:p>
-    <w:p>
-      <w:pPr>
-        <w:pStyle w:val="Heading3"/>
-      </w:pPr>
-      <w:r>
-        <w:t>Transfer practice from the original programme</w:t>
-      </w:r>
-    </w:p>
-    <w:p>
-      <w:pPr>
-        <w:spacing w:line="336" w:lineRule="auto" w:after="180"/>
-        <w:shd w:fill="F5F1FB"/>
-      </w:pPr>
-      <w:r>
-        <w:rPr>
-          <w:b w:val="0"/>
-        </w:rPr>
-        <w:t>A school notice updated Friday conflicts with a blog quoting Monday's notice about a room change. Which source should you inspect first, and why is newest alone not enough?</w:t>
-      </w:r>
-    </w:p>
-    <w:p>
-      <w:pPr>
-        <w:pStyle w:val="Heading3"/>
-      </w:pPr>
-      <w:r>
-        <w:t>Explain the mechanism, evidence and one limit.</w:t>
-      </w:r>
-    </w:p>
-    <w:p>
-      <w:r>
-        <w:t>________________________________________________________________</w:t>
-      </w:r>
-    </w:p>
-    <w:p>
-      <w:r>
-        <w:t>________________________________________________________________</w:t>
-      </w:r>
-    </w:p>
-    <w:p>
-      <w:r>
-        <w:t>________________________________________________________________</w:t>
-      </w:r>
-    </w:p>
-    <w:p>
-      <w:r>
-        <w:t>________________________________________________________________</w:t>
-      </w:r>
-    </w:p>
-    <w:p>
-      <w:r>
-        <w:t>________________________________________________________________</w:t>
-      </w:r>
-    </w:p>
-    <w:p>
-      <w:r>
-        <w:t>________________________________________________________________</w:t>
-      </w:r>
-    </w:p>
-    <w:p>
-      <w:r>
-        <w:t>________________________________________________________________</w:t>
-      </w:r>
-    </w:p>
-    <w:p>
-      <w:pPr>
-        <w:pStyle w:val="Heading3"/>
-      </w:pPr>
-      <w:r>
-        <w:t>Use feedback to improve</w:t>
-      </w:r>
-    </w:p>
-    <w:p>
-      <w:pPr>
-        <w:spacing w:line="336" w:lineRule="auto" w:after="180"/>
-      </w:pPr>
-      <w:r>
-        <w:rPr>
-          <w:b w:val="0"/>
-        </w:rPr>
-        <w:t>Attempt the independent case before hints. Record whether you worked alone, used a hint or followed a model. After feedback, fix the first unsupported step and explain why it changed.</w:t>
-      </w:r>
-    </w:p>
-    <w:p>
-      <w:pPr>
-        <w:spacing w:line="336" w:lineRule="auto" w:after="180"/>
-      </w:pPr>
-      <w:r>
-        <w:rPr>
-          <w:b w:val="0"/>
-        </w:rPr>
-        <w:t>A later check uses a changed case, not a copied answer.</w:t>
-      </w:r>
-    </w:p>
-    <w:p>
-      <w:pPr>
-        <w:pStyle w:val="Heading1"/>
-      </w:pPr>
-      <w:r>
-        <w:t>15. Your lesson route</w:t>
-      </w:r>
-    </w:p>
-    <w:p>
-      <w:r>
-        <w:t>Use this map to navigate Source Quality, connect the goals to tasks and keep one evidence record for each attempt.</w:t>
-      </w:r>
-    </w:p>
-    <w:p>
-      <w:pPr>
-        <w:spacing w:line="336" w:lineRule="auto" w:after="180"/>
-      </w:pPr>
-      <w:r>
-        <w:rPr>
-          <w:b w:val="0"/>
-        </w:rPr>
-        <w:t>Start with this question: A fictional Study Buddy answers which room a club is authorised to use.</w:t>
+        <w:t>15. Reference: original lesson checklist</w:t>
+      </w:r>
+    </w:p>
+    <w:p>
+      <w:r>
+        <w:t>Use an additional checklist when it helps inspect your explanation.</w:t>
+      </w:r>
+    </w:p>
+    <w:p>
+      <w:pPr>
+        <w:pStyle w:val="Heading2"/>
+      </w:pPr>
+      <w:r>
+        <w:t>Targets and evidence</w:t>
       </w:r>
     </w:p>
     <w:tbl>
@@ -5804,6 +6543,14 @@
     </w:tbl>
     <w:p>
       <w:pPr>
+        <w:pStyle w:val="Heading2"/>
+      </w:pPr>
+      <w:r>
+        <w:t>Keep your route and first prediction</w:t>
+      </w:r>
+    </w:p>
+    <w:p>
+      <w:pPr>
         <w:spacing w:line="336" w:lineRule="auto" w:after="180"/>
       </w:pPr>
       <w:r>
@@ -5862,15 +6609,10 @@
     </w:p>
     <w:p>
       <w:pPr>
-        <w:pStyle w:val="Heading1"/>
-      </w:pPr>
-      <w:r>
-        <w:t>16. Finish and return</w:t>
-      </w:r>
-    </w:p>
-    <w:p>
-      <w:r>
-        <w:t>Explain Source Quality without notes, identify a remaining question and plan a later check with a changed case.</w:t>
+        <w:pStyle w:val="Heading2"/>
+      </w:pPr>
+      <w:r>
+        <w:t>Earlier wording, alternatives and picture transcripts · reference / check after trying</w:t>
       </w:r>
     </w:p>
     <w:p>
@@ -5881,7 +6623,293 @@
         <w:rPr>
           <w:b w:val="0"/>
         </w:rPr>
-        <w:t xml:space="preserve">Close your notes. Explain this goal in your own words: Explain the </w:t>
+        <w:t>Start with this question: A fictional Study Buddy answers which room a club is authorised to use.</w:t>
+      </w:r>
+    </w:p>
+    <w:p>
+      <w:pPr>
+        <w:pStyle w:val="Heading1"/>
+      </w:pPr>
+      <w:r>
+        <w:t>17. Extra practice: pictures, repair and feedback</w:t>
+      </w:r>
+    </w:p>
+    <w:p>
+      <w:r>
+        <w:t>Attempt each question before opening its explanation. Use one browser or paper copy.</w:t>
+      </w:r>
+    </w:p>
+    <w:p>
+      <w:pPr>
+        <w:pStyle w:val="Heading2"/>
+      </w:pPr>
+      <w:r>
+        <w:t>First supported question</w:t>
+      </w:r>
+    </w:p>
+    <w:p>
+      <w:pPr>
+        <w:pStyle w:val="ListBullet"/>
+      </w:pPr>
+      <w:r>
+        <w:t>A fictional Study Buddy answers which room a club is authorised to use.</w:t>
+      </w:r>
+    </w:p>
+    <w:p>
+      <w:pPr>
+        <w:pStyle w:val="Heading3"/>
+      </w:pPr>
+      <w:r>
+        <w:t>Practice 1: explain the deciding evidence</w:t>
+      </w:r>
+    </w:p>
+    <w:p>
+      <w:pPr>
+        <w:pStyle w:val="ListBullet"/>
+      </w:pPr>
+      <w:r>
+        <w:t>Which labelled step matches this detail? Reuploading old A on day 10 does not revoke B.</w:t>
+      </w:r>
+    </w:p>
+    <w:p>
+      <w:pPr>
+        <w:pStyle w:val="ListBullet"/>
+      </w:pPr>
+      <w:r>
+        <w:t>1. Day 9</w:t>
+      </w:r>
+    </w:p>
+    <w:p>
+      <w:pPr>
+        <w:pStyle w:val="ListBullet"/>
+      </w:pPr>
+      <w:r>
+        <w:t>2. Ignore upload shortcut</w:t>
+      </w:r>
+    </w:p>
+    <w:p>
+      <w:pPr>
+        <w:pStyle w:val="ListBullet"/>
+      </w:pPr>
+      <w:r>
+        <w:t>3. Day 6</w:t>
+      </w:r>
+    </w:p>
+    <w:p>
+      <w:pPr>
+        <w:pStyle w:val="ListBullet"/>
+      </w:pPr>
+      <w:r>
+        <w:t>4. Check authority</w:t>
+      </w:r>
+    </w:p>
+    <w:p>
+      <w:pPr>
+        <w:pStyle w:val="Heading3"/>
+      </w:pPr>
+      <w:r>
+        <w:t>My selected conclusion, deciding fact and explanation</w:t>
+      </w:r>
+    </w:p>
+    <w:p>
+      <w:r>
+        <w:t>________________________________________________________________</w:t>
+      </w:r>
+    </w:p>
+    <w:p>
+      <w:r>
+        <w:t>________________________________________________________________</w:t>
+      </w:r>
+    </w:p>
+    <w:p>
+      <w:r>
+        <w:t>________________________________________________________________</w:t>
+      </w:r>
+    </w:p>
+    <w:p>
+      <w:r>
+        <w:t>________________________________________________________________</w:t>
+      </w:r>
+    </w:p>
+    <w:p>
+      <w:r>
+        <w:t>________________________________________________________________</w:t>
+      </w:r>
+    </w:p>
+    <w:p>
+      <w:pPr>
+        <w:pStyle w:val="ListBullet"/>
+      </w:pPr>
+      <w:r>
+        <w:t>Hint if needed: Read the steps in the pictorial case. Match the supplied detail to the stage that performs or records it.</w:t>
+      </w:r>
+    </w:p>
+    <w:p>
+      <w:pPr>
+        <w:pStyle w:val="Heading2"/>
+      </w:pPr>
+      <w:r>
+        <w:t>Check the first explanation · reference / check after trying</w:t>
+      </w:r>
+    </w:p>
+    <w:p>
+      <w:pPr>
+        <w:spacing w:line="336" w:lineRule="auto" w:after="180"/>
+      </w:pPr>
+      <w:r>
+        <w:rPr>
+          <w:b w:val="0"/>
+        </w:rPr>
+        <w:t>After your attempt, compare with the supported explanation: Ignore upload shortcut Reuploading old A on day 10 does not revoke B. A source’s upload time and the time its rule takes effect answer different questions.</w:t>
+      </w:r>
+    </w:p>
+    <w:p>
+      <w:pPr>
+        <w:spacing w:line="336" w:lineRule="auto" w:after="180"/>
+      </w:pPr>
+      <w:r>
+        <w:rPr>
+          <w:b w:val="0"/>
+        </w:rPr>
+        <w:t>Preserve version relationships and the query’s intended date. The current authoritative chain gives a consistent answer to both queries.</w:t>
+      </w:r>
+    </w:p>
+    <w:p>
+      <w:pPr>
+        <w:spacing w:line="336" w:lineRule="auto" w:after="180"/>
+      </w:pPr>
+      <w:r>
+        <w:rPr>
+          <w:b w:val="0"/>
+        </w:rPr>
+        <w:t>A later filename or timestamp alone cannot establish that an old record supersedes a signed amendment.</w:t>
+      </w:r>
+    </w:p>
+    <w:p>
+      <w:pPr>
+        <w:pStyle w:val="Heading2"/>
+      </w:pPr>
+      <w:r>
+        <w:t>Changed-case question</w:t>
+      </w:r>
+    </w:p>
+    <w:p>
+      <w:pPr>
+        <w:pStyle w:val="Heading3"/>
+      </w:pPr>
+      <w:r>
+        <w:t>Practice 2: explain the deciding evidence</w:t>
+      </w:r>
+    </w:p>
+    <w:p>
+      <w:pPr>
+        <w:pStyle w:val="ListBullet"/>
+      </w:pPr>
+      <w:r>
+        <w:t>Changed-case practice: A signed amendment C explicitly revokes B effective day 12 and restores Hall 1. Which conclusion is supported by the supplied facts?</w:t>
+      </w:r>
+    </w:p>
+    <w:p>
+      <w:pPr>
+        <w:pStyle w:val="ListBullet"/>
+      </w:pPr>
+      <w:r>
+        <w:t>1. Day 9 stays Hall 3; day 13 becomes Hall 1.</w:t>
+      </w:r>
+    </w:p>
+    <w:p>
+      <w:pPr>
+        <w:pStyle w:val="ListBullet"/>
+      </w:pPr>
+      <w:r>
+        <w:t>2. We can decide the result without examining the changed input or the procedure.</w:t>
+      </w:r>
+    </w:p>
+    <w:p>
+      <w:pPr>
+        <w:pStyle w:val="ListBullet"/>
+      </w:pPr>
+      <w:r>
+        <w:t>3. This one example guarantees correct results for every future input.</w:t>
+      </w:r>
+    </w:p>
+    <w:p>
+      <w:pPr>
+        <w:pStyle w:val="Heading3"/>
+      </w:pPr>
+      <w:r>
+        <w:t>My selected conclusion, deciding fact and explanation</w:t>
+      </w:r>
+    </w:p>
+    <w:p>
+      <w:r>
+        <w:t>________________________________________________________________</w:t>
+      </w:r>
+    </w:p>
+    <w:p>
+      <w:r>
+        <w:t>________________________________________________________________</w:t>
+      </w:r>
+    </w:p>
+    <w:p>
+      <w:r>
+        <w:t>________________________________________________________________</w:t>
+      </w:r>
+    </w:p>
+    <w:p>
+      <w:r>
+        <w:t>________________________________________________________________</w:t>
+      </w:r>
+    </w:p>
+    <w:p>
+      <w:r>
+        <w:t>________________________________________________________________</w:t>
+      </w:r>
+    </w:p>
+    <w:p>
+      <w:pPr>
+        <w:pStyle w:val="ListBullet"/>
+      </w:pPr>
+      <w:r>
+        <w:t>Hint if needed: Use the changed condition and the deciding step in the pictorial trace. The answer must say what follows from those facts.</w:t>
+      </w:r>
+    </w:p>
+    <w:p>
+      <w:pPr>
+        <w:pStyle w:val="Heading2"/>
+      </w:pPr>
+      <w:r>
+        <w:t>Check the changed case · reference / check after trying</w:t>
+      </w:r>
+    </w:p>
+    <w:p>
+      <w:pPr>
+        <w:spacing w:line="336" w:lineRule="auto" w:after="180"/>
+      </w:pPr>
+      <w:r>
+        <w:rPr>
+          <w:b w:val="0"/>
+        </w:rPr>
+        <w:t>After your attempt, compare with the supported explanation: Day 9 stays Hall 3; day 13 becomes Hall 1. The new authoritative change applies from its stated effective date, not retroactively.</w:t>
+      </w:r>
+    </w:p>
+    <w:p>
+      <w:pPr>
+        <w:pStyle w:val="Heading2"/>
+      </w:pPr>
+      <w:r>
+        <w:t>Repair and save your work</w:t>
+      </w:r>
+    </w:p>
+    <w:p>
+      <w:pPr>
+        <w:spacing w:line="336" w:lineRule="auto" w:after="180"/>
+      </w:pPr>
+      <w:r>
+        <w:rPr>
+          <w:b w:val="0"/>
+        </w:rPr>
+        <w:t xml:space="preserve">Review Hallucination Failure Types (ai-3/14). Goal: Explain the </w:t>
       </w:r>
       <w:r>
         <w:rPr>
@@ -5893,40 +6921,7 @@
         <w:rPr>
           <w:b w:val="0"/>
         </w:rPr>
-        <w:t xml:space="preserve"> and terminology of conflicting and time-sensitive sources</w:t>
-      </w:r>
-    </w:p>
-    <w:p>
-      <w:pPr>
-        <w:pStyle w:val="Heading3"/>
-      </w:pPr>
-      <w:r>
-        <w:t>My deciding step, evidence and one remaining question</w:t>
-      </w:r>
-    </w:p>
-    <w:p>
-      <w:r>
-        <w:t>________________________________________________________________</w:t>
-      </w:r>
-    </w:p>
-    <w:p>
-      <w:r>
-        <w:t>________________________________________________________________</w:t>
-      </w:r>
-    </w:p>
-    <w:p>
-      <w:r>
-        <w:t>________________________________________________________________</w:t>
-      </w:r>
-    </w:p>
-    <w:p>
-      <w:r>
-        <w:t>________________________________________________________________</w:t>
-      </w:r>
-    </w:p>
-    <w:p>
-      <w:r>
-        <w:t>________________________________________________________________</w:t>
+        <w:t xml:space="preserve"> and terminology of generation failures and verification. Short practice: Can we conclude there will definitely be no lunch from S alone?.</w:t>
       </w:r>
     </w:p>
     <w:p>
@@ -5937,7 +6932,53 @@
         <w:rPr>
           <w:b w:val="0"/>
         </w:rPr>
-        <w:t xml:space="preserve">If you are unsure, return to the worked picture and explain one arrow. If you are ready, change an </w:t>
+        <w:t>Return to this week and explain what you changed.</w:t>
+      </w:r>
+    </w:p>
+    <w:p>
+      <w:pPr>
+        <w:spacing w:line="336" w:lineRule="auto" w:after="180"/>
+      </w:pPr>
+      <w:r>
+        <w:rPr>
+          <w:b w:val="0"/>
+        </w:rPr>
+        <w:t xml:space="preserve">Review Speech and Audio Systems (ai-3/12). Goal: Explain the </w:t>
+      </w:r>
+      <w:r>
+        <w:rPr>
+          <w:b/>
+        </w:rPr>
+        <w:t>mechanism</w:t>
+      </w:r>
+      <w:r>
+        <w:rPr>
+          <w:b w:val="0"/>
+        </w:rPr>
+        <w:t xml:space="preserve"> and terminology of speech pipelines and multimodal </w:t>
+      </w:r>
+      <w:r>
+        <w:rPr>
+          <w:b/>
+        </w:rPr>
+        <w:t>evidence</w:t>
+      </w:r>
+      <w:r>
+        <w:rPr>
+          <w:b w:val="0"/>
+        </w:rPr>
+        <w:t>.</w:t>
+      </w:r>
+    </w:p>
+    <w:p>
+      <w:pPr>
+        <w:spacing w:line="336" w:lineRule="auto" w:after="180"/>
+      </w:pPr>
+      <w:r>
+        <w:rPr>
+          <w:b w:val="0"/>
+        </w:rPr>
+        <w:t xml:space="preserve">Short practice: Which stage was initially wrong, and which stage was correctly operating on a wrong </w:t>
       </w:r>
       <w:r>
         <w:rPr>
@@ -5949,19 +6990,30 @@
         <w:rPr>
           <w:b w:val="0"/>
         </w:rPr>
-        <w:t xml:space="preserve"> or assumption and justify your </w:t>
+        <w:t>?. Return to this week and explain what you changed.</w:t>
+      </w:r>
+    </w:p>
+    <w:p>
+      <w:pPr>
+        <w:spacing w:line="336" w:lineRule="auto" w:after="180"/>
+      </w:pPr>
+      <w:r>
+        <w:rPr>
+          <w:b w:val="0"/>
+        </w:rPr>
+        <w:t xml:space="preserve">Review Prompt Evaluation (ai-3/9). Goal: Explain the </w:t>
       </w:r>
       <w:r>
         <w:rPr>
           <w:b/>
         </w:rPr>
-        <w:t>prediction</w:t>
+        <w:t>mechanism</w:t>
       </w:r>
       <w:r>
         <w:rPr>
           <w:b w:val="0"/>
         </w:rPr>
-        <w:t>.</w:t>
+        <w:t xml:space="preserve"> and terminology of controlled prompt experiments. Short practice: Why is B’s selection defensible here without calling it universally superior?.</w:t>
       </w:r>
     </w:p>
     <w:p>
@@ -5972,7 +7024,18 @@
         <w:rPr>
           <w:b w:val="0"/>
         </w:rPr>
-        <w:t xml:space="preserve">Save your workbook </w:t>
+        <w:t>Return to this week and explain what you changed.</w:t>
+      </w:r>
+    </w:p>
+    <w:p>
+      <w:pPr>
+        <w:spacing w:line="336" w:lineRule="auto" w:after="180"/>
+      </w:pPr>
+      <w:r>
+        <w:rPr>
+          <w:b w:val="0"/>
+        </w:rPr>
+        <w:t xml:space="preserve">Use Download completed work in the hosted lesson to export your answers, reflections, practice feedback and code-run </w:t>
       </w:r>
       <w:r>
         <w:rPr>
@@ -5984,20 +7047,26 @@
         <w:rPr>
           <w:b w:val="0"/>
         </w:rPr>
-        <w:t>. At the next review, try a different case before opening your old answer.</w:t>
-      </w:r>
-    </w:p>
-    <w:p>
-      <w:pPr>
-        <w:pStyle w:val="Heading1"/>
-      </w:pPr>
-      <w:r>
-        <w:t>17. Supported practice, repair and portfolio</w:t>
-      </w:r>
-    </w:p>
-    <w:p>
-      <w:r>
-        <w:t>Attempt supported questions before using hints or feedback. Review a missing building block, then keep the completed work.</w:t>
+        <w:t>. Open the HTML copy to read or print it.</w:t>
+      </w:r>
+    </w:p>
+    <w:p>
+      <w:pPr>
+        <w:spacing w:line="336" w:lineRule="auto" w:after="180"/>
+      </w:pPr>
+      <w:r>
+        <w:rPr>
+          <w:b w:val="0"/>
+        </w:rPr>
+        <w:t>Drafts stay in this browser when storage is available; clear drafts on a shared device.</w:t>
+      </w:r>
+    </w:p>
+    <w:p>
+      <w:pPr>
+        <w:pStyle w:val="Heading2"/>
+      </w:pPr>
+      <w:r>
+        <w:t>Earlier wording, alternatives and picture transcripts · reference / check after trying</w:t>
       </w:r>
     </w:p>
     <w:p>
@@ -6013,86 +7082,10 @@
     </w:p>
     <w:p>
       <w:pPr>
-        <w:spacing w:line="336" w:lineRule="auto" w:after="180"/>
-      </w:pPr>
-      <w:r>
-        <w:rPr>
-          <w:b w:val="0"/>
-        </w:rPr>
-        <w:t>A fictional Study Buddy answers which room a club is authorised to use.</w:t>
-      </w:r>
-    </w:p>
-    <w:p>
-      <w:pPr>
         <w:pStyle w:val="Heading3"/>
       </w:pPr>
       <w:r>
-        <w:t>Practice 1: explain the deciding evidence</w:t>
-      </w:r>
-    </w:p>
-    <w:p>
-      <w:pPr>
-        <w:spacing w:line="336" w:lineRule="auto" w:after="180"/>
-      </w:pPr>
-      <w:r>
-        <w:rPr>
-          <w:b w:val="0"/>
-        </w:rPr>
-        <w:t>Which labelled step matches this detail? Reuploading old A on day 10 does not revoke B.</w:t>
-      </w:r>
-    </w:p>
-    <w:p>
-      <w:pPr>
-        <w:spacing w:line="336" w:lineRule="auto" w:after="180"/>
-        <w:shd w:fill="F4F9FC"/>
-      </w:pPr>
-      <w:r>
-        <w:rPr>
-          <w:b w:val="0"/>
-        </w:rPr>
-        <w:t>1. Day 9</w:t>
-      </w:r>
-    </w:p>
-    <w:p>
-      <w:pPr>
-        <w:spacing w:line="336" w:lineRule="auto" w:after="180"/>
-        <w:shd w:fill="F4F9FC"/>
-      </w:pPr>
-      <w:r>
-        <w:rPr>
-          <w:b w:val="0"/>
-        </w:rPr>
-        <w:t>2. Ignore upload shortcut</w:t>
-      </w:r>
-    </w:p>
-    <w:p>
-      <w:pPr>
-        <w:spacing w:line="336" w:lineRule="auto" w:after="180"/>
-        <w:shd w:fill="F4F9FC"/>
-      </w:pPr>
-      <w:r>
-        <w:rPr>
-          <w:b w:val="0"/>
-        </w:rPr>
-        <w:t>3. Day 6</w:t>
-      </w:r>
-    </w:p>
-    <w:p>
-      <w:pPr>
-        <w:spacing w:line="336" w:lineRule="auto" w:after="180"/>
-        <w:shd w:fill="F4F9FC"/>
-      </w:pPr>
-      <w:r>
-        <w:rPr>
-          <w:b w:val="0"/>
-        </w:rPr>
-        <w:t xml:space="preserve">4. Check </w:t>
-      </w:r>
-      <w:r>
-        <w:rPr>
-          <w:b/>
-        </w:rPr>
-        <w:t>authority</w:t>
+        <w:t>Repair a missing building block</w:t>
       </w:r>
     </w:p>
     <w:p>
@@ -6100,451 +7093,25 @@
         <w:pStyle w:val="Heading3"/>
       </w:pPr>
       <w:r>
-        <w:t>My selected conclusion, deciding fact and explanation</w:t>
-      </w:r>
-    </w:p>
-    <w:p>
-      <w:r>
-        <w:t>________________________________________________________________</w:t>
-      </w:r>
-    </w:p>
-    <w:p>
-      <w:r>
-        <w:t>________________________________________________________________</w:t>
-      </w:r>
-    </w:p>
-    <w:p>
-      <w:r>
-        <w:t>________________________________________________________________</w:t>
-      </w:r>
-    </w:p>
-    <w:p>
-      <w:r>
-        <w:t>________________________________________________________________</w:t>
-      </w:r>
-    </w:p>
-    <w:p>
-      <w:r>
-        <w:t>________________________________________________________________</w:t>
-      </w:r>
-    </w:p>
-    <w:p>
-      <w:pPr>
-        <w:pStyle w:val="Heading3"/>
-      </w:pPr>
-      <w:r>
-        <w:t>Hint · try first</w:t>
-      </w:r>
-    </w:p>
-    <w:p>
-      <w:pPr>
-        <w:spacing w:line="336" w:lineRule="auto" w:after="180"/>
-        <w:shd w:fill="F1F6F8"/>
-      </w:pPr>
-      <w:r>
-        <w:rPr>
-          <w:b w:val="0"/>
-        </w:rPr>
-        <w:t>Hint if needed: Read the steps in the pictorial case. Match the supplied detail to the stage that performs or records it.</w:t>
-      </w:r>
-    </w:p>
-    <w:p>
-      <w:pPr>
-        <w:pStyle w:val="Heading3"/>
-      </w:pPr>
-      <w:r>
-        <w:t>Feedback · compare after trying</w:t>
-      </w:r>
-    </w:p>
-    <w:p>
-      <w:pPr>
-        <w:spacing w:line="336" w:lineRule="auto" w:after="180"/>
-        <w:shd w:fill="F1F6FC"/>
-      </w:pPr>
-      <w:r>
-        <w:rPr>
-          <w:b w:val="0"/>
-        </w:rPr>
-        <w:t>After your attempt, compare with the supported explanation: Ignore upload shortcut Reuploading old A on day 10 does not revoke B. A source’s upload time and the time its rule takes effect answer different questions.</w:t>
-      </w:r>
-    </w:p>
-    <w:p>
-      <w:pPr>
-        <w:spacing w:line="336" w:lineRule="auto" w:after="180"/>
-        <w:shd w:fill="F1F6FC"/>
-      </w:pPr>
-      <w:r>
-        <w:rPr>
-          <w:b w:val="0"/>
-        </w:rPr>
-        <w:t>Preserve version relationships and the query’s intended date. The current authoritative chain gives a consistent answer to both queries.</w:t>
-      </w:r>
-    </w:p>
-    <w:p>
-      <w:pPr>
-        <w:spacing w:line="336" w:lineRule="auto" w:after="180"/>
-        <w:shd w:fill="F1F6FC"/>
-      </w:pPr>
-      <w:r>
-        <w:rPr>
-          <w:b w:val="0"/>
-        </w:rPr>
-        <w:t>A later filename or timestamp alone cannot establish that an old record supersedes a signed amendment.</w:t>
-      </w:r>
-    </w:p>
-    <w:p>
-      <w:pPr>
-        <w:pStyle w:val="Heading3"/>
-      </w:pPr>
-      <w:r>
-        <w:t>Practice 2: explain the deciding evidence</w:t>
-      </w:r>
-    </w:p>
-    <w:p>
-      <w:pPr>
-        <w:pStyle w:val="Heading3"/>
-      </w:pPr>
-      <w:r>
-        <w:t>Changed case · predict first</w:t>
-      </w:r>
-    </w:p>
-    <w:p>
-      <w:pPr>
-        <w:spacing w:line="336" w:lineRule="auto" w:after="180"/>
-        <w:shd w:fill="F5F1FB"/>
-      </w:pPr>
-      <w:r>
-        <w:rPr>
-          <w:b w:val="0"/>
-        </w:rPr>
-        <w:t>Changed-case practice: A signed amendment C explicitly revokes B effective day 12 and restores Hall 1. Which conclusion is supported by the supplied facts?</w:t>
-      </w:r>
-    </w:p>
-    <w:p>
-      <w:pPr>
-        <w:spacing w:line="336" w:lineRule="auto" w:after="180"/>
-        <w:shd w:fill="F4F9FC"/>
-      </w:pPr>
-      <w:r>
-        <w:rPr>
-          <w:b w:val="0"/>
-        </w:rPr>
-        <w:t>1. Day 9 stays Hall 3; day 13 becomes Hall 1.</w:t>
-      </w:r>
-    </w:p>
-    <w:p>
-      <w:pPr>
-        <w:spacing w:line="336" w:lineRule="auto" w:after="180"/>
-        <w:shd w:fill="F4F9FC"/>
-      </w:pPr>
-      <w:r>
-        <w:rPr>
-          <w:b w:val="0"/>
-        </w:rPr>
-        <w:t xml:space="preserve">2. We can decide the result without examining the changed </w:t>
-      </w:r>
-      <w:r>
-        <w:rPr>
-          <w:b/>
-        </w:rPr>
-        <w:t>input</w:t>
-      </w:r>
-      <w:r>
-        <w:rPr>
-          <w:b w:val="0"/>
-        </w:rPr>
-        <w:t xml:space="preserve"> or the procedure.</w:t>
-      </w:r>
-    </w:p>
-    <w:p>
-      <w:pPr>
-        <w:spacing w:line="336" w:lineRule="auto" w:after="180"/>
-        <w:shd w:fill="F4F9FC"/>
-      </w:pPr>
-      <w:r>
-        <w:rPr>
-          <w:b w:val="0"/>
-        </w:rPr>
-        <w:t xml:space="preserve">3. This one example guarantees correct results for every future </w:t>
-      </w:r>
-      <w:r>
-        <w:rPr>
-          <w:b/>
-        </w:rPr>
-        <w:t>input</w:t>
-      </w:r>
-      <w:r>
-        <w:rPr>
-          <w:b w:val="0"/>
-        </w:rPr>
-        <w:t>.</w:t>
-      </w:r>
-    </w:p>
-    <w:p>
-      <w:pPr>
-        <w:pStyle w:val="Heading3"/>
-      </w:pPr>
-      <w:r>
-        <w:t>My selected conclusion, deciding fact and explanation</w:t>
-      </w:r>
-    </w:p>
-    <w:p>
-      <w:r>
-        <w:t>________________________________________________________________</w:t>
-      </w:r>
-    </w:p>
-    <w:p>
-      <w:r>
-        <w:t>________________________________________________________________</w:t>
-      </w:r>
-    </w:p>
-    <w:p>
-      <w:r>
-        <w:t>________________________________________________________________</w:t>
-      </w:r>
-    </w:p>
-    <w:p>
-      <w:r>
-        <w:t>________________________________________________________________</w:t>
-      </w:r>
-    </w:p>
-    <w:p>
-      <w:r>
-        <w:t>________________________________________________________________</w:t>
-      </w:r>
-    </w:p>
-    <w:p>
-      <w:pPr>
-        <w:pStyle w:val="Heading3"/>
-      </w:pPr>
-      <w:r>
-        <w:t>Hint · try first</w:t>
-      </w:r>
-    </w:p>
-    <w:p>
-      <w:pPr>
-        <w:spacing w:line="336" w:lineRule="auto" w:after="180"/>
-        <w:shd w:fill="F1F6F8"/>
-      </w:pPr>
-      <w:r>
-        <w:rPr>
-          <w:b w:val="0"/>
-        </w:rPr>
-        <w:t>Hint if needed: Use the changed condition and the deciding step in the pictorial trace. The answer must say what follows from those facts.</w:t>
-      </w:r>
-    </w:p>
-    <w:p>
-      <w:pPr>
-        <w:pStyle w:val="Heading3"/>
-      </w:pPr>
-      <w:r>
-        <w:t>Feedback · compare after trying</w:t>
-      </w:r>
-    </w:p>
-    <w:p>
-      <w:pPr>
-        <w:spacing w:line="336" w:lineRule="auto" w:after="180"/>
-        <w:shd w:fill="F1F6FC"/>
-      </w:pPr>
-      <w:r>
-        <w:rPr>
-          <w:b w:val="0"/>
-        </w:rPr>
-        <w:t>After your attempt, compare with the supported explanation: Day 9 stays Hall 3; day 13 becomes Hall 1. The new authoritative change applies from its stated effective date, not retroactively.</w:t>
-      </w:r>
-    </w:p>
-    <w:p>
-      <w:pPr>
-        <w:pStyle w:val="Heading3"/>
-      </w:pPr>
-      <w:r>
-        <w:t>Repair a missing building block</w:t>
-      </w:r>
-    </w:p>
-    <w:p>
-      <w:pPr>
-        <w:spacing w:line="336" w:lineRule="auto" w:after="180"/>
-      </w:pPr>
-      <w:r>
-        <w:rPr>
-          <w:b w:val="0"/>
-        </w:rPr>
-        <w:t xml:space="preserve">Review Hallucination Failure Types (ai-3/14). Goal: Explain the </w:t>
-      </w:r>
-      <w:r>
-        <w:rPr>
-          <w:b/>
-        </w:rPr>
-        <w:t>mechanism</w:t>
-      </w:r>
-      <w:r>
-        <w:rPr>
-          <w:b w:val="0"/>
-        </w:rPr>
-        <w:t xml:space="preserve"> and terminology of generation failures and verification. Short practice: Can we conclude there will definitely be no lunch from S alone?.</w:t>
-      </w:r>
-    </w:p>
-    <w:p>
-      <w:pPr>
-        <w:spacing w:line="336" w:lineRule="auto" w:after="180"/>
-      </w:pPr>
-      <w:r>
-        <w:rPr>
-          <w:b w:val="0"/>
-        </w:rPr>
-        <w:t>Return to this week and explain what you changed.</w:t>
-      </w:r>
-    </w:p>
-    <w:p>
-      <w:pPr>
-        <w:spacing w:line="336" w:lineRule="auto" w:after="180"/>
-      </w:pPr>
-      <w:r>
-        <w:rPr>
-          <w:b w:val="0"/>
-        </w:rPr>
-        <w:t xml:space="preserve">Review Speech and Audio Systems (ai-3/12). Goal: Explain the </w:t>
-      </w:r>
-      <w:r>
-        <w:rPr>
-          <w:b/>
-        </w:rPr>
-        <w:t>mechanism</w:t>
-      </w:r>
-      <w:r>
-        <w:rPr>
-          <w:b w:val="0"/>
-        </w:rPr>
-        <w:t xml:space="preserve"> and terminology of speech pipelines and multimodal </w:t>
-      </w:r>
-      <w:r>
-        <w:rPr>
-          <w:b/>
-        </w:rPr>
-        <w:t>evidence</w:t>
-      </w:r>
-      <w:r>
-        <w:rPr>
-          <w:b w:val="0"/>
-        </w:rPr>
-        <w:t>.</w:t>
-      </w:r>
-    </w:p>
-    <w:p>
-      <w:pPr>
-        <w:spacing w:line="336" w:lineRule="auto" w:after="180"/>
-      </w:pPr>
-      <w:r>
-        <w:rPr>
-          <w:b w:val="0"/>
-        </w:rPr>
-        <w:t xml:space="preserve">Short practice: Which stage was initially wrong, and which stage was correctly operating on a wrong </w:t>
-      </w:r>
-      <w:r>
-        <w:rPr>
-          <w:b/>
-        </w:rPr>
-        <w:t>input</w:t>
-      </w:r>
-      <w:r>
-        <w:rPr>
-          <w:b w:val="0"/>
-        </w:rPr>
-        <w:t>?. Return to this week and explain what you changed.</w:t>
-      </w:r>
-    </w:p>
-    <w:p>
-      <w:pPr>
-        <w:spacing w:line="336" w:lineRule="auto" w:after="180"/>
-      </w:pPr>
-      <w:r>
-        <w:rPr>
-          <w:b w:val="0"/>
-        </w:rPr>
-        <w:t xml:space="preserve">Review Prompt Evaluation (ai-3/9). Goal: Explain the </w:t>
-      </w:r>
-      <w:r>
-        <w:rPr>
-          <w:b/>
-        </w:rPr>
-        <w:t>mechanism</w:t>
-      </w:r>
-      <w:r>
-        <w:rPr>
-          <w:b w:val="0"/>
-        </w:rPr>
-        <w:t xml:space="preserve"> and terminology of controlled prompt experiments. Short practice: Why is B’s selection defensible here without calling it universally superior?.</w:t>
-      </w:r>
-    </w:p>
-    <w:p>
-      <w:pPr>
-        <w:spacing w:line="336" w:lineRule="auto" w:after="180"/>
-      </w:pPr>
-      <w:r>
-        <w:rPr>
-          <w:b w:val="0"/>
-        </w:rPr>
-        <w:t>Return to this week and explain what you changed.</w:t>
-      </w:r>
-    </w:p>
-    <w:p>
-      <w:pPr>
-        <w:pStyle w:val="Heading3"/>
-      </w:pPr>
-      <w:r>
         <w:t>Keep your completed work</w:t>
       </w:r>
     </w:p>
     <w:p>
       <w:pPr>
-        <w:spacing w:line="336" w:lineRule="auto" w:after="180"/>
-      </w:pPr>
-      <w:r>
-        <w:rPr>
-          <w:b w:val="0"/>
-        </w:rPr>
-        <w:t xml:space="preserve">Use Download completed work in the hosted lesson to export your answers, reflections, practice feedback and code-run </w:t>
-      </w:r>
-      <w:r>
-        <w:rPr>
-          <w:b/>
-        </w:rPr>
-        <w:t>evidence</w:t>
-      </w:r>
-      <w:r>
-        <w:rPr>
-          <w:b w:val="0"/>
-        </w:rPr>
-        <w:t>. Open the HTML copy to read or print it.</w:t>
-      </w:r>
-    </w:p>
-    <w:p>
-      <w:pPr>
-        <w:spacing w:line="336" w:lineRule="auto" w:after="180"/>
-      </w:pPr>
-      <w:r>
-        <w:rPr>
-          <w:b w:val="0"/>
-        </w:rPr>
-        <w:t>Drafts stay in this browser when storage is available; clear drafts on a shared device.</w:t>
-      </w:r>
-    </w:p>
-    <w:p>
-      <w:pPr>
         <w:pStyle w:val="Heading1"/>
       </w:pPr>
       <w:r>
-        <w:t>18. Visual concept journey</w:t>
-      </w:r>
-    </w:p>
-    <w:p>
-      <w:r>
-        <w:t>Explain each Source Quality graphic using its labels, deciding evidence and relevant limitation.</w:t>
-      </w:r>
-    </w:p>
-    <w:p>
-      <w:pPr>
-        <w:pStyle w:val="Heading3"/>
+        <w:t>18. Reference: the six-picture journey</w:t>
+      </w:r>
+    </w:p>
+    <w:p>
+      <w:r>
+        <w:t>Revisit the picture that serves the current question; key diagrams already sit beside the main explanation.</w:t>
+      </w:r>
+    </w:p>
+    <w:p>
+      <w:pPr>
+        <w:pStyle w:val="Heading2"/>
       </w:pPr>
       <w:r>
         <w:t>01. Source Quality: the case</w:t>
@@ -6555,7 +7122,7 @@
         <w:drawing>
           <wp:inline xmlns:a="http://schemas.openxmlformats.org/drawingml/2006/main" xmlns:pic="http://schemas.openxmlformats.org/drawingml/2006/picture">
             <wp:extent cx="5486400" cy="3142488"/>
-            <wp:docPr id="22" name="Picture 22" descr="A fictional Study Buddy answers which room a club is authorised to use. Supplied facts: Signed notice A: Hall 1 from day 1. Signed amendment B references A and changes to Hall 3 effective day 8. An old copy of A is reuploaded on day 10. B remains the authoritative amendment. Queries concern day 6 and day 9."/>
+            <wp:docPr id="29" name="Picture 29" descr="A fictional Study Buddy answers which room a club is authorised to use. Supplied facts: Signed notice A: Hall 1 from day 1. Signed amendment B references A and changes to Hall 3 effective day 8. An old copy of A is reuploaded on day 10. B remains the authoritative amendment. Queries concern day 6 and day 9."/>
             <wp:cNvGraphicFramePr>
               <a:graphicFrameLocks noChangeAspect="1"/>
             </wp:cNvGraphicFramePr>
@@ -6567,7 +7134,7 @@
                     <pic:cNvPicPr/>
                   </pic:nvPicPr>
                   <pic:blipFill>
-                    <a:blip r:embed="rId29"/>
+                    <a:blip r:embed="rId32"/>
                     <a:stretch>
                       <a:fillRect/>
                     </a:stretch>
@@ -6611,7 +7178,6 @@
     <w:p>
       <w:pPr>
         <w:spacing w:line="336" w:lineRule="auto" w:after="180"/>
-        <w:shd w:fill="F5F1FB"/>
       </w:pPr>
       <w:r>
         <w:rPr>
@@ -6622,7 +7188,7 @@
     </w:p>
     <w:p>
       <w:pPr>
-        <w:pStyle w:val="Heading3"/>
+        <w:pStyle w:val="Heading2"/>
       </w:pPr>
       <w:r>
         <w:t>02. Follow the deciding steps</w:t>
@@ -6633,7 +7199,7 @@
         <w:drawing>
           <wp:inline xmlns:a="http://schemas.openxmlformats.org/drawingml/2006/main" xmlns:pic="http://schemas.openxmlformats.org/drawingml/2006/picture">
             <wp:extent cx="5486400" cy="4005072"/>
-            <wp:docPr id="23" name="Picture 23" descr="Check authority: B is a signed amendment to A, not an unrelated comment. → Day 6: Before effective day 8, authorised room is Hall 1. → Day 9: From day 8 onward, authorised room is Hall 3. → Ignore upload shortcut: Reuploading old A on day 10 does not revoke B."/>
+            <wp:docPr id="30" name="Picture 30" descr="Check authority: B is a signed amendment to A, not an unrelated comment. → Day 6: Before effective day 8, authorised room is Hall 1. → Day 9: From day 8 onward, authorised room is Hall 3. → Ignore upload shortcut: Reuploading old A on day 10 does not revoke B."/>
             <wp:cNvGraphicFramePr>
               <a:graphicFrameLocks noChangeAspect="1"/>
             </wp:cNvGraphicFramePr>
@@ -6645,7 +7211,7 @@
                     <pic:cNvPicPr/>
                   </pic:nvPicPr>
                   <pic:blipFill>
-                    <a:blip r:embed="rId30"/>
+                    <a:blip r:embed="rId17"/>
                     <a:stretch>
                       <a:fillRect/>
                     </a:stretch>
@@ -6690,7 +7256,6 @@
     <w:p>
       <w:pPr>
         <w:spacing w:line="336" w:lineRule="auto" w:after="180"/>
-        <w:shd w:fill="F5F1FB"/>
       </w:pPr>
       <w:r>
         <w:rPr>
@@ -6713,7 +7278,7 @@
     </w:p>
     <w:p>
       <w:pPr>
-        <w:pStyle w:val="Heading3"/>
+        <w:pStyle w:val="Heading2"/>
       </w:pPr>
       <w:r>
         <w:t>03. Conflicting and time-sensitive sources — evidence trace</w:t>
@@ -6724,7 +7289,7 @@
         <w:drawing>
           <wp:inline xmlns:a="http://schemas.openxmlformats.org/drawingml/2006/main" xmlns:pic="http://schemas.openxmlformats.org/drawingml/2006/picture">
             <wp:extent cx="5486400" cy="2996184"/>
-            <wp:docPr id="24" name="Picture 24" descr="Conflicting and time-sensitive sources — evidence trace. Notice N says room A from Monday. Signed amendment M references N and changes to B effective Wednesday. Query asks Tuesday, then Thursday. | For this toy task a signed amendment supersedes the referenced original from its effective time. Keep both records. A newer timestamp alone has no authority unless the policy grants it. | Tuesday uses A; Thursday uses B. The amendment effective time, not merely upload order, determines the change."/>
+            <wp:docPr id="31" name="Picture 31" descr="Conflicting and time-sensitive sources — evidence trace. Notice N says room A from Monday. Signed amendment M references N and changes to B effective Wednesday. Query asks Tuesday, then Thursday. | For this toy task a signed amendment supersedes the referenced original from its effective time. Keep both records. A newer timestamp alone has no authority unless the policy grants it. | Tuesday uses A; Thursday uses B. The amendment effective time, not merely upload order, determines the change."/>
             <wp:cNvGraphicFramePr>
               <a:graphicFrameLocks noChangeAspect="1"/>
             </wp:cNvGraphicFramePr>
@@ -6736,7 +7301,7 @@
                     <pic:cNvPicPr/>
                   </pic:nvPicPr>
                   <pic:blipFill>
-                    <a:blip r:embed="rId31"/>
+                    <a:blip r:embed="rId33"/>
                     <a:stretch>
                       <a:fillRect/>
                     </a:stretch>
@@ -6839,7 +7404,6 @@
     <w:p>
       <w:pPr>
         <w:spacing w:line="336" w:lineRule="auto" w:after="180"/>
-        <w:shd w:fill="F5F1FB"/>
       </w:pPr>
       <w:r>
         <w:rPr>
@@ -6850,7 +7414,7 @@
     </w:p>
     <w:p>
       <w:pPr>
-        <w:pStyle w:val="Heading3"/>
+        <w:pStyle w:val="Heading2"/>
       </w:pPr>
       <w:r>
         <w:t>04. Change one thing. Trace what follows.</w:t>
@@ -6861,7 +7425,7 @@
         <w:drawing>
           <wp:inline xmlns:a="http://schemas.openxmlformats.org/drawingml/2006/main" xmlns:pic="http://schemas.openxmlformats.org/drawingml/2006/picture">
             <wp:extent cx="5486400" cy="3026664"/>
-            <wp:docPr id="25" name="Picture 25" descr="Original case: Reuploading old A on day 10 does not revoke B. Changed condition: A signed amendment C explicitly revokes B effective day 12 and restores Hall 1. Expected result: Day 9 stays Hall 3; day 13 becomes Hall 1. Reason: The new authoritative change applies from its stated effective date, not retroactively."/>
+            <wp:docPr id="32" name="Picture 32" descr="Original case: Reuploading old A on day 10 does not revoke B. Changed condition: A signed amendment C explicitly revokes B effective day 12 and restores Hall 1. Expected result: Day 9 stays Hall 3; day 13 becomes Hall 1. Reason: The new authoritative change applies from its stated effective date, not retroactively."/>
             <wp:cNvGraphicFramePr>
               <a:graphicFrameLocks noChangeAspect="1"/>
             </wp:cNvGraphicFramePr>
@@ -6873,7 +7437,7 @@
                     <pic:cNvPicPr/>
                   </pic:nvPicPr>
                   <pic:blipFill>
-                    <a:blip r:embed="rId32"/>
+                    <a:blip r:embed="rId19"/>
                     <a:stretch>
                       <a:fillRect/>
                     </a:stretch>
@@ -6917,7 +7481,6 @@
     <w:p>
       <w:pPr>
         <w:spacing w:line="336" w:lineRule="auto" w:after="180"/>
-        <w:shd w:fill="F5F1FB"/>
       </w:pPr>
       <w:r>
         <w:rPr>
@@ -6928,7 +7491,7 @@
     </w:p>
     <w:p>
       <w:pPr>
-        <w:pStyle w:val="Heading3"/>
+        <w:pStyle w:val="Heading2"/>
       </w:pPr>
       <w:r>
         <w:t>05. Connect the explanation to its limit</w:t>
@@ -6939,7 +7502,7 @@
         <w:drawing>
           <wp:inline xmlns:a="http://schemas.openxmlformats.org/drawingml/2006/main" xmlns:pic="http://schemas.openxmlformats.org/drawingml/2006/picture">
             <wp:extent cx="5486400" cy="2834640"/>
-            <wp:docPr id="26" name="Picture 26" descr="A source’s upload time and the time its rule takes effect answer different questions. Preserve version relationships and the query’s intended date. The current authoritative chain gives a consistent answer to both queries. A later filename or timestamp alone cannot establish that an old record supersedes a signed amendment. Limit: Authority is declared in this fictional case; real conflicting sources may require the responsible owner’s review."/>
+            <wp:docPr id="33" name="Picture 33" descr="A source’s upload time and the time its rule takes effect answer different questions. Preserve version relationships and the query’s intended date. The current authoritative chain gives a consistent answer to both queries. A later filename or timestamp alone cannot establish that an old record supersedes a signed amendment. Limit: Authority is declared in this fictional case; real conflicting sources may require the responsible owner’s review."/>
             <wp:cNvGraphicFramePr>
               <a:graphicFrameLocks noChangeAspect="1"/>
             </wp:cNvGraphicFramePr>
@@ -6951,7 +7514,7 @@
                     <pic:cNvPicPr/>
                   </pic:nvPicPr>
                   <pic:blipFill>
-                    <a:blip r:embed="rId33"/>
+                    <a:blip r:embed="rId34"/>
                     <a:stretch>
                       <a:fillRect/>
                     </a:stretch>
@@ -7007,7 +7570,6 @@
     <w:p>
       <w:pPr>
         <w:spacing w:line="336" w:lineRule="auto" w:after="180"/>
-        <w:shd w:fill="F5F1FB"/>
       </w:pPr>
       <w:r>
         <w:rPr>
@@ -7018,7 +7580,7 @@
     </w:p>
     <w:p>
       <w:pPr>
-        <w:pStyle w:val="Heading3"/>
+        <w:pStyle w:val="Heading2"/>
       </w:pPr>
       <w:r>
         <w:t>06. Make the idea visible in your project</w:t>
@@ -7029,7 +7591,7 @@
         <w:drawing>
           <wp:inline xmlns:a="http://schemas.openxmlformats.org/drawingml/2006/main" xmlns:pic="http://schemas.openxmlformats.org/drawingml/2006/picture">
             <wp:extent cx="5486400" cy="3380232"/>
-            <wp:docPr id="27" name="Picture 27" descr="Store Study Buddy source identity, version, authority and effective date, especially for schedules or changing classroom rules. Draw your input, deciding step, result and limit. Supported question: Which source fields must be checked before answering day 9?"/>
+            <wp:docPr id="34" name="Picture 34" descr="Store Study Buddy source identity, version, authority and effective date, especially for schedules or changing classroom rules. Draw your input, deciding step, result and limit. Supported question: Which source fields must be checked before answering day 9?"/>
             <wp:cNvGraphicFramePr>
               <a:graphicFrameLocks noChangeAspect="1"/>
             </wp:cNvGraphicFramePr>
@@ -7041,7 +7603,7 @@
                     <pic:cNvPicPr/>
                   </pic:nvPicPr>
                   <pic:blipFill>
-                    <a:blip r:embed="rId34"/>
+                    <a:blip r:embed="rId35"/>
                     <a:stretch>
                       <a:fillRect/>
                     </a:stretch>
@@ -7063,7 +7625,6 @@
     <w:p>
       <w:pPr>
         <w:spacing w:line="336" w:lineRule="auto" w:after="180"/>
-        <w:shd w:fill="F5F1FB"/>
       </w:pPr>
       <w:r>
         <w:rPr>
@@ -7099,7 +7660,6 @@
     <w:p>
       <w:pPr>
         <w:spacing w:line="336" w:lineRule="auto" w:after="180"/>
-        <w:shd w:fill="F5F1FB"/>
       </w:pPr>
       <w:r>
         <w:rPr>
@@ -7111,7 +7671,6 @@
     <w:p>
       <w:pPr>
         <w:spacing w:line="336" w:lineRule="auto" w:after="180"/>
-        <w:shd w:fill="F5F1FB"/>
       </w:pPr>
       <w:r>
         <w:rPr>
@@ -7130,6 +7689,62 @@
           <w:b w:val="0"/>
         </w:rPr>
         <w:t>.</w:t>
+      </w:r>
+    </w:p>
+    <w:p>
+      <w:pPr>
+        <w:pStyle w:val="Heading2"/>
+      </w:pPr>
+      <w:r>
+        <w:t>Earlier wording, alternatives and picture transcripts · reference / check after trying</w:t>
+      </w:r>
+    </w:p>
+    <w:p>
+      <w:pPr>
+        <w:pStyle w:val="Heading3"/>
+      </w:pPr>
+      <w:r>
+        <w:t>01. Source Quality: the case</w:t>
+      </w:r>
+    </w:p>
+    <w:p>
+      <w:pPr>
+        <w:pStyle w:val="Heading3"/>
+      </w:pPr>
+      <w:r>
+        <w:t>02. Follow the deciding steps</w:t>
+      </w:r>
+    </w:p>
+    <w:p>
+      <w:pPr>
+        <w:pStyle w:val="Heading3"/>
+      </w:pPr>
+      <w:r>
+        <w:t>03. Conflicting and time-sensitive sources — evidence trace</w:t>
+      </w:r>
+    </w:p>
+    <w:p>
+      <w:pPr>
+        <w:pStyle w:val="Heading3"/>
+      </w:pPr>
+      <w:r>
+        <w:t>04. Change one thing. Trace what follows.</w:t>
+      </w:r>
+    </w:p>
+    <w:p>
+      <w:pPr>
+        <w:pStyle w:val="Heading3"/>
+      </w:pPr>
+      <w:r>
+        <w:t>05. Connect the explanation to its limit</w:t>
+      </w:r>
+    </w:p>
+    <w:p>
+      <w:pPr>
+        <w:pStyle w:val="Heading3"/>
+      </w:pPr>
+      <w:r>
+        <w:t>06. Make the idea visible in your project</w:t>
       </w:r>
     </w:p>
     <w:sectPr>
